--- a/ПВО_от_комаров_руководство.docx
+++ b/ПВО_от_комаров_руководство.docx
@@ -1500,7 +1500,7 @@
                 <w:sz w:val="20"/>
                 <w:szCs w:val="20"/>
               </w:rPr>
-              <w:t xml:space="preserve">pvo.ino</w:t>
+              <w:t xml:space="preserve">pvo_a_simple/pvo_a_simple.ino</w:t>
             </w:r>
           </w:p>
         </w:tc>
@@ -1523,7 +1523,7 @@
                 <w:sz w:val="20"/>
                 <w:szCs w:val="20"/>
               </w:rPr>
-              <w:t xml:space="preserve">скетч варианта A (Uno/Nano): патруль, захват, сопровождение, режим SLAVE</w:t>
+              <w:t xml:space="preserve">вариант A, минимальная учебная прошивка: только автономная логика</w:t>
             </w:r>
           </w:p>
         </w:tc>
@@ -1549,7 +1549,7 @@
                 <w:sz w:val="20"/>
                 <w:szCs w:val="20"/>
               </w:rPr>
-              <w:t xml:space="preserve">pvo_esp32/pvo_esp32.ino</w:t>
+              <w:t xml:space="preserve">pvo.ino</w:t>
             </w:r>
           </w:p>
         </w:tc>
@@ -1572,7 +1572,7 @@
                 <w:sz w:val="20"/>
                 <w:szCs w:val="20"/>
               </w:rPr>
-              <w:t xml:space="preserve">скетч варианта B (ESP32): парсер радара, pan-tilt наведение</w:t>
+              <w:t xml:space="preserve">полная прошивка Uno/Nano (варианты A и C): автономия + SLAVE + протокол настройки для GUI</w:t>
             </w:r>
           </w:p>
         </w:tc>
@@ -1598,7 +1598,7 @@
                 <w:sz w:val="20"/>
                 <w:szCs w:val="20"/>
               </w:rPr>
-              <w:t xml:space="preserve">pvo_vision.py</w:t>
+              <w:t xml:space="preserve">pvo_esp32/pvo_esp32.ino</w:t>
             </w:r>
           </w:p>
         </w:tc>
@@ -1621,7 +1621,7 @@
                 <w:sz w:val="20"/>
                 <w:szCs w:val="20"/>
               </w:rPr>
-              <w:t xml:space="preserve">вариант C: компьютерное зрение на Raspberry Pi, отправка целеуказания</w:t>
+              <w:t xml:space="preserve">вариант B (ESP32): парсер радара, pan-tilt, сервисная консоль, протокол настройки</w:t>
             </w:r>
           </w:p>
         </w:tc>
@@ -1647,7 +1647,7 @@
                 <w:sz w:val="20"/>
                 <w:szCs w:val="20"/>
               </w:rPr>
-              <w:t xml:space="preserve">README.md</w:t>
+              <w:t xml:space="preserve">pvo_vision.py</w:t>
             </w:r>
           </w:p>
         </w:tc>
@@ -1670,7 +1670,7 @@
                 <w:sz w:val="20"/>
                 <w:szCs w:val="20"/>
               </w:rPr>
-              <w:t xml:space="preserve">краткая шпаргалка по варианту A</w:t>
+              <w:t xml:space="preserve">вариант C: компьютерное зрение на Raspberry Pi, отправка целеуказания</w:t>
             </w:r>
           </w:p>
         </w:tc>
@@ -1696,6 +1696,202 @@
                 <w:sz w:val="20"/>
                 <w:szCs w:val="20"/>
               </w:rPr>
+              <w:t xml:space="preserve">pvo_gui.py</w:t>
+            </w:r>
+          </w:p>
+        </w:tc>
+        <w:tc>
+          <w:tcPr>
+            <w:tcW w:type="dxa" w:w="6550"/>
+            <w:tcMar>
+              <w:top w:type="dxa" w:w="60"/>
+              <w:left w:type="dxa" w:w="100"/>
+              <w:bottom w:type="dxa" w:w="60"/>
+              <w:right w:type="dxa" w:w="100"/>
+            </w:tcMar>
+          </w:tcPr>
+          <w:p>
+            <w:pPr>
+              <w:spacing w:line="252" w:lineRule="auto"/>
+            </w:pPr>
+            <w:r>
+              <w:rPr>
+                <w:sz w:val="20"/>
+                <w:szCs w:val="20"/>
+              </w:rPr>
+              <w:t xml:space="preserve">«Пульт ПВО» — GUI-приложение для Windows/macOS: настройка, управление, радарный экран (глава 9)</w:t>
+            </w:r>
+          </w:p>
+        </w:tc>
+      </w:tr>
+      <w:tr>
+        <w:tc>
+          <w:tcPr>
+            <w:tcW w:type="dxa" w:w="3200"/>
+            <w:tcMar>
+              <w:top w:type="dxa" w:w="60"/>
+              <w:left w:type="dxa" w:w="100"/>
+              <w:bottom w:type="dxa" w:w="60"/>
+              <w:right w:type="dxa" w:w="100"/>
+            </w:tcMar>
+          </w:tcPr>
+          <w:p>
+            <w:pPr>
+              <w:spacing w:line="252" w:lineRule="auto"/>
+            </w:pPr>
+            <w:r>
+              <w:rPr>
+                <w:rFonts w:ascii="Consolas" w:cs="Consolas" w:eastAsia="Consolas" w:hAnsi="Consolas"/>
+                <w:sz w:val="20"/>
+                <w:szCs w:val="20"/>
+              </w:rPr>
+              <w:t xml:space="preserve">Сборка_вариант_A/B/C.docx</w:t>
+            </w:r>
+          </w:p>
+        </w:tc>
+        <w:tc>
+          <w:tcPr>
+            <w:tcW w:type="dxa" w:w="6550"/>
+            <w:tcMar>
+              <w:top w:type="dxa" w:w="60"/>
+              <w:left w:type="dxa" w:w="100"/>
+              <w:bottom w:type="dxa" w:w="60"/>
+              <w:right w:type="dxa" w:w="100"/>
+            </w:tcMar>
+          </w:tcPr>
+          <w:p>
+            <w:pPr>
+              <w:spacing w:line="252" w:lineRule="auto"/>
+            </w:pPr>
+            <w:r>
+              <w:rPr>
+                <w:sz w:val="20"/>
+                <w:szCs w:val="20"/>
+              </w:rPr>
+              <w:t xml:space="preserve">отдельные руководства по сборке каждого варианта со схемами и заменами</w:t>
+            </w:r>
+          </w:p>
+        </w:tc>
+      </w:tr>
+      <w:tr>
+        <w:tc>
+          <w:tcPr>
+            <w:tcW w:type="dxa" w:w="3200"/>
+            <w:tcMar>
+              <w:top w:type="dxa" w:w="60"/>
+              <w:left w:type="dxa" w:w="100"/>
+              <w:bottom w:type="dxa" w:w="60"/>
+              <w:right w:type="dxa" w:w="100"/>
+            </w:tcMar>
+          </w:tcPr>
+          <w:p>
+            <w:pPr>
+              <w:spacing w:line="252" w:lineRule="auto"/>
+            </w:pPr>
+            <w:r>
+              <w:rPr>
+                <w:rFonts w:ascii="Consolas" w:cs="Consolas" w:eastAsia="Consolas" w:hAnsi="Consolas"/>
+                <w:sz w:val="20"/>
+                <w:szCs w:val="20"/>
+              </w:rPr>
+              <w:t xml:space="preserve">ПВО_список_покупок.xlsx</w:t>
+            </w:r>
+          </w:p>
+        </w:tc>
+        <w:tc>
+          <w:tcPr>
+            <w:tcW w:type="dxa" w:w="6550"/>
+            <w:tcMar>
+              <w:top w:type="dxa" w:w="60"/>
+              <w:left w:type="dxa" w:w="100"/>
+              <w:bottom w:type="dxa" w:w="60"/>
+              <w:right w:type="dxa" w:w="100"/>
+            </w:tcMar>
+          </w:tcPr>
+          <w:p>
+            <w:pPr>
+              <w:spacing w:line="252" w:lineRule="auto"/>
+            </w:pPr>
+            <w:r>
+              <w:rPr>
+                <w:sz w:val="20"/>
+                <w:szCs w:val="20"/>
+              </w:rPr>
+              <w:t xml:space="preserve">чеклист закупки с итогами по конфигурациям</w:t>
+            </w:r>
+          </w:p>
+        </w:tc>
+      </w:tr>
+      <w:tr>
+        <w:tc>
+          <w:tcPr>
+            <w:tcW w:type="dxa" w:w="3200"/>
+            <w:tcMar>
+              <w:top w:type="dxa" w:w="60"/>
+              <w:left w:type="dxa" w:w="100"/>
+              <w:bottom w:type="dxa" w:w="60"/>
+              <w:right w:type="dxa" w:w="100"/>
+            </w:tcMar>
+          </w:tcPr>
+          <w:p>
+            <w:pPr>
+              <w:spacing w:line="252" w:lineRule="auto"/>
+            </w:pPr>
+            <w:r>
+              <w:rPr>
+                <w:rFonts w:ascii="Consolas" w:cs="Consolas" w:eastAsia="Consolas" w:hAnsi="Consolas"/>
+                <w:sz w:val="20"/>
+                <w:szCs w:val="20"/>
+              </w:rPr>
+              <w:t xml:space="preserve">README.md</w:t>
+            </w:r>
+          </w:p>
+        </w:tc>
+        <w:tc>
+          <w:tcPr>
+            <w:tcW w:type="dxa" w:w="6550"/>
+            <w:tcMar>
+              <w:top w:type="dxa" w:w="60"/>
+              <w:left w:type="dxa" w:w="100"/>
+              <w:bottom w:type="dxa" w:w="60"/>
+              <w:right w:type="dxa" w:w="100"/>
+            </w:tcMar>
+          </w:tcPr>
+          <w:p>
+            <w:pPr>
+              <w:spacing w:line="252" w:lineRule="auto"/>
+            </w:pPr>
+            <w:r>
+              <w:rPr>
+                <w:sz w:val="20"/>
+                <w:szCs w:val="20"/>
+              </w:rPr>
+              <w:t xml:space="preserve">карта проекта: какой файл к какому варианту</w:t>
+            </w:r>
+          </w:p>
+        </w:tc>
+      </w:tr>
+      <w:tr>
+        <w:tc>
+          <w:tcPr>
+            <w:tcW w:type="dxa" w:w="3200"/>
+            <w:tcMar>
+              <w:top w:type="dxa" w:w="60"/>
+              <w:left w:type="dxa" w:w="100"/>
+              <w:bottom w:type="dxa" w:w="60"/>
+              <w:right w:type="dxa" w:w="100"/>
+            </w:tcMar>
+          </w:tcPr>
+          <w:p>
+            <w:pPr>
+              <w:spacing w:line="252" w:lineRule="auto"/>
+            </w:pPr>
+            <w:r>
+              <w:rPr>
+                <w:rFonts w:ascii="Consolas" w:cs="Consolas" w:eastAsia="Consolas" w:hAnsi="Consolas"/>
+                <w:sz w:val="20"/>
+                <w:szCs w:val="20"/>
+              </w:rPr>
               <w:t xml:space="preserve">Руководство (этот документ)</w:t>
             </w:r>
           </w:p>
@@ -1719,7 +1915,7 @@
                 <w:sz w:val="20"/>
                 <w:szCs w:val="20"/>
               </w:rPr>
-              <w:t xml:space="preserve">полная методология, установка, настройка всех вариантов</w:t>
+              <w:t xml:space="preserve">полная методология, установка, настройка и эксплуатация</w:t>
             </w:r>
           </w:p>
         </w:tc>
@@ -4327,9 +4523,60 @@
         <w:jc w:val="both"/>
       </w:pPr>
       <w:r>
-        <w:t xml:space="preserve">Все параметры собраны в начале скетча. После изменения любого из них сохраните файл и прошейте плату заново. Ниже — назначение, допустимые значения, примеры и рекомендации по каждому.</w:t>
-      </w:r>
-    </w:p>
+        <w:t xml:space="preserve">Каждый параметр можно поменять двумя способами: в начале скетча (и перепрошить) или НА ЛЕТУ — командой S по последовательному порту либо из GUI-приложения «Пульт ПВО» (глава 9): S ИМЯ ЗНАЧЕНИЕ, например S DETECT 80. Команда W записывает текущие значения в EEPROM — они переживут выключение; D возвращает заводские (в ОЗУ). В заголовке каждого блока ниже указано протокольное ИМЯ параметра.</w:t>
+      </w:r>
+    </w:p>
+    <w:tbl>
+      <w:tblPr>
+        <w:tblW w:type="auto" w:w="100"/>
+        <w:tblBorders>
+          <w:top w:val="single" w:color="auto" w:sz="4"/>
+          <w:left w:val="single" w:color="auto" w:sz="4"/>
+          <w:bottom w:val="single" w:color="auto" w:sz="4"/>
+          <w:right w:val="single" w:color="auto" w:sz="4"/>
+          <w:insideH w:val="single" w:color="auto" w:sz="4"/>
+          <w:insideV w:val="single" w:color="auto" w:sz="4"/>
+        </w:tblBorders>
+      </w:tblPr>
+      <w:tblGrid>
+        <w:gridCol w:w="9750"/>
+      </w:tblGrid>
+      <w:tr>
+        <w:tc>
+          <w:tcPr>
+            <w:tcW w:type="dxa" w:w="9750"/>
+            <w:tcBorders>
+              <w:top w:val="single" w:color="3E7CB1" w:sz="6"/>
+              <w:left w:val="single" w:color="3E7CB1" w:sz="6"/>
+              <w:bottom w:val="single" w:color="3E7CB1" w:sz="6"/>
+              <w:right w:val="single" w:color="3E7CB1" w:sz="6"/>
+            </w:tcBorders>
+            <w:shd w:fill="D6E9F8" w:val="clear"/>
+            <w:tcMar>
+              <w:top w:type="dxa" w:w="120"/>
+              <w:left w:type="dxa" w:w="160"/>
+              <w:bottom w:type="dxa" w:w="120"/>
+              <w:right w:type="dxa" w:w="160"/>
+            </w:tcMar>
+          </w:tcPr>
+          <w:p>
+            <w:pPr>
+              <w:spacing w:line="264" w:lineRule="auto"/>
+            </w:pPr>
+            <w:r>
+              <w:rPr>
+                <w:b/>
+                <w:bCs/>
+              </w:rPr>
+              <w:t xml:space="preserve">Самотест и самодиагностика. </w:t>
+            </w:r>
+            <w:r>
+              <w:t xml:space="preserve">При старте прошивка прогоняет серво, дважды мигает лазером и делает 10 контрольных замеров датчика с отчётом; в работе следит за датчиком (тревога «датчик молчит», снимается сама при появлении эха) и считает загрузки в EEPROM — растущий сам по себе счётчик означает проблемы питания. Захват дополнительно подтверждается медианой из трёх замеров — одиночный выброс эха турель не обманет.</w:t>
+            </w:r>
+          </w:p>
+        </w:tc>
+      </w:tr>
+    </w:tbl>
     <w:p>
       <w:pPr>
         <w:pStyle w:val="Heading3"/>
@@ -4970,7 +5217,7 @@
           <w:sz w:val="22"/>
           <w:szCs w:val="22"/>
         </w:rPr>
-        <w:t xml:space="preserve">RADAR_GUI</w:t>
+        <w:t xml:space="preserve">RADAR_GUI  ·  только прошивкой</w:t>
       </w:r>
       <w:r>
         <w:rPr>
@@ -5096,7 +5343,7 @@
           <w:sz w:val="22"/>
           <w:szCs w:val="22"/>
         </w:rPr>
-        <w:t xml:space="preserve">SWEEP_MIN / SWEEP_MAX</w:t>
+        <w:t xml:space="preserve">SWEEP_MIN / SWEEP_MAX  ·  S SWMIN / S SWMAX</w:t>
       </w:r>
       <w:r>
         <w:rPr>
@@ -5242,7 +5489,7 @@
           <w:sz w:val="22"/>
           <w:szCs w:val="22"/>
         </w:rPr>
-        <w:t xml:space="preserve">DETECT_DIST_CM</w:t>
+        <w:t xml:space="preserve">DETECT_DIST_CM  ·  S DETECT</w:t>
       </w:r>
       <w:r>
         <w:rPr>
@@ -5388,7 +5635,7 @@
           <w:sz w:val="22"/>
           <w:szCs w:val="22"/>
         </w:rPr>
-        <w:t xml:space="preserve">LOST_DIST_CM</w:t>
+        <w:t xml:space="preserve">LOST_DIST_CM  ·  S LOST</w:t>
       </w:r>
       <w:r>
         <w:rPr>
@@ -5514,7 +5761,7 @@
           <w:sz w:val="22"/>
           <w:szCs w:val="22"/>
         </w:rPr>
-        <w:t xml:space="preserve">CONFIRM_PINGS</w:t>
+        <w:t xml:space="preserve">MIN_VALID_CM  ·  S MINVALID</w:t>
       </w:r>
       <w:r>
         <w:rPr>
@@ -5549,7 +5796,7 @@
         <w:t xml:space="preserve">Что делает. </w:t>
       </w:r>
       <w:r>
-        <w:t xml:space="preserve">Сколько последовательных замеров подряд должны показать цель, чтобы произошёл захват. Защита от одиночных выбросов ультразвука (шторы, углы, эхо).</w:t>
+        <w:t xml:space="preserve">Нижняя граница валидной дистанции: всё, что ближе, считается помехой (наводка, «звон» датчика, мёртвая зона). Ключевой параметр при замене датчика.</w:t>
       </w:r>
     </w:p>
     <w:p>
@@ -5565,7 +5812,7 @@
         <w:t xml:space="preserve">Диапазон. </w:t>
       </w:r>
       <w:r>
-        <w:t xml:space="preserve">1–10.</w:t>
+        <w:t xml:space="preserve">1–50 см.</w:t>
       </w:r>
     </w:p>
     <w:p>
@@ -5585,7 +5832,7 @@
         <w:t xml:space="preserve">Пример: </w:t>
       </w:r>
       <w:r>
-        <w:t xml:space="preserve">1 — мгновенный, но нервный захват всего подряд: годится только для чистого помещения;</w:t>
+        <w:t xml:space="preserve">HC-SR04/HC-SR04P/US-015 — 3 (по умолчанию);</w:t>
       </w:r>
     </w:p>
     <w:p>
@@ -5605,7 +5852,93 @@
         <w:t xml:space="preserve">Пример: </w:t>
       </w:r>
       <w:r>
-        <w:t xml:space="preserve">3 — базовый компромисс (задержка захвата ~90 мс);</w:t>
+        <w:t xml:space="preserve">JSN-SR04T (влагозащищённый) — 25: у него мёртвая зона ~20–25 см, без этого будут фантомные цели «в упор».</w:t>
+      </w:r>
+    </w:p>
+    <w:p>
+      <w:pPr>
+        <w:spacing w:after="120" w:line="276" w:lineRule="auto"/>
+        <w:jc w:val="both"/>
+      </w:pPr>
+      <w:r>
+        <w:rPr>
+          <w:b/>
+          <w:bCs/>
+        </w:rPr>
+        <w:t xml:space="preserve">Рекомендации. </w:t>
+      </w:r>
+      <w:r>
+        <w:t xml:space="preserve">Симптом неверной настройки: захваты «в никуда» вплотную к турели. Вместе с заменой датчика на дальнобойный поднимите и таймаут PULSE_TIMEOUT_US в скетче (JSN-SR04T: 30000).</w:t>
+      </w:r>
+    </w:p>
+    <w:p>
+      <w:pPr>
+        <w:pBdr>
+          <w:bottom w:val="single" w:color="9FB6B8" w:sz="4"/>
+        </w:pBdr>
+        <w:spacing w:after="60" w:before="220"/>
+      </w:pPr>
+      <w:r>
+        <w:rPr>
+          <w:rFonts w:ascii="Consolas" w:cs="Consolas" w:eastAsia="Consolas" w:hAnsi="Consolas"/>
+          <w:b/>
+          <w:bCs/>
+          <w:color w:val="00575C"/>
+          <w:sz w:val="22"/>
+          <w:szCs w:val="22"/>
+        </w:rPr>
+        <w:t xml:space="preserve">CONFIRM_PINGS  ·  S CONFIRM</w:t>
+      </w:r>
+      <w:r>
+        <w:rPr>
+          <w:color w:val="666666"/>
+          <w:sz w:val="19"/>
+          <w:szCs w:val="19"/>
+        </w:rPr>
+        <w:t xml:space="preserve">      по умолчанию: </w:t>
+      </w:r>
+      <w:r>
+        <w:rPr>
+          <w:rFonts w:ascii="Consolas" w:cs="Consolas" w:eastAsia="Consolas" w:hAnsi="Consolas"/>
+          <w:b/>
+          <w:bCs/>
+          <w:color w:val="333333"/>
+          <w:sz w:val="20"/>
+          <w:szCs w:val="20"/>
+        </w:rPr>
+        <w:t xml:space="preserve">3</w:t>
+      </w:r>
+    </w:p>
+    <w:p>
+      <w:pPr>
+        <w:spacing w:after="120" w:line="276" w:lineRule="auto"/>
+        <w:jc w:val="both"/>
+      </w:pPr>
+      <w:r>
+        <w:rPr>
+          <w:b/>
+          <w:bCs/>
+        </w:rPr>
+        <w:t xml:space="preserve">Что делает. </w:t>
+      </w:r>
+      <w:r>
+        <w:t xml:space="preserve">Сколько последовательных замеров подряд должны показать цель, чтобы произошёл захват. Защита от одиночных выбросов ультразвука (шторы, углы, эхо).</w:t>
+      </w:r>
+    </w:p>
+    <w:p>
+      <w:pPr>
+        <w:spacing w:after="120" w:line="276" w:lineRule="auto"/>
+        <w:jc w:val="both"/>
+      </w:pPr>
+      <w:r>
+        <w:rPr>
+          <w:b/>
+          <w:bCs/>
+        </w:rPr>
+        <w:t xml:space="preserve">Диапазон. </w:t>
+      </w:r>
+      <w:r>
+        <w:t xml:space="preserve">1–10.</w:t>
       </w:r>
     </w:p>
     <w:p>
@@ -5625,93 +5958,7 @@
         <w:t xml:space="preserve">Пример: </w:t>
       </w:r>
       <w:r>
-        <w:t xml:space="preserve">5–6 — если рядом мягкая мебель и шторы, дающие ложные эхо.</w:t>
-      </w:r>
-    </w:p>
-    <w:p>
-      <w:pPr>
-        <w:spacing w:after="120" w:line="276" w:lineRule="auto"/>
-        <w:jc w:val="both"/>
-      </w:pPr>
-      <w:r>
-        <w:rPr>
-          <w:b/>
-          <w:bCs/>
-        </w:rPr>
-        <w:t xml:space="preserve">Рекомендации. </w:t>
-      </w:r>
-      <w:r>
-        <w:t xml:space="preserve">Каждая единица добавляет STEP_MS (30 мс) к времени реакции. Симптом занижения — «фантомные» захваты; завышения — турель проскакивает быструю цель, не успев подтвердить.</w:t>
-      </w:r>
-    </w:p>
-    <w:p>
-      <w:pPr>
-        <w:pBdr>
-          <w:bottom w:val="single" w:color="9FB6B8" w:sz="4"/>
-        </w:pBdr>
-        <w:spacing w:after="60" w:before="220"/>
-      </w:pPr>
-      <w:r>
-        <w:rPr>
-          <w:rFonts w:ascii="Consolas" w:cs="Consolas" w:eastAsia="Consolas" w:hAnsi="Consolas"/>
-          <w:b/>
-          <w:bCs/>
-          <w:color w:val="00575C"/>
-          <w:sz w:val="22"/>
-          <w:szCs w:val="22"/>
-        </w:rPr>
-        <w:t xml:space="preserve">LOST_PINGS</w:t>
-      </w:r>
-      <w:r>
-        <w:rPr>
-          <w:color w:val="666666"/>
-          <w:sz w:val="19"/>
-          <w:szCs w:val="19"/>
-        </w:rPr>
-        <w:t xml:space="preserve">      по умолчанию: </w:t>
-      </w:r>
-      <w:r>
-        <w:rPr>
-          <w:rFonts w:ascii="Consolas" w:cs="Consolas" w:eastAsia="Consolas" w:hAnsi="Consolas"/>
-          <w:b/>
-          <w:bCs/>
-          <w:color w:val="333333"/>
-          <w:sz w:val="20"/>
-          <w:szCs w:val="20"/>
-        </w:rPr>
-        <w:t xml:space="preserve">12</w:t>
-      </w:r>
-    </w:p>
-    <w:p>
-      <w:pPr>
-        <w:spacing w:after="120" w:line="276" w:lineRule="auto"/>
-        <w:jc w:val="both"/>
-      </w:pPr>
-      <w:r>
-        <w:rPr>
-          <w:b/>
-          <w:bCs/>
-        </w:rPr>
-        <w:t xml:space="preserve">Что делает. </w:t>
-      </w:r>
-      <w:r>
-        <w:t xml:space="preserve">Сколько последовательных «пустых» замеров переводят турель из сопровождения обратно в патруль.</w:t>
-      </w:r>
-    </w:p>
-    <w:p>
-      <w:pPr>
-        <w:spacing w:after="120" w:line="276" w:lineRule="auto"/>
-        <w:jc w:val="both"/>
-      </w:pPr>
-      <w:r>
-        <w:rPr>
-          <w:b/>
-          <w:bCs/>
-        </w:rPr>
-        <w:t xml:space="preserve">Диапазон. </w:t>
-      </w:r>
-      <w:r>
-        <w:t xml:space="preserve">3–30.</w:t>
+        <w:t xml:space="preserve">1 — мгновенный, но нервный захват всего подряд: годится только для чистого помещения;</w:t>
       </w:r>
     </w:p>
     <w:p>
@@ -5731,7 +5978,7 @@
         <w:t xml:space="preserve">Пример: </w:t>
       </w:r>
       <w:r>
-        <w:t xml:space="preserve">12 (≈360 мс) — базово: цель, мелькнувшая мимо микро-скана, не срывает захват;</w:t>
+        <w:t xml:space="preserve">3 — базовый компромисс (задержка захвата ~90 мс);</w:t>
       </w:r>
     </w:p>
     <w:p>
@@ -5751,7 +5998,93 @@
         <w:t xml:space="preserve">Пример: </w:t>
       </w:r>
       <w:r>
-        <w:t xml:space="preserve">6 — быстрый сброс для динамичных игр с котом;</w:t>
+        <w:t xml:space="preserve">5–6 — если рядом мягкая мебель и шторы, дающие ложные эхо.</w:t>
+      </w:r>
+    </w:p>
+    <w:p>
+      <w:pPr>
+        <w:spacing w:after="120" w:line="276" w:lineRule="auto"/>
+        <w:jc w:val="both"/>
+      </w:pPr>
+      <w:r>
+        <w:rPr>
+          <w:b/>
+          <w:bCs/>
+        </w:rPr>
+        <w:t xml:space="preserve">Рекомендации. </w:t>
+      </w:r>
+      <w:r>
+        <w:t xml:space="preserve">Каждая единица добавляет STEP_MS (30 мс) к времени реакции. Симптом занижения — «фантомные» захваты; завышения — турель проскакивает быструю цель, не успев подтвердить.</w:t>
+      </w:r>
+    </w:p>
+    <w:p>
+      <w:pPr>
+        <w:pBdr>
+          <w:bottom w:val="single" w:color="9FB6B8" w:sz="4"/>
+        </w:pBdr>
+        <w:spacing w:after="60" w:before="220"/>
+      </w:pPr>
+      <w:r>
+        <w:rPr>
+          <w:rFonts w:ascii="Consolas" w:cs="Consolas" w:eastAsia="Consolas" w:hAnsi="Consolas"/>
+          <w:b/>
+          <w:bCs/>
+          <w:color w:val="00575C"/>
+          <w:sz w:val="22"/>
+          <w:szCs w:val="22"/>
+        </w:rPr>
+        <w:t xml:space="preserve">LOST_PINGS  ·  S LOSTP</w:t>
+      </w:r>
+      <w:r>
+        <w:rPr>
+          <w:color w:val="666666"/>
+          <w:sz w:val="19"/>
+          <w:szCs w:val="19"/>
+        </w:rPr>
+        <w:t xml:space="preserve">      по умолчанию: </w:t>
+      </w:r>
+      <w:r>
+        <w:rPr>
+          <w:rFonts w:ascii="Consolas" w:cs="Consolas" w:eastAsia="Consolas" w:hAnsi="Consolas"/>
+          <w:b/>
+          <w:bCs/>
+          <w:color w:val="333333"/>
+          <w:sz w:val="20"/>
+          <w:szCs w:val="20"/>
+        </w:rPr>
+        <w:t xml:space="preserve">12</w:t>
+      </w:r>
+    </w:p>
+    <w:p>
+      <w:pPr>
+        <w:spacing w:after="120" w:line="276" w:lineRule="auto"/>
+        <w:jc w:val="both"/>
+      </w:pPr>
+      <w:r>
+        <w:rPr>
+          <w:b/>
+          <w:bCs/>
+        </w:rPr>
+        <w:t xml:space="preserve">Что делает. </w:t>
+      </w:r>
+      <w:r>
+        <w:t xml:space="preserve">Сколько последовательных «пустых» замеров переводят турель из сопровождения обратно в патруль.</w:t>
+      </w:r>
+    </w:p>
+    <w:p>
+      <w:pPr>
+        <w:spacing w:after="120" w:line="276" w:lineRule="auto"/>
+        <w:jc w:val="both"/>
+      </w:pPr>
+      <w:r>
+        <w:rPr>
+          <w:b/>
+          <w:bCs/>
+        </w:rPr>
+        <w:t xml:space="preserve">Диапазон. </w:t>
+      </w:r>
+      <w:r>
+        <w:t xml:space="preserve">3–30.</w:t>
       </w:r>
     </w:p>
     <w:p>
@@ -5771,93 +6104,7 @@
         <w:t xml:space="preserve">Пример: </w:t>
       </w:r>
       <w:r>
-        <w:t xml:space="preserve">20–25 — «упорное» удержание, если цель часто на миг пропадает (узкая цель, косые ракурсы).</w:t>
-      </w:r>
-    </w:p>
-    <w:p>
-      <w:pPr>
-        <w:spacing w:after="120" w:line="276" w:lineRule="auto"/>
-        <w:jc w:val="both"/>
-      </w:pPr>
-      <w:r>
-        <w:rPr>
-          <w:b/>
-          <w:bCs/>
-        </w:rPr>
-        <w:t xml:space="preserve">Рекомендации. </w:t>
-      </w:r>
-      <w:r>
-        <w:t xml:space="preserve">Слишком маленькое значение рвёт сопровождение при каждом качании микро-скана мимо узкой цели; слишком большое — турель долго «пялится в пустоту» после ухода цели, задерживая возврат к патрулю.</w:t>
-      </w:r>
-    </w:p>
-    <w:p>
-      <w:pPr>
-        <w:pBdr>
-          <w:bottom w:val="single" w:color="9FB6B8" w:sz="4"/>
-        </w:pBdr>
-        <w:spacing w:after="60" w:before="220"/>
-      </w:pPr>
-      <w:r>
-        <w:rPr>
-          <w:rFonts w:ascii="Consolas" w:cs="Consolas" w:eastAsia="Consolas" w:hAnsi="Consolas"/>
-          <w:b/>
-          <w:bCs/>
-          <w:color w:val="00575C"/>
-          <w:sz w:val="22"/>
-          <w:szCs w:val="22"/>
-        </w:rPr>
-        <w:t xml:space="preserve">TRACK_WOBBLE</w:t>
-      </w:r>
-      <w:r>
-        <w:rPr>
-          <w:color w:val="666666"/>
-          <w:sz w:val="19"/>
-          <w:szCs w:val="19"/>
-        </w:rPr>
-        <w:t xml:space="preserve">      по умолчанию: </w:t>
-      </w:r>
-      <w:r>
-        <w:rPr>
-          <w:rFonts w:ascii="Consolas" w:cs="Consolas" w:eastAsia="Consolas" w:hAnsi="Consolas"/>
-          <w:b/>
-          <w:bCs/>
-          <w:color w:val="333333"/>
-          <w:sz w:val="20"/>
-          <w:szCs w:val="20"/>
-        </w:rPr>
-        <w:t xml:space="preserve">5</w:t>
-      </w:r>
-    </w:p>
-    <w:p>
-      <w:pPr>
-        <w:spacing w:after="120" w:line="276" w:lineRule="auto"/>
-        <w:jc w:val="both"/>
-      </w:pPr>
-      <w:r>
-        <w:rPr>
-          <w:b/>
-          <w:bCs/>
-        </w:rPr>
-        <w:t xml:space="preserve">Что делает. </w:t>
-      </w:r>
-      <w:r>
-        <w:t xml:space="preserve">Амплитуда микро-сканирования в сопровождении, градусы. Турель качается на ±TRACK_WOBBLE вокруг точки удержания и переносит её туда, где цель видна — это механизм слежения.</w:t>
-      </w:r>
-    </w:p>
-    <w:p>
-      <w:pPr>
-        <w:spacing w:after="120" w:line="276" w:lineRule="auto"/>
-        <w:jc w:val="both"/>
-      </w:pPr>
-      <w:r>
-        <w:rPr>
-          <w:b/>
-          <w:bCs/>
-        </w:rPr>
-        <w:t xml:space="preserve">Диапазон. </w:t>
-      </w:r>
-      <w:r>
-        <w:t xml:space="preserve">2–15°.</w:t>
+        <w:t xml:space="preserve">12 (≈360 мс) — базово: цель, мелькнувшая мимо микро-скана, не срывает захват;</w:t>
       </w:r>
     </w:p>
     <w:p>
@@ -5877,7 +6124,7 @@
         <w:t xml:space="preserve">Пример: </w:t>
       </w:r>
       <w:r>
-        <w:t xml:space="preserve">3° — почти неподвижный «прицел» для статичной цели, красиво держит точку лазера;</w:t>
+        <w:t xml:space="preserve">6 — быстрый сброс для динамичных игр с котом;</w:t>
       </w:r>
     </w:p>
     <w:p>
@@ -5897,7 +6144,93 @@
         <w:t xml:space="preserve">Пример: </w:t>
       </w:r>
       <w:r>
-        <w:t xml:space="preserve">5° — базово: ведёт руку, движущуюся со скоростью шага;</w:t>
+        <w:t xml:space="preserve">20–25 — «упорное» удержание, если цель часто на миг пропадает (узкая цель, косые ракурсы).</w:t>
+      </w:r>
+    </w:p>
+    <w:p>
+      <w:pPr>
+        <w:spacing w:after="120" w:line="276" w:lineRule="auto"/>
+        <w:jc w:val="both"/>
+      </w:pPr>
+      <w:r>
+        <w:rPr>
+          <w:b/>
+          <w:bCs/>
+        </w:rPr>
+        <w:t xml:space="preserve">Рекомендации. </w:t>
+      </w:r>
+      <w:r>
+        <w:t xml:space="preserve">Слишком маленькое значение рвёт сопровождение при каждом качании микро-скана мимо узкой цели; слишком большое — турель долго «пялится в пустоту» после ухода цели, задерживая возврат к патрулю.</w:t>
+      </w:r>
+    </w:p>
+    <w:p>
+      <w:pPr>
+        <w:pBdr>
+          <w:bottom w:val="single" w:color="9FB6B8" w:sz="4"/>
+        </w:pBdr>
+        <w:spacing w:after="60" w:before="220"/>
+      </w:pPr>
+      <w:r>
+        <w:rPr>
+          <w:rFonts w:ascii="Consolas" w:cs="Consolas" w:eastAsia="Consolas" w:hAnsi="Consolas"/>
+          <w:b/>
+          <w:bCs/>
+          <w:color w:val="00575C"/>
+          <w:sz w:val="22"/>
+          <w:szCs w:val="22"/>
+        </w:rPr>
+        <w:t xml:space="preserve">TRACK_WOBBLE  ·  S WOBBLE</w:t>
+      </w:r>
+      <w:r>
+        <w:rPr>
+          <w:color w:val="666666"/>
+          <w:sz w:val="19"/>
+          <w:szCs w:val="19"/>
+        </w:rPr>
+        <w:t xml:space="preserve">      по умолчанию: </w:t>
+      </w:r>
+      <w:r>
+        <w:rPr>
+          <w:rFonts w:ascii="Consolas" w:cs="Consolas" w:eastAsia="Consolas" w:hAnsi="Consolas"/>
+          <w:b/>
+          <w:bCs/>
+          <w:color w:val="333333"/>
+          <w:sz w:val="20"/>
+          <w:szCs w:val="20"/>
+        </w:rPr>
+        <w:t xml:space="preserve">5</w:t>
+      </w:r>
+    </w:p>
+    <w:p>
+      <w:pPr>
+        <w:spacing w:after="120" w:line="276" w:lineRule="auto"/>
+        <w:jc w:val="both"/>
+      </w:pPr>
+      <w:r>
+        <w:rPr>
+          <w:b/>
+          <w:bCs/>
+        </w:rPr>
+        <w:t xml:space="preserve">Что делает. </w:t>
+      </w:r>
+      <w:r>
+        <w:t xml:space="preserve">Амплитуда микро-сканирования в сопровождении, градусы. Турель качается на ±TRACK_WOBBLE вокруг точки удержания и переносит её туда, где цель видна — это механизм слежения.</w:t>
+      </w:r>
+    </w:p>
+    <w:p>
+      <w:pPr>
+        <w:spacing w:after="120" w:line="276" w:lineRule="auto"/>
+        <w:jc w:val="both"/>
+      </w:pPr>
+      <w:r>
+        <w:rPr>
+          <w:b/>
+          <w:bCs/>
+        </w:rPr>
+        <w:t xml:space="preserve">Диапазон. </w:t>
+      </w:r>
+      <w:r>
+        <w:t xml:space="preserve">2–15°.</w:t>
       </w:r>
     </w:p>
     <w:p>
@@ -5917,93 +6250,7 @@
         <w:t xml:space="preserve">Пример: </w:t>
       </w:r>
       <w:r>
-        <w:t xml:space="preserve">8–10° — широкий поиск для юркой цели, но точка лазера заметно «рыскает».</w:t>
-      </w:r>
-    </w:p>
-    <w:p>
-      <w:pPr>
-        <w:spacing w:after="120" w:line="276" w:lineRule="auto"/>
-        <w:jc w:val="both"/>
-      </w:pPr>
-      <w:r>
-        <w:rPr>
-          <w:b/>
-          <w:bCs/>
-        </w:rPr>
-        <w:t xml:space="preserve">Рекомендации. </w:t>
-      </w:r>
-      <w:r>
-        <w:t xml:space="preserve">Максимальная скорость слежения ≈ TRACK_WOBBLE × 2 / (период качания). Если цель регулярно «убегает» из сопровождения — сначала поднимите TRACK_WOBBLE, потом LOST_PINGS. Дрожит точка лазера — уменьшите.</w:t>
-      </w:r>
-    </w:p>
-    <w:p>
-      <w:pPr>
-        <w:pBdr>
-          <w:bottom w:val="single" w:color="9FB6B8" w:sz="4"/>
-        </w:pBdr>
-        <w:spacing w:after="60" w:before="220"/>
-      </w:pPr>
-      <w:r>
-        <w:rPr>
-          <w:rFonts w:ascii="Consolas" w:cs="Consolas" w:eastAsia="Consolas" w:hAnsi="Consolas"/>
-          <w:b/>
-          <w:bCs/>
-          <w:color w:val="00575C"/>
-          <w:sz w:val="22"/>
-          <w:szCs w:val="22"/>
-        </w:rPr>
-        <w:t xml:space="preserve">STEP_MS</w:t>
-      </w:r>
-      <w:r>
-        <w:rPr>
-          <w:color w:val="666666"/>
-          <w:sz w:val="19"/>
-          <w:szCs w:val="19"/>
-        </w:rPr>
-        <w:t xml:space="preserve">      по умолчанию: </w:t>
-      </w:r>
-      <w:r>
-        <w:rPr>
-          <w:rFonts w:ascii="Consolas" w:cs="Consolas" w:eastAsia="Consolas" w:hAnsi="Consolas"/>
-          <w:b/>
-          <w:bCs/>
-          <w:color w:val="333333"/>
-          <w:sz w:val="20"/>
-          <w:szCs w:val="20"/>
-        </w:rPr>
-        <w:t xml:space="preserve">30</w:t>
-      </w:r>
-    </w:p>
-    <w:p>
-      <w:pPr>
-        <w:spacing w:after="120" w:line="276" w:lineRule="auto"/>
-        <w:jc w:val="both"/>
-      </w:pPr>
-      <w:r>
-        <w:rPr>
-          <w:b/>
-          <w:bCs/>
-        </w:rPr>
-        <w:t xml:space="preserve">Что делает. </w:t>
-      </w:r>
-      <w:r>
-        <w:t xml:space="preserve">Темп основного цикла: раз в столько миллисекунд турель делает шаг серво и один замер дальности. Ограничен снизу физикой HC-SR04 — датчику нужно время на затухание эха.</w:t>
-      </w:r>
-    </w:p>
-    <w:p>
-      <w:pPr>
-        <w:spacing w:after="120" w:line="276" w:lineRule="auto"/>
-        <w:jc w:val="both"/>
-      </w:pPr>
-      <w:r>
-        <w:rPr>
-          <w:b/>
-          <w:bCs/>
-        </w:rPr>
-        <w:t xml:space="preserve">Диапазон. </w:t>
-      </w:r>
-      <w:r>
-        <w:t xml:space="preserve">25–60 мс. Меньше 25 не ставьте: замеры начнут ловить эхо предыдущих.</w:t>
+        <w:t xml:space="preserve">3° — почти неподвижный «прицел» для статичной цели, красиво держит точку лазера;</w:t>
       </w:r>
     </w:p>
     <w:p>
@@ -6023,7 +6270,7 @@
         <w:t xml:space="preserve">Пример: </w:t>
       </w:r>
       <w:r>
-        <w:t xml:space="preserve">30 — базово: обход сектора 150° за ~4,5 с в одну сторону;</w:t>
+        <w:t xml:space="preserve">5° — базово: ведёт руку, движущуюся со скоростью шага;</w:t>
       </w:r>
     </w:p>
     <w:p>
@@ -6043,7 +6290,7 @@
         <w:t xml:space="preserve">Пример: </w:t>
       </w:r>
       <w:r>
-        <w:t xml:space="preserve">45–60 — медленный, «кинематографичный» патруль и меньше шума серво.</w:t>
+        <w:t xml:space="preserve">8–10° — широкий поиск для юркой цели, но точка лазера заметно «рыскает».</w:t>
       </w:r>
     </w:p>
     <w:p>
@@ -6059,7 +6306,7 @@
         <w:t xml:space="preserve">Рекомендации. </w:t>
       </w:r>
       <w:r>
-        <w:t xml:space="preserve">Ускорять патруль лучше сужением сектора, а не уменьшением STEP_MS. Симптом слишком малого значения: случайные ложные дистанции (эхо-наложения) и рывки серво.</w:t>
+        <w:t xml:space="preserve">Максимальная скорость слежения ≈ TRACK_WOBBLE × 2 / (период качания). Если цель регулярно «убегает» из сопровождения — сначала поднимите TRACK_WOBBLE, потом LOST_PINGS. Дрожит точка лазера — уменьшите.</w:t>
       </w:r>
     </w:p>
     <w:p>
@@ -6078,7 +6325,7 @@
           <w:sz w:val="22"/>
           <w:szCs w:val="22"/>
         </w:rPr>
-        <w:t xml:space="preserve">KILL_HOLD_MS</w:t>
+        <w:t xml:space="preserve">STEP_MS  ·  S STEP</w:t>
       </w:r>
       <w:r>
         <w:rPr>
@@ -6097,7 +6344,7 @@
           <w:sz w:val="20"/>
           <w:szCs w:val="20"/>
         </w:rPr>
-        <w:t xml:space="preserve">3000</w:t>
+        <w:t xml:space="preserve">30</w:t>
       </w:r>
     </w:p>
     <w:p>
@@ -6113,7 +6360,7 @@
         <w:t xml:space="preserve">Что делает. </w:t>
       </w:r>
       <w:r>
-        <w:t xml:space="preserve">Сколько миллисекунд непрерывного сопровождения нужно, чтобы записать «поражение» в журнал (одно на каждый захват), с салютом на буззере.</w:t>
+        <w:t xml:space="preserve">Темп основного цикла: раз в столько миллисекунд турель делает шаг серво и один замер дальности. Ограничен снизу физикой HC-SR04 — датчику нужно время на затухание эха.</w:t>
       </w:r>
     </w:p>
     <w:p>
@@ -6129,7 +6376,7 @@
         <w:t xml:space="preserve">Диапазон. </w:t>
       </w:r>
       <w:r>
-        <w:t xml:space="preserve">500–10000 мс.</w:t>
+        <w:t xml:space="preserve">25–60 мс. Меньше 25 не ставьте: замеры начнут ловить эхо предыдущих.</w:t>
       </w:r>
     </w:p>
     <w:p>
@@ -6149,7 +6396,7 @@
         <w:t xml:space="preserve">Пример: </w:t>
       </w:r>
       <w:r>
-        <w:t xml:space="preserve">1000 — азартный режим: «поражения» сыплются быстро;</w:t>
+        <w:t xml:space="preserve">30 — базово: обход сектора 150° за ~4,5 с в одну сторону;</w:t>
       </w:r>
     </w:p>
     <w:p>
@@ -6169,7 +6416,93 @@
         <w:t xml:space="preserve">Пример: </w:t>
       </w:r>
       <w:r>
-        <w:t xml:space="preserve">3000 — базово;</w:t>
+        <w:t xml:space="preserve">45–60 — медленный, «кинематографичный» патруль и меньше шума серво.</w:t>
+      </w:r>
+    </w:p>
+    <w:p>
+      <w:pPr>
+        <w:spacing w:after="120" w:line="276" w:lineRule="auto"/>
+        <w:jc w:val="both"/>
+      </w:pPr>
+      <w:r>
+        <w:rPr>
+          <w:b/>
+          <w:bCs/>
+        </w:rPr>
+        <w:t xml:space="preserve">Рекомендации. </w:t>
+      </w:r>
+      <w:r>
+        <w:t xml:space="preserve">Ускорять патруль лучше сужением сектора, а не уменьшением STEP_MS. Симптом слишком малого значения: случайные ложные дистанции (эхо-наложения) и рывки серво.</w:t>
+      </w:r>
+    </w:p>
+    <w:p>
+      <w:pPr>
+        <w:pBdr>
+          <w:bottom w:val="single" w:color="9FB6B8" w:sz="4"/>
+        </w:pBdr>
+        <w:spacing w:after="60" w:before="220"/>
+      </w:pPr>
+      <w:r>
+        <w:rPr>
+          <w:rFonts w:ascii="Consolas" w:cs="Consolas" w:eastAsia="Consolas" w:hAnsi="Consolas"/>
+          <w:b/>
+          <w:bCs/>
+          <w:color w:val="00575C"/>
+          <w:sz w:val="22"/>
+          <w:szCs w:val="22"/>
+        </w:rPr>
+        <w:t xml:space="preserve">KILL_HOLD_MS  ·  S KILLMS</w:t>
+      </w:r>
+      <w:r>
+        <w:rPr>
+          <w:color w:val="666666"/>
+          <w:sz w:val="19"/>
+          <w:szCs w:val="19"/>
+        </w:rPr>
+        <w:t xml:space="preserve">      по умолчанию: </w:t>
+      </w:r>
+      <w:r>
+        <w:rPr>
+          <w:rFonts w:ascii="Consolas" w:cs="Consolas" w:eastAsia="Consolas" w:hAnsi="Consolas"/>
+          <w:b/>
+          <w:bCs/>
+          <w:color w:val="333333"/>
+          <w:sz w:val="20"/>
+          <w:szCs w:val="20"/>
+        </w:rPr>
+        <w:t xml:space="preserve">3000</w:t>
+      </w:r>
+    </w:p>
+    <w:p>
+      <w:pPr>
+        <w:spacing w:after="120" w:line="276" w:lineRule="auto"/>
+        <w:jc w:val="both"/>
+      </w:pPr>
+      <w:r>
+        <w:rPr>
+          <w:b/>
+          <w:bCs/>
+        </w:rPr>
+        <w:t xml:space="preserve">Что делает. </w:t>
+      </w:r>
+      <w:r>
+        <w:t xml:space="preserve">Сколько миллисекунд непрерывного сопровождения нужно, чтобы записать «поражение» в журнал (одно на каждый захват), с салютом на буззере.</w:t>
+      </w:r>
+    </w:p>
+    <w:p>
+      <w:pPr>
+        <w:spacing w:after="120" w:line="276" w:lineRule="auto"/>
+        <w:jc w:val="both"/>
+      </w:pPr>
+      <w:r>
+        <w:rPr>
+          <w:b/>
+          <w:bCs/>
+        </w:rPr>
+        <w:t xml:space="preserve">Диапазон. </w:t>
+      </w:r>
+      <w:r>
+        <w:t xml:space="preserve">500–10000 мс.</w:t>
       </w:r>
     </w:p>
     <w:p>
@@ -6189,93 +6522,7 @@
         <w:t xml:space="preserve">Пример: </w:t>
       </w:r>
       <w:r>
-        <w:t xml:space="preserve">5000+ — «трудные» цели: журнал пополняется только за настоящее удержание.</w:t>
-      </w:r>
-    </w:p>
-    <w:p>
-      <w:pPr>
-        <w:spacing w:after="120" w:line="276" w:lineRule="auto"/>
-        <w:jc w:val="both"/>
-      </w:pPr>
-      <w:r>
-        <w:rPr>
-          <w:b/>
-          <w:bCs/>
-        </w:rPr>
-        <w:t xml:space="preserve">Рекомендации. </w:t>
-      </w:r>
-      <w:r>
-        <w:t xml:space="preserve">Счётчик хранится в оперативной памяти и обнуляется при перезагрузке платы; хотите вечный журнал — смотрите идеи в разделе 8 (EEPROM).</w:t>
-      </w:r>
-    </w:p>
-    <w:p>
-      <w:pPr>
-        <w:pBdr>
-          <w:bottom w:val="single" w:color="9FB6B8" w:sz="4"/>
-        </w:pBdr>
-        <w:spacing w:after="60" w:before="220"/>
-      </w:pPr>
-      <w:r>
-        <w:rPr>
-          <w:rFonts w:ascii="Consolas" w:cs="Consolas" w:eastAsia="Consolas" w:hAnsi="Consolas"/>
-          <w:b/>
-          <w:bCs/>
-          <w:color w:val="00575C"/>
-          <w:sz w:val="22"/>
-          <w:szCs w:val="22"/>
-        </w:rPr>
-        <w:t xml:space="preserve">EXT_TIMEOUT_MS</w:t>
-      </w:r>
-      <w:r>
-        <w:rPr>
-          <w:color w:val="666666"/>
-          <w:sz w:val="19"/>
-          <w:szCs w:val="19"/>
-        </w:rPr>
-        <w:t xml:space="preserve">      по умолчанию: </w:t>
-      </w:r>
-      <w:r>
-        <w:rPr>
-          <w:rFonts w:ascii="Consolas" w:cs="Consolas" w:eastAsia="Consolas" w:hAnsi="Consolas"/>
-          <w:b/>
-          <w:bCs/>
-          <w:color w:val="333333"/>
-          <w:sz w:val="20"/>
-          <w:szCs w:val="20"/>
-        </w:rPr>
-        <w:t xml:space="preserve">700</w:t>
-      </w:r>
-    </w:p>
-    <w:p>
-      <w:pPr>
-        <w:spacing w:after="120" w:line="276" w:lineRule="auto"/>
-        <w:jc w:val="both"/>
-      </w:pPr>
-      <w:r>
-        <w:rPr>
-          <w:b/>
-          <w:bCs/>
-        </w:rPr>
-        <w:t xml:space="preserve">Что делает. </w:t>
-      </w:r>
-      <w:r>
-        <w:t xml:space="preserve">Таймаут режима внешнего целеуказания SLAVE (вариант C): если команды P не приходят дольше этого времени, турель гасит лазер и возвращается к автономному патрулю.</w:t>
-      </w:r>
-    </w:p>
-    <w:p>
-      <w:pPr>
-        <w:spacing w:after="120" w:line="276" w:lineRule="auto"/>
-        <w:jc w:val="both"/>
-      </w:pPr>
-      <w:r>
-        <w:rPr>
-          <w:b/>
-          <w:bCs/>
-        </w:rPr>
-        <w:t xml:space="preserve">Диапазон. </w:t>
-      </w:r>
-      <w:r>
-        <w:t xml:space="preserve">300–3000 мс.</w:t>
+        <w:t xml:space="preserve">1000 — азартный режим: «поражения» сыплются быстро;</w:t>
       </w:r>
     </w:p>
     <w:p>
@@ -6295,7 +6542,7 @@
         <w:t xml:space="preserve">Пример: </w:t>
       </w:r>
       <w:r>
-        <w:t xml:space="preserve">700 — базово при SEND_HZ=15 у зрения (запас ~10 пропущенных команд);</w:t>
+        <w:t xml:space="preserve">3000 — базово;</w:t>
       </w:r>
     </w:p>
     <w:p>
@@ -6315,7 +6562,93 @@
         <w:t xml:space="preserve">Пример: </w:t>
       </w:r>
       <w:r>
-        <w:t xml:space="preserve">300 — быстрый откат, если зрение работает стабильно по проводу;</w:t>
+        <w:t xml:space="preserve">5000+ — «трудные» цели: журнал пополняется только за настоящее удержание.</w:t>
+      </w:r>
+    </w:p>
+    <w:p>
+      <w:pPr>
+        <w:spacing w:after="120" w:line="276" w:lineRule="auto"/>
+        <w:jc w:val="both"/>
+      </w:pPr>
+      <w:r>
+        <w:rPr>
+          <w:b/>
+          <w:bCs/>
+        </w:rPr>
+        <w:t xml:space="preserve">Рекомендации. </w:t>
+      </w:r>
+      <w:r>
+        <w:t xml:space="preserve">Счётчик хранится в оперативной памяти и обнуляется при перезагрузке платы; хотите вечный журнал — смотрите идеи в разделе 8 (EEPROM).</w:t>
+      </w:r>
+    </w:p>
+    <w:p>
+      <w:pPr>
+        <w:pBdr>
+          <w:bottom w:val="single" w:color="9FB6B8" w:sz="4"/>
+        </w:pBdr>
+        <w:spacing w:after="60" w:before="220"/>
+      </w:pPr>
+      <w:r>
+        <w:rPr>
+          <w:rFonts w:ascii="Consolas" w:cs="Consolas" w:eastAsia="Consolas" w:hAnsi="Consolas"/>
+          <w:b/>
+          <w:bCs/>
+          <w:color w:val="00575C"/>
+          <w:sz w:val="22"/>
+          <w:szCs w:val="22"/>
+        </w:rPr>
+        <w:t xml:space="preserve">EXT_TIMEOUT_MS  ·  S EXTMS</w:t>
+      </w:r>
+      <w:r>
+        <w:rPr>
+          <w:color w:val="666666"/>
+          <w:sz w:val="19"/>
+          <w:szCs w:val="19"/>
+        </w:rPr>
+        <w:t xml:space="preserve">      по умолчанию: </w:t>
+      </w:r>
+      <w:r>
+        <w:rPr>
+          <w:rFonts w:ascii="Consolas" w:cs="Consolas" w:eastAsia="Consolas" w:hAnsi="Consolas"/>
+          <w:b/>
+          <w:bCs/>
+          <w:color w:val="333333"/>
+          <w:sz w:val="20"/>
+          <w:szCs w:val="20"/>
+        </w:rPr>
+        <w:t xml:space="preserve">700</w:t>
+      </w:r>
+    </w:p>
+    <w:p>
+      <w:pPr>
+        <w:spacing w:after="120" w:line="276" w:lineRule="auto"/>
+        <w:jc w:val="both"/>
+      </w:pPr>
+      <w:r>
+        <w:rPr>
+          <w:b/>
+          <w:bCs/>
+        </w:rPr>
+        <w:t xml:space="preserve">Что делает. </w:t>
+      </w:r>
+      <w:r>
+        <w:t xml:space="preserve">Таймаут режима внешнего целеуказания SLAVE (вариант C): если команды P не приходят дольше этого времени, турель гасит лазер и возвращается к автономному патрулю.</w:t>
+      </w:r>
+    </w:p>
+    <w:p>
+      <w:pPr>
+        <w:spacing w:after="120" w:line="276" w:lineRule="auto"/>
+        <w:jc w:val="both"/>
+      </w:pPr>
+      <w:r>
+        <w:rPr>
+          <w:b/>
+          <w:bCs/>
+        </w:rPr>
+        <w:t xml:space="preserve">Диапазон. </w:t>
+      </w:r>
+      <w:r>
+        <w:t xml:space="preserve">300–3000 мс.</w:t>
       </w:r>
     </w:p>
     <w:p>
@@ -6335,6 +6668,46 @@
         <w:t xml:space="preserve">Пример: </w:t>
       </w:r>
       <w:r>
+        <w:t xml:space="preserve">700 — базово при SEND_HZ=15 у зрения (запас ~10 пропущенных команд);</w:t>
+      </w:r>
+    </w:p>
+    <w:p>
+      <w:pPr>
+        <w:pStyle w:val="ListParagraph"/>
+        <w:numPr>
+          <w:ilvl w:val="0"/>
+          <w:numId w:val="2"/>
+        </w:numPr>
+        <w:spacing w:after="80" w:line="264" w:lineRule="auto"/>
+      </w:pPr>
+      <w:r>
+        <w:rPr>
+          <w:b/>
+          <w:bCs/>
+        </w:rPr>
+        <w:t xml:space="preserve">Пример: </w:t>
+      </w:r>
+      <w:r>
+        <w:t xml:space="preserve">300 — быстрый откат, если зрение работает стабильно по проводу;</w:t>
+      </w:r>
+    </w:p>
+    <w:p>
+      <w:pPr>
+        <w:pStyle w:val="ListParagraph"/>
+        <w:numPr>
+          <w:ilvl w:val="0"/>
+          <w:numId w:val="2"/>
+        </w:numPr>
+        <w:spacing w:after="80" w:line="264" w:lineRule="auto"/>
+      </w:pPr>
+      <w:r>
+        <w:rPr>
+          <w:b/>
+          <w:bCs/>
+        </w:rPr>
+        <w:t xml:space="preserve">Пример: </w:t>
+      </w:r>
+      <w:r>
         <w:t xml:space="preserve">1500–2000 — сеть/загрузка Raspberry Pi нестабильны, команды приходят с паузами.</w:t>
       </w:r>
     </w:p>
@@ -6459,7 +6832,7 @@
         <w:pStyle w:val="Heading2"/>
       </w:pPr>
       <w:r>
-        <w:t xml:space="preserve">3.9. Протокол внешнего целеуказания (SLAVE)</w:t>
+        <w:t xml:space="preserve">3.9. Протокол команд прошивки (SLAVE, настройка, телеметрия)</w:t>
       </w:r>
     </w:p>
     <w:p>
@@ -6468,7 +6841,7 @@
         <w:jc w:val="both"/>
       </w:pPr>
       <w:r>
-        <w:t xml:space="preserve">Порт 9600 бод, текстовые строки с завершающим переводом строки. Протокол используется вариантом C, но им можно управлять и вручную из Монитора порта.</w:t>
+        <w:t xml:space="preserve">Порт 9600 бод, текстовые строки с завершающим переводом строки. Через этот протокол работают Raspberry Pi (вариант C) и GUI-приложение «Пульт ПВО»; все команды можно набирать и вручную в Мониторе порта.</w:t>
       </w:r>
     </w:p>
     <w:tbl>
@@ -6484,9 +6857,9 @@
         </w:tblBorders>
       </w:tblPr>
       <w:tblGrid>
-        <w:gridCol w:w="1700"/>
-        <w:gridCol w:w="4600"/>
-        <w:gridCol w:w="3450"/>
+        <w:gridCol w:w="1900"/>
+        <w:gridCol w:w="4300"/>
+        <w:gridCol w:w="3550"/>
       </w:tblGrid>
       <w:tr>
         <w:trPr>
@@ -6494,7 +6867,7 @@
         </w:trPr>
         <w:tc>
           <w:tcPr>
-            <w:tcW w:type="dxa" w:w="1700"/>
+            <w:tcW w:type="dxa" w:w="1900"/>
             <w:shd w:fill="00575C" w:val="clear"/>
             <w:tcMar>
               <w:top w:type="dxa" w:w="60"/>
@@ -6521,7 +6894,7 @@
         </w:tc>
         <w:tc>
           <w:tcPr>
-            <w:tcW w:type="dxa" w:w="4600"/>
+            <w:tcW w:type="dxa" w:w="4300"/>
             <w:shd w:fill="00575C" w:val="clear"/>
             <w:tcMar>
               <w:top w:type="dxa" w:w="60"/>
@@ -6548,7 +6921,7 @@
         </w:tc>
         <w:tc>
           <w:tcPr>
-            <w:tcW w:type="dxa" w:w="3450"/>
+            <w:tcW w:type="dxa" w:w="3550"/>
             <w:shd w:fill="00575C" w:val="clear"/>
             <w:tcMar>
               <w:top w:type="dxa" w:w="60"/>
@@ -6577,7 +6950,7 @@
       <w:tr>
         <w:tc>
           <w:tcPr>
-            <w:tcW w:type="dxa" w:w="1700"/>
+            <w:tcW w:type="dxa" w:w="1900"/>
             <w:tcMar>
               <w:top w:type="dxa" w:w="60"/>
               <w:left w:type="dxa" w:w="100"/>
@@ -6601,47 +6974,47 @@
         </w:tc>
         <w:tc>
           <w:tcPr>
-            <w:tcW w:type="dxa" w:w="4600"/>
-            <w:tcMar>
-              <w:top w:type="dxa" w:w="60"/>
-              <w:left w:type="dxa" w:w="100"/>
-              <w:bottom w:type="dxa" w:w="60"/>
-              <w:right w:type="dxa" w:w="100"/>
-            </w:tcMar>
-          </w:tcPr>
-          <w:p>
-            <w:pPr>
-              <w:spacing w:line="252" w:lineRule="auto"/>
-            </w:pPr>
-            <w:r>
-              <w:rPr>
-                <w:sz w:val="20"/>
-                <w:szCs w:val="20"/>
-              </w:rPr>
-              <w:t xml:space="preserve">навести на угол (обрезается в пределы SWEEP_MIN..MAX), включить лазер, войти в SLAVE</w:t>
-            </w:r>
-          </w:p>
-        </w:tc>
-        <w:tc>
-          <w:tcPr>
-            <w:tcW w:type="dxa" w:w="3450"/>
-            <w:tcMar>
-              <w:top w:type="dxa" w:w="60"/>
-              <w:left w:type="dxa" w:w="100"/>
-              <w:bottom w:type="dxa" w:w="60"/>
-              <w:right w:type="dxa" w:w="100"/>
-            </w:tcMar>
-          </w:tcPr>
-          <w:p>
-            <w:pPr>
-              <w:spacing w:line="252" w:lineRule="auto"/>
-            </w:pPr>
-            <w:r>
-              <w:rPr>
-                <w:sz w:val="20"/>
-                <w:szCs w:val="20"/>
-              </w:rPr>
-              <w:t xml:space="preserve">«Внешнее целеуказание принято (SLAVE)» — при входе в режим</w:t>
+            <w:tcW w:type="dxa" w:w="4300"/>
+            <w:tcMar>
+              <w:top w:type="dxa" w:w="60"/>
+              <w:left w:type="dxa" w:w="100"/>
+              <w:bottom w:type="dxa" w:w="60"/>
+              <w:right w:type="dxa" w:w="100"/>
+            </w:tcMar>
+          </w:tcPr>
+          <w:p>
+            <w:pPr>
+              <w:spacing w:line="252" w:lineRule="auto"/>
+            </w:pPr>
+            <w:r>
+              <w:rPr>
+                <w:sz w:val="20"/>
+                <w:szCs w:val="20"/>
+              </w:rPr>
+              <w:t xml:space="preserve">навести на угол (обрезается в пределы сектора), включить лазер, войти в SLAVE</w:t>
+            </w:r>
+          </w:p>
+        </w:tc>
+        <w:tc>
+          <w:tcPr>
+            <w:tcW w:type="dxa" w:w="3550"/>
+            <w:tcMar>
+              <w:top w:type="dxa" w:w="60"/>
+              <w:left w:type="dxa" w:w="100"/>
+              <w:bottom w:type="dxa" w:w="60"/>
+              <w:right w:type="dxa" w:w="100"/>
+            </w:tcMar>
+          </w:tcPr>
+          <w:p>
+            <w:pPr>
+              <w:spacing w:line="252" w:lineRule="auto"/>
+            </w:pPr>
+            <w:r>
+              <w:rPr>
+                <w:sz w:val="20"/>
+                <w:szCs w:val="20"/>
+              </w:rPr>
+              <w:t xml:space="preserve">«Внешнее целеуказание принято (SLAVE)»</w:t>
             </w:r>
           </w:p>
         </w:tc>
@@ -6649,7 +7022,7 @@
       <w:tr>
         <w:tc>
           <w:tcPr>
-            <w:tcW w:type="dxa" w:w="1700"/>
+            <w:tcW w:type="dxa" w:w="1900"/>
             <w:tcMar>
               <w:top w:type="dxa" w:w="60"/>
               <w:left w:type="dxa" w:w="100"/>
@@ -6673,30 +7046,30 @@
         </w:tc>
         <w:tc>
           <w:tcPr>
-            <w:tcW w:type="dxa" w:w="4600"/>
-            <w:tcMar>
-              <w:top w:type="dxa" w:w="60"/>
-              <w:left w:type="dxa" w:w="100"/>
-              <w:bottom w:type="dxa" w:w="60"/>
-              <w:right w:type="dxa" w:w="100"/>
-            </w:tcMar>
-          </w:tcPr>
-          <w:p>
-            <w:pPr>
-              <w:spacing w:line="252" w:lineRule="auto"/>
-            </w:pPr>
-            <w:r>
-              <w:rPr>
-                <w:sz w:val="20"/>
-                <w:szCs w:val="20"/>
-              </w:rPr>
-              <w:t xml:space="preserve">сброс: лазер выключить, вернуться к патрулю</w:t>
-            </w:r>
-          </w:p>
-        </w:tc>
-        <w:tc>
-          <w:tcPr>
-            <w:tcW w:type="dxa" w:w="3450"/>
+            <w:tcW w:type="dxa" w:w="4300"/>
+            <w:tcMar>
+              <w:top w:type="dxa" w:w="60"/>
+              <w:left w:type="dxa" w:w="100"/>
+              <w:bottom w:type="dxa" w:w="60"/>
+              <w:right w:type="dxa" w:w="100"/>
+            </w:tcMar>
+          </w:tcPr>
+          <w:p>
+            <w:pPr>
+              <w:spacing w:line="252" w:lineRule="auto"/>
+            </w:pPr>
+            <w:r>
+              <w:rPr>
+                <w:sz w:val="20"/>
+                <w:szCs w:val="20"/>
+              </w:rPr>
+              <w:t xml:space="preserve">сброс SLAVE: лазер выключить, автономный патруль</w:t>
+            </w:r>
+          </w:p>
+        </w:tc>
+        <w:tc>
+          <w:tcPr>
+            <w:tcW w:type="dxa" w:w="3550"/>
             <w:tcMar>
               <w:top w:type="dxa" w:w="60"/>
               <w:left w:type="dxa" w:w="100"/>
@@ -6721,7 +7094,7 @@
       <w:tr>
         <w:tc>
           <w:tcPr>
-            <w:tcW w:type="dxa" w:w="1700"/>
+            <w:tcW w:type="dxa" w:w="1900"/>
             <w:tcMar>
               <w:top w:type="dxa" w:w="60"/>
               <w:left w:type="dxa" w:w="100"/>
@@ -6745,52 +7118,421 @@
         </w:tc>
         <w:tc>
           <w:tcPr>
-            <w:tcW w:type="dxa" w:w="4600"/>
-            <w:tcMar>
-              <w:top w:type="dxa" w:w="60"/>
-              <w:left w:type="dxa" w:w="100"/>
-              <w:bottom w:type="dxa" w:w="60"/>
-              <w:right w:type="dxa" w:w="100"/>
-            </w:tcMar>
-          </w:tcPr>
-          <w:p>
-            <w:pPr>
-              <w:spacing w:line="252" w:lineRule="auto"/>
-            </w:pPr>
-            <w:r>
-              <w:rPr>
-                <w:sz w:val="20"/>
-                <w:szCs w:val="20"/>
-              </w:rPr>
-              <w:t xml:space="preserve">запрос состояния</w:t>
-            </w:r>
-          </w:p>
-        </w:tc>
-        <w:tc>
-          <w:tcPr>
-            <w:tcW w:type="dxa" w:w="3450"/>
-            <w:tcMar>
-              <w:top w:type="dxa" w:w="60"/>
-              <w:left w:type="dxa" w:w="100"/>
-              <w:bottom w:type="dxa" w:w="60"/>
-              <w:right w:type="dxa" w:w="100"/>
-            </w:tcMar>
-          </w:tcPr>
-          <w:p>
-            <w:pPr>
-              <w:spacing w:line="252" w:lineRule="auto"/>
-            </w:pPr>
-            <w:r>
-              <w:rPr>
-                <w:sz w:val="20"/>
-                <w:szCs w:val="20"/>
-              </w:rPr>
-              <w:t xml:space="preserve">строка СТАТУС: режим и счётчик журнала</w:t>
+            <w:tcW w:type="dxa" w:w="4300"/>
+            <w:tcMar>
+              <w:top w:type="dxa" w:w="60"/>
+              <w:left w:type="dxa" w:w="100"/>
+              <w:bottom w:type="dxa" w:w="60"/>
+              <w:right w:type="dxa" w:w="100"/>
+            </w:tcMar>
+          </w:tcPr>
+          <w:p>
+            <w:pPr>
+              <w:spacing w:line="252" w:lineRule="auto"/>
+            </w:pPr>
+            <w:r>
+              <w:rPr>
+                <w:sz w:val="20"/>
+                <w:szCs w:val="20"/>
+              </w:rPr>
+              <w:t xml:space="preserve">статус одной строкой</w:t>
+            </w:r>
+          </w:p>
+        </w:tc>
+        <w:tc>
+          <w:tcPr>
+            <w:tcW w:type="dxa" w:w="3550"/>
+            <w:tcMar>
+              <w:top w:type="dxa" w:w="60"/>
+              <w:left w:type="dxa" w:w="100"/>
+              <w:bottom w:type="dxa" w:w="60"/>
+              <w:right w:type="dxa" w:w="100"/>
+            </w:tcMar>
+          </w:tcPr>
+          <w:p>
+            <w:pPr>
+              <w:spacing w:line="252" w:lineRule="auto"/>
+            </w:pPr>
+            <w:r>
+              <w:rPr>
+                <w:sz w:val="20"/>
+                <w:szCs w:val="20"/>
+              </w:rPr>
+              <w:t xml:space="preserve">режим, журнал, состояние датчика, счётчик загрузок</w:t>
+            </w:r>
+          </w:p>
+        </w:tc>
+      </w:tr>
+      <w:tr>
+        <w:tc>
+          <w:tcPr>
+            <w:tcW w:type="dxa" w:w="1900"/>
+            <w:tcMar>
+              <w:top w:type="dxa" w:w="60"/>
+              <w:left w:type="dxa" w:w="100"/>
+              <w:bottom w:type="dxa" w:w="60"/>
+              <w:right w:type="dxa" w:w="100"/>
+            </w:tcMar>
+          </w:tcPr>
+          <w:p>
+            <w:pPr>
+              <w:spacing w:line="252" w:lineRule="auto"/>
+            </w:pPr>
+            <w:r>
+              <w:rPr>
+                <w:rFonts w:ascii="Consolas" w:cs="Consolas" w:eastAsia="Consolas" w:hAnsi="Consolas"/>
+                <w:sz w:val="20"/>
+                <w:szCs w:val="20"/>
+              </w:rPr>
+              <w:t xml:space="preserve">G</w:t>
+            </w:r>
+          </w:p>
+        </w:tc>
+        <w:tc>
+          <w:tcPr>
+            <w:tcW w:type="dxa" w:w="4300"/>
+            <w:tcMar>
+              <w:top w:type="dxa" w:w="60"/>
+              <w:left w:type="dxa" w:w="100"/>
+              <w:bottom w:type="dxa" w:w="60"/>
+              <w:right w:type="dxa" w:w="100"/>
+            </w:tcMar>
+          </w:tcPr>
+          <w:p>
+            <w:pPr>
+              <w:spacing w:line="252" w:lineRule="auto"/>
+            </w:pPr>
+            <w:r>
+              <w:rPr>
+                <w:sz w:val="20"/>
+                <w:szCs w:val="20"/>
+              </w:rPr>
+              <w:t xml:space="preserve">выдать все параметры</w:t>
+            </w:r>
+          </w:p>
+        </w:tc>
+        <w:tc>
+          <w:tcPr>
+            <w:tcW w:type="dxa" w:w="3550"/>
+            <w:tcMar>
+              <w:top w:type="dxa" w:w="60"/>
+              <w:left w:type="dxa" w:w="100"/>
+              <w:bottom w:type="dxa" w:w="60"/>
+              <w:right w:type="dxa" w:w="100"/>
+            </w:tcMar>
+          </w:tcPr>
+          <w:p>
+            <w:pPr>
+              <w:spacing w:line="252" w:lineRule="auto"/>
+            </w:pPr>
+            <w:r>
+              <w:rPr>
+                <w:sz w:val="20"/>
+                <w:szCs w:val="20"/>
+              </w:rPr>
+              <w:t xml:space="preserve">строки PARAM ИМЯ=ЗНАЧ, в конце PARAM END</w:t>
+            </w:r>
+          </w:p>
+        </w:tc>
+      </w:tr>
+      <w:tr>
+        <w:tc>
+          <w:tcPr>
+            <w:tcW w:type="dxa" w:w="1900"/>
+            <w:tcMar>
+              <w:top w:type="dxa" w:w="60"/>
+              <w:left w:type="dxa" w:w="100"/>
+              <w:bottom w:type="dxa" w:w="60"/>
+              <w:right w:type="dxa" w:w="100"/>
+            </w:tcMar>
+          </w:tcPr>
+          <w:p>
+            <w:pPr>
+              <w:spacing w:line="252" w:lineRule="auto"/>
+            </w:pPr>
+            <w:r>
+              <w:rPr>
+                <w:rFonts w:ascii="Consolas" w:cs="Consolas" w:eastAsia="Consolas" w:hAnsi="Consolas"/>
+                <w:sz w:val="20"/>
+                <w:szCs w:val="20"/>
+              </w:rPr>
+              <w:t xml:space="preserve">S ИМЯ ЗНАЧ</w:t>
+            </w:r>
+          </w:p>
+        </w:tc>
+        <w:tc>
+          <w:tcPr>
+            <w:tcW w:type="dxa" w:w="4300"/>
+            <w:tcMar>
+              <w:top w:type="dxa" w:w="60"/>
+              <w:left w:type="dxa" w:w="100"/>
+              <w:bottom w:type="dxa" w:w="60"/>
+              <w:right w:type="dxa" w:w="100"/>
+            </w:tcMar>
+          </w:tcPr>
+          <w:p>
+            <w:pPr>
+              <w:spacing w:line="252" w:lineRule="auto"/>
+            </w:pPr>
+            <w:r>
+              <w:rPr>
+                <w:sz w:val="20"/>
+                <w:szCs w:val="20"/>
+              </w:rPr>
+              <w:t xml:space="preserve">установить параметр (с проверкой диапазона)</w:t>
+            </w:r>
+          </w:p>
+        </w:tc>
+        <w:tc>
+          <w:tcPr>
+            <w:tcW w:type="dxa" w:w="3550"/>
+            <w:tcMar>
+              <w:top w:type="dxa" w:w="60"/>
+              <w:left w:type="dxa" w:w="100"/>
+              <w:bottom w:type="dxa" w:w="60"/>
+              <w:right w:type="dxa" w:w="100"/>
+            </w:tcMar>
+          </w:tcPr>
+          <w:p>
+            <w:pPr>
+              <w:spacing w:line="252" w:lineRule="auto"/>
+            </w:pPr>
+            <w:r>
+              <w:rPr>
+                <w:sz w:val="20"/>
+                <w:szCs w:val="20"/>
+              </w:rPr>
+              <w:t xml:space="preserve">OK ИМЯ=ЗНАЧ или ERR имя/диапазон</w:t>
+            </w:r>
+          </w:p>
+        </w:tc>
+      </w:tr>
+      <w:tr>
+        <w:tc>
+          <w:tcPr>
+            <w:tcW w:type="dxa" w:w="1900"/>
+            <w:tcMar>
+              <w:top w:type="dxa" w:w="60"/>
+              <w:left w:type="dxa" w:w="100"/>
+              <w:bottom w:type="dxa" w:w="60"/>
+              <w:right w:type="dxa" w:w="100"/>
+            </w:tcMar>
+          </w:tcPr>
+          <w:p>
+            <w:pPr>
+              <w:spacing w:line="252" w:lineRule="auto"/>
+            </w:pPr>
+            <w:r>
+              <w:rPr>
+                <w:rFonts w:ascii="Consolas" w:cs="Consolas" w:eastAsia="Consolas" w:hAnsi="Consolas"/>
+                <w:sz w:val="20"/>
+                <w:szCs w:val="20"/>
+              </w:rPr>
+              <w:t xml:space="preserve">W</w:t>
+            </w:r>
+          </w:p>
+        </w:tc>
+        <w:tc>
+          <w:tcPr>
+            <w:tcW w:type="dxa" w:w="4300"/>
+            <w:tcMar>
+              <w:top w:type="dxa" w:w="60"/>
+              <w:left w:type="dxa" w:w="100"/>
+              <w:bottom w:type="dxa" w:w="60"/>
+              <w:right w:type="dxa" w:w="100"/>
+            </w:tcMar>
+          </w:tcPr>
+          <w:p>
+            <w:pPr>
+              <w:spacing w:line="252" w:lineRule="auto"/>
+            </w:pPr>
+            <w:r>
+              <w:rPr>
+                <w:sz w:val="20"/>
+                <w:szCs w:val="20"/>
+              </w:rPr>
+              <w:t xml:space="preserve">сохранить параметры и журнал в EEPROM</w:t>
+            </w:r>
+          </w:p>
+        </w:tc>
+        <w:tc>
+          <w:tcPr>
+            <w:tcW w:type="dxa" w:w="3550"/>
+            <w:tcMar>
+              <w:top w:type="dxa" w:w="60"/>
+              <w:left w:type="dxa" w:w="100"/>
+              <w:bottom w:type="dxa" w:w="60"/>
+              <w:right w:type="dxa" w:w="100"/>
+            </w:tcMar>
+          </w:tcPr>
+          <w:p>
+            <w:pPr>
+              <w:spacing w:line="252" w:lineRule="auto"/>
+            </w:pPr>
+            <w:r>
+              <w:rPr>
+                <w:sz w:val="20"/>
+                <w:szCs w:val="20"/>
+              </w:rPr>
+              <w:t xml:space="preserve">OK SAVED</w:t>
+            </w:r>
+          </w:p>
+        </w:tc>
+      </w:tr>
+      <w:tr>
+        <w:tc>
+          <w:tcPr>
+            <w:tcW w:type="dxa" w:w="1900"/>
+            <w:tcMar>
+              <w:top w:type="dxa" w:w="60"/>
+              <w:left w:type="dxa" w:w="100"/>
+              <w:bottom w:type="dxa" w:w="60"/>
+              <w:right w:type="dxa" w:w="100"/>
+            </w:tcMar>
+          </w:tcPr>
+          <w:p>
+            <w:pPr>
+              <w:spacing w:line="252" w:lineRule="auto"/>
+            </w:pPr>
+            <w:r>
+              <w:rPr>
+                <w:rFonts w:ascii="Consolas" w:cs="Consolas" w:eastAsia="Consolas" w:hAnsi="Consolas"/>
+                <w:sz w:val="20"/>
+                <w:szCs w:val="20"/>
+              </w:rPr>
+              <w:t xml:space="preserve">D</w:t>
+            </w:r>
+          </w:p>
+        </w:tc>
+        <w:tc>
+          <w:tcPr>
+            <w:tcW w:type="dxa" w:w="4300"/>
+            <w:tcMar>
+              <w:top w:type="dxa" w:w="60"/>
+              <w:left w:type="dxa" w:w="100"/>
+              <w:bottom w:type="dxa" w:w="60"/>
+              <w:right w:type="dxa" w:w="100"/>
+            </w:tcMar>
+          </w:tcPr>
+          <w:p>
+            <w:pPr>
+              <w:spacing w:line="252" w:lineRule="auto"/>
+            </w:pPr>
+            <w:r>
+              <w:rPr>
+                <w:sz w:val="20"/>
+                <w:szCs w:val="20"/>
+              </w:rPr>
+              <w:t xml:space="preserve">заводские параметры (в ОЗУ)</w:t>
+            </w:r>
+          </w:p>
+        </w:tc>
+        <w:tc>
+          <w:tcPr>
+            <w:tcW w:type="dxa" w:w="3550"/>
+            <w:tcMar>
+              <w:top w:type="dxa" w:w="60"/>
+              <w:left w:type="dxa" w:w="100"/>
+              <w:bottom w:type="dxa" w:w="60"/>
+              <w:right w:type="dxa" w:w="100"/>
+            </w:tcMar>
+          </w:tcPr>
+          <w:p>
+            <w:pPr>
+              <w:spacing w:line="252" w:lineRule="auto"/>
+            </w:pPr>
+            <w:r>
+              <w:rPr>
+                <w:sz w:val="20"/>
+                <w:szCs w:val="20"/>
+              </w:rPr>
+              <w:t xml:space="preserve">OK DEFAULTS</w:t>
+            </w:r>
+          </w:p>
+        </w:tc>
+      </w:tr>
+      <w:tr>
+        <w:tc>
+          <w:tcPr>
+            <w:tcW w:type="dxa" w:w="1900"/>
+            <w:tcMar>
+              <w:top w:type="dxa" w:w="60"/>
+              <w:left w:type="dxa" w:w="100"/>
+              <w:bottom w:type="dxa" w:w="60"/>
+              <w:right w:type="dxa" w:w="100"/>
+            </w:tcMar>
+          </w:tcPr>
+          <w:p>
+            <w:pPr>
+              <w:spacing w:line="252" w:lineRule="auto"/>
+            </w:pPr>
+            <w:r>
+              <w:rPr>
+                <w:rFonts w:ascii="Consolas" w:cs="Consolas" w:eastAsia="Consolas" w:hAnsi="Consolas"/>
+                <w:sz w:val="20"/>
+                <w:szCs w:val="20"/>
+              </w:rPr>
+              <w:t xml:space="preserve">M1 / M0</w:t>
+            </w:r>
+          </w:p>
+        </w:tc>
+        <w:tc>
+          <w:tcPr>
+            <w:tcW w:type="dxa" w:w="4300"/>
+            <w:tcMar>
+              <w:top w:type="dxa" w:w="60"/>
+              <w:left w:type="dxa" w:w="100"/>
+              <w:bottom w:type="dxa" w:w="60"/>
+              <w:right w:type="dxa" w:w="100"/>
+            </w:tcMar>
+          </w:tcPr>
+          <w:p>
+            <w:pPr>
+              <w:spacing w:line="252" w:lineRule="auto"/>
+            </w:pPr>
+            <w:r>
+              <w:rPr>
+                <w:sz w:val="20"/>
+                <w:szCs w:val="20"/>
+              </w:rPr>
+              <w:t xml:space="preserve">вкл/выкл поток телеметрии (5 раз/с)</w:t>
+            </w:r>
+          </w:p>
+        </w:tc>
+        <w:tc>
+          <w:tcPr>
+            <w:tcW w:type="dxa" w:w="3550"/>
+            <w:tcMar>
+              <w:top w:type="dxa" w:w="60"/>
+              <w:left w:type="dxa" w:w="100"/>
+              <w:bottom w:type="dxa" w:w="60"/>
+              <w:right w:type="dxa" w:w="100"/>
+            </w:tcMar>
+          </w:tcPr>
+          <w:p>
+            <w:pPr>
+              <w:spacing w:line="252" w:lineRule="auto"/>
+            </w:pPr>
+            <w:r>
+              <w:rPr>
+                <w:sz w:val="20"/>
+                <w:szCs w:val="20"/>
+              </w:rPr>
+              <w:t xml:space="preserve">строки TL m=… a=… d=… k=… s=…</w:t>
             </w:r>
           </w:p>
         </w:tc>
       </w:tr>
     </w:tbl>
+    <w:p>
+      <w:pPr>
+        <w:spacing w:after="120" w:line="276" w:lineRule="auto"/>
+        <w:jc w:val="both"/>
+      </w:pPr>
+      <w:r>
+        <w:t xml:space="preserve">Ошибочные команды безопасны: мусор и выход за диапазон отвергаются с сообщением, буфер защищён от переполнения, недопустимый угол обрезается в пределы сектора.</w:t>
+      </w:r>
+    </w:p>
     <w:p>
       <w:pPr>
         <w:pStyle w:val="Heading1"/>
@@ -7747,7 +8489,84 @@
         <w:pStyle w:val="Heading2"/>
       </w:pPr>
       <w:r>
-        <w:t xml:space="preserve">4.5. Параметры pvo_esp32.ino: подробное описание</w:t>
+        <w:t xml:space="preserve">4.5. Сервисная консоль, самодиагностика и протокол</w:t>
+      </w:r>
+    </w:p>
+    <w:p>
+      <w:pPr>
+        <w:spacing w:after="120" w:line="276" w:lineRule="auto"/>
+        <w:jc w:val="both"/>
+      </w:pPr>
+      <w:r>
+        <w:t xml:space="preserve">Прошивка ESP32 разговаривает с вами через Монитор порта (115200) и тот же канал использует GUI-приложение. Команды: ? — статус (режим, здоровье радара, кадров/с, счётчики целых/битых кадров, журнал, загрузки, аптайм); C — серво в центр на 8 секунд для юстировки; L1/L0 — тест лазера (только на дежурстве); T — повторная инициализация радара; G / S ИМЯ ЗНАЧ / W / D — чтение, установка, сохранение (NVS) и сброс параметров; M1/M0 — телеметрия для GUI. Дробные параметры передаются ×100: S ALPHA 35 означает 0,35.</w:t>
+      </w:r>
+    </w:p>
+    <w:tbl>
+      <w:tblPr>
+        <w:tblW w:type="auto" w:w="100"/>
+        <w:tblBorders>
+          <w:top w:val="single" w:color="auto" w:sz="4"/>
+          <w:left w:val="single" w:color="auto" w:sz="4"/>
+          <w:bottom w:val="single" w:color="auto" w:sz="4"/>
+          <w:right w:val="single" w:color="auto" w:sz="4"/>
+          <w:insideH w:val="single" w:color="auto" w:sz="4"/>
+          <w:insideV w:val="single" w:color="auto" w:sz="4"/>
+        </w:tblBorders>
+      </w:tblPr>
+      <w:tblGrid>
+        <w:gridCol w:w="9750"/>
+      </w:tblGrid>
+      <w:tr>
+        <w:tc>
+          <w:tcPr>
+            <w:tcW w:type="dxa" w:w="9750"/>
+            <w:tcBorders>
+              <w:top w:val="single" w:color="3E7CB1" w:sz="6"/>
+              <w:left w:val="single" w:color="3E7CB1" w:sz="6"/>
+              <w:bottom w:val="single" w:color="3E7CB1" w:sz="6"/>
+              <w:right w:val="single" w:color="3E7CB1" w:sz="6"/>
+            </w:tcBorders>
+            <w:shd w:fill="D6E9F8" w:val="clear"/>
+            <w:tcMar>
+              <w:top w:type="dxa" w:w="120"/>
+              <w:left w:type="dxa" w:w="160"/>
+              <w:bottom w:type="dxa" w:w="120"/>
+              <w:right w:type="dxa" w:w="160"/>
+            </w:tcMar>
+          </w:tcPr>
+          <w:p>
+            <w:pPr>
+              <w:spacing w:line="264" w:lineRule="auto"/>
+            </w:pPr>
+            <w:r>
+              <w:rPr>
+                <w:b/>
+                <w:bCs/>
+              </w:rPr>
+              <w:t xml:space="preserve">Самодиагностика радара. </w:t>
+            </w:r>
+            <w:r>
+              <w:t xml:space="preserve">Если валидные кадры пропадают дольше 2 секунд — тревога: лазер гаснет, турель в центр, RD-03D автоматически переинициализируется каждые 3 секунды до восстановления связи (снятие тревоги — автоматическое). Отдельно считаются битые кадры: при доле выше 20% прошивка подскажет проверить скорость 256000 и провода. Журнал поражений и счётчик загрузок хранятся в NVS и переживают выключение питания.</w:t>
+            </w:r>
+          </w:p>
+        </w:tc>
+      </w:tr>
+    </w:tbl>
+    <w:p>
+      <w:pPr>
+        <w:pStyle w:val="Heading2"/>
+      </w:pPr>
+      <w:r>
+        <w:t xml:space="preserve">4.6. Параметры pvo_esp32.ino: подробное описание</w:t>
+      </w:r>
+    </w:p>
+    <w:p>
+      <w:pPr>
+        <w:spacing w:after="120" w:line="276" w:lineRule="auto"/>
+        <w:jc w:val="both"/>
+      </w:pPr>
+      <w:r>
+        <w:t xml:space="preserve">Как и в варианте A, каждый параметр меняется на лету командой S (имя — в заголовке блока), сохраняется W, сбрасывается D. Значения по умолчанию продуманы под комнату 3–5 м.</w:t>
       </w:r>
     </w:p>
     <w:p>
@@ -8166,7 +8985,7 @@
           <w:sz w:val="22"/>
           <w:szCs w:val="22"/>
         </w:rPr>
-        <w:t xml:space="preserve">PAN_CENTER / TILT_CENTER</w:t>
+        <w:t xml:space="preserve">PAN_CENTER / TILT_CENTER  ·  S PANC / S TILTC</w:t>
       </w:r>
       <w:r>
         <w:rPr>
@@ -8292,7 +9111,7 @@
           <w:sz w:val="22"/>
           <w:szCs w:val="22"/>
         </w:rPr>
-        <w:t xml:space="preserve">PAN_MIN/MAX, TILT_MIN/MAX</w:t>
+        <w:t xml:space="preserve">PAN_MIN/MAX, TILT_MIN/MAX  ·  S PANMIN/PANMAX/TILTMIN/TILTMAX</w:t>
       </w:r>
       <w:r>
         <w:rPr>
@@ -8418,7 +9237,7 @@
           <w:sz w:val="22"/>
           <w:szCs w:val="22"/>
         </w:rPr>
-        <w:t xml:space="preserve">PAN_INVERT / TILT_INVERT</w:t>
+        <w:t xml:space="preserve">PAN_INVERT / TILT_INVERT  ·  S PANINV / S TILTINV (0/1)</w:t>
       </w:r>
       <w:r>
         <w:rPr>
@@ -8544,7 +9363,7 @@
           <w:sz w:val="22"/>
           <w:szCs w:val="22"/>
         </w:rPr>
-        <w:t xml:space="preserve">AUTO_TILT, TURRET_HEIGHT_MM, TARGET_HEIGHT_MM</w:t>
+        <w:t xml:space="preserve">AUTO_TILT, TURRET_HEIGHT_MM, TARGET_HEIGHT_MM  ·  S ATILT / S TURH / S TGTH</w:t>
       </w:r>
       <w:r>
         <w:rPr>
@@ -8690,7 +9509,7 @@
           <w:sz w:val="22"/>
           <w:szCs w:val="22"/>
         </w:rPr>
-        <w:t xml:space="preserve">MIN_RANGE_MM / MAX_RANGE_MM</w:t>
+        <w:t xml:space="preserve">MIN_RANGE_MM / MAX_RANGE_MM  ·  S MINR / S MAXR</w:t>
       </w:r>
       <w:r>
         <w:rPr>
@@ -8836,7 +9655,7 @@
           <w:sz w:val="22"/>
           <w:szCs w:val="22"/>
         </w:rPr>
-        <w:t xml:space="preserve">MAX_AZ_DEG</w:t>
+        <w:t xml:space="preserve">MAX_AZ_DEG  ·  S MAXAZ</w:t>
       </w:r>
       <w:r>
         <w:rPr>
@@ -8962,7 +9781,7 @@
           <w:sz w:val="22"/>
           <w:szCs w:val="22"/>
         </w:rPr>
-        <w:t xml:space="preserve">LOCK_CONFIRM_FRAMES</w:t>
+        <w:t xml:space="preserve">LOCK_CONFIRM_FRAMES  ·  S CONFIRM</w:t>
       </w:r>
       <w:r>
         <w:rPr>
@@ -9088,7 +9907,7 @@
           <w:sz w:val="22"/>
           <w:szCs w:val="22"/>
         </w:rPr>
-        <w:t xml:space="preserve">LOST_TIMEOUT_MS</w:t>
+        <w:t xml:space="preserve">LOST_TIMEOUT_MS  ·  S LOSTMS</w:t>
       </w:r>
       <w:r>
         <w:rPr>
@@ -9214,7 +10033,7 @@
           <w:sz w:val="22"/>
           <w:szCs w:val="22"/>
         </w:rPr>
-        <w:t xml:space="preserve">SMOOTH_ALPHA / SLEW_DEG_MAX</w:t>
+        <w:t xml:space="preserve">SMOOTH_ALPHA / SLEW_DEG_MAX  ·  S ALPHA (×100) / S SLEW</w:t>
       </w:r>
       <w:r>
         <w:rPr>
@@ -9360,7 +10179,7 @@
           <w:sz w:val="22"/>
           <w:szCs w:val="22"/>
         </w:rPr>
-        <w:t xml:space="preserve">SERVO_PERIOD_MS</w:t>
+        <w:t xml:space="preserve">SERVO_PERIOD_MS  ·  только прошивкой</w:t>
       </w:r>
       <w:r>
         <w:rPr>
@@ -9486,7 +10305,7 @@
           <w:sz w:val="22"/>
           <w:szCs w:val="22"/>
         </w:rPr>
-        <w:t xml:space="preserve">PATROL_ENABLED / PATROL_SPEED</w:t>
+        <w:t xml:space="preserve">PATROL_ENABLED / PATROL_SPEED  ·  S PATROL (0/1) / S PSPEED (×100)</w:t>
       </w:r>
       <w:r>
         <w:rPr>
@@ -9612,7 +10431,7 @@
           <w:sz w:val="22"/>
           <w:szCs w:val="22"/>
         </w:rPr>
-        <w:t xml:space="preserve">TARGET_SELECT</w:t>
+        <w:t xml:space="preserve">TARGET_SELECT  ·  только прошивкой</w:t>
       </w:r>
       <w:r>
         <w:rPr>
@@ -9738,7 +10557,7 @@
           <w:sz w:val="22"/>
           <w:szCs w:val="22"/>
         </w:rPr>
-        <w:t xml:space="preserve">KILL_HOLD_MS</w:t>
+        <w:t xml:space="preserve">KILL_HOLD_MS  ·  S KILLMS</w:t>
       </w:r>
       <w:r>
         <w:rPr>
@@ -14172,6 +14991,290 @@
           </w:p>
         </w:tc>
       </w:tr>
+      <w:tr>
+        <w:tc>
+          <w:tcPr>
+            <w:tcW w:type="dxa" w:w="3050"/>
+            <w:tcMar>
+              <w:top w:type="dxa" w:w="60"/>
+              <w:left w:type="dxa" w:w="100"/>
+              <w:bottom w:type="dxa" w:w="60"/>
+              <w:right w:type="dxa" w:w="100"/>
+            </w:tcMar>
+          </w:tcPr>
+          <w:p>
+            <w:pPr>
+              <w:spacing w:line="252" w:lineRule="auto"/>
+            </w:pPr>
+            <w:r>
+              <w:rPr>
+                <w:sz w:val="20"/>
+                <w:szCs w:val="20"/>
+              </w:rPr>
+              <w:t xml:space="preserve">«ТРЕВОГА: датчик молчит» (вариант A/C)</w:t>
+            </w:r>
+          </w:p>
+        </w:tc>
+        <w:tc>
+          <w:tcPr>
+            <w:tcW w:type="dxa" w:w="3200"/>
+            <w:tcMar>
+              <w:top w:type="dxa" w:w="60"/>
+              <w:left w:type="dxa" w:w="100"/>
+              <w:bottom w:type="dxa" w:w="60"/>
+              <w:right w:type="dxa" w:w="100"/>
+            </w:tcMar>
+          </w:tcPr>
+          <w:p>
+            <w:pPr>
+              <w:spacing w:line="252" w:lineRule="auto"/>
+            </w:pPr>
+            <w:r>
+              <w:rPr>
+                <w:sz w:val="20"/>
+                <w:szCs w:val="20"/>
+              </w:rPr>
+              <w:t xml:space="preserve">обрыв TRIG/ECHO/питания датчика</w:t>
+            </w:r>
+          </w:p>
+        </w:tc>
+        <w:tc>
+          <w:tcPr>
+            <w:tcW w:type="dxa" w:w="3500"/>
+            <w:tcMar>
+              <w:top w:type="dxa" w:w="60"/>
+              <w:left w:type="dxa" w:w="100"/>
+              <w:bottom w:type="dxa" w:w="60"/>
+              <w:right w:type="dxa" w:w="100"/>
+            </w:tcMar>
+          </w:tcPr>
+          <w:p>
+            <w:pPr>
+              <w:spacing w:line="252" w:lineRule="auto"/>
+            </w:pPr>
+            <w:r>
+              <w:rPr>
+                <w:sz w:val="20"/>
+                <w:szCs w:val="20"/>
+              </w:rPr>
+              <w:t xml:space="preserve">прошивка сама снимет тревогу при появлении эха; проверьте провода</w:t>
+            </w:r>
+          </w:p>
+        </w:tc>
+      </w:tr>
+      <w:tr>
+        <w:tc>
+          <w:tcPr>
+            <w:tcW w:type="dxa" w:w="3050"/>
+            <w:tcMar>
+              <w:top w:type="dxa" w:w="60"/>
+              <w:left w:type="dxa" w:w="100"/>
+              <w:bottom w:type="dxa" w:w="60"/>
+              <w:right w:type="dxa" w:w="100"/>
+            </w:tcMar>
+          </w:tcPr>
+          <w:p>
+            <w:pPr>
+              <w:spacing w:line="252" w:lineRule="auto"/>
+            </w:pPr>
+            <w:r>
+              <w:rPr>
+                <w:sz w:val="20"/>
+                <w:szCs w:val="20"/>
+              </w:rPr>
+              <w:t xml:space="preserve">«ТРЕВОГА: радар молчит» (вариант B)</w:t>
+            </w:r>
+          </w:p>
+        </w:tc>
+        <w:tc>
+          <w:tcPr>
+            <w:tcW w:type="dxa" w:w="3200"/>
+            <w:tcMar>
+              <w:top w:type="dxa" w:w="60"/>
+              <w:left w:type="dxa" w:w="100"/>
+              <w:bottom w:type="dxa" w:w="60"/>
+              <w:right w:type="dxa" w:w="100"/>
+            </w:tcMar>
+          </w:tcPr>
+          <w:p>
+            <w:pPr>
+              <w:spacing w:line="252" w:lineRule="auto"/>
+            </w:pPr>
+            <w:r>
+              <w:rPr>
+                <w:sz w:val="20"/>
+                <w:szCs w:val="20"/>
+              </w:rPr>
+              <w:t xml:space="preserve">питание/провода радара</w:t>
+            </w:r>
+          </w:p>
+        </w:tc>
+        <w:tc>
+          <w:tcPr>
+            <w:tcW w:type="dxa" w:w="3500"/>
+            <w:tcMar>
+              <w:top w:type="dxa" w:w="60"/>
+              <w:left w:type="dxa" w:w="100"/>
+              <w:bottom w:type="dxa" w:w="60"/>
+              <w:right w:type="dxa" w:w="100"/>
+            </w:tcMar>
+          </w:tcPr>
+          <w:p>
+            <w:pPr>
+              <w:spacing w:line="252" w:lineRule="auto"/>
+            </w:pPr>
+            <w:r>
+              <w:rPr>
+                <w:sz w:val="20"/>
+                <w:szCs w:val="20"/>
+              </w:rPr>
+              <w:t xml:space="preserve">прошивка сама переинициализирует радар; проверьте 5В и TX→GPIO16</w:t>
+            </w:r>
+          </w:p>
+        </w:tc>
+      </w:tr>
+      <w:tr>
+        <w:tc>
+          <w:tcPr>
+            <w:tcW w:type="dxa" w:w="3050"/>
+            <w:tcMar>
+              <w:top w:type="dxa" w:w="60"/>
+              <w:left w:type="dxa" w:w="100"/>
+              <w:bottom w:type="dxa" w:w="60"/>
+              <w:right w:type="dxa" w:w="100"/>
+            </w:tcMar>
+          </w:tcPr>
+          <w:p>
+            <w:pPr>
+              <w:spacing w:line="252" w:lineRule="auto"/>
+            </w:pPr>
+            <w:r>
+              <w:rPr>
+                <w:sz w:val="20"/>
+                <w:szCs w:val="20"/>
+              </w:rPr>
+              <w:t xml:space="preserve">Счётчик «Загрузка N…» растёт сам</w:t>
+            </w:r>
+          </w:p>
+        </w:tc>
+        <w:tc>
+          <w:tcPr>
+            <w:tcW w:type="dxa" w:w="3200"/>
+            <w:tcMar>
+              <w:top w:type="dxa" w:w="60"/>
+              <w:left w:type="dxa" w:w="100"/>
+              <w:bottom w:type="dxa" w:w="60"/>
+              <w:right w:type="dxa" w:w="100"/>
+            </w:tcMar>
+          </w:tcPr>
+          <w:p>
+            <w:pPr>
+              <w:spacing w:line="252" w:lineRule="auto"/>
+            </w:pPr>
+            <w:r>
+              <w:rPr>
+                <w:sz w:val="20"/>
+                <w:szCs w:val="20"/>
+              </w:rPr>
+              <w:t xml:space="preserve">просадки питания перезагружают плату</w:t>
+            </w:r>
+          </w:p>
+        </w:tc>
+        <w:tc>
+          <w:tcPr>
+            <w:tcW w:type="dxa" w:w="3500"/>
+            <w:tcMar>
+              <w:top w:type="dxa" w:w="60"/>
+              <w:left w:type="dxa" w:w="100"/>
+              <w:bottom w:type="dxa" w:w="60"/>
+              <w:right w:type="dxa" w:w="100"/>
+            </w:tcMar>
+          </w:tcPr>
+          <w:p>
+            <w:pPr>
+              <w:spacing w:line="252" w:lineRule="auto"/>
+            </w:pPr>
+            <w:r>
+              <w:rPr>
+                <w:sz w:val="20"/>
+                <w:szCs w:val="20"/>
+              </w:rPr>
+              <w:t xml:space="preserve">отдельный БП для серво, конденсатор, качественный кабель</w:t>
+            </w:r>
+          </w:p>
+        </w:tc>
+      </w:tr>
+      <w:tr>
+        <w:tc>
+          <w:tcPr>
+            <w:tcW w:type="dxa" w:w="3050"/>
+            <w:tcMar>
+              <w:top w:type="dxa" w:w="60"/>
+              <w:left w:type="dxa" w:w="100"/>
+              <w:bottom w:type="dxa" w:w="60"/>
+              <w:right w:type="dxa" w:w="100"/>
+            </w:tcMar>
+          </w:tcPr>
+          <w:p>
+            <w:pPr>
+              <w:spacing w:line="252" w:lineRule="auto"/>
+            </w:pPr>
+            <w:r>
+              <w:rPr>
+                <w:sz w:val="20"/>
+                <w:szCs w:val="20"/>
+              </w:rPr>
+              <w:t xml:space="preserve">GUI не подключается к порту</w:t>
+            </w:r>
+          </w:p>
+        </w:tc>
+        <w:tc>
+          <w:tcPr>
+            <w:tcW w:type="dxa" w:w="3200"/>
+            <w:tcMar>
+              <w:top w:type="dxa" w:w="60"/>
+              <w:left w:type="dxa" w:w="100"/>
+              <w:bottom w:type="dxa" w:w="60"/>
+              <w:right w:type="dxa" w:w="100"/>
+            </w:tcMar>
+          </w:tcPr>
+          <w:p>
+            <w:pPr>
+              <w:spacing w:line="252" w:lineRule="auto"/>
+            </w:pPr>
+            <w:r>
+              <w:rPr>
+                <w:sz w:val="20"/>
+                <w:szCs w:val="20"/>
+              </w:rPr>
+              <w:t xml:space="preserve">порт занят Монитором порта/другой программой</w:t>
+            </w:r>
+          </w:p>
+        </w:tc>
+        <w:tc>
+          <w:tcPr>
+            <w:tcW w:type="dxa" w:w="3500"/>
+            <w:tcMar>
+              <w:top w:type="dxa" w:w="60"/>
+              <w:left w:type="dxa" w:w="100"/>
+              <w:bottom w:type="dxa" w:w="60"/>
+              <w:right w:type="dxa" w:w="100"/>
+            </w:tcMar>
+          </w:tcPr>
+          <w:p>
+            <w:pPr>
+              <w:spacing w:line="252" w:lineRule="auto"/>
+            </w:pPr>
+            <w:r>
+              <w:rPr>
+                <w:sz w:val="20"/>
+                <w:szCs w:val="20"/>
+              </w:rPr>
+              <w:t xml:space="preserve">закройте Монитор порта; выберите порт заново (⟳)</w:t>
+            </w:r>
+          </w:p>
+        </w:tc>
+      </w:tr>
     </w:tbl>
     <w:p>
       <w:pPr>
@@ -14302,6 +15405,2324 @@
         <w:t xml:space="preserve">Подсветка ИК-диодами + камера без ИК-фильтра на контрастном экране — так мелкие цели видны намного лучше (идея систем класса Photonic Fence).</w:t>
       </w:r>
     </w:p>
+    <w:p>
+      <w:pPr>
+        <w:pStyle w:val="Heading1"/>
+        <w:pageBreakBefore/>
+      </w:pPr>
+      <w:r>
+        <w:t xml:space="preserve">9. «Пульт ПВО» — приложение для Windows и macOS</w:t>
+      </w:r>
+    </w:p>
+    <w:p>
+      <w:pPr>
+        <w:spacing w:after="120" w:line="276" w:lineRule="auto"/>
+        <w:jc w:val="both"/>
+      </w:pPr>
+      <w:r>
+        <w:t xml:space="preserve">Пульт подключается к турели по USB и даёт всё то же, что сервисные команды, но в графическом виде: живой радарный экран, просмотр и изменение каждого параметра, ручное наведение, тест лазера и полный журнал обмена. Работает с обеими прошивками — pvo.ino (вариант A/C) и pvo_esp32.ino (вариант B) — и сам определяет, какая подключена.</w:t>
+      </w:r>
+    </w:p>
+    <w:p>
+      <w:pPr>
+        <w:pStyle w:val="Heading2"/>
+      </w:pPr>
+      <w:r>
+        <w:t xml:space="preserve">9.1. Установка</w:t>
+      </w:r>
+    </w:p>
+    <w:p>
+      <w:pPr>
+        <w:pStyle w:val="Heading3"/>
+      </w:pPr>
+      <w:r>
+        <w:t xml:space="preserve">Windows</w:t>
+      </w:r>
+    </w:p>
+    <w:p>
+      <w:pPr>
+        <w:pStyle w:val="ListParagraph"/>
+        <w:numPr>
+          <w:ilvl w:val="0"/>
+          <w:numId w:val="10"/>
+        </w:numPr>
+        <w:spacing w:after="90" w:line="264" w:lineRule="auto"/>
+      </w:pPr>
+      <w:r>
+        <w:t xml:space="preserve">Установите Python 3.10+ с </w:t>
+      </w:r>
+      <w:r>
+        <w:rPr>
+          <w:rFonts w:ascii="Consolas" w:cs="Consolas" w:eastAsia="Consolas" w:hAnsi="Consolas"/>
+        </w:rPr>
+        <w:t xml:space="preserve">python.org/downloads</w:t>
+      </w:r>
+      <w:r>
+        <w:t xml:space="preserve"> — на первом экране инсталлятора отметьте галочку </w:t>
+      </w:r>
+      <w:r>
+        <w:rPr>
+          <w:b/>
+          <w:bCs/>
+        </w:rPr>
+        <w:t xml:space="preserve">Add python.exe to PATH</w:t>
+      </w:r>
+      <w:r>
+        <w:t xml:space="preserve">.</w:t>
+      </w:r>
+    </w:p>
+    <w:p>
+      <w:pPr>
+        <w:pStyle w:val="ListParagraph"/>
+        <w:numPr>
+          <w:ilvl w:val="0"/>
+          <w:numId w:val="10"/>
+        </w:numPr>
+        <w:spacing w:after="90" w:line="264" w:lineRule="auto"/>
+      </w:pPr>
+      <w:r>
+        <w:t xml:space="preserve">В командной строке: </w:t>
+      </w:r>
+      <w:r>
+        <w:rPr>
+          <w:rFonts w:ascii="Consolas" w:cs="Consolas" w:eastAsia="Consolas" w:hAnsi="Consolas"/>
+        </w:rPr>
+        <w:t xml:space="preserve">pip install pyserial</w:t>
+      </w:r>
+    </w:p>
+    <w:p>
+      <w:pPr>
+        <w:pStyle w:val="ListParagraph"/>
+        <w:numPr>
+          <w:ilvl w:val="0"/>
+          <w:numId w:val="10"/>
+        </w:numPr>
+        <w:spacing w:after="90" w:line="264" w:lineRule="auto"/>
+      </w:pPr>
+      <w:r>
+        <w:t xml:space="preserve">Запуск: </w:t>
+      </w:r>
+      <w:r>
+        <w:rPr>
+          <w:rFonts w:ascii="Consolas" w:cs="Consolas" w:eastAsia="Consolas" w:hAnsi="Consolas"/>
+        </w:rPr>
+        <w:t xml:space="preserve">python pvo_gui.py</w:t>
+      </w:r>
+      <w:r>
+        <w:t xml:space="preserve"> (двойной клик по файлу тоже работает, если Python ассоциирован).</w:t>
+      </w:r>
+    </w:p>
+    <w:p>
+      <w:pPr>
+        <w:pStyle w:val="Heading3"/>
+      </w:pPr>
+      <w:r>
+        <w:t xml:space="preserve">macOS</w:t>
+      </w:r>
+    </w:p>
+    <w:p>
+      <w:pPr>
+        <w:pStyle w:val="ListParagraph"/>
+        <w:numPr>
+          <w:ilvl w:val="0"/>
+          <w:numId w:val="11"/>
+        </w:numPr>
+        <w:spacing w:after="90" w:line="264" w:lineRule="auto"/>
+      </w:pPr>
+      <w:r>
+        <w:t xml:space="preserve">Python 3 обычно уже есть; при необходимости поставьте с </w:t>
+      </w:r>
+      <w:r>
+        <w:rPr>
+          <w:rFonts w:ascii="Consolas" w:cs="Consolas" w:eastAsia="Consolas" w:hAnsi="Consolas"/>
+        </w:rPr>
+        <w:t xml:space="preserve">python.org</w:t>
+      </w:r>
+      <w:r>
+        <w:t xml:space="preserve"> (в комплекте идёт Tk для интерфейса).</w:t>
+      </w:r>
+    </w:p>
+    <w:p>
+      <w:pPr>
+        <w:pStyle w:val="ListParagraph"/>
+        <w:numPr>
+          <w:ilvl w:val="0"/>
+          <w:numId w:val="11"/>
+        </w:numPr>
+        <w:spacing w:after="90" w:line="264" w:lineRule="auto"/>
+      </w:pPr>
+      <w:r>
+        <w:t xml:space="preserve">В Терминале: </w:t>
+      </w:r>
+      <w:r>
+        <w:rPr>
+          <w:rFonts w:ascii="Consolas" w:cs="Consolas" w:eastAsia="Consolas" w:hAnsi="Consolas"/>
+        </w:rPr>
+        <w:t xml:space="preserve">pip3 install pyserial</w:t>
+      </w:r>
+    </w:p>
+    <w:p>
+      <w:pPr>
+        <w:pStyle w:val="ListParagraph"/>
+        <w:numPr>
+          <w:ilvl w:val="0"/>
+          <w:numId w:val="11"/>
+        </w:numPr>
+        <w:spacing w:after="90" w:line="264" w:lineRule="auto"/>
+      </w:pPr>
+      <w:r>
+        <w:t xml:space="preserve">Запуск: </w:t>
+      </w:r>
+      <w:r>
+        <w:rPr>
+          <w:rFonts w:ascii="Consolas" w:cs="Consolas" w:eastAsia="Consolas" w:hAnsi="Consolas"/>
+        </w:rPr>
+        <w:t xml:space="preserve">python3 pvo_gui.py</w:t>
+      </w:r>
+      <w:r>
+        <w:t xml:space="preserve">. Драйверы: для CH340-плат на новых macOS обычно ничего ставить не нужно (порт вида /dev/cu.usbserial-…).</w:t>
+      </w:r>
+    </w:p>
+    <w:p>
+      <w:pPr>
+        <w:spacing w:after="120" w:line="276" w:lineRule="auto"/>
+        <w:jc w:val="both"/>
+      </w:pPr>
+      <w:r>
+        <w:rPr>
+          <w:b/>
+          <w:bCs/>
+        </w:rPr>
+        <w:t xml:space="preserve">Полезные ключи запуска: </w:t>
+      </w:r>
+      <w:r>
+        <w:rPr>
+          <w:rFonts w:ascii="Consolas" w:cs="Consolas" w:eastAsia="Consolas" w:hAnsi="Consolas"/>
+        </w:rPr>
+        <w:t xml:space="preserve">--port COM5 --baud 9600 --connect</w:t>
+      </w:r>
+      <w:r>
+        <w:t xml:space="preserve"> — подключиться сразу (удобно для ярлыка), </w:t>
+      </w:r>
+      <w:r>
+        <w:rPr>
+          <w:rFonts w:ascii="Consolas" w:cs="Consolas" w:eastAsia="Consolas" w:hAnsi="Consolas"/>
+        </w:rPr>
+        <w:t xml:space="preserve">--tab 1</w:t>
+      </w:r>
+      <w:r>
+        <w:t xml:space="preserve"> — открыть сразу вкладку «Параметры».</w:t>
+      </w:r>
+    </w:p>
+    <w:p>
+      <w:pPr>
+        <w:pStyle w:val="Heading2"/>
+      </w:pPr>
+      <w:r>
+        <w:t xml:space="preserve">9.2. Подключение</w:t>
+      </w:r>
+    </w:p>
+    <w:p>
+      <w:pPr>
+        <w:pStyle w:val="ListParagraph"/>
+        <w:numPr>
+          <w:ilvl w:val="0"/>
+          <w:numId w:val="12"/>
+        </w:numPr>
+        <w:spacing w:after="90" w:line="264" w:lineRule="auto"/>
+      </w:pPr>
+      <w:r>
+        <w:t xml:space="preserve">Подключите плату турели по USB. Закройте Монитор порта Arduino IDE — порт может быть занят только одной программой!</w:t>
+      </w:r>
+    </w:p>
+    <w:p>
+      <w:pPr>
+        <w:pStyle w:val="ListParagraph"/>
+        <w:numPr>
+          <w:ilvl w:val="0"/>
+          <w:numId w:val="12"/>
+        </w:numPr>
+        <w:spacing w:after="90" w:line="264" w:lineRule="auto"/>
+      </w:pPr>
+      <w:r>
+        <w:t xml:space="preserve">В пульте: кнопка ⟳ обновляет список портов; выберите порт и скорость: 9600 для Uno/Nano, 115200 для ESP32.</w:t>
+      </w:r>
+    </w:p>
+    <w:p>
+      <w:pPr>
+        <w:pStyle w:val="ListParagraph"/>
+        <w:numPr>
+          <w:ilvl w:val="0"/>
+          <w:numId w:val="12"/>
+        </w:numPr>
+        <w:spacing w:after="90" w:line="264" w:lineRule="auto"/>
+      </w:pPr>
+      <w:r>
+        <w:t xml:space="preserve">«Подключить». Пульт подождёт перезагрузку платы (~2 с), запросит статус (?), считает параметры (G) и включит телеметрию (M1). Прошивка определяется автоматически по набору параметров.</w:t>
+      </w:r>
+    </w:p>
+    <w:p>
+      <w:pPr>
+        <w:pStyle w:val="Heading2"/>
+      </w:pPr>
+      <w:r>
+        <w:t xml:space="preserve">9.3. Вкладка «Обзор» — радарный экран</w:t>
+      </w:r>
+    </w:p>
+    <w:p>
+      <w:pPr>
+        <w:spacing w:after="40" w:before="120"/>
+        <w:jc w:val="center"/>
+      </w:pPr>
+      <w:r>
+        <w:drawing>
+          <wp:inline distT="0" distB="0" distL="0" distR="0">
+            <wp:extent cx="5905500" cy="3857625"/>
+            <wp:effectExtent t="0" r="0" b="0" l="0"/>
+            <wp:docPr id="14" name="Picture 14" descr="" title=""/>
+            <wp:cNvGraphicFramePr>
+              <a:graphicFrameLocks xmlns:a="http://schemas.openxmlformats.org/drawingml/2006/main" noChangeAspect="1"/>
+            </wp:cNvGraphicFramePr>
+            <a:graphic xmlns:a="http://schemas.openxmlformats.org/drawingml/2006/main">
+              <a:graphicData uri="http://schemas.openxmlformats.org/drawingml/2006/picture">
+                <pic:pic xmlns:pic="http://schemas.openxmlformats.org/drawingml/2006/picture">
+                  <pic:nvPicPr>
+                    <pic:cNvPr id="114" name="Image 14" descr=""/>
+                    <pic:cNvPicPr>
+                      <a:picLocks noChangeAspect="1" noChangeArrowheads="1"/>
+                    </pic:cNvPicPr>
+                  </pic:nvPicPr>
+                  <pic:blipFill>
+                    <a:blip r:embed="rId21" cstate="none"/>
+                    <a:srcRect/>
+                    <a:stretch>
+                      <a:fillRect/>
+                    </a:stretch>
+                  </pic:blipFill>
+                  <pic:spPr bwMode="auto">
+                    <a:xfrm>
+                      <a:off x="0" y="0"/>
+                      <a:ext cx="5905500" cy="3857625"/>
+                    </a:xfrm>
+                    <a:prstGeom prst="rect">
+                      <a:avLst/>
+                    </a:prstGeom>
+                  </pic:spPr>
+                </pic:pic>
+              </a:graphicData>
+            </a:graphic>
+          </wp:inline>
+        </w:drawing>
+      </w:r>
+    </w:p>
+    <w:p>
+      <w:pPr>
+        <w:spacing w:after="200"/>
+        <w:jc w:val="center"/>
+      </w:pPr>
+      <w:r>
+        <w:rPr>
+          <w:i/>
+          <w:iCs/>
+          <w:color w:val="555555"/>
+          <w:sz w:val="18"/>
+          <w:szCs w:val="18"/>
+        </w:rPr>
+        <w:t xml:space="preserve">Обзор при подключённой Uno/Nano: сектор, пороги 60/90 см, луч турели, цель, счётчик журнала</w:t>
+      </w:r>
+    </w:p>
+    <w:p>
+      <w:pPr>
+        <w:pStyle w:val="ListParagraph"/>
+        <w:numPr>
+          <w:ilvl w:val="0"/>
+          <w:numId w:val="2"/>
+        </w:numPr>
+        <w:spacing w:after="80" w:line="264" w:lineRule="auto"/>
+      </w:pPr>
+      <w:r>
+        <w:t xml:space="preserve">Луч показывает текущий угол турели; красная точка — цель с подписью дистанции; кольца — пороги захвата и удержания (берутся из фактических параметров платы).</w:t>
+      </w:r>
+    </w:p>
+    <w:p>
+      <w:pPr>
+        <w:pStyle w:val="ListParagraph"/>
+        <w:numPr>
+          <w:ilvl w:val="0"/>
+          <w:numId w:val="2"/>
+        </w:numPr>
+        <w:spacing w:after="80" w:line="264" w:lineRule="auto"/>
+      </w:pPr>
+      <w:r>
+        <w:t xml:space="preserve">Подпись под сектором: режим (ПАТРУЛЬ / СОПРОВОЖДЕНИЕ / SLAVE) и угол; справа вверху — журнал поражений.</w:t>
+      </w:r>
+    </w:p>
+    <w:p>
+      <w:pPr>
+        <w:pStyle w:val="ListParagraph"/>
+        <w:numPr>
+          <w:ilvl w:val="0"/>
+          <w:numId w:val="2"/>
+        </w:numPr>
+        <w:spacing w:after="80" w:line="264" w:lineRule="auto"/>
+      </w:pPr>
+      <w:r>
+        <w:t xml:space="preserve">Тревоги прошивки (датчик/радар молчит) появляются красной полосой поверх экрана и исчезают сами при восстановлении.</w:t>
+      </w:r>
+    </w:p>
+    <w:p>
+      <w:pPr>
+        <w:spacing w:after="40" w:before="120"/>
+        <w:jc w:val="center"/>
+      </w:pPr>
+      <w:r>
+        <w:drawing>
+          <wp:inline distT="0" distB="0" distL="0" distR="0">
+            <wp:extent cx="5905500" cy="3857625"/>
+            <wp:effectExtent t="0" r="0" b="0" l="0"/>
+            <wp:docPr id="15" name="Picture 15" descr="" title=""/>
+            <wp:cNvGraphicFramePr>
+              <a:graphicFrameLocks xmlns:a="http://schemas.openxmlformats.org/drawingml/2006/main" noChangeAspect="1"/>
+            </wp:cNvGraphicFramePr>
+            <a:graphic xmlns:a="http://schemas.openxmlformats.org/drawingml/2006/main">
+              <a:graphicData uri="http://schemas.openxmlformats.org/drawingml/2006/picture">
+                <pic:pic xmlns:pic="http://schemas.openxmlformats.org/drawingml/2006/picture">
+                  <pic:nvPicPr>
+                    <pic:cNvPr id="115" name="Image 15" descr=""/>
+                    <pic:cNvPicPr>
+                      <a:picLocks noChangeAspect="1" noChangeArrowheads="1"/>
+                    </pic:cNvPicPr>
+                  </pic:nvPicPr>
+                  <pic:blipFill>
+                    <a:blip r:embed="rId22" cstate="none"/>
+                    <a:srcRect/>
+                    <a:stretch>
+                      <a:fillRect/>
+                    </a:stretch>
+                  </pic:blipFill>
+                  <pic:spPr bwMode="auto">
+                    <a:xfrm>
+                      <a:off x="0" y="0"/>
+                      <a:ext cx="5905500" cy="3857625"/>
+                    </a:xfrm>
+                    <a:prstGeom prst="rect">
+                      <a:avLst/>
+                    </a:prstGeom>
+                  </pic:spPr>
+                </pic:pic>
+              </a:graphicData>
+            </a:graphic>
+          </wp:inline>
+        </w:drawing>
+      </w:r>
+    </w:p>
+    <w:p>
+      <w:pPr>
+        <w:spacing w:after="200"/>
+        <w:jc w:val="center"/>
+      </w:pPr>
+      <w:r>
+        <w:rPr>
+          <w:i/>
+          <w:iCs/>
+          <w:color w:val="555555"/>
+          <w:sz w:val="18"/>
+          <w:szCs w:val="18"/>
+        </w:rPr>
+        <w:t xml:space="preserve">Обзор при подключённом ESP32: вид сверху, кольца дальности 1–4 м, мёртвая зона, цель по координатам радара</w:t>
+      </w:r>
+    </w:p>
+    <w:p>
+      <w:pPr>
+        <w:spacing w:after="120" w:line="276" w:lineRule="auto"/>
+        <w:jc w:val="both"/>
+      </w:pPr>
+      <w:r>
+        <w:t xml:space="preserve">Для варианта B экран переключается в режим «вид сверху»: цель рисуется по реальным координатам X/Y радара, тёмный сектор у основания — мёртвая зона MIN_RANGE_MM, подпись — режим, pan и tilt.</w:t>
+      </w:r>
+    </w:p>
+    <w:p>
+      <w:pPr>
+        <w:pStyle w:val="Heading2"/>
+      </w:pPr>
+      <w:r>
+        <w:t xml:space="preserve">9.4. Вкладка «Параметры»</w:t>
+      </w:r>
+    </w:p>
+    <w:p>
+      <w:pPr>
+        <w:spacing w:after="40" w:before="120"/>
+        <w:jc w:val="center"/>
+      </w:pPr>
+      <w:r>
+        <w:drawing>
+          <wp:inline distT="0" distB="0" distL="0" distR="0">
+            <wp:extent cx="5905500" cy="3857625"/>
+            <wp:effectExtent t="0" r="0" b="0" l="0"/>
+            <wp:docPr id="16" name="Picture 16" descr="" title=""/>
+            <wp:cNvGraphicFramePr>
+              <a:graphicFrameLocks xmlns:a="http://schemas.openxmlformats.org/drawingml/2006/main" noChangeAspect="1"/>
+            </wp:cNvGraphicFramePr>
+            <a:graphic xmlns:a="http://schemas.openxmlformats.org/drawingml/2006/main">
+              <a:graphicData uri="http://schemas.openxmlformats.org/drawingml/2006/picture">
+                <pic:pic xmlns:pic="http://schemas.openxmlformats.org/drawingml/2006/picture">
+                  <pic:nvPicPr>
+                    <pic:cNvPr id="116" name="Image 16" descr=""/>
+                    <pic:cNvPicPr>
+                      <a:picLocks noChangeAspect="1" noChangeArrowheads="1"/>
+                    </pic:cNvPicPr>
+                  </pic:nvPicPr>
+                  <pic:blipFill>
+                    <a:blip r:embed="rId23" cstate="none"/>
+                    <a:srcRect/>
+                    <a:stretch>
+                      <a:fillRect/>
+                    </a:stretch>
+                  </pic:blipFill>
+                  <pic:spPr bwMode="auto">
+                    <a:xfrm>
+                      <a:off x="0" y="0"/>
+                      <a:ext cx="5905500" cy="3857625"/>
+                    </a:xfrm>
+                    <a:prstGeom prst="rect">
+                      <a:avLst/>
+                    </a:prstGeom>
+                  </pic:spPr>
+                </pic:pic>
+              </a:graphicData>
+            </a:graphic>
+          </wp:inline>
+        </w:drawing>
+      </w:r>
+    </w:p>
+    <w:p>
+      <w:pPr>
+        <w:spacing w:after="200"/>
+        <w:jc w:val="center"/>
+      </w:pPr>
+      <w:r>
+        <w:rPr>
+          <w:i/>
+          <w:iCs/>
+          <w:color w:val="555555"/>
+          <w:sz w:val="18"/>
+          <w:szCs w:val="18"/>
+        </w:rPr>
+        <w:t xml:space="preserve">Все параметры прошивки: значение, допустимый диапазон, подсказка</w:t>
+      </w:r>
+    </w:p>
+    <w:p>
+      <w:pPr>
+        <w:pStyle w:val="ListParagraph"/>
+        <w:numPr>
+          <w:ilvl w:val="0"/>
+          <w:numId w:val="13"/>
+        </w:numPr>
+        <w:spacing w:after="90" w:line="264" w:lineRule="auto"/>
+      </w:pPr>
+      <w:r>
+        <w:t xml:space="preserve">«Считать с платы (G)» — таблица заполняется фактическими значениями из прошивки.</w:t>
+      </w:r>
+    </w:p>
+    <w:p>
+      <w:pPr>
+        <w:pStyle w:val="ListParagraph"/>
+        <w:numPr>
+          <w:ilvl w:val="0"/>
+          <w:numId w:val="13"/>
+        </w:numPr>
+        <w:spacing w:after="90" w:line="264" w:lineRule="auto"/>
+      </w:pPr>
+      <w:r>
+        <w:t xml:space="preserve">Меняйте числа прямо в таблице (диапазоны подсказаны рядом; выход за диапазон плата отвергнет с сообщением ERR в консоли).</w:t>
+      </w:r>
+    </w:p>
+    <w:p>
+      <w:pPr>
+        <w:pStyle w:val="ListParagraph"/>
+        <w:numPr>
+          <w:ilvl w:val="0"/>
+          <w:numId w:val="13"/>
+        </w:numPr>
+        <w:spacing w:after="90" w:line="264" w:lineRule="auto"/>
+      </w:pPr>
+      <w:r>
+        <w:t xml:space="preserve">«Применить изменённые» — пульт отправит S только по изменённым строкам и перечитает фактические значения.</w:t>
+      </w:r>
+    </w:p>
+    <w:p>
+      <w:pPr>
+        <w:pStyle w:val="ListParagraph"/>
+        <w:numPr>
+          <w:ilvl w:val="0"/>
+          <w:numId w:val="13"/>
+        </w:numPr>
+        <w:spacing w:after="90" w:line="264" w:lineRule="auto"/>
+      </w:pPr>
+      <w:r>
+        <w:t xml:space="preserve">Понравилось — «Сохранить в память платы (W)»: параметры переживут выключение. «Заводские (D)» — вернуть умолчания (не забудьте W, если нужно закрепить).</w:t>
+      </w:r>
+    </w:p>
+    <w:p>
+      <w:pPr>
+        <w:pStyle w:val="Heading2"/>
+      </w:pPr>
+      <w:r>
+        <w:t xml:space="preserve">9.5. Вкладки «Управление» и «Консоль»</w:t>
+      </w:r>
+    </w:p>
+    <w:p>
+      <w:pPr>
+        <w:spacing w:after="40" w:before="120"/>
+        <w:jc w:val="center"/>
+      </w:pPr>
+      <w:r>
+        <w:drawing>
+          <wp:inline distT="0" distB="0" distL="0" distR="0">
+            <wp:extent cx="5905500" cy="3857625"/>
+            <wp:effectExtent t="0" r="0" b="0" l="0"/>
+            <wp:docPr id="17" name="Picture 17" descr="" title=""/>
+            <wp:cNvGraphicFramePr>
+              <a:graphicFrameLocks xmlns:a="http://schemas.openxmlformats.org/drawingml/2006/main" noChangeAspect="1"/>
+            </wp:cNvGraphicFramePr>
+            <a:graphic xmlns:a="http://schemas.openxmlformats.org/drawingml/2006/main">
+              <a:graphicData uri="http://schemas.openxmlformats.org/drawingml/2006/picture">
+                <pic:pic xmlns:pic="http://schemas.openxmlformats.org/drawingml/2006/picture">
+                  <pic:nvPicPr>
+                    <pic:cNvPr id="117" name="Image 17" descr=""/>
+                    <pic:cNvPicPr>
+                      <a:picLocks noChangeAspect="1" noChangeArrowheads="1"/>
+                    </pic:cNvPicPr>
+                  </pic:nvPicPr>
+                  <pic:blipFill>
+                    <a:blip r:embed="rId24" cstate="none"/>
+                    <a:srcRect/>
+                    <a:stretch>
+                      <a:fillRect/>
+                    </a:stretch>
+                  </pic:blipFill>
+                  <pic:spPr bwMode="auto">
+                    <a:xfrm>
+                      <a:off x="0" y="0"/>
+                      <a:ext cx="5905500" cy="3857625"/>
+                    </a:xfrm>
+                    <a:prstGeom prst="rect">
+                      <a:avLst/>
+                    </a:prstGeom>
+                  </pic:spPr>
+                </pic:pic>
+              </a:graphicData>
+            </a:graphic>
+          </wp:inline>
+        </w:drawing>
+      </w:r>
+    </w:p>
+    <w:p>
+      <w:pPr>
+        <w:spacing w:after="200"/>
+        <w:jc w:val="center"/>
+      </w:pPr>
+      <w:r>
+        <w:rPr>
+          <w:i/>
+          <w:iCs/>
+          <w:color w:val="555555"/>
+          <w:sz w:val="18"/>
+          <w:szCs w:val="18"/>
+        </w:rPr>
+        <w:t xml:space="preserve">Ручное наведение, автономия и сервис ESP32</w:t>
+      </w:r>
+    </w:p>
+    <w:p>
+      <w:pPr>
+        <w:pStyle w:val="ListParagraph"/>
+        <w:numPr>
+          <w:ilvl w:val="0"/>
+          <w:numId w:val="2"/>
+        </w:numPr>
+        <w:spacing w:after="80" w:line="264" w:lineRule="auto"/>
+      </w:pPr>
+      <w:r>
+        <w:t xml:space="preserve">Слайдер + «Навести (P)» — ручное целеуказание (турель Uno входит в SLAVE и включает лазер); галочка «слать при движении» превращает слайдер в живой джойстик. «Автономия (R)» возвращает патруль.</w:t>
+      </w:r>
+    </w:p>
+    <w:p>
+      <w:pPr>
+        <w:pStyle w:val="ListParagraph"/>
+        <w:numPr>
+          <w:ilvl w:val="0"/>
+          <w:numId w:val="2"/>
+        </w:numPr>
+        <w:spacing w:after="80" w:line="264" w:lineRule="auto"/>
+      </w:pPr>
+      <w:r>
+        <w:t xml:space="preserve">Для ESP32: «Серво в центр (C)» на время юстировки, тест лазера L1/L0 (только на дежурстве), «Реинит радара (T)», запрос статуса «?».</w:t>
+      </w:r>
+    </w:p>
+    <w:p>
+      <w:pPr>
+        <w:pStyle w:val="ListParagraph"/>
+        <w:numPr>
+          <w:ilvl w:val="0"/>
+          <w:numId w:val="2"/>
+        </w:numPr>
+        <w:spacing w:after="80" w:line="264" w:lineRule="auto"/>
+      </w:pPr>
+      <w:r>
+        <w:t xml:space="preserve">«Консоль» — весь обмен с платой с метками времени; внизу можно отправить любую команду протокола руками. Телеметрия TL в лог не пишется, чтобы его не засорять.</w:t>
+      </w:r>
+    </w:p>
+    <w:p>
+      <w:pPr>
+        <w:pStyle w:val="Heading2"/>
+      </w:pPr>
+      <w:r>
+        <w:t xml:space="preserve">9.6. Отдельный .exe / .app (по желанию)</w:t>
+      </w:r>
+    </w:p>
+    <w:p>
+      <w:pPr>
+        <w:pStyle w:val="ListParagraph"/>
+        <w:numPr>
+          <w:ilvl w:val="0"/>
+          <w:numId w:val="14"/>
+        </w:numPr>
+        <w:spacing w:after="90" w:line="264" w:lineRule="auto"/>
+      </w:pPr>
+      <w:r>
+        <w:rPr>
+          <w:rFonts w:ascii="Consolas" w:cs="Consolas" w:eastAsia="Consolas" w:hAnsi="Consolas"/>
+        </w:rPr>
+        <w:t xml:space="preserve">pip install pyinstaller</w:t>
+      </w:r>
+    </w:p>
+    <w:p>
+      <w:pPr>
+        <w:pStyle w:val="ListParagraph"/>
+        <w:numPr>
+          <w:ilvl w:val="0"/>
+          <w:numId w:val="14"/>
+        </w:numPr>
+        <w:spacing w:after="90" w:line="264" w:lineRule="auto"/>
+      </w:pPr>
+      <w:r>
+        <w:rPr>
+          <w:rFonts w:ascii="Consolas" w:cs="Consolas" w:eastAsia="Consolas" w:hAnsi="Consolas"/>
+        </w:rPr>
+        <w:t xml:space="preserve">pyinstaller --onefile --windowed pvo_gui.py</w:t>
+      </w:r>
+      <w:r>
+        <w:t xml:space="preserve"> — готовый файл появится в папке dist.</w:t>
+      </w:r>
+    </w:p>
+    <w:p>
+      <w:pPr>
+        <w:pStyle w:val="ListParagraph"/>
+        <w:numPr>
+          <w:ilvl w:val="0"/>
+          <w:numId w:val="14"/>
+        </w:numPr>
+        <w:spacing w:after="90" w:line="264" w:lineRule="auto"/>
+      </w:pPr>
+      <w:r>
+        <w:t xml:space="preserve">Собирать нужно на той же ОС, для которой делаете приложение (exe — на Windows, app — на macOS).</w:t>
+      </w:r>
+    </w:p>
+    <w:tbl>
+      <w:tblPr>
+        <w:tblW w:type="dxa" w:w="9750"/>
+        <w:tblBorders>
+          <w:top w:val="single" w:color="auto" w:sz="4"/>
+          <w:left w:val="single" w:color="auto" w:sz="4"/>
+          <w:bottom w:val="single" w:color="auto" w:sz="4"/>
+          <w:right w:val="single" w:color="auto" w:sz="4"/>
+          <w:insideH w:val="single" w:color="auto" w:sz="4"/>
+          <w:insideV w:val="single" w:color="auto" w:sz="4"/>
+        </w:tblBorders>
+      </w:tblPr>
+      <w:tblGrid>
+        <w:gridCol w:w="4300"/>
+        <w:gridCol w:w="5450"/>
+      </w:tblGrid>
+      <w:tr>
+        <w:trPr>
+          <w:tblHeader/>
+        </w:trPr>
+        <w:tc>
+          <w:tcPr>
+            <w:tcW w:type="dxa" w:w="4300"/>
+            <w:shd w:fill="00575C" w:val="clear"/>
+            <w:tcMar>
+              <w:top w:type="dxa" w:w="60"/>
+              <w:left w:type="dxa" w:w="100"/>
+              <w:bottom w:type="dxa" w:w="60"/>
+              <w:right w:type="dxa" w:w="100"/>
+            </w:tcMar>
+          </w:tcPr>
+          <w:p>
+            <w:pPr>
+              <w:spacing w:line="252" w:lineRule="auto"/>
+            </w:pPr>
+            <w:r>
+              <w:rPr>
+                <w:b/>
+                <w:bCs/>
+                <w:color w:val="FFFFFF"/>
+                <w:sz w:val="19"/>
+                <w:szCs w:val="19"/>
+              </w:rPr>
+              <w:t xml:space="preserve">Проблема с пультом</w:t>
+            </w:r>
+          </w:p>
+        </w:tc>
+        <w:tc>
+          <w:tcPr>
+            <w:tcW w:type="dxa" w:w="5450"/>
+            <w:shd w:fill="00575C" w:val="clear"/>
+            <w:tcMar>
+              <w:top w:type="dxa" w:w="60"/>
+              <w:left w:type="dxa" w:w="100"/>
+              <w:bottom w:type="dxa" w:w="60"/>
+              <w:right w:type="dxa" w:w="100"/>
+            </w:tcMar>
+          </w:tcPr>
+          <w:p>
+            <w:pPr>
+              <w:spacing w:line="252" w:lineRule="auto"/>
+            </w:pPr>
+            <w:r>
+              <w:rPr>
+                <w:b/>
+                <w:bCs/>
+                <w:color w:val="FFFFFF"/>
+                <w:sz w:val="19"/>
+                <w:szCs w:val="19"/>
+              </w:rPr>
+              <w:t xml:space="preserve">Решение</w:t>
+            </w:r>
+          </w:p>
+        </w:tc>
+      </w:tr>
+      <w:tr>
+        <w:tc>
+          <w:tcPr>
+            <w:tcW w:type="dxa" w:w="4300"/>
+            <w:tcMar>
+              <w:top w:type="dxa" w:w="60"/>
+              <w:left w:type="dxa" w:w="100"/>
+              <w:bottom w:type="dxa" w:w="60"/>
+              <w:right w:type="dxa" w:w="100"/>
+            </w:tcMar>
+          </w:tcPr>
+          <w:p>
+            <w:pPr>
+              <w:spacing w:line="252" w:lineRule="auto"/>
+            </w:pPr>
+            <w:r>
+              <w:rPr>
+                <w:sz w:val="20"/>
+                <w:szCs w:val="20"/>
+              </w:rPr>
+              <w:t xml:space="preserve">«Нет pyserial»</w:t>
+            </w:r>
+          </w:p>
+        </w:tc>
+        <w:tc>
+          <w:tcPr>
+            <w:tcW w:type="dxa" w:w="5450"/>
+            <w:tcMar>
+              <w:top w:type="dxa" w:w="60"/>
+              <w:left w:type="dxa" w:w="100"/>
+              <w:bottom w:type="dxa" w:w="60"/>
+              <w:right w:type="dxa" w:w="100"/>
+            </w:tcMar>
+          </w:tcPr>
+          <w:p>
+            <w:pPr>
+              <w:spacing w:line="252" w:lineRule="auto"/>
+            </w:pPr>
+            <w:r>
+              <w:rPr>
+                <w:sz w:val="20"/>
+                <w:szCs w:val="20"/>
+              </w:rPr>
+              <w:t xml:space="preserve">pip install pyserial (macOS: pip3)</w:t>
+            </w:r>
+          </w:p>
+        </w:tc>
+      </w:tr>
+      <w:tr>
+        <w:tc>
+          <w:tcPr>
+            <w:tcW w:type="dxa" w:w="4300"/>
+            <w:tcMar>
+              <w:top w:type="dxa" w:w="60"/>
+              <w:left w:type="dxa" w:w="100"/>
+              <w:bottom w:type="dxa" w:w="60"/>
+              <w:right w:type="dxa" w:w="100"/>
+            </w:tcMar>
+          </w:tcPr>
+          <w:p>
+            <w:pPr>
+              <w:spacing w:line="252" w:lineRule="auto"/>
+            </w:pPr>
+            <w:r>
+              <w:rPr>
+                <w:sz w:val="20"/>
+                <w:szCs w:val="20"/>
+              </w:rPr>
+              <w:t xml:space="preserve">Порт в списке есть, но «не удалось открыть»</w:t>
+            </w:r>
+          </w:p>
+        </w:tc>
+        <w:tc>
+          <w:tcPr>
+            <w:tcW w:type="dxa" w:w="5450"/>
+            <w:tcMar>
+              <w:top w:type="dxa" w:w="60"/>
+              <w:left w:type="dxa" w:w="100"/>
+              <w:bottom w:type="dxa" w:w="60"/>
+              <w:right w:type="dxa" w:w="100"/>
+            </w:tcMar>
+          </w:tcPr>
+          <w:p>
+            <w:pPr>
+              <w:spacing w:line="252" w:lineRule="auto"/>
+            </w:pPr>
+            <w:r>
+              <w:rPr>
+                <w:sz w:val="20"/>
+                <w:szCs w:val="20"/>
+              </w:rPr>
+              <w:t xml:space="preserve">закройте Монитор порта IDE и другие программы; Linux: sudo usermod -aG dialout $USER</w:t>
+            </w:r>
+          </w:p>
+        </w:tc>
+      </w:tr>
+      <w:tr>
+        <w:tc>
+          <w:tcPr>
+            <w:tcW w:type="dxa" w:w="4300"/>
+            <w:tcMar>
+              <w:top w:type="dxa" w:w="60"/>
+              <w:left w:type="dxa" w:w="100"/>
+              <w:bottom w:type="dxa" w:w="60"/>
+              <w:right w:type="dxa" w:w="100"/>
+            </w:tcMar>
+          </w:tcPr>
+          <w:p>
+            <w:pPr>
+              <w:spacing w:line="252" w:lineRule="auto"/>
+            </w:pPr>
+            <w:r>
+              <w:rPr>
+                <w:sz w:val="20"/>
+                <w:szCs w:val="20"/>
+              </w:rPr>
+              <w:t xml:space="preserve">Подключилось, но экран пуст и параметров нет</w:t>
+            </w:r>
+          </w:p>
+        </w:tc>
+        <w:tc>
+          <w:tcPr>
+            <w:tcW w:type="dxa" w:w="5450"/>
+            <w:tcMar>
+              <w:top w:type="dxa" w:w="60"/>
+              <w:left w:type="dxa" w:w="100"/>
+              <w:bottom w:type="dxa" w:w="60"/>
+              <w:right w:type="dxa" w:w="100"/>
+            </w:tcMar>
+          </w:tcPr>
+          <w:p>
+            <w:pPr>
+              <w:spacing w:line="252" w:lineRule="auto"/>
+            </w:pPr>
+            <w:r>
+              <w:rPr>
+                <w:sz w:val="20"/>
+                <w:szCs w:val="20"/>
+              </w:rPr>
+              <w:t xml:space="preserve">не та скорость: Uno — 9600, ESP32 — 115200; переподключитесь</w:t>
+            </w:r>
+          </w:p>
+        </w:tc>
+      </w:tr>
+      <w:tr>
+        <w:tc>
+          <w:tcPr>
+            <w:tcW w:type="dxa" w:w="4300"/>
+            <w:tcMar>
+              <w:top w:type="dxa" w:w="60"/>
+              <w:left w:type="dxa" w:w="100"/>
+              <w:bottom w:type="dxa" w:w="60"/>
+              <w:right w:type="dxa" w:w="100"/>
+            </w:tcMar>
+          </w:tcPr>
+          <w:p>
+            <w:pPr>
+              <w:spacing w:line="252" w:lineRule="auto"/>
+            </w:pPr>
+            <w:r>
+              <w:rPr>
+                <w:sz w:val="20"/>
+                <w:szCs w:val="20"/>
+              </w:rPr>
+              <w:t xml:space="preserve">Кракозябры в консоли</w:t>
+            </w:r>
+          </w:p>
+        </w:tc>
+        <w:tc>
+          <w:tcPr>
+            <w:tcW w:type="dxa" w:w="5450"/>
+            <w:tcMar>
+              <w:top w:type="dxa" w:w="60"/>
+              <w:left w:type="dxa" w:w="100"/>
+              <w:bottom w:type="dxa" w:w="60"/>
+              <w:right w:type="dxa" w:w="100"/>
+            </w:tcMar>
+          </w:tcPr>
+          <w:p>
+            <w:pPr>
+              <w:spacing w:line="252" w:lineRule="auto"/>
+            </w:pPr>
+            <w:r>
+              <w:rPr>
+                <w:sz w:val="20"/>
+                <w:szCs w:val="20"/>
+              </w:rPr>
+              <w:t xml:space="preserve">тоже скорость; поправьте и переподключитесь</w:t>
+            </w:r>
+          </w:p>
+        </w:tc>
+      </w:tr>
+      <w:tr>
+        <w:tc>
+          <w:tcPr>
+            <w:tcW w:type="dxa" w:w="4300"/>
+            <w:tcMar>
+              <w:top w:type="dxa" w:w="60"/>
+              <w:left w:type="dxa" w:w="100"/>
+              <w:bottom w:type="dxa" w:w="60"/>
+              <w:right w:type="dxa" w:w="100"/>
+            </w:tcMar>
+          </w:tcPr>
+          <w:p>
+            <w:pPr>
+              <w:spacing w:line="252" w:lineRule="auto"/>
+            </w:pPr>
+            <w:r>
+              <w:rPr>
+                <w:sz w:val="20"/>
+                <w:szCs w:val="20"/>
+              </w:rPr>
+              <w:t xml:space="preserve">На ESP32 нет ручного наведения слайдером</w:t>
+            </w:r>
+          </w:p>
+        </w:tc>
+        <w:tc>
+          <w:tcPr>
+            <w:tcW w:type="dxa" w:w="5450"/>
+            <w:tcMar>
+              <w:top w:type="dxa" w:w="60"/>
+              <w:left w:type="dxa" w:w="100"/>
+              <w:bottom w:type="dxa" w:w="60"/>
+              <w:right w:type="dxa" w:w="100"/>
+            </w:tcMar>
+          </w:tcPr>
+          <w:p>
+            <w:pPr>
+              <w:spacing w:line="252" w:lineRule="auto"/>
+            </w:pPr>
+            <w:r>
+              <w:rPr>
+                <w:sz w:val="20"/>
+                <w:szCs w:val="20"/>
+              </w:rPr>
+              <w:t xml:space="preserve">так задумано: вариант B наводится радаром сам; слайдер — для прошивки pvo.ino</w:t>
+            </w:r>
+          </w:p>
+        </w:tc>
+      </w:tr>
+    </w:tbl>
+    <w:p>
+      <w:pPr>
+        <w:pStyle w:val="Heading1"/>
+        <w:pageBreakBefore/>
+      </w:pPr>
+      <w:r>
+        <w:t xml:space="preserve">10. Повседневная эксплуатация</w:t>
+      </w:r>
+    </w:p>
+    <w:p>
+      <w:pPr>
+        <w:pStyle w:val="Heading2"/>
+      </w:pPr>
+      <w:r>
+        <w:t xml:space="preserve">10.1. Запуск и останов</w:t>
+      </w:r>
+    </w:p>
+    <w:p>
+      <w:pPr>
+        <w:pStyle w:val="ListParagraph"/>
+        <w:numPr>
+          <w:ilvl w:val="0"/>
+          <w:numId w:val="2"/>
+        </w:numPr>
+        <w:spacing w:after="80" w:line="264" w:lineRule="auto"/>
+      </w:pPr>
+      <w:r>
+        <w:t xml:space="preserve">Подайте питание — турель сама пройдёт самотест (прогон серво, два мигания лазера, два сигнала) и встанет на дежурство. Компьютер не обязателен: система полностью автономна.</w:t>
+      </w:r>
+    </w:p>
+    <w:p>
+      <w:pPr>
+        <w:pStyle w:val="ListParagraph"/>
+        <w:numPr>
+          <w:ilvl w:val="0"/>
+          <w:numId w:val="2"/>
+        </w:numPr>
+        <w:spacing w:after="80" w:line="264" w:lineRule="auto"/>
+      </w:pPr>
+      <w:r>
+        <w:t xml:space="preserve">Вариант C: включите Raspberry Pi — служба pvo.service поднимет зрение сама; выключение Pi просто вернёт турель в автономный режим.</w:t>
+      </w:r>
+    </w:p>
+    <w:p>
+      <w:pPr>
+        <w:pStyle w:val="ListParagraph"/>
+        <w:numPr>
+          <w:ilvl w:val="0"/>
+          <w:numId w:val="2"/>
+        </w:numPr>
+        <w:spacing w:after="80" w:line="264" w:lineRule="auto"/>
+      </w:pPr>
+      <w:r>
+        <w:t xml:space="preserve">Останов — снять питание в любой момент: журнал и параметры уже в EEPROM/NVS.</w:t>
+      </w:r>
+    </w:p>
+    <w:p>
+      <w:pPr>
+        <w:pStyle w:val="Heading2"/>
+      </w:pPr>
+      <w:r>
+        <w:t xml:space="preserve">10.2. Методика тонкой настройки (через пульт)</w:t>
+      </w:r>
+    </w:p>
+    <w:p>
+      <w:pPr>
+        <w:pStyle w:val="ListParagraph"/>
+        <w:numPr>
+          <w:ilvl w:val="0"/>
+          <w:numId w:val="15"/>
+        </w:numPr>
+        <w:spacing w:after="90" w:line="264" w:lineRule="auto"/>
+      </w:pPr>
+      <w:r>
+        <w:t xml:space="preserve">Подключитесь пультом, откройте «Обзор» — посмотрите на поведение при ваших типовых целях.</w:t>
+      </w:r>
+    </w:p>
+    <w:p>
+      <w:pPr>
+        <w:pStyle w:val="ListParagraph"/>
+        <w:numPr>
+          <w:ilvl w:val="0"/>
+          <w:numId w:val="15"/>
+        </w:numPr>
+        <w:spacing w:after="90" w:line="264" w:lineRule="auto"/>
+      </w:pPr>
+      <w:r>
+        <w:t xml:space="preserve">На «Параметрах» меняйте ОДИН параметр за раз небольшими шагами (порог — на 10–20%, плавность — на 0,1) и возвращайтесь на «Обзор» смотреть эффект.</w:t>
+      </w:r>
+    </w:p>
+    <w:p>
+      <w:pPr>
+        <w:pStyle w:val="ListParagraph"/>
+        <w:numPr>
+          <w:ilvl w:val="0"/>
+          <w:numId w:val="15"/>
+        </w:numPr>
+        <w:spacing w:after="90" w:line="264" w:lineRule="auto"/>
+      </w:pPr>
+      <w:r>
+        <w:t xml:space="preserve">Ложные захваты — сначала сужайте зону (DETECT/MAXR/сектор), потом поднимайте подтверждения (CONFIRM).</w:t>
+      </w:r>
+    </w:p>
+    <w:p>
+      <w:pPr>
+        <w:pStyle w:val="ListParagraph"/>
+        <w:numPr>
+          <w:ilvl w:val="0"/>
+          <w:numId w:val="15"/>
+        </w:numPr>
+        <w:spacing w:after="90" w:line="264" w:lineRule="auto"/>
+      </w:pPr>
+      <w:r>
+        <w:t xml:space="preserve">Дрожь — уменьшайте ALPHA (B) или WOBBLE (A); вялость — наоборот.</w:t>
+      </w:r>
+    </w:p>
+    <w:p>
+      <w:pPr>
+        <w:pStyle w:val="ListParagraph"/>
+        <w:numPr>
+          <w:ilvl w:val="0"/>
+          <w:numId w:val="15"/>
+        </w:numPr>
+        <w:spacing w:after="90" w:line="264" w:lineRule="auto"/>
+      </w:pPr>
+      <w:r>
+        <w:t xml:space="preserve">Добились нужного характера — W. Испортили всё — D, затем W.</w:t>
+      </w:r>
+    </w:p>
+    <w:p>
+      <w:pPr>
+        <w:pStyle w:val="Heading2"/>
+      </w:pPr>
+      <w:r>
+        <w:t xml:space="preserve">10.3. Обслуживание</w:t>
+      </w:r>
+    </w:p>
+    <w:p>
+      <w:pPr>
+        <w:pStyle w:val="ListParagraph"/>
+        <w:numPr>
+          <w:ilvl w:val="0"/>
+          <w:numId w:val="2"/>
+        </w:numPr>
+        <w:spacing w:after="80" w:line="264" w:lineRule="auto"/>
+      </w:pPr>
+      <w:r>
+        <w:t xml:space="preserve">Раз в месяц: протирайте «глаза» HC-SR04, линзу лазера и радом радара от пыли — чувствительность заметно падает от налёта.</w:t>
+      </w:r>
+    </w:p>
+    <w:p>
+      <w:pPr>
+        <w:pStyle w:val="ListParagraph"/>
+        <w:numPr>
+          <w:ilvl w:val="0"/>
+          <w:numId w:val="2"/>
+        </w:numPr>
+        <w:spacing w:after="80" w:line="264" w:lineRule="auto"/>
+      </w:pPr>
+      <w:r>
+        <w:t xml:space="preserve">Проверяйте затяжку винтов качалок и отсутствие натяжения жгута; люфт кронштейна — главный источник «пьяной» точки лазера.</w:t>
+      </w:r>
+    </w:p>
+    <w:p>
+      <w:pPr>
+        <w:pStyle w:val="ListParagraph"/>
+        <w:numPr>
+          <w:ilvl w:val="0"/>
+          <w:numId w:val="2"/>
+        </w:numPr>
+        <w:spacing w:after="80" w:line="264" w:lineRule="auto"/>
+      </w:pPr>
+      <w:r>
+        <w:t xml:space="preserve">Серво поют на дежурстве — S PATROL 0 (вариант B) или увеличьте STEP_MS (вариант A): меньше движения — дольше жизнь редуктора.</w:t>
+      </w:r>
+    </w:p>
+    <w:p>
+      <w:pPr>
+        <w:pStyle w:val="ListParagraph"/>
+        <w:numPr>
+          <w:ilvl w:val="0"/>
+          <w:numId w:val="2"/>
+        </w:numPr>
+        <w:spacing w:after="80" w:line="264" w:lineRule="auto"/>
+      </w:pPr>
+      <w:r>
+        <w:t xml:space="preserve">Счётчик загрузок в статусе — ваш индикатор здоровья питания: он должен расти только когда вы сами включаете турель.</w:t>
+      </w:r>
+    </w:p>
+    <w:p>
+      <w:pPr>
+        <w:pStyle w:val="Heading1"/>
+        <w:pageBreakBefore/>
+      </w:pPr>
+      <w:r>
+        <w:t xml:space="preserve">11. Замены компонентов: сводная таблица</w:t>
+      </w:r>
+    </w:p>
+    <w:p>
+      <w:pPr>
+        <w:spacing w:after="120" w:line="276" w:lineRule="auto"/>
+        <w:jc w:val="both"/>
+      </w:pPr>
+      <w:r>
+        <w:t xml:space="preserve">Полные таблицы с нюансами — в руководствах «Сборка варианта A/B/C». Здесь — самое главное: что взаимозаменяемо без правок, что требует одной настройки, а что не подходит вовсе.</w:t>
+      </w:r>
+    </w:p>
+    <w:tbl>
+      <w:tblPr>
+        <w:tblW w:type="dxa" w:w="9750"/>
+        <w:tblBorders>
+          <w:top w:val="single" w:color="auto" w:sz="4"/>
+          <w:left w:val="single" w:color="auto" w:sz="4"/>
+          <w:bottom w:val="single" w:color="auto" w:sz="4"/>
+          <w:right w:val="single" w:color="auto" w:sz="4"/>
+          <w:insideH w:val="single" w:color="auto" w:sz="4"/>
+          <w:insideV w:val="single" w:color="auto" w:sz="4"/>
+        </w:tblBorders>
+      </w:tblPr>
+      <w:tblGrid>
+        <w:gridCol w:w="1900"/>
+        <w:gridCol w:w="2700"/>
+        <w:gridCol w:w="2900"/>
+        <w:gridCol w:w="2250"/>
+      </w:tblGrid>
+      <w:tr>
+        <w:trPr>
+          <w:tblHeader/>
+        </w:trPr>
+        <w:tc>
+          <w:tcPr>
+            <w:tcW w:type="dxa" w:w="1900"/>
+            <w:shd w:fill="00575C" w:val="clear"/>
+            <w:tcMar>
+              <w:top w:type="dxa" w:w="60"/>
+              <w:left w:type="dxa" w:w="100"/>
+              <w:bottom w:type="dxa" w:w="60"/>
+              <w:right w:type="dxa" w:w="100"/>
+            </w:tcMar>
+          </w:tcPr>
+          <w:p>
+            <w:pPr>
+              <w:spacing w:line="252" w:lineRule="auto"/>
+            </w:pPr>
+            <w:r>
+              <w:rPr>
+                <w:b/>
+                <w:bCs/>
+                <w:color w:val="FFFFFF"/>
+                <w:sz w:val="19"/>
+                <w:szCs w:val="19"/>
+              </w:rPr>
+              <w:t xml:space="preserve">Компонент</w:t>
+            </w:r>
+          </w:p>
+        </w:tc>
+        <w:tc>
+          <w:tcPr>
+            <w:tcW w:type="dxa" w:w="2700"/>
+            <w:shd w:fill="00575C" w:val="clear"/>
+            <w:tcMar>
+              <w:top w:type="dxa" w:w="60"/>
+              <w:left w:type="dxa" w:w="100"/>
+              <w:bottom w:type="dxa" w:w="60"/>
+              <w:right w:type="dxa" w:w="100"/>
+            </w:tcMar>
+          </w:tcPr>
+          <w:p>
+            <w:pPr>
+              <w:spacing w:line="252" w:lineRule="auto"/>
+            </w:pPr>
+            <w:r>
+              <w:rPr>
+                <w:b/>
+                <w:bCs/>
+                <w:color w:val="FFFFFF"/>
+                <w:sz w:val="19"/>
+                <w:szCs w:val="19"/>
+              </w:rPr>
+              <w:t xml:space="preserve">Замена без правок</w:t>
+            </w:r>
+          </w:p>
+        </w:tc>
+        <w:tc>
+          <w:tcPr>
+            <w:tcW w:type="dxa" w:w="2900"/>
+            <w:shd w:fill="00575C" w:val="clear"/>
+            <w:tcMar>
+              <w:top w:type="dxa" w:w="60"/>
+              <w:left w:type="dxa" w:w="100"/>
+              <w:bottom w:type="dxa" w:w="60"/>
+              <w:right w:type="dxa" w:w="100"/>
+            </w:tcMar>
+          </w:tcPr>
+          <w:p>
+            <w:pPr>
+              <w:spacing w:line="252" w:lineRule="auto"/>
+            </w:pPr>
+            <w:r>
+              <w:rPr>
+                <w:b/>
+                <w:bCs/>
+                <w:color w:val="FFFFFF"/>
+                <w:sz w:val="19"/>
+                <w:szCs w:val="19"/>
+              </w:rPr>
+              <w:t xml:space="preserve">Замена с настройкой</w:t>
+            </w:r>
+          </w:p>
+        </w:tc>
+        <w:tc>
+          <w:tcPr>
+            <w:tcW w:type="dxa" w:w="2250"/>
+            <w:shd w:fill="00575C" w:val="clear"/>
+            <w:tcMar>
+              <w:top w:type="dxa" w:w="60"/>
+              <w:left w:type="dxa" w:w="100"/>
+              <w:bottom w:type="dxa" w:w="60"/>
+              <w:right w:type="dxa" w:w="100"/>
+            </w:tcMar>
+          </w:tcPr>
+          <w:p>
+            <w:pPr>
+              <w:spacing w:line="252" w:lineRule="auto"/>
+            </w:pPr>
+            <w:r>
+              <w:rPr>
+                <w:b/>
+                <w:bCs/>
+                <w:color w:val="FFFFFF"/>
+                <w:sz w:val="19"/>
+                <w:szCs w:val="19"/>
+              </w:rPr>
+              <w:t xml:space="preserve">НЕ подходит</w:t>
+            </w:r>
+          </w:p>
+        </w:tc>
+      </w:tr>
+      <w:tr>
+        <w:tc>
+          <w:tcPr>
+            <w:tcW w:type="dxa" w:w="1900"/>
+            <w:tcMar>
+              <w:top w:type="dxa" w:w="60"/>
+              <w:left w:type="dxa" w:w="100"/>
+              <w:bottom w:type="dxa" w:w="60"/>
+              <w:right w:type="dxa" w:w="100"/>
+            </w:tcMar>
+          </w:tcPr>
+          <w:p>
+            <w:pPr>
+              <w:spacing w:line="252" w:lineRule="auto"/>
+            </w:pPr>
+            <w:r>
+              <w:rPr>
+                <w:sz w:val="20"/>
+                <w:szCs w:val="20"/>
+              </w:rPr>
+              <w:t xml:space="preserve">Дальномер (A/C)</w:t>
+            </w:r>
+          </w:p>
+        </w:tc>
+        <w:tc>
+          <w:tcPr>
+            <w:tcW w:type="dxa" w:w="2700"/>
+            <w:tcMar>
+              <w:top w:type="dxa" w:w="60"/>
+              <w:left w:type="dxa" w:w="100"/>
+              <w:bottom w:type="dxa" w:w="60"/>
+              <w:right w:type="dxa" w:w="100"/>
+            </w:tcMar>
+          </w:tcPr>
+          <w:p>
+            <w:pPr>
+              <w:spacing w:line="252" w:lineRule="auto"/>
+            </w:pPr>
+            <w:r>
+              <w:rPr>
+                <w:sz w:val="20"/>
+                <w:szCs w:val="20"/>
+              </w:rPr>
+              <w:t xml:space="preserve">HC-SR04P, US-015, US-100 (реж. Trig/Echo)</w:t>
+            </w:r>
+          </w:p>
+        </w:tc>
+        <w:tc>
+          <w:tcPr>
+            <w:tcW w:type="dxa" w:w="2900"/>
+            <w:tcMar>
+              <w:top w:type="dxa" w:w="60"/>
+              <w:left w:type="dxa" w:w="100"/>
+              <w:bottom w:type="dxa" w:w="60"/>
+              <w:right w:type="dxa" w:w="100"/>
+            </w:tcMar>
+          </w:tcPr>
+          <w:p>
+            <w:pPr>
+              <w:spacing w:line="252" w:lineRule="auto"/>
+            </w:pPr>
+            <w:r>
+              <w:rPr>
+                <w:sz w:val="20"/>
+                <w:szCs w:val="20"/>
+              </w:rPr>
+              <w:t xml:space="preserve">JSN-SR04T: S MINVALID 25, таймаут 30000</w:t>
+            </w:r>
+          </w:p>
+        </w:tc>
+        <w:tc>
+          <w:tcPr>
+            <w:tcW w:type="dxa" w:w="2250"/>
+            <w:tcMar>
+              <w:top w:type="dxa" w:w="60"/>
+              <w:left w:type="dxa" w:w="100"/>
+              <w:bottom w:type="dxa" w:w="60"/>
+              <w:right w:type="dxa" w:w="100"/>
+            </w:tcMar>
+          </w:tcPr>
+          <w:p>
+            <w:pPr>
+              <w:spacing w:line="252" w:lineRule="auto"/>
+            </w:pPr>
+            <w:r>
+              <w:rPr>
+                <w:sz w:val="20"/>
+                <w:szCs w:val="20"/>
+              </w:rPr>
+              <w:t xml:space="preserve">ИК-дальномеры Sharp (другой интерфейс), PIR (нет дистанции)</w:t>
+            </w:r>
+          </w:p>
+        </w:tc>
+      </w:tr>
+      <w:tr>
+        <w:tc>
+          <w:tcPr>
+            <w:tcW w:type="dxa" w:w="1900"/>
+            <w:tcMar>
+              <w:top w:type="dxa" w:w="60"/>
+              <w:left w:type="dxa" w:w="100"/>
+              <w:bottom w:type="dxa" w:w="60"/>
+              <w:right w:type="dxa" w:w="100"/>
+            </w:tcMar>
+          </w:tcPr>
+          <w:p>
+            <w:pPr>
+              <w:spacing w:line="252" w:lineRule="auto"/>
+            </w:pPr>
+            <w:r>
+              <w:rPr>
+                <w:sz w:val="20"/>
+                <w:szCs w:val="20"/>
+              </w:rPr>
+              <w:t xml:space="preserve">Радар (B)</w:t>
+            </w:r>
+          </w:p>
+        </w:tc>
+        <w:tc>
+          <w:tcPr>
+            <w:tcW w:type="dxa" w:w="2700"/>
+            <w:tcMar>
+              <w:top w:type="dxa" w:w="60"/>
+              <w:left w:type="dxa" w:w="100"/>
+              <w:bottom w:type="dxa" w:w="60"/>
+              <w:right w:type="dxa" w:w="100"/>
+            </w:tcMar>
+          </w:tcPr>
+          <w:p>
+            <w:pPr>
+              <w:spacing w:line="252" w:lineRule="auto"/>
+            </w:pPr>
+            <w:r>
+              <w:rPr>
+                <w:sz w:val="20"/>
+                <w:szCs w:val="20"/>
+              </w:rPr>
+              <w:t xml:space="preserve">LD2450 ⇄ RD-03D (RADAR_TYPE)</w:t>
+            </w:r>
+          </w:p>
+        </w:tc>
+        <w:tc>
+          <w:tcPr>
+            <w:tcW w:type="dxa" w:w="2900"/>
+            <w:tcMar>
+              <w:top w:type="dxa" w:w="60"/>
+              <w:left w:type="dxa" w:w="100"/>
+              <w:bottom w:type="dxa" w:w="60"/>
+              <w:right w:type="dxa" w:w="100"/>
+            </w:tcMar>
+          </w:tcPr>
+          <w:p>
+            <w:pPr>
+              <w:spacing w:line="252" w:lineRule="auto"/>
+            </w:pPr>
+            <w:r>
+              <w:rPr>
+                <w:sz w:val="20"/>
+                <w:szCs w:val="20"/>
+              </w:rPr>
+              <w:t xml:space="preserve">—</w:t>
+            </w:r>
+          </w:p>
+        </w:tc>
+        <w:tc>
+          <w:tcPr>
+            <w:tcW w:type="dxa" w:w="2250"/>
+            <w:tcMar>
+              <w:top w:type="dxa" w:w="60"/>
+              <w:left w:type="dxa" w:w="100"/>
+              <w:bottom w:type="dxa" w:w="60"/>
+              <w:right w:type="dxa" w:w="100"/>
+            </w:tcMar>
+          </w:tcPr>
+          <w:p>
+            <w:pPr>
+              <w:spacing w:line="252" w:lineRule="auto"/>
+            </w:pPr>
+            <w:r>
+              <w:rPr>
+                <w:sz w:val="20"/>
+                <w:szCs w:val="20"/>
+              </w:rPr>
+              <w:t xml:space="preserve">LD2410/LD2410C, HLK-LD1115 (нет координат)</w:t>
+            </w:r>
+          </w:p>
+        </w:tc>
+      </w:tr>
+      <w:tr>
+        <w:tc>
+          <w:tcPr>
+            <w:tcW w:type="dxa" w:w="1900"/>
+            <w:tcMar>
+              <w:top w:type="dxa" w:w="60"/>
+              <w:left w:type="dxa" w:w="100"/>
+              <w:bottom w:type="dxa" w:w="60"/>
+              <w:right w:type="dxa" w:w="100"/>
+            </w:tcMar>
+          </w:tcPr>
+          <w:p>
+            <w:pPr>
+              <w:spacing w:line="252" w:lineRule="auto"/>
+            </w:pPr>
+            <w:r>
+              <w:rPr>
+                <w:sz w:val="20"/>
+                <w:szCs w:val="20"/>
+              </w:rPr>
+              <w:t xml:space="preserve">Плата (A/C)</w:t>
+            </w:r>
+          </w:p>
+        </w:tc>
+        <w:tc>
+          <w:tcPr>
+            <w:tcW w:type="dxa" w:w="2700"/>
+            <w:tcMar>
+              <w:top w:type="dxa" w:w="60"/>
+              <w:left w:type="dxa" w:w="100"/>
+              <w:bottom w:type="dxa" w:w="60"/>
+              <w:right w:type="dxa" w:w="100"/>
+            </w:tcMar>
+          </w:tcPr>
+          <w:p>
+            <w:pPr>
+              <w:spacing w:line="252" w:lineRule="auto"/>
+            </w:pPr>
+            <w:r>
+              <w:rPr>
+                <w:sz w:val="20"/>
+                <w:szCs w:val="20"/>
+              </w:rPr>
+              <w:t xml:space="preserve">Uno, Nano, Pro Mini, Mega</w:t>
+            </w:r>
+          </w:p>
+        </w:tc>
+        <w:tc>
+          <w:tcPr>
+            <w:tcW w:type="dxa" w:w="2900"/>
+            <w:tcMar>
+              <w:top w:type="dxa" w:w="60"/>
+              <w:left w:type="dxa" w:w="100"/>
+              <w:bottom w:type="dxa" w:w="60"/>
+              <w:right w:type="dxa" w:w="100"/>
+            </w:tcMar>
+          </w:tcPr>
+          <w:p>
+            <w:pPr>
+              <w:spacing w:line="252" w:lineRule="auto"/>
+            </w:pPr>
+            <w:r>
+              <w:rPr>
+                <w:sz w:val="20"/>
+                <w:szCs w:val="20"/>
+              </w:rPr>
+              <w:t xml:space="preserve">—</w:t>
+            </w:r>
+          </w:p>
+        </w:tc>
+        <w:tc>
+          <w:tcPr>
+            <w:tcW w:type="dxa" w:w="2250"/>
+            <w:tcMar>
+              <w:top w:type="dxa" w:w="60"/>
+              <w:left w:type="dxa" w:w="100"/>
+              <w:bottom w:type="dxa" w:w="60"/>
+              <w:right w:type="dxa" w:w="100"/>
+            </w:tcMar>
+          </w:tcPr>
+          <w:p>
+            <w:pPr>
+              <w:spacing w:line="252" w:lineRule="auto"/>
+            </w:pPr>
+            <w:r>
+              <w:rPr>
+                <w:sz w:val="20"/>
+                <w:szCs w:val="20"/>
+              </w:rPr>
+              <w:t xml:space="preserve">ESP8266/ESP32 (для них вариант B)</w:t>
+            </w:r>
+          </w:p>
+        </w:tc>
+      </w:tr>
+      <w:tr>
+        <w:tc>
+          <w:tcPr>
+            <w:tcW w:type="dxa" w:w="1900"/>
+            <w:tcMar>
+              <w:top w:type="dxa" w:w="60"/>
+              <w:left w:type="dxa" w:w="100"/>
+              <w:bottom w:type="dxa" w:w="60"/>
+              <w:right w:type="dxa" w:w="100"/>
+            </w:tcMar>
+          </w:tcPr>
+          <w:p>
+            <w:pPr>
+              <w:spacing w:line="252" w:lineRule="auto"/>
+            </w:pPr>
+            <w:r>
+              <w:rPr>
+                <w:sz w:val="20"/>
+                <w:szCs w:val="20"/>
+              </w:rPr>
+              <w:t xml:space="preserve">Плата (B)</w:t>
+            </w:r>
+          </w:p>
+        </w:tc>
+        <w:tc>
+          <w:tcPr>
+            <w:tcW w:type="dxa" w:w="2700"/>
+            <w:tcMar>
+              <w:top w:type="dxa" w:w="60"/>
+              <w:left w:type="dxa" w:w="100"/>
+              <w:bottom w:type="dxa" w:w="60"/>
+              <w:right w:type="dxa" w:w="100"/>
+            </w:tcMar>
+          </w:tcPr>
+          <w:p>
+            <w:pPr>
+              <w:spacing w:line="252" w:lineRule="auto"/>
+            </w:pPr>
+            <w:r>
+              <w:rPr>
+                <w:sz w:val="20"/>
+                <w:szCs w:val="20"/>
+              </w:rPr>
+              <w:t xml:space="preserve">любой DevKit на WROOM-32</w:t>
+            </w:r>
+          </w:p>
+        </w:tc>
+        <w:tc>
+          <w:tcPr>
+            <w:tcW w:type="dxa" w:w="2900"/>
+            <w:tcMar>
+              <w:top w:type="dxa" w:w="60"/>
+              <w:left w:type="dxa" w:w="100"/>
+              <w:bottom w:type="dxa" w:w="60"/>
+              <w:right w:type="dxa" w:w="100"/>
+            </w:tcMar>
+          </w:tcPr>
+          <w:p>
+            <w:pPr>
+              <w:spacing w:line="252" w:lineRule="auto"/>
+            </w:pPr>
+            <w:r>
+              <w:rPr>
+                <w:sz w:val="20"/>
+                <w:szCs w:val="20"/>
+              </w:rPr>
+              <w:t xml:space="preserve">ESP32-S3/C3: другие пины UART/ШИМ</w:t>
+            </w:r>
+          </w:p>
+        </w:tc>
+        <w:tc>
+          <w:tcPr>
+            <w:tcW w:type="dxa" w:w="2250"/>
+            <w:tcMar>
+              <w:top w:type="dxa" w:w="60"/>
+              <w:left w:type="dxa" w:w="100"/>
+              <w:bottom w:type="dxa" w:w="60"/>
+              <w:right w:type="dxa" w:w="100"/>
+            </w:tcMar>
+          </w:tcPr>
+          <w:p>
+            <w:pPr>
+              <w:spacing w:line="252" w:lineRule="auto"/>
+            </w:pPr>
+            <w:r>
+              <w:rPr>
+                <w:sz w:val="20"/>
+                <w:szCs w:val="20"/>
+              </w:rPr>
+              <w:t xml:space="preserve">ESP8266 (нет второго UART)</w:t>
+            </w:r>
+          </w:p>
+        </w:tc>
+      </w:tr>
+      <w:tr>
+        <w:tc>
+          <w:tcPr>
+            <w:tcW w:type="dxa" w:w="1900"/>
+            <w:tcMar>
+              <w:top w:type="dxa" w:w="60"/>
+              <w:left w:type="dxa" w:w="100"/>
+              <w:bottom w:type="dxa" w:w="60"/>
+              <w:right w:type="dxa" w:w="100"/>
+            </w:tcMar>
+          </w:tcPr>
+          <w:p>
+            <w:pPr>
+              <w:spacing w:line="252" w:lineRule="auto"/>
+            </w:pPr>
+            <w:r>
+              <w:rPr>
+                <w:sz w:val="20"/>
+                <w:szCs w:val="20"/>
+              </w:rPr>
+              <w:t xml:space="preserve">Серво</w:t>
+            </w:r>
+          </w:p>
+        </w:tc>
+        <w:tc>
+          <w:tcPr>
+            <w:tcW w:type="dxa" w:w="2700"/>
+            <w:tcMar>
+              <w:top w:type="dxa" w:w="60"/>
+              <w:left w:type="dxa" w:w="100"/>
+              <w:bottom w:type="dxa" w:w="60"/>
+              <w:right w:type="dxa" w:w="100"/>
+            </w:tcMar>
+          </w:tcPr>
+          <w:p>
+            <w:pPr>
+              <w:spacing w:line="252" w:lineRule="auto"/>
+            </w:pPr>
+            <w:r>
+              <w:rPr>
+                <w:sz w:val="20"/>
+                <w:szCs w:val="20"/>
+              </w:rPr>
+              <w:t xml:space="preserve">SG90 ⇄ MG90S</w:t>
+            </w:r>
+          </w:p>
+        </w:tc>
+        <w:tc>
+          <w:tcPr>
+            <w:tcW w:type="dxa" w:w="2900"/>
+            <w:tcMar>
+              <w:top w:type="dxa" w:w="60"/>
+              <w:left w:type="dxa" w:w="100"/>
+              <w:bottom w:type="dxa" w:w="60"/>
+              <w:right w:type="dxa" w:w="100"/>
+            </w:tcMar>
+          </w:tcPr>
+          <w:p>
+            <w:pPr>
+              <w:spacing w:line="252" w:lineRule="auto"/>
+            </w:pPr>
+            <w:r>
+              <w:rPr>
+                <w:sz w:val="20"/>
+                <w:szCs w:val="20"/>
+              </w:rPr>
+              <w:t xml:space="preserve">MG995/MG996R: БП ≥2 А, крупный крепёж</w:t>
+            </w:r>
+          </w:p>
+        </w:tc>
+        <w:tc>
+          <w:tcPr>
+            <w:tcW w:type="dxa" w:w="2250"/>
+            <w:tcMar>
+              <w:top w:type="dxa" w:w="60"/>
+              <w:left w:type="dxa" w:w="100"/>
+              <w:bottom w:type="dxa" w:w="60"/>
+              <w:right w:type="dxa" w:w="100"/>
+            </w:tcMar>
+          </w:tcPr>
+          <w:p>
+            <w:pPr>
+              <w:spacing w:line="252" w:lineRule="auto"/>
+            </w:pPr>
+            <w:r>
+              <w:rPr>
+                <w:sz w:val="20"/>
+                <w:szCs w:val="20"/>
+              </w:rPr>
+              <w:t xml:space="preserve">серво постоянного вращения</w:t>
+            </w:r>
+          </w:p>
+        </w:tc>
+      </w:tr>
+      <w:tr>
+        <w:tc>
+          <w:tcPr>
+            <w:tcW w:type="dxa" w:w="1900"/>
+            <w:tcMar>
+              <w:top w:type="dxa" w:w="60"/>
+              <w:left w:type="dxa" w:w="100"/>
+              <w:bottom w:type="dxa" w:w="60"/>
+              <w:right w:type="dxa" w:w="100"/>
+            </w:tcMar>
+          </w:tcPr>
+          <w:p>
+            <w:pPr>
+              <w:spacing w:line="252" w:lineRule="auto"/>
+            </w:pPr>
+            <w:r>
+              <w:rPr>
+                <w:sz w:val="20"/>
+                <w:szCs w:val="20"/>
+              </w:rPr>
+              <w:t xml:space="preserve">Транзистор (B)</w:t>
+            </w:r>
+          </w:p>
+        </w:tc>
+        <w:tc>
+          <w:tcPr>
+            <w:tcW w:type="dxa" w:w="2700"/>
+            <w:tcMar>
+              <w:top w:type="dxa" w:w="60"/>
+              <w:left w:type="dxa" w:w="100"/>
+              <w:bottom w:type="dxa" w:w="60"/>
+              <w:right w:type="dxa" w:w="100"/>
+            </w:tcMar>
+          </w:tcPr>
+          <w:p>
+            <w:pPr>
+              <w:spacing w:line="252" w:lineRule="auto"/>
+            </w:pPr>
+            <w:r>
+              <w:rPr>
+                <w:sz w:val="20"/>
+                <w:szCs w:val="20"/>
+              </w:rPr>
+              <w:t xml:space="preserve">2N2222, PN2222, S8050</w:t>
+            </w:r>
+          </w:p>
+        </w:tc>
+        <w:tc>
+          <w:tcPr>
+            <w:tcW w:type="dxa" w:w="2900"/>
+            <w:tcMar>
+              <w:top w:type="dxa" w:w="60"/>
+              <w:left w:type="dxa" w:w="100"/>
+              <w:bottom w:type="dxa" w:w="60"/>
+              <w:right w:type="dxa" w:w="100"/>
+            </w:tcMar>
+          </w:tcPr>
+          <w:p>
+            <w:pPr>
+              <w:spacing w:line="252" w:lineRule="auto"/>
+            </w:pPr>
+            <w:r>
+              <w:rPr>
+                <w:sz w:val="20"/>
+                <w:szCs w:val="20"/>
+              </w:rPr>
+              <w:t xml:space="preserve">BC337/BC547 — корпус на 180°; MOSFET 2N7000 — без 1 кОм</w:t>
+            </w:r>
+          </w:p>
+        </w:tc>
+        <w:tc>
+          <w:tcPr>
+            <w:tcW w:type="dxa" w:w="2250"/>
+            <w:tcMar>
+              <w:top w:type="dxa" w:w="60"/>
+              <w:left w:type="dxa" w:w="100"/>
+              <w:bottom w:type="dxa" w:w="60"/>
+              <w:right w:type="dxa" w:w="100"/>
+            </w:tcMar>
+          </w:tcPr>
+          <w:p>
+            <w:pPr>
+              <w:spacing w:line="252" w:lineRule="auto"/>
+            </w:pPr>
+            <w:r>
+              <w:rPr>
+                <w:sz w:val="20"/>
+                <w:szCs w:val="20"/>
+              </w:rPr>
+              <w:t xml:space="preserve">—</w:t>
+            </w:r>
+          </w:p>
+        </w:tc>
+      </w:tr>
+      <w:tr>
+        <w:tc>
+          <w:tcPr>
+            <w:tcW w:type="dxa" w:w="1900"/>
+            <w:tcMar>
+              <w:top w:type="dxa" w:w="60"/>
+              <w:left w:type="dxa" w:w="100"/>
+              <w:bottom w:type="dxa" w:w="60"/>
+              <w:right w:type="dxa" w:w="100"/>
+            </w:tcMar>
+          </w:tcPr>
+          <w:p>
+            <w:pPr>
+              <w:spacing w:line="252" w:lineRule="auto"/>
+            </w:pPr>
+            <w:r>
+              <w:rPr>
+                <w:sz w:val="20"/>
+                <w:szCs w:val="20"/>
+              </w:rPr>
+              <w:t xml:space="preserve">Лазер</w:t>
+            </w:r>
+          </w:p>
+        </w:tc>
+        <w:tc>
+          <w:tcPr>
+            <w:tcW w:type="dxa" w:w="2700"/>
+            <w:tcMar>
+              <w:top w:type="dxa" w:w="60"/>
+              <w:left w:type="dxa" w:w="100"/>
+              <w:bottom w:type="dxa" w:w="60"/>
+              <w:right w:type="dxa" w:w="100"/>
+            </w:tcMar>
+          </w:tcPr>
+          <w:p>
+            <w:pPr>
+              <w:spacing w:line="252" w:lineRule="auto"/>
+            </w:pPr>
+            <w:r>
+              <w:rPr>
+                <w:sz w:val="20"/>
+                <w:szCs w:val="20"/>
+              </w:rPr>
+              <w:t xml:space="preserve">любой модуль-указка ≤5 мВт</w:t>
+            </w:r>
+          </w:p>
+        </w:tc>
+        <w:tc>
+          <w:tcPr>
+            <w:tcW w:type="dxa" w:w="2900"/>
+            <w:tcMar>
+              <w:top w:type="dxa" w:w="60"/>
+              <w:left w:type="dxa" w:w="100"/>
+              <w:bottom w:type="dxa" w:w="60"/>
+              <w:right w:type="dxa" w:w="100"/>
+            </w:tcMar>
+          </w:tcPr>
+          <w:p>
+            <w:pPr>
+              <w:spacing w:line="252" w:lineRule="auto"/>
+            </w:pPr>
+            <w:r>
+              <w:rPr>
+                <w:sz w:val="20"/>
+                <w:szCs w:val="20"/>
+              </w:rPr>
+              <w:t xml:space="preserve">голый диод: резистор по паспорту</w:t>
+            </w:r>
+          </w:p>
+        </w:tc>
+        <w:tc>
+          <w:tcPr>
+            <w:tcW w:type="dxa" w:w="2250"/>
+            <w:tcMar>
+              <w:top w:type="dxa" w:w="60"/>
+              <w:left w:type="dxa" w:w="100"/>
+              <w:bottom w:type="dxa" w:w="60"/>
+              <w:right w:type="dxa" w:w="100"/>
+            </w:tcMar>
+          </w:tcPr>
+          <w:p>
+            <w:pPr>
+              <w:spacing w:line="252" w:lineRule="auto"/>
+            </w:pPr>
+            <w:r>
+              <w:rPr>
+                <w:sz w:val="20"/>
+                <w:szCs w:val="20"/>
+              </w:rPr>
+              <w:t xml:space="preserve">лазеры &gt;5 мВт, «burning/engraving» — ЗАПРЕЩЕНО</w:t>
+            </w:r>
+          </w:p>
+        </w:tc>
+      </w:tr>
+      <w:tr>
+        <w:tc>
+          <w:tcPr>
+            <w:tcW w:type="dxa" w:w="1900"/>
+            <w:tcMar>
+              <w:top w:type="dxa" w:w="60"/>
+              <w:left w:type="dxa" w:w="100"/>
+              <w:bottom w:type="dxa" w:w="60"/>
+              <w:right w:type="dxa" w:w="100"/>
+            </w:tcMar>
+          </w:tcPr>
+          <w:p>
+            <w:pPr>
+              <w:spacing w:line="252" w:lineRule="auto"/>
+            </w:pPr>
+            <w:r>
+              <w:rPr>
+                <w:sz w:val="20"/>
+                <w:szCs w:val="20"/>
+              </w:rPr>
+              <w:t xml:space="preserve">Буззер</w:t>
+            </w:r>
+          </w:p>
+        </w:tc>
+        <w:tc>
+          <w:tcPr>
+            <w:tcW w:type="dxa" w:w="2700"/>
+            <w:tcMar>
+              <w:top w:type="dxa" w:w="60"/>
+              <w:left w:type="dxa" w:w="100"/>
+              <w:bottom w:type="dxa" w:w="60"/>
+              <w:right w:type="dxa" w:w="100"/>
+            </w:tcMar>
+          </w:tcPr>
+          <w:p>
+            <w:pPr>
+              <w:spacing w:line="252" w:lineRule="auto"/>
+            </w:pPr>
+            <w:r>
+              <w:rPr>
+                <w:sz w:val="20"/>
+                <w:szCs w:val="20"/>
+              </w:rPr>
+              <w:t xml:space="preserve">активный ⇄ пассивный/пьезо</w:t>
+            </w:r>
+          </w:p>
+        </w:tc>
+        <w:tc>
+          <w:tcPr>
+            <w:tcW w:type="dxa" w:w="2900"/>
+            <w:tcMar>
+              <w:top w:type="dxa" w:w="60"/>
+              <w:left w:type="dxa" w:w="100"/>
+              <w:bottom w:type="dxa" w:w="60"/>
+              <w:right w:type="dxa" w:w="100"/>
+            </w:tcMar>
+          </w:tcPr>
+          <w:p>
+            <w:pPr>
+              <w:spacing w:line="252" w:lineRule="auto"/>
+            </w:pPr>
+            <w:r>
+              <w:rPr>
+                <w:sz w:val="20"/>
+                <w:szCs w:val="20"/>
+              </w:rPr>
+              <w:t xml:space="preserve">—</w:t>
+            </w:r>
+          </w:p>
+        </w:tc>
+        <w:tc>
+          <w:tcPr>
+            <w:tcW w:type="dxa" w:w="2250"/>
+            <w:tcMar>
+              <w:top w:type="dxa" w:w="60"/>
+              <w:left w:type="dxa" w:w="100"/>
+              <w:bottom w:type="dxa" w:w="60"/>
+              <w:right w:type="dxa" w:w="100"/>
+            </w:tcMar>
+          </w:tcPr>
+          <w:p>
+            <w:pPr>
+              <w:spacing w:line="252" w:lineRule="auto"/>
+            </w:pPr>
+            <w:r>
+              <w:rPr>
+                <w:sz w:val="20"/>
+                <w:szCs w:val="20"/>
+              </w:rPr>
+              <w:t xml:space="preserve">динамик без усилителя</w:t>
+            </w:r>
+          </w:p>
+        </w:tc>
+      </w:tr>
+      <w:tr>
+        <w:tc>
+          <w:tcPr>
+            <w:tcW w:type="dxa" w:w="1900"/>
+            <w:tcMar>
+              <w:top w:type="dxa" w:w="60"/>
+              <w:left w:type="dxa" w:w="100"/>
+              <w:bottom w:type="dxa" w:w="60"/>
+              <w:right w:type="dxa" w:w="100"/>
+            </w:tcMar>
+          </w:tcPr>
+          <w:p>
+            <w:pPr>
+              <w:spacing w:line="252" w:lineRule="auto"/>
+            </w:pPr>
+            <w:r>
+              <w:rPr>
+                <w:sz w:val="20"/>
+                <w:szCs w:val="20"/>
+              </w:rPr>
+              <w:t xml:space="preserve">Компьютер (C)</w:t>
+            </w:r>
+          </w:p>
+        </w:tc>
+        <w:tc>
+          <w:tcPr>
+            <w:tcW w:type="dxa" w:w="2700"/>
+            <w:tcMar>
+              <w:top w:type="dxa" w:w="60"/>
+              <w:left w:type="dxa" w:w="100"/>
+              <w:bottom w:type="dxa" w:w="60"/>
+              <w:right w:type="dxa" w:w="100"/>
+            </w:tcMar>
+          </w:tcPr>
+          <w:p>
+            <w:pPr>
+              <w:spacing w:line="252" w:lineRule="auto"/>
+            </w:pPr>
+            <w:r>
+              <w:rPr>
+                <w:sz w:val="20"/>
+                <w:szCs w:val="20"/>
+              </w:rPr>
+              <w:t xml:space="preserve">Pi 4 ⇄ Pi 5; любой ПК с Linux/Windows</w:t>
+            </w:r>
+          </w:p>
+        </w:tc>
+        <w:tc>
+          <w:tcPr>
+            <w:tcW w:type="dxa" w:w="2900"/>
+            <w:tcMar>
+              <w:top w:type="dxa" w:w="60"/>
+              <w:left w:type="dxa" w:w="100"/>
+              <w:bottom w:type="dxa" w:w="60"/>
+              <w:right w:type="dxa" w:w="100"/>
+            </w:tcMar>
+          </w:tcPr>
+          <w:p>
+            <w:pPr>
+              <w:spacing w:line="252" w:lineRule="auto"/>
+            </w:pPr>
+            <w:r>
+              <w:rPr>
+                <w:sz w:val="20"/>
+                <w:szCs w:val="20"/>
+              </w:rPr>
+              <w:t xml:space="preserve">Zero 2 W: разрешение 320×240</w:t>
+            </w:r>
+          </w:p>
+        </w:tc>
+        <w:tc>
+          <w:tcPr>
+            <w:tcW w:type="dxa" w:w="2250"/>
+            <w:tcMar>
+              <w:top w:type="dxa" w:w="60"/>
+              <w:left w:type="dxa" w:w="100"/>
+              <w:bottom w:type="dxa" w:w="60"/>
+              <w:right w:type="dxa" w:w="100"/>
+            </w:tcMar>
+          </w:tcPr>
+          <w:p>
+            <w:pPr>
+              <w:spacing w:line="252" w:lineRule="auto"/>
+            </w:pPr>
+            <w:r>
+              <w:rPr>
+                <w:sz w:val="20"/>
+                <w:szCs w:val="20"/>
+              </w:rPr>
+              <w:t xml:space="preserve">Pi Pico (это микроконтроллер, не Linux)</w:t>
+            </w:r>
+          </w:p>
+        </w:tc>
+      </w:tr>
+      <w:tr>
+        <w:tc>
+          <w:tcPr>
+            <w:tcW w:type="dxa" w:w="1900"/>
+            <w:tcMar>
+              <w:top w:type="dxa" w:w="60"/>
+              <w:left w:type="dxa" w:w="100"/>
+              <w:bottom w:type="dxa" w:w="60"/>
+              <w:right w:type="dxa" w:w="100"/>
+            </w:tcMar>
+          </w:tcPr>
+          <w:p>
+            <w:pPr>
+              <w:spacing w:line="252" w:lineRule="auto"/>
+            </w:pPr>
+            <w:r>
+              <w:rPr>
+                <w:sz w:val="20"/>
+                <w:szCs w:val="20"/>
+              </w:rPr>
+              <w:t xml:space="preserve">Питание</w:t>
+            </w:r>
+          </w:p>
+        </w:tc>
+        <w:tc>
+          <w:tcPr>
+            <w:tcW w:type="dxa" w:w="2700"/>
+            <w:tcMar>
+              <w:top w:type="dxa" w:w="60"/>
+              <w:left w:type="dxa" w:w="100"/>
+              <w:bottom w:type="dxa" w:w="60"/>
+              <w:right w:type="dxa" w:w="100"/>
+            </w:tcMar>
+          </w:tcPr>
+          <w:p>
+            <w:pPr>
+              <w:spacing w:line="252" w:lineRule="auto"/>
+            </w:pPr>
+            <w:r>
+              <w:rPr>
+                <w:sz w:val="20"/>
+                <w:szCs w:val="20"/>
+              </w:rPr>
+              <w:t xml:space="preserve">БП 5 В достаточного тока</w:t>
+            </w:r>
+          </w:p>
+        </w:tc>
+        <w:tc>
+          <w:tcPr>
+            <w:tcW w:type="dxa" w:w="2900"/>
+            <w:tcMar>
+              <w:top w:type="dxa" w:w="60"/>
+              <w:left w:type="dxa" w:w="100"/>
+              <w:bottom w:type="dxa" w:w="60"/>
+              <w:right w:type="dxa" w:w="100"/>
+            </w:tcMar>
+          </w:tcPr>
+          <w:p>
+            <w:pPr>
+              <w:spacing w:line="252" w:lineRule="auto"/>
+            </w:pPr>
+            <w:r>
+              <w:rPr>
+                <w:sz w:val="20"/>
+                <w:szCs w:val="20"/>
+              </w:rPr>
+              <w:t xml:space="preserve">повербанк: следите за автоотключением</w:t>
+            </w:r>
+          </w:p>
+        </w:tc>
+        <w:tc>
+          <w:tcPr>
+            <w:tcW w:type="dxa" w:w="2250"/>
+            <w:tcMar>
+              <w:top w:type="dxa" w:w="60"/>
+              <w:left w:type="dxa" w:w="100"/>
+              <w:bottom w:type="dxa" w:w="60"/>
+              <w:right w:type="dxa" w:w="100"/>
+            </w:tcMar>
+          </w:tcPr>
+          <w:p>
+            <w:pPr>
+              <w:spacing w:line="252" w:lineRule="auto"/>
+            </w:pPr>
+            <w:r>
+              <w:rPr>
+                <w:sz w:val="20"/>
+                <w:szCs w:val="20"/>
+              </w:rPr>
+              <w:t xml:space="preserve">батарейки «Кроны» (просядут за минуты)</w:t>
+            </w:r>
+          </w:p>
+        </w:tc>
+      </w:tr>
+    </w:tbl>
     <w:p>
       <w:pPr>
         <w:pStyle w:val="Heading1"/>
@@ -15108,7 +18529,7 @@
         <w:pStyle w:val="Heading1"/>
       </w:pPr>
       <w:r>
-        <w:t xml:space="preserve">Приложение Б. Протокол SLAVE (внешнее целеуказание)</w:t>
+        <w:t xml:space="preserve">Приложение Б. Сводный протокол команд</w:t>
       </w:r>
     </w:p>
     <w:p>
@@ -15117,7 +18538,7 @@
         <w:jc w:val="both"/>
       </w:pPr>
       <w:r>
-        <w:t xml:space="preserve">Скорость 9600, строки завершаются \n. Команды: P&lt;угол&gt; — навести и включить лазер; R — сброс; ? — статус. Без команд P дольше EXT_TIMEOUT_MS (700 мс) турель сама возвращается к автономному патрулю. Полное описание — раздел 3.9.</w:t>
+        <w:t xml:space="preserve">Обе прошивки принимают текстовые строки с завершающим \n. Uno/Nano (pvo.ino, 9600): P&lt;угол&gt;, R, ?, G, S ИМЯ ЗНАЧ, W, D, M1/M0. ESP32 (pvo_esp32.ino, 115200): ?, C, L1/L0, T, G, S ИМЯ ЗНАЧ, W, D, M1/M0. Формат ответов: PARAM ИМЯ=ЗНАЧ / PARAM END, OK …, ERR …, телеметрия TL с парами ключ=значение (Uno: m,a,d,k,s; ESP32: m,p,t,x,y,d,k,r). Дробные параметры ESP32 передаются ×100. Полные описания — разделы 3.9 и 4.5.</w:t>
       </w:r>
     </w:p>
     <w:p>
@@ -15458,6 +18879,42 @@
     </w:lvlOverride>
   </w:num>
   <w:num w:numId="9">
+    <w:abstractNumId w:val="3"/>
+    <w:lvlOverride w:ilvl="0">
+      <w:startOverride w:val="1"/>
+    </w:lvlOverride>
+  </w:num>
+  <w:num w:numId="10">
+    <w:abstractNumId w:val="3"/>
+    <w:lvlOverride w:ilvl="0">
+      <w:startOverride w:val="1"/>
+    </w:lvlOverride>
+  </w:num>
+  <w:num w:numId="11">
+    <w:abstractNumId w:val="3"/>
+    <w:lvlOverride w:ilvl="0">
+      <w:startOverride w:val="1"/>
+    </w:lvlOverride>
+  </w:num>
+  <w:num w:numId="12">
+    <w:abstractNumId w:val="3"/>
+    <w:lvlOverride w:ilvl="0">
+      <w:startOverride w:val="1"/>
+    </w:lvlOverride>
+  </w:num>
+  <w:num w:numId="13">
+    <w:abstractNumId w:val="3"/>
+    <w:lvlOverride w:ilvl="0">
+      <w:startOverride w:val="1"/>
+    </w:lvlOverride>
+  </w:num>
+  <w:num w:numId="14">
+    <w:abstractNumId w:val="3"/>
+    <w:lvlOverride w:ilvl="0">
+      <w:startOverride w:val="1"/>
+    </w:lvlOverride>
+  </w:num>
+  <w:num w:numId="15">
     <w:abstractNumId w:val="3"/>
     <w:lvlOverride w:ilvl="0">
       <w:startOverride w:val="1"/>

--- a/ПВО_от_комаров_руководство.docx
+++ b/ПВО_от_комаров_руководство.docx
@@ -1843,6 +1843,55 @@
                 <w:sz w:val="20"/>
                 <w:szCs w:val="20"/>
               </w:rPr>
+              <w:t xml:space="preserve">tests/</w:t>
+            </w:r>
+          </w:p>
+        </w:tc>
+        <w:tc>
+          <w:tcPr>
+            <w:tcW w:type="dxa" w:w="6550"/>
+            <w:tcMar>
+              <w:top w:type="dxa" w:w="60"/>
+              <w:left w:type="dxa" w:w="100"/>
+              <w:bottom w:type="dxa" w:w="60"/>
+              <w:right w:type="dxa" w:w="100"/>
+            </w:tcMar>
+          </w:tcPr>
+          <w:p>
+            <w:pPr>
+              <w:spacing w:line="252" w:lineRule="auto"/>
+            </w:pPr>
+            <w:r>
+              <w:rPr>
+                <w:sz w:val="20"/>
+                <w:szCs w:val="20"/>
+              </w:rPr>
+              <w:t xml:space="preserve">автотесты всего проекта без железа (bash tests/run_tests.sh) + симулятор турели</w:t>
+            </w:r>
+          </w:p>
+        </w:tc>
+      </w:tr>
+      <w:tr>
+        <w:tc>
+          <w:tcPr>
+            <w:tcW w:type="dxa" w:w="3200"/>
+            <w:tcMar>
+              <w:top w:type="dxa" w:w="60"/>
+              <w:left w:type="dxa" w:w="100"/>
+              <w:bottom w:type="dxa" w:w="60"/>
+              <w:right w:type="dxa" w:w="100"/>
+            </w:tcMar>
+          </w:tcPr>
+          <w:p>
+            <w:pPr>
+              <w:spacing w:line="252" w:lineRule="auto"/>
+            </w:pPr>
+            <w:r>
+              <w:rPr>
+                <w:rFonts w:ascii="Consolas" w:cs="Consolas" w:eastAsia="Consolas" w:hAnsi="Consolas"/>
+                <w:sz w:val="20"/>
+                <w:szCs w:val="20"/>
+              </w:rPr>
               <w:t xml:space="preserve">README.md</w:t>
             </w:r>
           </w:p>
@@ -11507,6 +11556,28 @@
         <w:spacing w:after="90" w:line="264" w:lineRule="auto"/>
       </w:pPr>
       <w:r>
+        <w:t xml:space="preserve">Фотофиксация: ключ </w:t>
+      </w:r>
+      <w:r>
+        <w:rPr>
+          <w:rFonts w:ascii="Consolas" w:cs="Consolas" w:eastAsia="Consolas" w:hAnsi="Consolas"/>
+        </w:rPr>
+        <w:t xml:space="preserve">--save-hits</w:t>
+      </w:r>
+      <w:r>
+        <w:t xml:space="preserve"> сохраняет кадр каждого захвата с рамкой цели и подписью в папку hits/ — фотоальбом «поражений» (не чаще раза в 3 с; параметры HITS_DIR и HITS_COOLDOWN_S в CONFIG).</w:t>
+      </w:r>
+    </w:p>
+    <w:p>
+      <w:pPr>
+        <w:pStyle w:val="ListParagraph"/>
+        <w:numPr>
+          <w:ilvl w:val="0"/>
+          <w:numId w:val="8"/>
+        </w:numPr>
+        <w:spacing w:after="90" w:line="264" w:lineRule="auto"/>
+      </w:pPr>
+      <w:r>
         <w:t xml:space="preserve">Остановка — Ctrl+C: скрипт сам отправит R, турель вернётся к автономному патрулю.</w:t>
       </w:r>
     </w:p>
@@ -15285,6 +15356,57 @@
         <w:t xml:space="preserve">8. Идеи развития</w:t>
       </w:r>
     </w:p>
+    <w:tbl>
+      <w:tblPr>
+        <w:tblW w:type="auto" w:w="100"/>
+        <w:tblBorders>
+          <w:top w:val="single" w:color="auto" w:sz="4"/>
+          <w:left w:val="single" w:color="auto" w:sz="4"/>
+          <w:bottom w:val="single" w:color="auto" w:sz="4"/>
+          <w:right w:val="single" w:color="auto" w:sz="4"/>
+          <w:insideH w:val="single" w:color="auto" w:sz="4"/>
+          <w:insideV w:val="single" w:color="auto" w:sz="4"/>
+        </w:tblBorders>
+      </w:tblPr>
+      <w:tblGrid>
+        <w:gridCol w:w="9750"/>
+      </w:tblGrid>
+      <w:tr>
+        <w:tc>
+          <w:tcPr>
+            <w:tcW w:type="dxa" w:w="9750"/>
+            <w:tcBorders>
+              <w:top w:val="single" w:color="4CAE4C" w:sz="6"/>
+              <w:left w:val="single" w:color="4CAE4C" w:sz="6"/>
+              <w:bottom w:val="single" w:color="4CAE4C" w:sz="6"/>
+              <w:right w:val="single" w:color="4CAE4C" w:sz="6"/>
+            </w:tcBorders>
+            <w:shd w:fill="DFF0D8" w:val="clear"/>
+            <w:tcMar>
+              <w:top w:type="dxa" w:w="120"/>
+              <w:left w:type="dxa" w:w="160"/>
+              <w:bottom w:type="dxa" w:w="120"/>
+              <w:right w:type="dxa" w:w="160"/>
+            </w:tcMar>
+          </w:tcPr>
+          <w:p>
+            <w:pPr>
+              <w:spacing w:line="264" w:lineRule="auto"/>
+            </w:pPr>
+            <w:r>
+              <w:rPr>
+                <w:b/>
+                <w:bCs/>
+              </w:rPr>
+              <w:t xml:space="preserve">Обновление: </w:t>
+            </w:r>
+            <w:r>
+              <w:t xml:space="preserve">большая часть идей этого раздела уже реализована и описана в главах 9 и 12 — веб-панель, OLED-экран, озвучка, вечный журнал, фотофиксация, Telegram и 3D-печать. Ниже — что осталось на вырост.</w:t>
+            </w:r>
+          </w:p>
+        </w:tc>
+      </w:tr>
+    </w:tbl>
     <w:p>
       <w:pPr>
         <w:pStyle w:val="ListParagraph"/>
@@ -15614,6 +15736,57 @@
         <w:t xml:space="preserve"> — открыть сразу вкладку «Параметры».</w:t>
       </w:r>
     </w:p>
+    <w:tbl>
+      <w:tblPr>
+        <w:tblW w:type="auto" w:w="100"/>
+        <w:tblBorders>
+          <w:top w:val="single" w:color="auto" w:sz="4"/>
+          <w:left w:val="single" w:color="auto" w:sz="4"/>
+          <w:bottom w:val="single" w:color="auto" w:sz="4"/>
+          <w:right w:val="single" w:color="auto" w:sz="4"/>
+          <w:insideH w:val="single" w:color="auto" w:sz="4"/>
+          <w:insideV w:val="single" w:color="auto" w:sz="4"/>
+        </w:tblBorders>
+      </w:tblPr>
+      <w:tblGrid>
+        <w:gridCol w:w="9750"/>
+      </w:tblGrid>
+      <w:tr>
+        <w:tc>
+          <w:tcPr>
+            <w:tcW w:type="dxa" w:w="9750"/>
+            <w:tcBorders>
+              <w:top w:val="single" w:color="4CAE4C" w:sz="6"/>
+              <w:left w:val="single" w:color="4CAE4C" w:sz="6"/>
+              <w:bottom w:val="single" w:color="4CAE4C" w:sz="6"/>
+              <w:right w:val="single" w:color="4CAE4C" w:sz="6"/>
+            </w:tcBorders>
+            <w:shd w:fill="DFF0D8" w:val="clear"/>
+            <w:tcMar>
+              <w:top w:type="dxa" w:w="120"/>
+              <w:left w:type="dxa" w:w="160"/>
+              <w:bottom w:type="dxa" w:w="120"/>
+              <w:right w:type="dxa" w:w="160"/>
+            </w:tcMar>
+          </w:tcPr>
+          <w:p>
+            <w:pPr>
+              <w:spacing w:line="264" w:lineRule="auto"/>
+            </w:pPr>
+            <w:r>
+              <w:rPr>
+                <w:b/>
+                <w:bCs/>
+              </w:rPr>
+              <w:t xml:space="preserve">Демо-режим — попробовать без железа. </w:t>
+            </w:r>
+            <w:r>
+              <w:t xml:space="preserve">В списке портов есть пункты «ДЕМО: Uno» и «ДЕМО: ESP32»: пульт подключается к встроенной виртуальной турели, которая живёт по-настоящему — патрулирует, захватывает цели, отвечает на команды и ведёт журнал. Удобно освоить интерфейс и показать проект, пока детали в пути.</w:t>
+            </w:r>
+          </w:p>
+        </w:tc>
+      </w:tr>
+    </w:tbl>
     <w:p>
       <w:pPr>
         <w:pStyle w:val="Heading2"/>
@@ -15645,7 +15818,7 @@
         <w:spacing w:after="90" w:line="264" w:lineRule="auto"/>
       </w:pPr>
       <w:r>
-        <w:t xml:space="preserve">В пульте: кнопка ⟳ обновляет список портов; выберите порт и скорость: 9600 для Uno/Nano, 115200 для ESP32.</w:t>
+        <w:t xml:space="preserve">В пульте: кнопка ⟳ обновляет список портов; выберите порт. Скорость можно оставить «Авто» — пульт сам попробует 9600, а при тишине переключится на 115200 (вручную: Uno — 9600, ESP32 — 115200).</w:t>
       </w:r>
     </w:p>
     <w:p>
@@ -16077,7 +16250,86 @@
         <w:pStyle w:val="Heading2"/>
       </w:pPr>
       <w:r>
-        <w:t xml:space="preserve">9.6. Отдельный .exe / .app (по желанию)</w:t>
+        <w:t xml:space="preserve">9.6. Журнал поражений и экспорт в CSV</w:t>
+      </w:r>
+    </w:p>
+    <w:p>
+      <w:pPr>
+        <w:spacing w:after="40" w:before="120"/>
+        <w:jc w:val="center"/>
+      </w:pPr>
+      <w:r>
+        <w:drawing>
+          <wp:inline distT="0" distB="0" distL="0" distR="0">
+            <wp:extent cx="5905500" cy="3857625"/>
+            <wp:effectExtent t="0" r="0" b="0" l="0"/>
+            <wp:docPr id="18" name="Picture 18" descr="" title=""/>
+            <wp:cNvGraphicFramePr>
+              <a:graphicFrameLocks xmlns:a="http://schemas.openxmlformats.org/drawingml/2006/main" noChangeAspect="1"/>
+            </wp:cNvGraphicFramePr>
+            <a:graphic xmlns:a="http://schemas.openxmlformats.org/drawingml/2006/main">
+              <a:graphicData uri="http://schemas.openxmlformats.org/drawingml/2006/picture">
+                <pic:pic xmlns:pic="http://schemas.openxmlformats.org/drawingml/2006/picture">
+                  <pic:nvPicPr>
+                    <pic:cNvPr id="118" name="Image 18" descr=""/>
+                    <pic:cNvPicPr>
+                      <a:picLocks noChangeAspect="1" noChangeArrowheads="1"/>
+                    </pic:cNvPicPr>
+                  </pic:nvPicPr>
+                  <pic:blipFill>
+                    <a:blip r:embed="rId25" cstate="none"/>
+                    <a:srcRect/>
+                    <a:stretch>
+                      <a:fillRect/>
+                    </a:stretch>
+                  </pic:blipFill>
+                  <pic:spPr bwMode="auto">
+                    <a:xfrm>
+                      <a:off x="0" y="0"/>
+                      <a:ext cx="5905500" cy="3857625"/>
+                    </a:xfrm>
+                    <a:prstGeom prst="rect">
+                      <a:avLst/>
+                    </a:prstGeom>
+                  </pic:spPr>
+                </pic:pic>
+              </a:graphicData>
+            </a:graphic>
+          </wp:inline>
+        </w:drawing>
+      </w:r>
+    </w:p>
+    <w:p>
+      <w:pPr>
+        <w:spacing w:after="200"/>
+        <w:jc w:val="center"/>
+      </w:pPr>
+      <w:r>
+        <w:rPr>
+          <w:i/>
+          <w:iCs/>
+          <w:color w:val="555555"/>
+          <w:sz w:val="18"/>
+          <w:szCs w:val="18"/>
+        </w:rPr>
+        <w:t xml:space="preserve">Журнал поражений за сеанс (реальный скриншот демо-режима)</w:t>
+      </w:r>
+    </w:p>
+    <w:p>
+      <w:pPr>
+        <w:spacing w:after="120" w:line="276" w:lineRule="auto"/>
+        <w:jc w:val="both"/>
+      </w:pPr>
+      <w:r>
+        <w:t xml:space="preserve">Каждое «поражение» пульт записывает с временем и позицией цели: для Uno — угол и дистанция, для ESP32 — координаты и дальность. Кнопка «Сохранить CSV…» выгружает историю (разделитель «;», кодировка для русского Excel) — можно вести статистику охоты хоть в сводной таблице. «Очистить» начинает сеанс заново; счётчик в самой плате при этом не трогается.</w:t>
+      </w:r>
+    </w:p>
+    <w:p>
+      <w:pPr>
+        <w:pStyle w:val="Heading2"/>
+      </w:pPr>
+      <w:r>
+        <w:t xml:space="preserve">9.7. Отдельный .exe / .app (по желанию)</w:t>
       </w:r>
     </w:p>
     <w:p>
@@ -17723,6 +17975,1076 @@
         </w:tc>
       </w:tr>
     </w:tbl>
+    <w:p>
+      <w:pPr>
+        <w:pStyle w:val="Heading1"/>
+        <w:pageBreakBefore/>
+      </w:pPr>
+      <w:r>
+        <w:t xml:space="preserve">12. Опциональные модули: Wi-Fi, экран, звук, Telegram, 3D-печать</w:t>
+      </w:r>
+    </w:p>
+    <w:p>
+      <w:pPr>
+        <w:spacing w:after="120" w:line="276" w:lineRule="auto"/>
+        <w:jc w:val="both"/>
+      </w:pPr>
+      <w:r>
+        <w:t xml:space="preserve">Всё в этой главе — необязательные украшения: прошивки и скрипты работают без них. Каждый модуль включается одним переключателем в начале кода.</w:t>
+      </w:r>
+    </w:p>
+    <w:p>
+      <w:pPr>
+        <w:pStyle w:val="Heading2"/>
+      </w:pPr>
+      <w:r>
+        <w:t xml:space="preserve">12.1. Веб-панель по Wi-Fi (вариант B)</w:t>
+      </w:r>
+    </w:p>
+    <w:p>
+      <w:pPr>
+        <w:spacing w:after="120" w:line="276" w:lineRule="auto"/>
+        <w:jc w:val="both"/>
+      </w:pPr>
+      <w:r>
+        <w:t xml:space="preserve">Прошивка ESP32 умеет поднимать веб-панель: живой радар, кнопки сервиса и все параметры — в браузере телефона, без проводов и без установки чего-либо. Включена по умолчанию (WIFI_ENABLED 1).</w:t>
+      </w:r>
+    </w:p>
+    <w:p>
+      <w:pPr>
+        <w:pStyle w:val="ListParagraph"/>
+        <w:numPr>
+          <w:ilvl w:val="0"/>
+          <w:numId w:val="16"/>
+        </w:numPr>
+        <w:spacing w:after="90" w:line="264" w:lineRule="auto"/>
+      </w:pPr>
+      <w:r>
+        <w:t xml:space="preserve">Режим из коробки — своя точка доступа: турель раздаёт сеть </w:t>
+      </w:r>
+      <w:r>
+        <w:rPr>
+          <w:rFonts w:ascii="Consolas" w:cs="Consolas" w:eastAsia="Consolas" w:hAnsi="Consolas"/>
+        </w:rPr>
+        <w:t xml:space="preserve">PVO-Komar</w:t>
+      </w:r>
+      <w:r>
+        <w:t xml:space="preserve"> (пароль </w:t>
+      </w:r>
+      <w:r>
+        <w:rPr>
+          <w:rFonts w:ascii="Consolas" w:cs="Consolas" w:eastAsia="Consolas" w:hAnsi="Consolas"/>
+        </w:rPr>
+        <w:t xml:space="preserve">komar12345</w:t>
+      </w:r>
+      <w:r>
+        <w:t xml:space="preserve"> — смените в скетче!). Подключитесь к ней телефоном и откройте </w:t>
+      </w:r>
+      <w:r>
+        <w:rPr>
+          <w:rFonts w:ascii="Consolas" w:cs="Consolas" w:eastAsia="Consolas" w:hAnsi="Consolas"/>
+        </w:rPr>
+        <w:t xml:space="preserve">http://192.168.4.1</w:t>
+      </w:r>
+    </w:p>
+    <w:p>
+      <w:pPr>
+        <w:pStyle w:val="ListParagraph"/>
+        <w:numPr>
+          <w:ilvl w:val="0"/>
+          <w:numId w:val="16"/>
+        </w:numPr>
+        <w:spacing w:after="90" w:line="264" w:lineRule="auto"/>
+      </w:pPr>
+      <w:r>
+        <w:t xml:space="preserve">Домашняя сеть: в скетче </w:t>
+      </w:r>
+      <w:r>
+        <w:rPr>
+          <w:rFonts w:ascii="Consolas" w:cs="Consolas" w:eastAsia="Consolas" w:hAnsi="Consolas"/>
+        </w:rPr>
+        <w:t xml:space="preserve">WIFI_AP_MODE 0</w:t>
+      </w:r>
+      <w:r>
+        <w:t xml:space="preserve"> и свои </w:t>
+      </w:r>
+      <w:r>
+        <w:rPr>
+          <w:rFonts w:ascii="Consolas" w:cs="Consolas" w:eastAsia="Consolas" w:hAnsi="Consolas"/>
+        </w:rPr>
+        <w:t xml:space="preserve">WIFI_SSID/WIFI_PASS</w:t>
+      </w:r>
+      <w:r>
+        <w:t xml:space="preserve"> — адрес панели прошивка напечатает в Мониторе порта при старте.</w:t>
+      </w:r>
+    </w:p>
+    <w:p>
+      <w:pPr>
+        <w:pStyle w:val="ListParagraph"/>
+        <w:numPr>
+          <w:ilvl w:val="0"/>
+          <w:numId w:val="16"/>
+        </w:numPr>
+        <w:spacing w:after="90" w:line="264" w:lineRule="auto"/>
+      </w:pPr>
+      <w:r>
+        <w:t xml:space="preserve">Страница обновляется ~3 раза в секунду; параметры применяются кнопкой ✓ у строки, «Сохранить» = команда W (в NVS насовсем).</w:t>
+      </w:r>
+    </w:p>
+    <w:p>
+      <w:pPr>
+        <w:spacing w:after="40" w:before="120"/>
+        <w:jc w:val="center"/>
+      </w:pPr>
+      <w:r>
+        <w:drawing>
+          <wp:inline distT="0" distB="0" distL="0" distR="0">
+            <wp:extent cx="3619500" cy="5848350"/>
+            <wp:effectExtent t="0" r="0" b="0" l="0"/>
+            <wp:docPr id="19" name="Picture 19" descr="" title=""/>
+            <wp:cNvGraphicFramePr>
+              <a:graphicFrameLocks xmlns:a="http://schemas.openxmlformats.org/drawingml/2006/main" noChangeAspect="1"/>
+            </wp:cNvGraphicFramePr>
+            <a:graphic xmlns:a="http://schemas.openxmlformats.org/drawingml/2006/main">
+              <a:graphicData uri="http://schemas.openxmlformats.org/drawingml/2006/picture">
+                <pic:pic xmlns:pic="http://schemas.openxmlformats.org/drawingml/2006/picture">
+                  <pic:nvPicPr>
+                    <pic:cNvPr id="119" name="Image 19" descr=""/>
+                    <pic:cNvPicPr>
+                      <a:picLocks noChangeAspect="1" noChangeArrowheads="1"/>
+                    </pic:cNvPicPr>
+                  </pic:nvPicPr>
+                  <pic:blipFill>
+                    <a:blip r:embed="rId26" cstate="none"/>
+                    <a:srcRect/>
+                    <a:stretch>
+                      <a:fillRect/>
+                    </a:stretch>
+                  </pic:blipFill>
+                  <pic:spPr bwMode="auto">
+                    <a:xfrm>
+                      <a:off x="0" y="0"/>
+                      <a:ext cx="3619500" cy="5848350"/>
+                    </a:xfrm>
+                    <a:prstGeom prst="rect">
+                      <a:avLst/>
+                    </a:prstGeom>
+                  </pic:spPr>
+                </pic:pic>
+              </a:graphicData>
+            </a:graphic>
+          </wp:inline>
+        </w:drawing>
+      </w:r>
+    </w:p>
+    <w:p>
+      <w:pPr>
+        <w:spacing w:after="200"/>
+        <w:jc w:val="center"/>
+      </w:pPr>
+      <w:r>
+        <w:rPr>
+          <w:i/>
+          <w:iCs/>
+          <w:color w:val="555555"/>
+          <w:sz w:val="18"/>
+          <w:szCs w:val="18"/>
+        </w:rPr>
+        <w:t xml:space="preserve">Веб-панель в браузере телефона (реальный скриншот страницы из прошивки)</w:t>
+      </w:r>
+    </w:p>
+    <w:tbl>
+      <w:tblPr>
+        <w:tblW w:type="auto" w:w="100"/>
+        <w:tblBorders>
+          <w:top w:val="single" w:color="auto" w:sz="4"/>
+          <w:left w:val="single" w:color="auto" w:sz="4"/>
+          <w:bottom w:val="single" w:color="auto" w:sz="4"/>
+          <w:right w:val="single" w:color="auto" w:sz="4"/>
+          <w:insideH w:val="single" w:color="auto" w:sz="4"/>
+          <w:insideV w:val="single" w:color="auto" w:sz="4"/>
+        </w:tblBorders>
+      </w:tblPr>
+      <w:tblGrid>
+        <w:gridCol w:w="9750"/>
+      </w:tblGrid>
+      <w:tr>
+        <w:tc>
+          <w:tcPr>
+            <w:tcW w:type="dxa" w:w="9750"/>
+            <w:tcBorders>
+              <w:top w:val="single" w:color="E0A800" w:sz="6"/>
+              <w:left w:val="single" w:color="E0A800" w:sz="6"/>
+              <w:bottom w:val="single" w:color="E0A800" w:sz="6"/>
+              <w:right w:val="single" w:color="E0A800" w:sz="6"/>
+            </w:tcBorders>
+            <w:shd w:fill="FFF3CD" w:val="clear"/>
+            <w:tcMar>
+              <w:top w:type="dxa" w:w="120"/>
+              <w:left w:type="dxa" w:w="160"/>
+              <w:bottom w:type="dxa" w:w="120"/>
+              <w:right w:type="dxa" w:w="160"/>
+            </w:tcMar>
+          </w:tcPr>
+          <w:p>
+            <w:pPr>
+              <w:spacing w:line="264" w:lineRule="auto"/>
+            </w:pPr>
+            <w:r>
+              <w:rPr>
+                <w:b/>
+                <w:bCs/>
+              </w:rPr>
+              <w:t xml:space="preserve">Безопасность: </w:t>
+            </w:r>
+            <w:r>
+              <w:t xml:space="preserve">панель без пароля внутри сети — не подключайте турель к чужим/публичным сетям и смените пароль точки доступа. Веб-панель и GUI-пульт могут работать одновременно: веб — по Wi-Fi, пульт — по USB.</w:t>
+            </w:r>
+          </w:p>
+        </w:tc>
+      </w:tr>
+    </w:tbl>
+    <w:p>
+      <w:pPr>
+        <w:pStyle w:val="Heading2"/>
+      </w:pPr>
+      <w:r>
+        <w:t xml:space="preserve">12.2. OLED-экран SSD1306 (вариант B)</w:t>
+      </w:r>
+    </w:p>
+    <w:p>
+      <w:pPr>
+        <w:spacing w:after="120" w:line="276" w:lineRule="auto"/>
+        <w:jc w:val="both"/>
+      </w:pPr>
+      <w:r>
+        <w:t xml:space="preserve">«Экран боевого поста» 0,96" на самой турели: режим, углы, дальность цели, журнал и номер загрузки; при проблемах с радаром — крупная надпись тревоги. Включение: USE_OLED 1 + библиотеки Adafruit SSD1306 и Adafruit GFX из Менеджера библиотек.</w:t>
+      </w:r>
+    </w:p>
+    <w:tbl>
+      <w:tblPr>
+        <w:tblW w:type="dxa" w:w="9750"/>
+        <w:tblBorders>
+          <w:top w:val="single" w:color="auto" w:sz="4"/>
+          <w:left w:val="single" w:color="auto" w:sz="4"/>
+          <w:bottom w:val="single" w:color="auto" w:sz="4"/>
+          <w:right w:val="single" w:color="auto" w:sz="4"/>
+          <w:insideH w:val="single" w:color="auto" w:sz="4"/>
+          <w:insideV w:val="single" w:color="auto" w:sz="4"/>
+        </w:tblBorders>
+      </w:tblPr>
+      <w:tblGrid>
+        <w:gridCol w:w="2400"/>
+        <w:gridCol w:w="7350"/>
+      </w:tblGrid>
+      <w:tr>
+        <w:trPr>
+          <w:tblHeader/>
+        </w:trPr>
+        <w:tc>
+          <w:tcPr>
+            <w:tcW w:type="dxa" w:w="2400"/>
+            <w:shd w:fill="00575C" w:val="clear"/>
+            <w:tcMar>
+              <w:top w:type="dxa" w:w="60"/>
+              <w:left w:type="dxa" w:w="100"/>
+              <w:bottom w:type="dxa" w:w="60"/>
+              <w:right w:type="dxa" w:w="100"/>
+            </w:tcMar>
+          </w:tcPr>
+          <w:p>
+            <w:pPr>
+              <w:spacing w:line="252" w:lineRule="auto"/>
+            </w:pPr>
+            <w:r>
+              <w:rPr>
+                <w:b/>
+                <w:bCs/>
+                <w:color w:val="FFFFFF"/>
+                <w:sz w:val="19"/>
+                <w:szCs w:val="19"/>
+              </w:rPr>
+              <w:t xml:space="preserve">OLED</w:t>
+            </w:r>
+          </w:p>
+        </w:tc>
+        <w:tc>
+          <w:tcPr>
+            <w:tcW w:type="dxa" w:w="7350"/>
+            <w:shd w:fill="00575C" w:val="clear"/>
+            <w:tcMar>
+              <w:top w:type="dxa" w:w="60"/>
+              <w:left w:type="dxa" w:w="100"/>
+              <w:bottom w:type="dxa" w:w="60"/>
+              <w:right w:type="dxa" w:w="100"/>
+            </w:tcMar>
+          </w:tcPr>
+          <w:p>
+            <w:pPr>
+              <w:spacing w:line="252" w:lineRule="auto"/>
+            </w:pPr>
+            <w:r>
+              <w:rPr>
+                <w:b/>
+                <w:bCs/>
+                <w:color w:val="FFFFFF"/>
+                <w:sz w:val="19"/>
+                <w:szCs w:val="19"/>
+              </w:rPr>
+              <w:t xml:space="preserve">ESP32</w:t>
+            </w:r>
+          </w:p>
+        </w:tc>
+      </w:tr>
+      <w:tr>
+        <w:tc>
+          <w:tcPr>
+            <w:tcW w:type="dxa" w:w="2400"/>
+            <w:tcMar>
+              <w:top w:type="dxa" w:w="60"/>
+              <w:left w:type="dxa" w:w="100"/>
+              <w:bottom w:type="dxa" w:w="60"/>
+              <w:right w:type="dxa" w:w="100"/>
+            </w:tcMar>
+          </w:tcPr>
+          <w:p>
+            <w:pPr>
+              <w:spacing w:line="252" w:lineRule="auto"/>
+            </w:pPr>
+            <w:r>
+              <w:rPr>
+                <w:sz w:val="20"/>
+                <w:szCs w:val="20"/>
+              </w:rPr>
+              <w:t xml:space="preserve">VCC</w:t>
+            </w:r>
+          </w:p>
+        </w:tc>
+        <w:tc>
+          <w:tcPr>
+            <w:tcW w:type="dxa" w:w="7350"/>
+            <w:tcMar>
+              <w:top w:type="dxa" w:w="60"/>
+              <w:left w:type="dxa" w:w="100"/>
+              <w:bottom w:type="dxa" w:w="60"/>
+              <w:right w:type="dxa" w:w="100"/>
+            </w:tcMar>
+          </w:tcPr>
+          <w:p>
+            <w:pPr>
+              <w:spacing w:line="252" w:lineRule="auto"/>
+            </w:pPr>
+            <w:r>
+              <w:rPr>
+                <w:sz w:val="20"/>
+                <w:szCs w:val="20"/>
+              </w:rPr>
+              <w:t xml:space="preserve">3V3</w:t>
+            </w:r>
+          </w:p>
+        </w:tc>
+      </w:tr>
+      <w:tr>
+        <w:tc>
+          <w:tcPr>
+            <w:tcW w:type="dxa" w:w="2400"/>
+            <w:tcMar>
+              <w:top w:type="dxa" w:w="60"/>
+              <w:left w:type="dxa" w:w="100"/>
+              <w:bottom w:type="dxa" w:w="60"/>
+              <w:right w:type="dxa" w:w="100"/>
+            </w:tcMar>
+          </w:tcPr>
+          <w:p>
+            <w:pPr>
+              <w:spacing w:line="252" w:lineRule="auto"/>
+            </w:pPr>
+            <w:r>
+              <w:rPr>
+                <w:sz w:val="20"/>
+                <w:szCs w:val="20"/>
+              </w:rPr>
+              <w:t xml:space="preserve">GND</w:t>
+            </w:r>
+          </w:p>
+        </w:tc>
+        <w:tc>
+          <w:tcPr>
+            <w:tcW w:type="dxa" w:w="7350"/>
+            <w:tcMar>
+              <w:top w:type="dxa" w:w="60"/>
+              <w:left w:type="dxa" w:w="100"/>
+              <w:bottom w:type="dxa" w:w="60"/>
+              <w:right w:type="dxa" w:w="100"/>
+            </w:tcMar>
+          </w:tcPr>
+          <w:p>
+            <w:pPr>
+              <w:spacing w:line="252" w:lineRule="auto"/>
+            </w:pPr>
+            <w:r>
+              <w:rPr>
+                <w:sz w:val="20"/>
+                <w:szCs w:val="20"/>
+              </w:rPr>
+              <w:t xml:space="preserve">GND</w:t>
+            </w:r>
+          </w:p>
+        </w:tc>
+      </w:tr>
+      <w:tr>
+        <w:tc>
+          <w:tcPr>
+            <w:tcW w:type="dxa" w:w="2400"/>
+            <w:tcMar>
+              <w:top w:type="dxa" w:w="60"/>
+              <w:left w:type="dxa" w:w="100"/>
+              <w:bottom w:type="dxa" w:w="60"/>
+              <w:right w:type="dxa" w:w="100"/>
+            </w:tcMar>
+          </w:tcPr>
+          <w:p>
+            <w:pPr>
+              <w:spacing w:line="252" w:lineRule="auto"/>
+            </w:pPr>
+            <w:r>
+              <w:rPr>
+                <w:sz w:val="20"/>
+                <w:szCs w:val="20"/>
+              </w:rPr>
+              <w:t xml:space="preserve">SDA</w:t>
+            </w:r>
+          </w:p>
+        </w:tc>
+        <w:tc>
+          <w:tcPr>
+            <w:tcW w:type="dxa" w:w="7350"/>
+            <w:tcMar>
+              <w:top w:type="dxa" w:w="60"/>
+              <w:left w:type="dxa" w:w="100"/>
+              <w:bottom w:type="dxa" w:w="60"/>
+              <w:right w:type="dxa" w:w="100"/>
+            </w:tcMar>
+          </w:tcPr>
+          <w:p>
+            <w:pPr>
+              <w:spacing w:line="252" w:lineRule="auto"/>
+            </w:pPr>
+            <w:r>
+              <w:rPr>
+                <w:sz w:val="20"/>
+                <w:szCs w:val="20"/>
+              </w:rPr>
+              <w:t xml:space="preserve">GPIO21</w:t>
+            </w:r>
+          </w:p>
+        </w:tc>
+      </w:tr>
+      <w:tr>
+        <w:tc>
+          <w:tcPr>
+            <w:tcW w:type="dxa" w:w="2400"/>
+            <w:tcMar>
+              <w:top w:type="dxa" w:w="60"/>
+              <w:left w:type="dxa" w:w="100"/>
+              <w:bottom w:type="dxa" w:w="60"/>
+              <w:right w:type="dxa" w:w="100"/>
+            </w:tcMar>
+          </w:tcPr>
+          <w:p>
+            <w:pPr>
+              <w:spacing w:line="252" w:lineRule="auto"/>
+            </w:pPr>
+            <w:r>
+              <w:rPr>
+                <w:sz w:val="20"/>
+                <w:szCs w:val="20"/>
+              </w:rPr>
+              <w:t xml:space="preserve">SCL</w:t>
+            </w:r>
+          </w:p>
+        </w:tc>
+        <w:tc>
+          <w:tcPr>
+            <w:tcW w:type="dxa" w:w="7350"/>
+            <w:tcMar>
+              <w:top w:type="dxa" w:w="60"/>
+              <w:left w:type="dxa" w:w="100"/>
+              <w:bottom w:type="dxa" w:w="60"/>
+              <w:right w:type="dxa" w:w="100"/>
+            </w:tcMar>
+          </w:tcPr>
+          <w:p>
+            <w:pPr>
+              <w:spacing w:line="252" w:lineRule="auto"/>
+            </w:pPr>
+            <w:r>
+              <w:rPr>
+                <w:sz w:val="20"/>
+                <w:szCs w:val="20"/>
+              </w:rPr>
+              <w:t xml:space="preserve">GPIO22</w:t>
+            </w:r>
+          </w:p>
+        </w:tc>
+      </w:tr>
+    </w:tbl>
+    <w:p>
+      <w:pPr>
+        <w:spacing w:after="120" w:line="276" w:lineRule="auto"/>
+        <w:jc w:val="both"/>
+      </w:pPr>
+      <w:r>
+        <w:t xml:space="preserve">Адрес по умолчанию 0x3C; если экран не найден, прошивка честно сообщит об этом в Мониторе порта и продолжит работу без него. Надписи на экране латиницей: встроенный шрифт библиотеки не знает кириллицы.</w:t>
+      </w:r>
+    </w:p>
+    <w:p>
+      <w:pPr>
+        <w:pStyle w:val="Heading2"/>
+      </w:pPr>
+      <w:r>
+        <w:t xml:space="preserve">12.3. Озвучка DFPlayer Mini (варианты A и B)</w:t>
+      </w:r>
+    </w:p>
+    <w:p>
+      <w:pPr>
+        <w:spacing w:after="120" w:line="276" w:lineRule="auto"/>
+        <w:jc w:val="both"/>
+      </w:pPr>
+      <w:r>
+        <w:t xml:space="preserve">MP3-плеер за 150 ₽ вместо пищалки: «На боевом дежурстве», «Цель захвачена», салют при поражении — любые звуки, какие запишете. Библиотека не нужна: прошивки говорят с плеером его родным протоколом. Включение: USE_DFPLAYER 1.</w:t>
+      </w:r>
+    </w:p>
+    <w:tbl>
+      <w:tblPr>
+        <w:tblW w:type="dxa" w:w="9750"/>
+        <w:tblBorders>
+          <w:top w:val="single" w:color="auto" w:sz="4"/>
+          <w:left w:val="single" w:color="auto" w:sz="4"/>
+          <w:bottom w:val="single" w:color="auto" w:sz="4"/>
+          <w:right w:val="single" w:color="auto" w:sz="4"/>
+          <w:insideH w:val="single" w:color="auto" w:sz="4"/>
+          <w:insideV w:val="single" w:color="auto" w:sz="4"/>
+        </w:tblBorders>
+      </w:tblPr>
+      <w:tblGrid>
+        <w:gridCol w:w="2600"/>
+        <w:gridCol w:w="3550"/>
+        <w:gridCol w:w="3600"/>
+      </w:tblGrid>
+      <w:tr>
+        <w:trPr>
+          <w:tblHeader/>
+        </w:trPr>
+        <w:tc>
+          <w:tcPr>
+            <w:tcW w:type="dxa" w:w="2600"/>
+            <w:shd w:fill="00575C" w:val="clear"/>
+            <w:tcMar>
+              <w:top w:type="dxa" w:w="60"/>
+              <w:left w:type="dxa" w:w="100"/>
+              <w:bottom w:type="dxa" w:w="60"/>
+              <w:right w:type="dxa" w:w="100"/>
+            </w:tcMar>
+          </w:tcPr>
+          <w:p>
+            <w:pPr>
+              <w:spacing w:line="252" w:lineRule="auto"/>
+            </w:pPr>
+            <w:r>
+              <w:rPr>
+                <w:b/>
+                <w:bCs/>
+                <w:color w:val="FFFFFF"/>
+                <w:sz w:val="19"/>
+                <w:szCs w:val="19"/>
+              </w:rPr>
+              <w:t xml:space="preserve">DFPlayer</w:t>
+            </w:r>
+          </w:p>
+        </w:tc>
+        <w:tc>
+          <w:tcPr>
+            <w:tcW w:type="dxa" w:w="3550"/>
+            <w:shd w:fill="00575C" w:val="clear"/>
+            <w:tcMar>
+              <w:top w:type="dxa" w:w="60"/>
+              <w:left w:type="dxa" w:w="100"/>
+              <w:bottom w:type="dxa" w:w="60"/>
+              <w:right w:type="dxa" w:w="100"/>
+            </w:tcMar>
+          </w:tcPr>
+          <w:p>
+            <w:pPr>
+              <w:spacing w:line="252" w:lineRule="auto"/>
+            </w:pPr>
+            <w:r>
+              <w:rPr>
+                <w:b/>
+                <w:bCs/>
+                <w:color w:val="FFFFFF"/>
+                <w:sz w:val="19"/>
+                <w:szCs w:val="19"/>
+              </w:rPr>
+              <w:t xml:space="preserve">Uno (вариант A/C)</w:t>
+            </w:r>
+          </w:p>
+        </w:tc>
+        <w:tc>
+          <w:tcPr>
+            <w:tcW w:type="dxa" w:w="3600"/>
+            <w:shd w:fill="00575C" w:val="clear"/>
+            <w:tcMar>
+              <w:top w:type="dxa" w:w="60"/>
+              <w:left w:type="dxa" w:w="100"/>
+              <w:bottom w:type="dxa" w:w="60"/>
+              <w:right w:type="dxa" w:w="100"/>
+            </w:tcMar>
+          </w:tcPr>
+          <w:p>
+            <w:pPr>
+              <w:spacing w:line="252" w:lineRule="auto"/>
+            </w:pPr>
+            <w:r>
+              <w:rPr>
+                <w:b/>
+                <w:bCs/>
+                <w:color w:val="FFFFFF"/>
+                <w:sz w:val="19"/>
+                <w:szCs w:val="19"/>
+              </w:rPr>
+              <w:t xml:space="preserve">ESP32 (вариант B)</w:t>
+            </w:r>
+          </w:p>
+        </w:tc>
+      </w:tr>
+      <w:tr>
+        <w:tc>
+          <w:tcPr>
+            <w:tcW w:type="dxa" w:w="2600"/>
+            <w:tcMar>
+              <w:top w:type="dxa" w:w="60"/>
+              <w:left w:type="dxa" w:w="100"/>
+              <w:bottom w:type="dxa" w:w="60"/>
+              <w:right w:type="dxa" w:w="100"/>
+            </w:tcMar>
+          </w:tcPr>
+          <w:p>
+            <w:pPr>
+              <w:spacing w:line="252" w:lineRule="auto"/>
+            </w:pPr>
+            <w:r>
+              <w:rPr>
+                <w:sz w:val="20"/>
+                <w:szCs w:val="20"/>
+              </w:rPr>
+              <w:t xml:space="preserve">VCC / GND</w:t>
+            </w:r>
+          </w:p>
+        </w:tc>
+        <w:tc>
+          <w:tcPr>
+            <w:tcW w:type="dxa" w:w="3550"/>
+            <w:tcMar>
+              <w:top w:type="dxa" w:w="60"/>
+              <w:left w:type="dxa" w:w="100"/>
+              <w:bottom w:type="dxa" w:w="60"/>
+              <w:right w:type="dxa" w:w="100"/>
+            </w:tcMar>
+          </w:tcPr>
+          <w:p>
+            <w:pPr>
+              <w:spacing w:line="252" w:lineRule="auto"/>
+            </w:pPr>
+            <w:r>
+              <w:rPr>
+                <w:sz w:val="20"/>
+                <w:szCs w:val="20"/>
+              </w:rPr>
+              <w:t xml:space="preserve">5V / GND</w:t>
+            </w:r>
+          </w:p>
+        </w:tc>
+        <w:tc>
+          <w:tcPr>
+            <w:tcW w:type="dxa" w:w="3600"/>
+            <w:tcMar>
+              <w:top w:type="dxa" w:w="60"/>
+              <w:left w:type="dxa" w:w="100"/>
+              <w:bottom w:type="dxa" w:w="60"/>
+              <w:right w:type="dxa" w:w="100"/>
+            </w:tcMar>
+          </w:tcPr>
+          <w:p>
+            <w:pPr>
+              <w:spacing w:line="252" w:lineRule="auto"/>
+            </w:pPr>
+            <w:r>
+              <w:rPr>
+                <w:sz w:val="20"/>
+                <w:szCs w:val="20"/>
+              </w:rPr>
+              <w:t xml:space="preserve">5V (VIN) / GND</w:t>
+            </w:r>
+          </w:p>
+        </w:tc>
+      </w:tr>
+      <w:tr>
+        <w:tc>
+          <w:tcPr>
+            <w:tcW w:type="dxa" w:w="2600"/>
+            <w:tcMar>
+              <w:top w:type="dxa" w:w="60"/>
+              <w:left w:type="dxa" w:w="100"/>
+              <w:bottom w:type="dxa" w:w="60"/>
+              <w:right w:type="dxa" w:w="100"/>
+            </w:tcMar>
+          </w:tcPr>
+          <w:p>
+            <w:pPr>
+              <w:spacing w:line="252" w:lineRule="auto"/>
+            </w:pPr>
+            <w:r>
+              <w:rPr>
+                <w:sz w:val="20"/>
+                <w:szCs w:val="20"/>
+              </w:rPr>
+              <w:t xml:space="preserve">RX</w:t>
+            </w:r>
+          </w:p>
+        </w:tc>
+        <w:tc>
+          <w:tcPr>
+            <w:tcW w:type="dxa" w:w="3550"/>
+            <w:tcMar>
+              <w:top w:type="dxa" w:w="60"/>
+              <w:left w:type="dxa" w:w="100"/>
+              <w:bottom w:type="dxa" w:w="60"/>
+              <w:right w:type="dxa" w:w="100"/>
+            </w:tcMar>
+          </w:tcPr>
+          <w:p>
+            <w:pPr>
+              <w:spacing w:line="252" w:lineRule="auto"/>
+            </w:pPr>
+            <w:r>
+              <w:rPr>
+                <w:sz w:val="20"/>
+                <w:szCs w:val="20"/>
+              </w:rPr>
+              <w:t xml:space="preserve">D11 через резистор 1 кОм</w:t>
+            </w:r>
+          </w:p>
+        </w:tc>
+        <w:tc>
+          <w:tcPr>
+            <w:tcW w:type="dxa" w:w="3600"/>
+            <w:tcMar>
+              <w:top w:type="dxa" w:w="60"/>
+              <w:left w:type="dxa" w:w="100"/>
+              <w:bottom w:type="dxa" w:w="60"/>
+              <w:right w:type="dxa" w:w="100"/>
+            </w:tcMar>
+          </w:tcPr>
+          <w:p>
+            <w:pPr>
+              <w:spacing w:line="252" w:lineRule="auto"/>
+            </w:pPr>
+            <w:r>
+              <w:rPr>
+                <w:sz w:val="20"/>
+                <w:szCs w:val="20"/>
+              </w:rPr>
+              <w:t xml:space="preserve">GPIO33 через резистор 1 кОм</w:t>
+            </w:r>
+          </w:p>
+        </w:tc>
+      </w:tr>
+      <w:tr>
+        <w:tc>
+          <w:tcPr>
+            <w:tcW w:type="dxa" w:w="2600"/>
+            <w:tcMar>
+              <w:top w:type="dxa" w:w="60"/>
+              <w:left w:type="dxa" w:w="100"/>
+              <w:bottom w:type="dxa" w:w="60"/>
+              <w:right w:type="dxa" w:w="100"/>
+            </w:tcMar>
+          </w:tcPr>
+          <w:p>
+            <w:pPr>
+              <w:spacing w:line="252" w:lineRule="auto"/>
+            </w:pPr>
+            <w:r>
+              <w:rPr>
+                <w:sz w:val="20"/>
+                <w:szCs w:val="20"/>
+              </w:rPr>
+              <w:t xml:space="preserve">SPK1 / SPK2</w:t>
+            </w:r>
+          </w:p>
+        </w:tc>
+        <w:tc>
+          <w:tcPr>
+            <w:tcW w:type="dxa" w:w="3550"/>
+            <w:tcMar>
+              <w:top w:type="dxa" w:w="60"/>
+              <w:left w:type="dxa" w:w="100"/>
+              <w:bottom w:type="dxa" w:w="60"/>
+              <w:right w:type="dxa" w:w="100"/>
+            </w:tcMar>
+          </w:tcPr>
+          <w:p>
+            <w:pPr>
+              <w:spacing w:line="252" w:lineRule="auto"/>
+            </w:pPr>
+            <w:r>
+              <w:rPr>
+                <w:sz w:val="20"/>
+                <w:szCs w:val="20"/>
+              </w:rPr>
+              <w:t xml:space="preserve">динамик 3 Вт</w:t>
+            </w:r>
+          </w:p>
+        </w:tc>
+        <w:tc>
+          <w:tcPr>
+            <w:tcW w:type="dxa" w:w="3600"/>
+            <w:tcMar>
+              <w:top w:type="dxa" w:w="60"/>
+              <w:left w:type="dxa" w:w="100"/>
+              <w:bottom w:type="dxa" w:w="60"/>
+              <w:right w:type="dxa" w:w="100"/>
+            </w:tcMar>
+          </w:tcPr>
+          <w:p>
+            <w:pPr>
+              <w:spacing w:line="252" w:lineRule="auto"/>
+            </w:pPr>
+            <w:r>
+              <w:rPr>
+                <w:sz w:val="20"/>
+                <w:szCs w:val="20"/>
+              </w:rPr>
+              <w:t xml:space="preserve">динамик 3 Вт</w:t>
+            </w:r>
+          </w:p>
+        </w:tc>
+      </w:tr>
+    </w:tbl>
+    <w:p>
+      <w:pPr>
+        <w:spacing w:after="120" w:line="276" w:lineRule="auto"/>
+        <w:jc w:val="both"/>
+      </w:pPr>
+      <w:r>
+        <w:t xml:space="preserve">На microSD (FAT32) создайте папку mp3 и положите дорожки с именами 0001.mp3…0005.mp3: 0001 — старт, 0002 — захват, 0003 — «поражение», 0004 — потеря, 0005 — тревога датчика/радара. Громкость — константа DF_VOLUME (0–30) в скетче.</w:t>
+      </w:r>
+    </w:p>
+    <w:p>
+      <w:pPr>
+        <w:pStyle w:val="Heading2"/>
+      </w:pPr>
+      <w:r>
+        <w:t xml:space="preserve">12.4. Telegram-уведомления (вариант C)</w:t>
+      </w:r>
+    </w:p>
+    <w:p>
+      <w:pPr>
+        <w:spacing w:after="120" w:line="276" w:lineRule="auto"/>
+        <w:jc w:val="both"/>
+      </w:pPr>
+      <w:r>
+        <w:t xml:space="preserve">Raspberry Pi шлёт в ваш Telegram «Цель захвачена» с азимутом — и с фотокадром, если включена фотофиксация (--save-hits). Кулдаун 30 секунд, отправка в фоне: сеть не мешает наведению, обрывы не роняют скрипт.</w:t>
+      </w:r>
+    </w:p>
+    <w:p>
+      <w:pPr>
+        <w:pStyle w:val="ListParagraph"/>
+        <w:numPr>
+          <w:ilvl w:val="0"/>
+          <w:numId w:val="17"/>
+        </w:numPr>
+        <w:spacing w:after="90" w:line="264" w:lineRule="auto"/>
+      </w:pPr>
+      <w:r>
+        <w:t xml:space="preserve">Создайте бота: в Telegram напишите </w:t>
+      </w:r>
+      <w:r>
+        <w:rPr>
+          <w:rFonts w:ascii="Consolas" w:cs="Consolas" w:eastAsia="Consolas" w:hAnsi="Consolas"/>
+        </w:rPr>
+        <w:t xml:space="preserve">@BotFather</w:t>
+      </w:r>
+      <w:r>
+        <w:t xml:space="preserve"> → /newbot → получите токен вида 123456:AA…</w:t>
+      </w:r>
+    </w:p>
+    <w:p>
+      <w:pPr>
+        <w:pStyle w:val="ListParagraph"/>
+        <w:numPr>
+          <w:ilvl w:val="0"/>
+          <w:numId w:val="17"/>
+        </w:numPr>
+        <w:spacing w:after="90" w:line="264" w:lineRule="auto"/>
+      </w:pPr>
+      <w:r>
+        <w:t xml:space="preserve">Узнайте свой chat id: напишите своему боту что-нибудь, затем </w:t>
+      </w:r>
+      <w:r>
+        <w:rPr>
+          <w:rFonts w:ascii="Consolas" w:cs="Consolas" w:eastAsia="Consolas" w:hAnsi="Consolas"/>
+        </w:rPr>
+        <w:t xml:space="preserve">@userinfobot</w:t>
+      </w:r>
+      <w:r>
+        <w:t xml:space="preserve"> покажет ваш id (или откройте api.telegram.org/bot&lt;токен&gt;/getUpdates).</w:t>
+      </w:r>
+    </w:p>
+    <w:p>
+      <w:pPr>
+        <w:pStyle w:val="ListParagraph"/>
+        <w:numPr>
+          <w:ilvl w:val="0"/>
+          <w:numId w:val="17"/>
+        </w:numPr>
+        <w:spacing w:after="90" w:line="264" w:lineRule="auto"/>
+      </w:pPr>
+      <w:r>
+        <w:t xml:space="preserve">Запуск: </w:t>
+      </w:r>
+      <w:r>
+        <w:rPr>
+          <w:rFonts w:ascii="Consolas" w:cs="Consolas" w:eastAsia="Consolas" w:hAnsi="Consolas"/>
+        </w:rPr>
+        <w:t xml:space="preserve">PVO_TG_TOKEN=… PVO_TG_CHAT=… python3 pvo_vision.py --save-hits</w:t>
+      </w:r>
+      <w:r>
+        <w:t xml:space="preserve"> (или ключи --tg-token/--tg-chat).</w:t>
+      </w:r>
+    </w:p>
+    <w:p>
+      <w:pPr>
+        <w:pStyle w:val="ListParagraph"/>
+        <w:numPr>
+          <w:ilvl w:val="0"/>
+          <w:numId w:val="17"/>
+        </w:numPr>
+        <w:spacing w:after="90" w:line="264" w:lineRule="auto"/>
+      </w:pPr>
+      <w:r>
+        <w:t xml:space="preserve">В службе systemd добавьте строки </w:t>
+      </w:r>
+      <w:r>
+        <w:rPr>
+          <w:rFonts w:ascii="Consolas" w:cs="Consolas" w:eastAsia="Consolas" w:hAnsi="Consolas"/>
+        </w:rPr>
+        <w:t xml:space="preserve">Environment=PVO_TG_TOKEN=…</w:t>
+      </w:r>
+      <w:r>
+        <w:t xml:space="preserve"> и </w:t>
+      </w:r>
+      <w:r>
+        <w:rPr>
+          <w:rFonts w:ascii="Consolas" w:cs="Consolas" w:eastAsia="Consolas" w:hAnsi="Consolas"/>
+        </w:rPr>
+        <w:t xml:space="preserve">Environment=PVO_TG_CHAT=…</w:t>
+      </w:r>
+      <w:r>
+        <w:t xml:space="preserve"> в секцию [Service].</w:t>
+      </w:r>
+    </w:p>
+    <w:p>
+      <w:pPr>
+        <w:pStyle w:val="ListParagraph"/>
+        <w:numPr>
+          <w:ilvl w:val="0"/>
+          <w:numId w:val="17"/>
+        </w:numPr>
+        <w:spacing w:after="90" w:line="264" w:lineRule="auto"/>
+      </w:pPr>
+      <w:r>
+        <w:t xml:space="preserve">Для фото нужен пакет requests: </w:t>
+      </w:r>
+      <w:r>
+        <w:rPr>
+          <w:rFonts w:ascii="Consolas" w:cs="Consolas" w:eastAsia="Consolas" w:hAnsi="Consolas"/>
+        </w:rPr>
+        <w:t xml:space="preserve">sudo apt install python3-requests</w:t>
+      </w:r>
+      <w:r>
+        <w:t xml:space="preserve"> (без него уйдёт текст).</w:t>
+      </w:r>
+    </w:p>
+    <w:tbl>
+      <w:tblPr>
+        <w:tblW w:type="auto" w:w="100"/>
+        <w:tblBorders>
+          <w:top w:val="single" w:color="auto" w:sz="4"/>
+          <w:left w:val="single" w:color="auto" w:sz="4"/>
+          <w:bottom w:val="single" w:color="auto" w:sz="4"/>
+          <w:right w:val="single" w:color="auto" w:sz="4"/>
+          <w:insideH w:val="single" w:color="auto" w:sz="4"/>
+          <w:insideV w:val="single" w:color="auto" w:sz="4"/>
+        </w:tblBorders>
+      </w:tblPr>
+      <w:tblGrid>
+        <w:gridCol w:w="9750"/>
+      </w:tblGrid>
+      <w:tr>
+        <w:tc>
+          <w:tcPr>
+            <w:tcW w:type="dxa" w:w="9750"/>
+            <w:tcBorders>
+              <w:top w:val="single" w:color="E0A800" w:sz="6"/>
+              <w:left w:val="single" w:color="E0A800" w:sz="6"/>
+              <w:bottom w:val="single" w:color="E0A800" w:sz="6"/>
+              <w:right w:val="single" w:color="E0A800" w:sz="6"/>
+            </w:tcBorders>
+            <w:shd w:fill="FFF3CD" w:val="clear"/>
+            <w:tcMar>
+              <w:top w:type="dxa" w:w="120"/>
+              <w:left w:type="dxa" w:w="160"/>
+              <w:bottom w:type="dxa" w:w="120"/>
+              <w:right w:type="dxa" w:w="160"/>
+            </w:tcMar>
+          </w:tcPr>
+          <w:p>
+            <w:pPr>
+              <w:spacing w:line="264" w:lineRule="auto"/>
+            </w:pPr>
+            <w:r>
+              <w:rPr>
+                <w:b/>
+                <w:bCs/>
+              </w:rPr>
+              <w:t xml:space="preserve">Токен — это пароль бота: </w:t>
+            </w:r>
+            <w:r>
+              <w:t xml:space="preserve">не публикуйте его и не коммитьте в код; переменные окружения — правильное место.</w:t>
+            </w:r>
+          </w:p>
+        </w:tc>
+      </w:tr>
+    </w:tbl>
+    <w:p>
+      <w:pPr>
+        <w:pStyle w:val="Heading2"/>
+      </w:pPr>
+      <w:r>
+        <w:t xml:space="preserve">12.5. 3D-печать кронштейна и основания</w:t>
+      </w:r>
+    </w:p>
+    <w:p>
+      <w:pPr>
+        <w:spacing w:after="120" w:line="276" w:lineRule="auto"/>
+        <w:jc w:val="both"/>
+      </w:pPr>
+      <w:r>
+        <w:t xml:space="preserve">В папке 3d/ — параметрические модели OpenSCAD и готовые STL: полный pan-tilt кронштейн для варианта B (плита PAN, Г-скоба, площадка с прорезями под стяжки для радара и лазера) и основание варианта A с монтажным полем под Arduino и макетку. Перед печатью замерьте свои серво и поправьте параметры в начале .scad — у клонов размеры гуляют. Печать: PLA, слой 0,2 мм, без поддержек. Подробности и порядок сборки — 3d/README.md.</w:t>
+      </w:r>
+    </w:p>
     <w:p>
       <w:pPr>
         <w:pStyle w:val="Heading1"/>
@@ -18915,6 +20237,18 @@
     </w:lvlOverride>
   </w:num>
   <w:num w:numId="15">
+    <w:abstractNumId w:val="3"/>
+    <w:lvlOverride w:ilvl="0">
+      <w:startOverride w:val="1"/>
+    </w:lvlOverride>
+  </w:num>
+  <w:num w:numId="16">
+    <w:abstractNumId w:val="3"/>
+    <w:lvlOverride w:ilvl="0">
+      <w:startOverride w:val="1"/>
+    </w:lvlOverride>
+  </w:num>
+  <w:num w:numId="17">
     <w:abstractNumId w:val="3"/>
     <w:lvlOverride w:ilvl="0">
       <w:startOverride w:val="1"/>

--- a/ПВО_от_комаров_руководство.docx
+++ b/ПВО_от_комаров_руководство.docx
@@ -7521,6 +7521,78 @@
                 <w:sz w:val="20"/>
                 <w:szCs w:val="20"/>
               </w:rPr>
+              <w:t xml:space="preserve">Z</w:t>
+            </w:r>
+          </w:p>
+        </w:tc>
+        <w:tc>
+          <w:tcPr>
+            <w:tcW w:type="dxa" w:w="4300"/>
+            <w:tcMar>
+              <w:top w:type="dxa" w:w="60"/>
+              <w:left w:type="dxa" w:w="100"/>
+              <w:bottom w:type="dxa" w:w="60"/>
+              <w:right w:type="dxa" w:w="100"/>
+            </w:tcMar>
+          </w:tcPr>
+          <w:p>
+            <w:pPr>
+              <w:spacing w:line="252" w:lineRule="auto"/>
+            </w:pPr>
+            <w:r>
+              <w:rPr>
+                <w:sz w:val="20"/>
+                <w:szCs w:val="20"/>
+              </w:rPr>
+              <w:t xml:space="preserve">обнулить журнал поражений (и в EEPROM)</w:t>
+            </w:r>
+          </w:p>
+        </w:tc>
+        <w:tc>
+          <w:tcPr>
+            <w:tcW w:type="dxa" w:w="3550"/>
+            <w:tcMar>
+              <w:top w:type="dxa" w:w="60"/>
+              <w:left w:type="dxa" w:w="100"/>
+              <w:bottom w:type="dxa" w:w="60"/>
+              <w:right w:type="dxa" w:w="100"/>
+            </w:tcMar>
+          </w:tcPr>
+          <w:p>
+            <w:pPr>
+              <w:spacing w:line="252" w:lineRule="auto"/>
+            </w:pPr>
+            <w:r>
+              <w:rPr>
+                <w:sz w:val="20"/>
+                <w:szCs w:val="20"/>
+              </w:rPr>
+              <w:t xml:space="preserve">OK Z</w:t>
+            </w:r>
+          </w:p>
+        </w:tc>
+      </w:tr>
+      <w:tr>
+        <w:tc>
+          <w:tcPr>
+            <w:tcW w:type="dxa" w:w="1900"/>
+            <w:tcMar>
+              <w:top w:type="dxa" w:w="60"/>
+              <w:left w:type="dxa" w:w="100"/>
+              <w:bottom w:type="dxa" w:w="60"/>
+              <w:right w:type="dxa" w:w="100"/>
+            </w:tcMar>
+          </w:tcPr>
+          <w:p>
+            <w:pPr>
+              <w:spacing w:line="252" w:lineRule="auto"/>
+            </w:pPr>
+            <w:r>
+              <w:rPr>
+                <w:rFonts w:ascii="Consolas" w:cs="Consolas" w:eastAsia="Consolas" w:hAnsi="Consolas"/>
+                <w:sz w:val="20"/>
+                <w:szCs w:val="20"/>
+              </w:rPr>
               <w:t xml:space="preserve">M1 / M0</w:t>
             </w:r>
           </w:p>
@@ -8547,7 +8619,7 @@
         <w:jc w:val="both"/>
       </w:pPr>
       <w:r>
-        <w:t xml:space="preserve">Прошивка ESP32 разговаривает с вами через Монитор порта (115200) и тот же канал использует GUI-приложение. Команды: ? — статус (режим, здоровье радара, кадров/с, счётчики целых/битых кадров, журнал, загрузки, аптайм); C — серво в центр на 8 секунд для юстировки; L1/L0 — тест лазера (только на дежурстве); T — повторная инициализация радара; G / S ИМЯ ЗНАЧ / W / D — чтение, установка, сохранение (NVS) и сброс параметров; M1/M0 — телеметрия для GUI. Дробные параметры передаются ×100: S ALPHA 35 означает 0,35.</w:t>
+        <w:t xml:space="preserve">Прошивка ESP32 разговаривает с вами через Монитор порта (115200) и тот же канал использует GUI-приложение. Команды: ? — статус (режим, здоровье радара, кадров/с, счётчики целых/битых кадров, журнал, загрузки, аптайм); C — серво в центр на 8 секунд для юстировки; L1/L0 — тест лазера (только на дежурстве); T — повторная инициализация радара; G / S ИМЯ ЗНАЧ / W / D — чтение, установка, сохранение (NVS) и сброс параметров; Z — обнулить журнал поражений; M1/M0 — телеметрия для GUI. Дробные параметры передаются ×100: S ALPHA 35 означает 0,35.</w:t>
       </w:r>
     </w:p>
     <w:tbl>
@@ -18198,7 +18270,7 @@
               <w:t xml:space="preserve">Безопасность: </w:t>
             </w:r>
             <w:r>
-              <w:t xml:space="preserve">панель без пароля внутри сети — не подключайте турель к чужим/публичным сетям и смените пароль точки доступа. Веб-панель и GUI-пульт могут работать одновременно: веб — по Wi-Fi, пульт — по USB.</w:t>
+              <w:t xml:space="preserve">по умолчанию панель без пароля внутри сети — при желании задайте WEB_USER/WEB_PASS в скетче, и браузер будет спрашивать логин (basic auth). Не подключайте турель к чужим/публичным сетям и смените пароль точки доступа. Веб-панель и GUI-пульт могут работать одновременно: веб — по Wi-Fi, пульт — по USB.</w:t>
             </w:r>
           </w:p>
         </w:tc>
@@ -19860,7 +19932,7 @@
         <w:jc w:val="both"/>
       </w:pPr>
       <w:r>
-        <w:t xml:space="preserve">Обе прошивки принимают текстовые строки с завершающим \n. Uno/Nano (pvo.ino, 9600): P&lt;угол&gt;, R, ?, G, S ИМЯ ЗНАЧ, W, D, M1/M0. ESP32 (pvo_esp32.ino, 115200): ?, C, L1/L0, T, G, S ИМЯ ЗНАЧ, W, D, M1/M0. Формат ответов: PARAM ИМЯ=ЗНАЧ / PARAM END, OK …, ERR …, телеметрия TL с парами ключ=значение (Uno: m,a,d,k,s; ESP32: m,p,t,x,y,d,k,r). Дробные параметры ESP32 передаются ×100. Полные описания — разделы 3.9 и 4.5.</w:t>
+        <w:t xml:space="preserve">Обе прошивки принимают текстовые строки с завершающим \n. Uno/Nano (pvo.ino, 9600): P&lt;угол&gt;, R, ?, G, S ИМЯ ЗНАЧ, W, D, Z, M1/M0. ESP32 (pvo_esp32.ino, 115200): ?, C, L1/L0, T, G, S ИМЯ ЗНАЧ, W, D, Z, M1/M0. Формат ответов: PARAM ИМЯ=ЗНАЧ / PARAM END, OK …, ERR …, телеметрия TL с парами ключ=значение (Uno: m,a,d,k,s; ESP32: m,p,t,x,y,d,k,r). Дробные параметры ESP32 передаются ×100. Полные описания — разделы 3.9 и 4.5.</w:t>
       </w:r>
     </w:p>
     <w:p>

--- a/ПВО_от_комаров_руководство.docx
+++ b/ПВО_от_комаров_руководство.docx
@@ -29,7 +29,7 @@
           <w:sz w:val="28"/>
           <w:szCs w:val="28"/>
         </w:rPr>
-        <w:t xml:space="preserve">Семейство турелей «Комар»: ПВО-1К · ПВО-2К · ПВО-3К</w:t>
+        <w:t xml:space="preserve">Семейство турелей «Комар»: ПВО-1К · ПВО-2К · ПВО-3К · ПВО-4К</w:t>
       </w:r>
     </w:p>
     <w:p>
@@ -125,7 +125,7 @@
           <w:sz w:val="18"/>
           <w:szCs w:val="18"/>
         </w:rPr>
-        <w:t xml:space="preserve">Проект pvo · скетчи pvo.ino, pvo_esp32.ino, скрипт pvo_vision.py</w:t>
+        <w:t xml:space="preserve">Проект pvo · скетчи pvo.ino, pvo_esp32.ino, скрипты pvo_vision.py, pvo_fusion.py</w:t>
       </w:r>
     </w:p>
     <w:tbl>
@@ -1310,6 +1310,15 @@
     </w:p>
     <w:p>
       <w:pPr>
+        <w:spacing w:after="120" w:line="276" w:lineRule="auto"/>
+        <w:jc w:val="both"/>
+      </w:pPr>
+      <w:r>
+        <w:t xml:space="preserve">Есть и четвёртый вариант — D «Комар-Ф» (глава 13): это не отдельная сборка, а надстройка над B, в которой камера варианта C переезжает на саму турель и работает в паре с радаром, а ИК-подсветка открывает охоту на мелочь. Собирается он поверх готовых B и C, поэтому в сравнительной таблице не участвует.</w:t>
+      </w:r>
+    </w:p>
+    <w:p>
+      <w:pPr>
         <w:pStyle w:val="Heading2"/>
       </w:pPr>
       <w:r>
@@ -1393,7 +1402,7 @@
         <w:jc w:val="both"/>
       </w:pPr>
       <w:r>
-        <w:t xml:space="preserve">Вариант A ищет цель, вращая датчик вместе с турелью (сканирующий радар). Вариант B получает от mmWave-радара готовые координаты целей и наводится сразу. Вариант C заменяет собственный поиск внешним целеуказанием от компьютерного зрения: Raspberry Pi передаёт углы в Arduino по последовательному порту, а при пропадании связи турель автоматически возвращается к автономному патрулированию.</w:t>
+        <w:t xml:space="preserve">Вариант A ищет цель, вращая датчик вместе с турелью (сканирующий радар). Вариант B получает от mmWave-радара готовые координаты целей и наводится сразу. Вариант C заменяет собственный поиск внешним целеуказанием от компьютерного зрения: Raspberry Pi передаёт углы в Arduino по последовательному порту, а при пропадании связи турель автоматически возвращается к автономному патрулированию. Вариант D объединяет два датчика: радар отвечает за дальнее обнаружение и грубый доворот, зрение с камеры на самой турели — за точное сопровождение (глава 13).</w:t>
       </w:r>
     </w:p>
     <w:p>
@@ -1671,6 +1680,55 @@
                 <w:szCs w:val="20"/>
               </w:rPr>
               <w:t xml:space="preserve">вариант C: компьютерное зрение на Raspberry Pi, отправка целеуказания</w:t>
+            </w:r>
+          </w:p>
+        </w:tc>
+      </w:tr>
+      <w:tr>
+        <w:tc>
+          <w:tcPr>
+            <w:tcW w:type="dxa" w:w="3200"/>
+            <w:tcMar>
+              <w:top w:type="dxa" w:w="60"/>
+              <w:left w:type="dxa" w:w="100"/>
+              <w:bottom w:type="dxa" w:w="60"/>
+              <w:right w:type="dxa" w:w="100"/>
+            </w:tcMar>
+          </w:tcPr>
+          <w:p>
+            <w:pPr>
+              <w:spacing w:line="252" w:lineRule="auto"/>
+            </w:pPr>
+            <w:r>
+              <w:rPr>
+                <w:rFonts w:ascii="Consolas" w:cs="Consolas" w:eastAsia="Consolas" w:hAnsi="Consolas"/>
+                <w:sz w:val="20"/>
+                <w:szCs w:val="20"/>
+              </w:rPr>
+              <w:t xml:space="preserve">pvo_fusion.py</w:t>
+            </w:r>
+          </w:p>
+        </w:tc>
+        <w:tc>
+          <w:tcPr>
+            <w:tcW w:type="dxa" w:w="6550"/>
+            <w:tcMar>
+              <w:top w:type="dxa" w:w="60"/>
+              <w:left w:type="dxa" w:w="100"/>
+              <w:bottom w:type="dxa" w:w="60"/>
+              <w:right w:type="dxa" w:w="100"/>
+            </w:tcMar>
+          </w:tcPr>
+          <w:p>
+            <w:pPr>
+              <w:spacing w:line="252" w:lineRule="auto"/>
+            </w:pPr>
+            <w:r>
+              <w:rPr>
+                <w:sz w:val="20"/>
+                <w:szCs w:val="20"/>
+              </w:rPr>
+              <w:t xml:space="preserve">вариант D: слияние радара и зрения + ИК-охота на мелочь (работает в паре с ESP32, глава 13)</w:t>
             </w:r>
           </w:p>
         </w:tc>
@@ -8619,7 +8677,7 @@
         <w:jc w:val="both"/>
       </w:pPr>
       <w:r>
-        <w:t xml:space="preserve">Прошивка ESP32 разговаривает с вами через Монитор порта (115200) и тот же канал использует GUI-приложение. Команды: ? — статус (режим, здоровье радара, кадров/с, счётчики целых/битых кадров, журнал, загрузки, аптайм); C — серво в центр на 8 секунд для юстировки; L1/L0 — тест лазера (только на дежурстве); T — повторная инициализация радара; G / S ИМЯ ЗНАЧ / W / D — чтение, установка, сохранение (NVS) и сброс параметров; Z — обнулить журнал поражений; M1/M0 — телеметрия для GUI. Дробные параметры передаются ×100: S ALPHA 35 означает 0,35.</w:t>
+        <w:t xml:space="preserve">Прошивка ESP32 разговаривает с вами через Монитор порта (115200) и тот же канал использует GUI-приложение. Команды: ? — статус (режим, здоровье радара, кадров/с, счётчики целых/битых кадров, журнал, загрузки, аптайм); C — серво в центр на 8 секунд для юстировки; L1/L0 — тест лазера (только на дежурстве); T — повторная инициализация радара; G / S ИМЯ ЗНАЧ / W / D — чтение, установка, сохранение (NVS) и сброс параметров; Z — обнулить журнал поражений; M1/M0 — телеметрия для GUI; V dP dT и I1/I0 — целеуказание от зрения и ИК-подсветка (вариант D, глава 13). Дробные параметры передаются ×100: S ALPHA 35 означает 0,35.</w:t>
       </w:r>
     </w:p>
     <w:tbl>
@@ -10803,7 +10861,7 @@
         <w:jc w:val="both"/>
       </w:pPr>
       <w:r>
-        <w:t xml:space="preserve">Гибридная архитектура: Raspberry Pi со «зрением» находит цель в кадре и диктует углы, Arduino с турелью варианта A исполняет наведение и остаётся автономным при потере связи. Такой split — правильная инженерная практика: реальное время (серво, лазер) живёт на микроконтроллере, тяжёлые вычисления — на Linux.</w:t>
+        <w:t xml:space="preserve">Гибридная архитектура: Raspberry Pi со «зрением» находит цель в кадре и диктует углы, Arduino с турелью варианта A исполняет наведение и остаётся автономным при потере связи. Такой split — правильная инженерная практика: реальное время (серво, лазер) живёт на микроконтроллере, тяжёлые вычисления — на Linux. (Вариант D доводит идею до конца: та же камера переезжает на турель варианта B и работает в паре с радаром — глава 13.)</w:t>
       </w:r>
     </w:p>
     <w:p>
@@ -15473,7 +15531,7 @@
               <w:t xml:space="preserve">Обновление: </w:t>
             </w:r>
             <w:r>
-              <w:t xml:space="preserve">большая часть идей этого раздела уже реализована и описана в главах 9 и 12 — веб-панель, OLED-экран, озвучка, вечный журнал, фотофиксация, Telegram и 3D-печать. Ниже — что осталось на вырост.</w:t>
+              <w:t xml:space="preserve">все идеи первых редакций этого раздела уже реализованы. Вечный журнал, OLED-экран, веб-панель, озвучка, фотофиксация, Telegram и 3D-печать описаны в главах 9 и 12; «второй эшелон» (радар будит зрение и грубо доворачивает турель) и «комариная специализация» (ИК-подсветка + камера без ИК-фильтра) выросли в полноценный вариант D «Комар-Ф» — глава 13. Ниже — что осталось на вырост.</w:t>
             </w:r>
           </w:p>
         </w:tc>
@@ -15493,10 +15551,10 @@
           <w:b/>
           <w:bCs/>
         </w:rPr>
-        <w:t xml:space="preserve">Вечный журнал. </w:t>
-      </w:r>
-      <w:r>
-        <w:t xml:space="preserve">Сохранять счётчик kills в EEPROM (Uno) или NVS (ESP32) и печатать «итог кампании» при старте.</w:t>
+        <w:t xml:space="preserve">Нейроклассификатор. </w:t>
+      </w:r>
+      <w:r>
+        <w:t xml:space="preserve">Лёгкая нейросеть (TFLite) на Raspberry Pi, отличающая комара от мухи, пылинки и блика, — чтобы журнал поражений не льстил оператору.</w:t>
       </w:r>
     </w:p>
     <w:p>
@@ -15513,10 +15571,10 @@
           <w:b/>
           <w:bCs/>
         </w:rPr>
-        <w:t xml:space="preserve">Экран боевого поста. </w:t>
-      </w:r>
-      <w:r>
-        <w:t xml:space="preserve">OLED SSD1306 по I2C: режим, азимут цели, счётчик поражений.</w:t>
+        <w:t xml:space="preserve">Сеть турелей. </w:t>
+      </w:r>
+      <w:r>
+        <w:t xml:space="preserve">Несколько ESP32 делят комнату на сектора и обмениваются целеуказанием по ESP-NOW: цель, ушедшая из сектора одной турели, передаётся соседней.</w:t>
       </w:r>
     </w:p>
     <w:p>
@@ -15533,10 +15591,10 @@
           <w:b/>
           <w:bCs/>
         </w:rPr>
-        <w:t xml:space="preserve">Веб-панель (ESP32). </w:t>
-      </w:r>
-      <w:r>
-        <w:t xml:space="preserve">Радарная карта целей в браузере по Wi-Fi: ESP32 раздаёт страничку с WebSocket-потоком координат.</w:t>
+        <w:t xml:space="preserve">Статистика кампании. </w:t>
+      </w:r>
+      <w:r>
+        <w:t xml:space="preserve">Пульт уже выгружает журнал в CSV — следующий шаг: тепловая карта «где и когда» появляются цели, чтобы ставить турель в правильный угол.</w:t>
       </w:r>
     </w:p>
     <w:p>
@@ -15553,50 +15611,10 @@
           <w:b/>
           <w:bCs/>
         </w:rPr>
-        <w:t xml:space="preserve">Озвучка. </w:t>
-      </w:r>
-      <w:r>
-        <w:t xml:space="preserve">DFPlayer Mini + динамик: «Цель захвачена» голосом вместо писка.</w:t>
-      </w:r>
-    </w:p>
-    <w:p>
-      <w:pPr>
-        <w:pStyle w:val="ListParagraph"/>
-        <w:numPr>
-          <w:ilvl w:val="0"/>
-          <w:numId w:val="2"/>
-        </w:numPr>
-        <w:spacing w:after="80" w:line="264" w:lineRule="auto"/>
-      </w:pPr>
-      <w:r>
-        <w:rPr>
-          <w:b/>
-          <w:bCs/>
-        </w:rPr>
-        <w:t xml:space="preserve">Второй эшелон. </w:t>
-      </w:r>
-      <w:r>
-        <w:t xml:space="preserve">Радар (B) для дальнего обнаружения + камера (C) для точного опознавания в одной системе: радар будит зрение и грубо доворачивает турель.</w:t>
-      </w:r>
-    </w:p>
-    <w:p>
-      <w:pPr>
-        <w:pStyle w:val="ListParagraph"/>
-        <w:numPr>
-          <w:ilvl w:val="0"/>
-          <w:numId w:val="2"/>
-        </w:numPr>
-        <w:spacing w:after="80" w:line="264" w:lineRule="auto"/>
-      </w:pPr>
-      <w:r>
-        <w:rPr>
-          <w:b/>
-          <w:bCs/>
-        </w:rPr>
-        <w:t xml:space="preserve">Комариная специализация. </w:t>
-      </w:r>
-      <w:r>
-        <w:t xml:space="preserve">Подсветка ИК-диодами + камера без ИК-фильтра на контрастном экране — так мелкие цели видны намного лучше (идея систем класса Photonic Fence).</w:t>
+        <w:t xml:space="preserve">Безопасный эффектор. </w:t>
+      </w:r>
+      <w:r>
+        <w:t xml:space="preserve">Вместо лазера-указки — направленный вентилятор или ловушка: физическое «поражение» без какого-либо риска для глаз.</w:t>
       </w:r>
     </w:p>
     <w:p>
@@ -19123,6 +19141,3337 @@
         <w:pageBreakBefore/>
       </w:pPr>
       <w:r>
+        <w:t xml:space="preserve">13. Вариант D «Комар-Ф»: слияние радара и зрения, ИК-охота</w:t>
+      </w:r>
+    </w:p>
+    <w:p>
+      <w:pPr>
+        <w:spacing w:after="120" w:line="276" w:lineRule="auto"/>
+        <w:jc w:val="both"/>
+      </w:pPr>
+      <w:r>
+        <w:t xml:space="preserve">Вариант D — вершина проекта, в которой сходятся все его линии. mmWave-радар остаётся дальнобойным «взглядом» турели, а камера варианта C переезжает с подоконника на саму турель, соосно лазеру, и превращается в прицел. Радар замечает крупную цель за 4–6 метров и грубо доворачивает турель; зрение просыпается, находит цель около центра кадра и дальше ведёт её с точностью до десятых долей градуса. ИК-подсветка добавляет третий режим — охоту на мелочь (мухи, мошки, комары), которую радар не видит вовсе: в инфракрасном луче на тёмном фоне даже объект в несколько пикселей превращается в яркую точку.</w:t>
+      </w:r>
+    </w:p>
+    <w:p>
+      <w:pPr>
+        <w:spacing w:after="120" w:line="276" w:lineRule="auto"/>
+        <w:jc w:val="both"/>
+      </w:pPr>
+      <w:r>
+        <w:t xml:space="preserve">Сверх собранного варианта B понадобятся: Raspberry Pi (или любой компьютер с Linux) из варианта C, лёгкая камера без ИК-фильтра на голову турели и ИК-модуль. Прошивка ESP32 та же — pvo_esp32.ino версии 1.2 и новее; на Pi работает новый скрипт pvo_fusion.py.</w:t>
+      </w:r>
+    </w:p>
+    <w:p>
+      <w:pPr>
+        <w:pStyle w:val="Heading2"/>
+      </w:pPr>
+      <w:r>
+        <w:t xml:space="preserve">13.1. Архитектура: кто главный</w:t>
+      </w:r>
+    </w:p>
+    <w:p>
+      <w:pPr>
+        <w:spacing w:after="40" w:before="120"/>
+        <w:jc w:val="center"/>
+      </w:pPr>
+      <w:r>
+        <w:drawing>
+          <wp:inline distT="0" distB="0" distL="0" distR="0">
+            <wp:extent cx="5905500" cy="3333750"/>
+            <wp:effectExtent t="0" r="0" b="0" l="0"/>
+            <wp:docPr id="20" name="Picture 20" descr="" title=""/>
+            <wp:cNvGraphicFramePr>
+              <a:graphicFrameLocks xmlns:a="http://schemas.openxmlformats.org/drawingml/2006/main" noChangeAspect="1"/>
+            </wp:cNvGraphicFramePr>
+            <a:graphic xmlns:a="http://schemas.openxmlformats.org/drawingml/2006/main">
+              <a:graphicData uri="http://schemas.openxmlformats.org/drawingml/2006/picture">
+                <pic:pic xmlns:pic="http://schemas.openxmlformats.org/drawingml/2006/picture">
+                  <pic:nvPicPr>
+                    <pic:cNvPr id="120" name="Image 20" descr=""/>
+                    <pic:cNvPicPr>
+                      <a:picLocks noChangeAspect="1" noChangeArrowheads="1"/>
+                    </pic:cNvPicPr>
+                  </pic:nvPicPr>
+                  <pic:blipFill>
+                    <a:blip r:embed="rId27" cstate="none"/>
+                    <a:srcRect/>
+                    <a:stretch>
+                      <a:fillRect/>
+                    </a:stretch>
+                  </pic:blipFill>
+                  <pic:spPr bwMode="auto">
+                    <a:xfrm>
+                      <a:off x="0" y="0"/>
+                      <a:ext cx="5905500" cy="3333750"/>
+                    </a:xfrm>
+                    <a:prstGeom prst="rect">
+                      <a:avLst/>
+                    </a:prstGeom>
+                  </pic:spPr>
+                </pic:pic>
+              </a:graphicData>
+            </a:graphic>
+          </wp:inline>
+        </w:drawing>
+      </w:r>
+    </w:p>
+    <w:p>
+      <w:pPr>
+        <w:spacing w:after="200"/>
+        <w:jc w:val="center"/>
+      </w:pPr>
+      <w:r>
+        <w:rPr>
+          <w:i/>
+          <w:iCs/>
+          <w:color w:val="555555"/>
+          <w:sz w:val="18"/>
+          <w:szCs w:val="18"/>
+        </w:rPr>
+        <w:t xml:space="preserve">Рис. 24. Слияние: радар будит зрение и грубо доворачивает турель, зрение ведёт точно</w:t>
+      </w:r>
+    </w:p>
+    <w:p>
+      <w:pPr>
+        <w:spacing w:after="120" w:line="276" w:lineRule="auto"/>
+        <w:jc w:val="both"/>
+      </w:pPr>
+      <w:r>
+        <w:t xml:space="preserve">Главная — прошивка. Она единолично владеет серво, лазером и ИК-подсветкой, а зрение для неё — просто ещё один советчик, который присылает поправки командой V. Пока поправки идут (не реже, чем раз в VISTO миллисекунд), цель ведётся по зрению, а радарные координаты игнорируются; замолчало зрение — прошивка бесшовно возвращается к радарному сопровождению; пропали оба источника — обычная логика потери цели: лазер и ИК гаснут, турель на дежурство. Побочное следствие такой иерархии — живучесть: выдерните USB-кабель в любой момент, и турель продолжит работать как чистый вариант B.</w:t>
+      </w:r>
+    </w:p>
+    <w:p>
+      <w:pPr>
+        <w:pStyle w:val="ListParagraph"/>
+        <w:numPr>
+          <w:ilvl w:val="0"/>
+          <w:numId w:val="2"/>
+        </w:numPr>
+        <w:spacing w:after="80" w:line="264" w:lineRule="auto"/>
+      </w:pPr>
+      <w:r>
+        <w:rPr>
+          <w:b/>
+          <w:bCs/>
+        </w:rPr>
+        <w:t xml:space="preserve">Дальнее обнаружение. </w:t>
+      </w:r>
+      <w:r>
+        <w:t xml:space="preserve">Радар видит крупную цель, прошивка захватывает её и доворачивает турель. Зрение в это время «дремлет»: обрабатывает один кадр из WAKE_EVERY, экономя процессор Pi.</w:t>
+      </w:r>
+    </w:p>
+    <w:p>
+      <w:pPr>
+        <w:pStyle w:val="ListParagraph"/>
+        <w:numPr>
+          <w:ilvl w:val="0"/>
+          <w:numId w:val="2"/>
+        </w:numPr>
+        <w:spacing w:after="80" w:line="264" w:lineRule="auto"/>
+      </w:pPr>
+      <w:r>
+        <w:rPr>
+          <w:b/>
+          <w:bCs/>
+        </w:rPr>
+        <w:t xml:space="preserve">Пробуждение. </w:t>
+      </w:r>
+      <w:r>
+        <w:t xml:space="preserve">Скрипт замечает в телеметрии захват (m=T), просыпается, включает ИК командой I1 и ищет цель в центральной части кадра (доля ROI) — грубую работу радар уже сделал.</w:t>
+      </w:r>
+    </w:p>
+    <w:p>
+      <w:pPr>
+        <w:pStyle w:val="ListParagraph"/>
+        <w:numPr>
+          <w:ilvl w:val="0"/>
+          <w:numId w:val="2"/>
+        </w:numPr>
+        <w:spacing w:after="80" w:line="264" w:lineRule="auto"/>
+      </w:pPr>
+      <w:r>
+        <w:rPr>
+          <w:b/>
+          <w:bCs/>
+        </w:rPr>
+        <w:t xml:space="preserve">Точное сопровождение. </w:t>
+      </w:r>
+      <w:r>
+        <w:t xml:space="preserve">Смещение цели от оси камеры пересчитывается в градусы и уходит командой «V dPAN dTILT» (в десятых долях градуса, до SEND_HZ раз в секунду). Камера сидит на турели, поэтому поправки относительные: «возьми на 2,3° правее и 0,8° выше».</w:t>
+      </w:r>
+    </w:p>
+    <w:p>
+      <w:pPr>
+        <w:pStyle w:val="ListParagraph"/>
+        <w:numPr>
+          <w:ilvl w:val="0"/>
+          <w:numId w:val="2"/>
+        </w:numPr>
+        <w:spacing w:after="80" w:line="264" w:lineRule="auto"/>
+      </w:pPr>
+      <w:r>
+        <w:rPr>
+          <w:b/>
+          <w:bCs/>
+        </w:rPr>
+        <w:t xml:space="preserve">Охота на мелочь. </w:t>
+      </w:r>
+      <w:r>
+        <w:t xml:space="preserve">В дрёме зрение всё же просматривает каждый WAKE_EVERY-й кадр — целиком. Найдя мелкую цель (радар при этом молчит!), оно захватывает её само: первая же команда V поднимает прошивку из дежурства точно так же, как радарный захват.</w:t>
+      </w:r>
+    </w:p>
+    <w:p>
+      <w:pPr>
+        <w:pStyle w:val="Heading2"/>
+      </w:pPr>
+      <w:r>
+        <w:t xml:space="preserve">13.2. Железо: камера на турель и ИК-подсветка</w:t>
+      </w:r>
+    </w:p>
+    <w:tbl>
+      <w:tblPr>
+        <w:tblW w:type="dxa" w:w="9750"/>
+        <w:tblBorders>
+          <w:top w:val="single" w:color="auto" w:sz="4"/>
+          <w:left w:val="single" w:color="auto" w:sz="4"/>
+          <w:bottom w:val="single" w:color="auto" w:sz="4"/>
+          <w:right w:val="single" w:color="auto" w:sz="4"/>
+          <w:insideH w:val="single" w:color="auto" w:sz="4"/>
+          <w:insideV w:val="single" w:color="auto" w:sz="4"/>
+        </w:tblBorders>
+      </w:tblPr>
+      <w:tblGrid>
+        <w:gridCol w:w="1900"/>
+        <w:gridCol w:w="2850"/>
+        <w:gridCol w:w="5000"/>
+      </w:tblGrid>
+      <w:tr>
+        <w:trPr>
+          <w:tblHeader/>
+        </w:trPr>
+        <w:tc>
+          <w:tcPr>
+            <w:tcW w:type="dxa" w:w="1900"/>
+            <w:shd w:fill="00575C" w:val="clear"/>
+            <w:tcMar>
+              <w:top w:type="dxa" w:w="60"/>
+              <w:left w:type="dxa" w:w="100"/>
+              <w:bottom w:type="dxa" w:w="60"/>
+              <w:right w:type="dxa" w:w="100"/>
+            </w:tcMar>
+          </w:tcPr>
+          <w:p>
+            <w:pPr>
+              <w:spacing w:line="252" w:lineRule="auto"/>
+            </w:pPr>
+            <w:r>
+              <w:rPr>
+                <w:b/>
+                <w:bCs/>
+                <w:color w:val="FFFFFF"/>
+                <w:sz w:val="19"/>
+                <w:szCs w:val="19"/>
+              </w:rPr>
+              <w:t xml:space="preserve">Компонент</w:t>
+            </w:r>
+          </w:p>
+        </w:tc>
+        <w:tc>
+          <w:tcPr>
+            <w:tcW w:type="dxa" w:w="2850"/>
+            <w:shd w:fill="00575C" w:val="clear"/>
+            <w:tcMar>
+              <w:top w:type="dxa" w:w="60"/>
+              <w:left w:type="dxa" w:w="100"/>
+              <w:bottom w:type="dxa" w:w="60"/>
+              <w:right w:type="dxa" w:w="100"/>
+            </w:tcMar>
+          </w:tcPr>
+          <w:p>
+            <w:pPr>
+              <w:spacing w:line="252" w:lineRule="auto"/>
+            </w:pPr>
+            <w:r>
+              <w:rPr>
+                <w:b/>
+                <w:bCs/>
+                <w:color w:val="FFFFFF"/>
+                <w:sz w:val="19"/>
+                <w:szCs w:val="19"/>
+              </w:rPr>
+              <w:t xml:space="preserve">Требование</w:t>
+            </w:r>
+          </w:p>
+        </w:tc>
+        <w:tc>
+          <w:tcPr>
+            <w:tcW w:type="dxa" w:w="5000"/>
+            <w:shd w:fill="00575C" w:val="clear"/>
+            <w:tcMar>
+              <w:top w:type="dxa" w:w="60"/>
+              <w:left w:type="dxa" w:w="100"/>
+              <w:bottom w:type="dxa" w:w="60"/>
+              <w:right w:type="dxa" w:w="100"/>
+            </w:tcMar>
+          </w:tcPr>
+          <w:p>
+            <w:pPr>
+              <w:spacing w:line="252" w:lineRule="auto"/>
+            </w:pPr>
+            <w:r>
+              <w:rPr>
+                <w:b/>
+                <w:bCs/>
+                <w:color w:val="FFFFFF"/>
+                <w:sz w:val="19"/>
+                <w:szCs w:val="19"/>
+              </w:rPr>
+              <w:t xml:space="preserve">Примечание</w:t>
+            </w:r>
+          </w:p>
+        </w:tc>
+      </w:tr>
+      <w:tr>
+        <w:tc>
+          <w:tcPr>
+            <w:tcW w:type="dxa" w:w="1900"/>
+            <w:tcMar>
+              <w:top w:type="dxa" w:w="60"/>
+              <w:left w:type="dxa" w:w="100"/>
+              <w:bottom w:type="dxa" w:w="60"/>
+              <w:right w:type="dxa" w:w="100"/>
+            </w:tcMar>
+          </w:tcPr>
+          <w:p>
+            <w:pPr>
+              <w:spacing w:line="252" w:lineRule="auto"/>
+            </w:pPr>
+            <w:r>
+              <w:rPr>
+                <w:sz w:val="20"/>
+                <w:szCs w:val="20"/>
+              </w:rPr>
+              <w:t xml:space="preserve">Камера</w:t>
+            </w:r>
+          </w:p>
+        </w:tc>
+        <w:tc>
+          <w:tcPr>
+            <w:tcW w:type="dxa" w:w="2850"/>
+            <w:tcMar>
+              <w:top w:type="dxa" w:w="60"/>
+              <w:left w:type="dxa" w:w="100"/>
+              <w:bottom w:type="dxa" w:w="60"/>
+              <w:right w:type="dxa" w:w="100"/>
+            </w:tcMar>
+          </w:tcPr>
+          <w:p>
+            <w:pPr>
+              <w:spacing w:line="252" w:lineRule="auto"/>
+            </w:pPr>
+            <w:r>
+              <w:rPr>
+                <w:sz w:val="20"/>
+                <w:szCs w:val="20"/>
+              </w:rPr>
+              <w:t xml:space="preserve">лёгкая, БЕЗ ИК-фильтра</w:t>
+            </w:r>
+          </w:p>
+        </w:tc>
+        <w:tc>
+          <w:tcPr>
+            <w:tcW w:type="dxa" w:w="5000"/>
+            <w:tcMar>
+              <w:top w:type="dxa" w:w="60"/>
+              <w:left w:type="dxa" w:w="100"/>
+              <w:bottom w:type="dxa" w:w="60"/>
+              <w:right w:type="dxa" w:w="100"/>
+            </w:tcMar>
+          </w:tcPr>
+          <w:p>
+            <w:pPr>
+              <w:spacing w:line="252" w:lineRule="auto"/>
+            </w:pPr>
+            <w:r>
+              <w:rPr>
+                <w:sz w:val="20"/>
+                <w:szCs w:val="20"/>
+              </w:rPr>
+              <w:t xml:space="preserve">Raspberry Pi Camera NoIR (CSI) или вебка со снятым фильтром; крепится на площадку TILT соосно лазеру</w:t>
+            </w:r>
+          </w:p>
+        </w:tc>
+      </w:tr>
+      <w:tr>
+        <w:tc>
+          <w:tcPr>
+            <w:tcW w:type="dxa" w:w="1900"/>
+            <w:tcMar>
+              <w:top w:type="dxa" w:w="60"/>
+              <w:left w:type="dxa" w:w="100"/>
+              <w:bottom w:type="dxa" w:w="60"/>
+              <w:right w:type="dxa" w:w="100"/>
+            </w:tcMar>
+          </w:tcPr>
+          <w:p>
+            <w:pPr>
+              <w:spacing w:line="252" w:lineRule="auto"/>
+            </w:pPr>
+            <w:r>
+              <w:rPr>
+                <w:sz w:val="20"/>
+                <w:szCs w:val="20"/>
+              </w:rPr>
+              <w:t xml:space="preserve">ИК-модуль</w:t>
+            </w:r>
+          </w:p>
+        </w:tc>
+        <w:tc>
+          <w:tcPr>
+            <w:tcW w:type="dxa" w:w="2850"/>
+            <w:tcMar>
+              <w:top w:type="dxa" w:w="60"/>
+              <w:left w:type="dxa" w:w="100"/>
+              <w:bottom w:type="dxa" w:w="60"/>
+              <w:right w:type="dxa" w:w="100"/>
+            </w:tcMar>
+          </w:tcPr>
+          <w:p>
+            <w:pPr>
+              <w:spacing w:line="252" w:lineRule="auto"/>
+            </w:pPr>
+            <w:r>
+              <w:rPr>
+                <w:sz w:val="20"/>
+                <w:szCs w:val="20"/>
+              </w:rPr>
+              <w:t xml:space="preserve">850 нм, светодиодный</w:t>
+            </w:r>
+          </w:p>
+        </w:tc>
+        <w:tc>
+          <w:tcPr>
+            <w:tcW w:type="dxa" w:w="5000"/>
+            <w:tcMar>
+              <w:top w:type="dxa" w:w="60"/>
+              <w:left w:type="dxa" w:w="100"/>
+              <w:bottom w:type="dxa" w:w="60"/>
+              <w:right w:type="dxa" w:w="100"/>
+            </w:tcMar>
+          </w:tcPr>
+          <w:p>
+            <w:pPr>
+              <w:spacing w:line="252" w:lineRule="auto"/>
+            </w:pPr>
+            <w:r>
+              <w:rPr>
+                <w:sz w:val="20"/>
+                <w:szCs w:val="20"/>
+              </w:rPr>
+              <w:t xml:space="preserve">кольцо/пара диодов вокруг объектива или готовая ИК-плата от камер наблюдения; 940 нм камера видит хуже</w:t>
+            </w:r>
+          </w:p>
+        </w:tc>
+      </w:tr>
+      <w:tr>
+        <w:tc>
+          <w:tcPr>
+            <w:tcW w:type="dxa" w:w="1900"/>
+            <w:tcMar>
+              <w:top w:type="dxa" w:w="60"/>
+              <w:left w:type="dxa" w:w="100"/>
+              <w:bottom w:type="dxa" w:w="60"/>
+              <w:right w:type="dxa" w:w="100"/>
+            </w:tcMar>
+          </w:tcPr>
+          <w:p>
+            <w:pPr>
+              <w:spacing w:line="252" w:lineRule="auto"/>
+            </w:pPr>
+            <w:r>
+              <w:rPr>
+                <w:sz w:val="20"/>
+                <w:szCs w:val="20"/>
+              </w:rPr>
+              <w:t xml:space="preserve">Ключ</w:t>
+            </w:r>
+          </w:p>
+        </w:tc>
+        <w:tc>
+          <w:tcPr>
+            <w:tcW w:type="dxa" w:w="2850"/>
+            <w:tcMar>
+              <w:top w:type="dxa" w:w="60"/>
+              <w:left w:type="dxa" w:w="100"/>
+              <w:bottom w:type="dxa" w:w="60"/>
+              <w:right w:type="dxa" w:w="100"/>
+            </w:tcMar>
+          </w:tcPr>
+          <w:p>
+            <w:pPr>
+              <w:spacing w:line="252" w:lineRule="auto"/>
+            </w:pPr>
+            <w:r>
+              <w:rPr>
+                <w:sz w:val="20"/>
+                <w:szCs w:val="20"/>
+              </w:rPr>
+              <w:t xml:space="preserve">2N2222 + 1 кОм</w:t>
+            </w:r>
+          </w:p>
+        </w:tc>
+        <w:tc>
+          <w:tcPr>
+            <w:tcW w:type="dxa" w:w="5000"/>
+            <w:tcMar>
+              <w:top w:type="dxa" w:w="60"/>
+              <w:left w:type="dxa" w:w="100"/>
+              <w:bottom w:type="dxa" w:w="60"/>
+              <w:right w:type="dxa" w:w="100"/>
+            </w:tcMar>
+          </w:tcPr>
+          <w:p>
+            <w:pPr>
+              <w:spacing w:line="252" w:lineRule="auto"/>
+            </w:pPr>
+            <w:r>
+              <w:rPr>
+                <w:sz w:val="20"/>
+                <w:szCs w:val="20"/>
+              </w:rPr>
+              <w:t xml:space="preserve">модули прожорливее ~150 мА — через MOSFET (2N7000/AO3400, затвор к GPIO18 напрямую)</w:t>
+            </w:r>
+          </w:p>
+        </w:tc>
+      </w:tr>
+      <w:tr>
+        <w:tc>
+          <w:tcPr>
+            <w:tcW w:type="dxa" w:w="1900"/>
+            <w:tcMar>
+              <w:top w:type="dxa" w:w="60"/>
+              <w:left w:type="dxa" w:w="100"/>
+              <w:bottom w:type="dxa" w:w="60"/>
+              <w:right w:type="dxa" w:w="100"/>
+            </w:tcMar>
+          </w:tcPr>
+          <w:p>
+            <w:pPr>
+              <w:spacing w:line="252" w:lineRule="auto"/>
+            </w:pPr>
+            <w:r>
+              <w:rPr>
+                <w:sz w:val="20"/>
+                <w:szCs w:val="20"/>
+              </w:rPr>
+              <w:t xml:space="preserve">Компьютер</w:t>
+            </w:r>
+          </w:p>
+        </w:tc>
+        <w:tc>
+          <w:tcPr>
+            <w:tcW w:type="dxa" w:w="2850"/>
+            <w:tcMar>
+              <w:top w:type="dxa" w:w="60"/>
+              <w:left w:type="dxa" w:w="100"/>
+              <w:bottom w:type="dxa" w:w="60"/>
+              <w:right w:type="dxa" w:w="100"/>
+            </w:tcMar>
+          </w:tcPr>
+          <w:p>
+            <w:pPr>
+              <w:spacing w:line="252" w:lineRule="auto"/>
+            </w:pPr>
+            <w:r>
+              <w:rPr>
+                <w:sz w:val="20"/>
+                <w:szCs w:val="20"/>
+              </w:rPr>
+              <w:t xml:space="preserve">Raspberry Pi 3/4/5 или ПК</w:t>
+            </w:r>
+          </w:p>
+        </w:tc>
+        <w:tc>
+          <w:tcPr>
+            <w:tcW w:type="dxa" w:w="5000"/>
+            <w:tcMar>
+              <w:top w:type="dxa" w:w="60"/>
+              <w:left w:type="dxa" w:w="100"/>
+              <w:bottom w:type="dxa" w:w="60"/>
+              <w:right w:type="dxa" w:w="100"/>
+            </w:tcMar>
+          </w:tcPr>
+          <w:p>
+            <w:pPr>
+              <w:spacing w:line="252" w:lineRule="auto"/>
+            </w:pPr>
+            <w:r>
+              <w:rPr>
+                <w:sz w:val="20"/>
+                <w:szCs w:val="20"/>
+              </w:rPr>
+              <w:t xml:space="preserve">тот же, что в варианте C; соединяется с ESP32 обычным USB-кабелем</w:t>
+            </w:r>
+          </w:p>
+        </w:tc>
+      </w:tr>
+    </w:tbl>
+    <w:p>
+      <w:pPr>
+        <w:spacing w:after="40" w:before="120"/>
+        <w:jc w:val="center"/>
+      </w:pPr>
+      <w:r>
+        <w:drawing>
+          <wp:inline distT="0" distB="0" distL="0" distR="0">
+            <wp:extent cx="5905500" cy="3038475"/>
+            <wp:effectExtent t="0" r="0" b="0" l="0"/>
+            <wp:docPr id="21" name="Picture 21" descr="" title=""/>
+            <wp:cNvGraphicFramePr>
+              <a:graphicFrameLocks xmlns:a="http://schemas.openxmlformats.org/drawingml/2006/main" noChangeAspect="1"/>
+            </wp:cNvGraphicFramePr>
+            <a:graphic xmlns:a="http://schemas.openxmlformats.org/drawingml/2006/main">
+              <a:graphicData uri="http://schemas.openxmlformats.org/drawingml/2006/picture">
+                <pic:pic xmlns:pic="http://schemas.openxmlformats.org/drawingml/2006/picture">
+                  <pic:nvPicPr>
+                    <pic:cNvPr id="121" name="Image 21" descr=""/>
+                    <pic:cNvPicPr>
+                      <a:picLocks noChangeAspect="1" noChangeArrowheads="1"/>
+                    </pic:cNvPicPr>
+                  </pic:nvPicPr>
+                  <pic:blipFill>
+                    <a:blip r:embed="rId28" cstate="none"/>
+                    <a:srcRect/>
+                    <a:stretch>
+                      <a:fillRect/>
+                    </a:stretch>
+                  </pic:blipFill>
+                  <pic:spPr bwMode="auto">
+                    <a:xfrm>
+                      <a:off x="0" y="0"/>
+                      <a:ext cx="5905500" cy="3038475"/>
+                    </a:xfrm>
+                    <a:prstGeom prst="rect">
+                      <a:avLst/>
+                    </a:prstGeom>
+                  </pic:spPr>
+                </pic:pic>
+              </a:graphicData>
+            </a:graphic>
+          </wp:inline>
+        </w:drawing>
+      </w:r>
+    </w:p>
+    <w:p>
+      <w:pPr>
+        <w:spacing w:after="200"/>
+        <w:jc w:val="center"/>
+      </w:pPr>
+      <w:r>
+        <w:rPr>
+          <w:i/>
+          <w:iCs/>
+          <w:color w:val="555555"/>
+          <w:sz w:val="18"/>
+          <w:szCs w:val="18"/>
+        </w:rPr>
+        <w:t xml:space="preserve">Рис. 25. Подключение ИК-подсветки (GPIO18) и размещение на голове турели</w:t>
+      </w:r>
+    </w:p>
+    <w:p>
+      <w:pPr>
+        <w:spacing w:after="120" w:line="276" w:lineRule="auto"/>
+        <w:jc w:val="both"/>
+      </w:pPr>
+      <w:r>
+        <w:t xml:space="preserve">Монтаж камеры: чем легче голова турели, тем меньше страдают серво — Pi Camera на шлейфе или маленькая вебка со снятым корпусом лучше «шарика» на прищепке. Шлейф/кабель уложите петлёй с запасом на полный ход обеих осей, как жгут радара. Ось объектива выставьте параллельно лучу лазера — точная юстировка описана в главе 6, и для варианта D она критична вдвойне: зрение целится именно осью камеры.</w:t>
+      </w:r>
+    </w:p>
+    <w:p>
+      <w:pPr>
+        <w:spacing w:after="120" w:line="276" w:lineRule="auto"/>
+        <w:jc w:val="both"/>
+      </w:pPr>
+      <w:r>
+        <w:t xml:space="preserve">Питание ИК: модуль подключается к 5-вольтовой шине БП (не к 3V3 платы!) через ключ на GPIO18; ток готовых плат подсветки — от 100 до 500 мА, поэтому убедитесь, что БП имеет запас, а земля ключа общая с ESP32. Проверка: команда I1 в консоли — на камере без ИК-фильтра диоды видны как яркое сиреневое свечение (глазом — едва заметное тёмно-красное).</w:t>
+      </w:r>
+    </w:p>
+    <w:tbl>
+      <w:tblPr>
+        <w:tblW w:type="auto" w:w="100"/>
+        <w:tblBorders>
+          <w:top w:val="single" w:color="auto" w:sz="4"/>
+          <w:left w:val="single" w:color="auto" w:sz="4"/>
+          <w:bottom w:val="single" w:color="auto" w:sz="4"/>
+          <w:right w:val="single" w:color="auto" w:sz="4"/>
+          <w:insideH w:val="single" w:color="auto" w:sz="4"/>
+          <w:insideV w:val="single" w:color="auto" w:sz="4"/>
+        </w:tblBorders>
+      </w:tblPr>
+      <w:tblGrid>
+        <w:gridCol w:w="9750"/>
+      </w:tblGrid>
+      <w:tr>
+        <w:tc>
+          <w:tcPr>
+            <w:tcW w:type="dxa" w:w="9750"/>
+            <w:tcBorders>
+              <w:top w:val="single" w:color="C82333" w:sz="6"/>
+              <w:left w:val="single" w:color="C82333" w:sz="6"/>
+              <w:bottom w:val="single" w:color="C82333" w:sz="6"/>
+              <w:right w:val="single" w:color="C82333" w:sz="6"/>
+            </w:tcBorders>
+            <w:shd w:fill="F8D7DA" w:val="clear"/>
+            <w:tcMar>
+              <w:top w:type="dxa" w:w="120"/>
+              <w:left w:type="dxa" w:w="160"/>
+              <w:bottom w:type="dxa" w:w="120"/>
+              <w:right w:type="dxa" w:w="160"/>
+            </w:tcMar>
+          </w:tcPr>
+          <w:p>
+            <w:pPr>
+              <w:spacing w:line="264" w:lineRule="auto"/>
+            </w:pPr>
+            <w:r>
+              <w:rPr>
+                <w:b/>
+                <w:bCs/>
+                <w:color w:val="721C24"/>
+              </w:rPr>
+              <w:t xml:space="preserve">Безопасность ИК: </w:t>
+            </w:r>
+            <w:r>
+              <w:t xml:space="preserve">только рассеянные ИК-СВЕТОДИОДЫ, никогда — ИК-лазеры. Инфракрасный луч не видим, поэтому моргательный рефлекс глаз не защищает. Не смотрите в излучатель в упор, направляйте подсветку в рабочую зону турели, а не на людей и животных. Насекомые ИК-света не видят — охоте подсветка не мешает.</w:t>
+            </w:r>
+          </w:p>
+        </w:tc>
+      </w:tr>
+    </w:tbl>
+    <w:p>
+      <w:pPr>
+        <w:pStyle w:val="Heading2"/>
+      </w:pPr>
+      <w:r>
+        <w:t xml:space="preserve">13.3. Прошивка v1.2: команды V, I1/I0 и параметры слияния</w:t>
+      </w:r>
+    </w:p>
+    <w:p>
+      <w:pPr>
+        <w:spacing w:after="120" w:line="276" w:lineRule="auto"/>
+        <w:jc w:val="both"/>
+      </w:pPr>
+      <w:r>
+        <w:t xml:space="preserve">Специальной «прошивки варианта D» нет: всё уже в pvo_esp32.ino начиная с версии 1.2 (версия печатается при старте и видна в статусе). Новое в протоколе: команда V dPAN dTILT — относительная поправка от зрения в десятых долях градуса (принимается в пределах ±300, то есть ±30°); команды I1/I0 — ручное управление ИК; в телеметрии TL появились поля v= (ведёт ли зрение) и i= (состояние ИК). GUI-пульт и веб-панель подписывают режим «СОПРОВОЖДЕНИЕ +ЗРЕНИЕ · ИК» и показывают новые параметры на вкладке настроек.</w:t>
+      </w:r>
+    </w:p>
+    <w:p>
+      <w:pPr>
+        <w:pBdr>
+          <w:bottom w:val="single" w:color="9FB6B8" w:sz="4"/>
+        </w:pBdr>
+        <w:spacing w:after="60" w:before="220"/>
+      </w:pPr>
+      <w:r>
+        <w:rPr>
+          <w:rFonts w:ascii="Consolas" w:cs="Consolas" w:eastAsia="Consolas" w:hAnsi="Consolas"/>
+          <w:b/>
+          <w:bCs/>
+          <w:color w:val="00575C"/>
+          <w:sz w:val="22"/>
+          <w:szCs w:val="22"/>
+        </w:rPr>
+        <w:t xml:space="preserve">IRAUTO  ·  S IRAUTO</w:t>
+      </w:r>
+      <w:r>
+        <w:rPr>
+          <w:color w:val="666666"/>
+          <w:sz w:val="19"/>
+          <w:szCs w:val="19"/>
+        </w:rPr>
+        <w:t xml:space="preserve">      по умолчанию: </w:t>
+      </w:r>
+      <w:r>
+        <w:rPr>
+          <w:rFonts w:ascii="Consolas" w:cs="Consolas" w:eastAsia="Consolas" w:hAnsi="Consolas"/>
+          <w:b/>
+          <w:bCs/>
+          <w:color w:val="333333"/>
+          <w:sz w:val="20"/>
+          <w:szCs w:val="20"/>
+        </w:rPr>
+        <w:t xml:space="preserve">1</w:t>
+      </w:r>
+    </w:p>
+    <w:p>
+      <w:pPr>
+        <w:spacing w:after="120" w:line="276" w:lineRule="auto"/>
+        <w:jc w:val="both"/>
+      </w:pPr>
+      <w:r>
+        <w:rPr>
+          <w:b/>
+          <w:bCs/>
+        </w:rPr>
+        <w:t xml:space="preserve">Что делает. </w:t>
+      </w:r>
+      <w:r>
+        <w:t xml:space="preserve">Автоматика ИК-подсветки. При 1 прошивка сама включает ИК в момент любого захвата (радарного или по зрению) и гасит при потере цели. При 0 подсветкой управляют только команды I1/I0.</w:t>
+      </w:r>
+    </w:p>
+    <w:p>
+      <w:pPr>
+        <w:spacing w:after="120" w:line="276" w:lineRule="auto"/>
+        <w:jc w:val="both"/>
+      </w:pPr>
+      <w:r>
+        <w:rPr>
+          <w:b/>
+          <w:bCs/>
+        </w:rPr>
+        <w:t xml:space="preserve">Диапазон. </w:t>
+      </w:r>
+      <w:r>
+        <w:t xml:space="preserve">0 или 1.</w:t>
+      </w:r>
+    </w:p>
+    <w:p>
+      <w:pPr>
+        <w:pStyle w:val="ListParagraph"/>
+        <w:numPr>
+          <w:ilvl w:val="0"/>
+          <w:numId w:val="2"/>
+        </w:numPr>
+        <w:spacing w:after="80" w:line="264" w:lineRule="auto"/>
+      </w:pPr>
+      <w:r>
+        <w:rPr>
+          <w:b/>
+          <w:bCs/>
+        </w:rPr>
+        <w:t xml:space="preserve">Пример: </w:t>
+      </w:r>
+      <w:r>
+        <w:t xml:space="preserve">ночная охота — оставьте 1: ИК вспыхивает только на время сопровождения и не светит зря;</w:t>
+      </w:r>
+    </w:p>
+    <w:p>
+      <w:pPr>
+        <w:pStyle w:val="ListParagraph"/>
+        <w:numPr>
+          <w:ilvl w:val="0"/>
+          <w:numId w:val="2"/>
+        </w:numPr>
+        <w:spacing w:after="80" w:line="264" w:lineRule="auto"/>
+      </w:pPr>
+      <w:r>
+        <w:rPr>
+          <w:b/>
+          <w:bCs/>
+        </w:rPr>
+        <w:t xml:space="preserve">Пример: </w:t>
+      </w:r>
+      <w:r>
+        <w:t xml:space="preserve">ИК-модуль не установлен — можно оставить 1: пин щёлкает вхолостую, вреда нет;</w:t>
+      </w:r>
+    </w:p>
+    <w:p>
+      <w:pPr>
+        <w:pStyle w:val="ListParagraph"/>
+        <w:numPr>
+          <w:ilvl w:val="0"/>
+          <w:numId w:val="2"/>
+        </w:numPr>
+        <w:spacing w:after="80" w:line="264" w:lineRule="auto"/>
+      </w:pPr>
+      <w:r>
+        <w:rPr>
+          <w:b/>
+          <w:bCs/>
+        </w:rPr>
+        <w:t xml:space="preserve">Пример: </w:t>
+      </w:r>
+      <w:r>
+        <w:t xml:space="preserve">подсветка засвечивает соседнюю камеру видеонаблюдения — 0, включайте вручную по необходимости.</w:t>
+      </w:r>
+    </w:p>
+    <w:p>
+      <w:pPr>
+        <w:spacing w:after="120" w:line="276" w:lineRule="auto"/>
+        <w:jc w:val="both"/>
+      </w:pPr>
+      <w:r>
+        <w:rPr>
+          <w:b/>
+          <w:bCs/>
+        </w:rPr>
+        <w:t xml:space="preserve">Рекомендации. </w:t>
+      </w:r>
+      <w:r>
+        <w:t xml:space="preserve">Оставьте 1. Выключать имеет смысл, только если ИК нужен вам строго под ручным управлением.</w:t>
+      </w:r>
+    </w:p>
+    <w:p>
+      <w:pPr>
+        <w:pBdr>
+          <w:bottom w:val="single" w:color="9FB6B8" w:sz="4"/>
+        </w:pBdr>
+        <w:spacing w:after="60" w:before="220"/>
+      </w:pPr>
+      <w:r>
+        <w:rPr>
+          <w:rFonts w:ascii="Consolas" w:cs="Consolas" w:eastAsia="Consolas" w:hAnsi="Consolas"/>
+          <w:b/>
+          <w:bCs/>
+          <w:color w:val="00575C"/>
+          <w:sz w:val="22"/>
+          <w:szCs w:val="22"/>
+        </w:rPr>
+        <w:t xml:space="preserve">VISION_TIMEOUT_MS  ·  S VISTO</w:t>
+      </w:r>
+      <w:r>
+        <w:rPr>
+          <w:color w:val="666666"/>
+          <w:sz w:val="19"/>
+          <w:szCs w:val="19"/>
+        </w:rPr>
+        <w:t xml:space="preserve">      по умолчанию: </w:t>
+      </w:r>
+      <w:r>
+        <w:rPr>
+          <w:rFonts w:ascii="Consolas" w:cs="Consolas" w:eastAsia="Consolas" w:hAnsi="Consolas"/>
+          <w:b/>
+          <w:bCs/>
+          <w:color w:val="333333"/>
+          <w:sz w:val="20"/>
+          <w:szCs w:val="20"/>
+        </w:rPr>
+        <w:t xml:space="preserve">700</w:t>
+      </w:r>
+    </w:p>
+    <w:p>
+      <w:pPr>
+        <w:spacing w:after="120" w:line="276" w:lineRule="auto"/>
+        <w:jc w:val="both"/>
+      </w:pPr>
+      <w:r>
+        <w:rPr>
+          <w:b/>
+          <w:bCs/>
+        </w:rPr>
+        <w:t xml:space="preserve">Что делает. </w:t>
+      </w:r>
+      <w:r>
+        <w:t xml:space="preserve">Таймаут зрения, мс. Если поправки V не приходят дольше этого времени, прошивка решает, что зрение цель потеряло (или скрипт остановился), и возвращает сопровождение радару. Это тот самый механизм «бесшовной передачи управления».</w:t>
+      </w:r>
+    </w:p>
+    <w:p>
+      <w:pPr>
+        <w:spacing w:after="120" w:line="276" w:lineRule="auto"/>
+        <w:jc w:val="both"/>
+      </w:pPr>
+      <w:r>
+        <w:rPr>
+          <w:b/>
+          <w:bCs/>
+        </w:rPr>
+        <w:t xml:space="preserve">Диапазон. </w:t>
+      </w:r>
+      <w:r>
+        <w:t xml:space="preserve">200–5000 мс.</w:t>
+      </w:r>
+    </w:p>
+    <w:p>
+      <w:pPr>
+        <w:pStyle w:val="ListParagraph"/>
+        <w:numPr>
+          <w:ilvl w:val="0"/>
+          <w:numId w:val="2"/>
+        </w:numPr>
+        <w:spacing w:after="80" w:line="264" w:lineRule="auto"/>
+      </w:pPr>
+      <w:r>
+        <w:rPr>
+          <w:b/>
+          <w:bCs/>
+        </w:rPr>
+        <w:t xml:space="preserve">Пример: </w:t>
+      </w:r>
+      <w:r>
+        <w:t xml:space="preserve">слабый Pi Zero 2 W выдаёт 5–8 кадров/с — поднимите до 1200–1500, иначе прошивка будет «отбирать» цель у зрения между кадрами;</w:t>
+      </w:r>
+    </w:p>
+    <w:p>
+      <w:pPr>
+        <w:pStyle w:val="ListParagraph"/>
+        <w:numPr>
+          <w:ilvl w:val="0"/>
+          <w:numId w:val="2"/>
+        </w:numPr>
+        <w:spacing w:after="80" w:line="264" w:lineRule="auto"/>
+      </w:pPr>
+      <w:r>
+        <w:rPr>
+          <w:b/>
+          <w:bCs/>
+        </w:rPr>
+        <w:t xml:space="preserve">Пример: </w:t>
+      </w:r>
+      <w:r>
+        <w:t xml:space="preserve">мощный Pi 5 держит 30 кадров/с — можно ужать до 400: возврат к радару при потере станет почти мгновенным.</w:t>
+      </w:r>
+    </w:p>
+    <w:p>
+      <w:pPr>
+        <w:spacing w:after="120" w:line="276" w:lineRule="auto"/>
+        <w:jc w:val="both"/>
+      </w:pPr>
+      <w:r>
+        <w:rPr>
+          <w:b/>
+          <w:bCs/>
+        </w:rPr>
+        <w:t xml:space="preserve">Рекомендации. </w:t>
+      </w:r>
+      <w:r>
+        <w:t xml:space="preserve">700 мс рассчитаны на Pi 3/4 с 10–20 кадрами/с. Правило: VISTO ≥ 3–4 интервалов между кадрами зрения (интервал печатается в [stat] скрипта).</w:t>
+      </w:r>
+    </w:p>
+    <w:p>
+      <w:pPr>
+        <w:pStyle w:val="Heading2"/>
+      </w:pPr>
+      <w:r>
+        <w:t xml:space="preserve">13.4. Установка и запуск pvo_fusion.py</w:t>
+      </w:r>
+    </w:p>
+    <w:p>
+      <w:pPr>
+        <w:pStyle w:val="ListParagraph"/>
+        <w:numPr>
+          <w:ilvl w:val="0"/>
+          <w:numId w:val="18"/>
+        </w:numPr>
+        <w:spacing w:after="90" w:line="264" w:lineRule="auto"/>
+      </w:pPr>
+      <w:r>
+        <w:t xml:space="preserve">Скопируйте на Pi ОБА скрипта: </w:t>
+      </w:r>
+      <w:r>
+        <w:rPr>
+          <w:rFonts w:ascii="Consolas" w:cs="Consolas" w:eastAsia="Consolas" w:hAnsi="Consolas"/>
+        </w:rPr>
+        <w:t xml:space="preserve">pvo_fusion.py</w:t>
+      </w:r>
+      <w:r>
+        <w:t xml:space="preserve"> и </w:t>
+      </w:r>
+      <w:r>
+        <w:rPr>
+          <w:rFonts w:ascii="Consolas" w:cs="Consolas" w:eastAsia="Consolas" w:hAnsi="Consolas"/>
+        </w:rPr>
+        <w:t xml:space="preserve">pvo_vision.py</w:t>
+      </w:r>
+      <w:r>
+        <w:t xml:space="preserve"> — слияние переиспользует из варианта C детектор движения, работу с камерой, фотофиксацию и Telegram.</w:t>
+      </w:r>
+    </w:p>
+    <w:p>
+      <w:pPr>
+        <w:pStyle w:val="ListParagraph"/>
+        <w:numPr>
+          <w:ilvl w:val="0"/>
+          <w:numId w:val="18"/>
+        </w:numPr>
+        <w:spacing w:after="90" w:line="264" w:lineRule="auto"/>
+      </w:pPr>
+      <w:r>
+        <w:t xml:space="preserve">Зависимости те же, что в разделе 5.2: </w:t>
+      </w:r>
+      <w:r>
+        <w:rPr>
+          <w:rFonts w:ascii="Consolas" w:cs="Consolas" w:eastAsia="Consolas" w:hAnsi="Consolas"/>
+        </w:rPr>
+        <w:t xml:space="preserve">sudo apt install python3-opencv python3-serial python3-numpy</w:t>
+      </w:r>
+      <w:r>
+        <w:t xml:space="preserve">.</w:t>
+      </w:r>
+    </w:p>
+    <w:p>
+      <w:pPr>
+        <w:pStyle w:val="ListParagraph"/>
+        <w:numPr>
+          <w:ilvl w:val="0"/>
+          <w:numId w:val="18"/>
+        </w:numPr>
+        <w:spacing w:after="90" w:line="264" w:lineRule="auto"/>
+      </w:pPr>
+      <w:r>
+        <w:t xml:space="preserve">Соедините Pi и ESP32 обычным USB-кабелем (он же питает плату). Порт найдётся сам; при нескольких устройствах укажите явно: </w:t>
+      </w:r>
+      <w:r>
+        <w:rPr>
+          <w:rFonts w:ascii="Consolas" w:cs="Consolas" w:eastAsia="Consolas" w:hAnsi="Consolas"/>
+        </w:rPr>
+        <w:t xml:space="preserve">--port /dev/ttyUSB0</w:t>
+      </w:r>
+      <w:r>
+        <w:t xml:space="preserve">.</w:t>
+      </w:r>
+    </w:p>
+    <w:p>
+      <w:pPr>
+        <w:pStyle w:val="ListParagraph"/>
+        <w:numPr>
+          <w:ilvl w:val="0"/>
+          <w:numId w:val="18"/>
+        </w:numPr>
+        <w:spacing w:after="90" w:line="264" w:lineRule="auto"/>
+      </w:pPr>
+      <w:r>
+        <w:t xml:space="preserve">Пробный запуск с окном: </w:t>
+      </w:r>
+      <w:r>
+        <w:rPr>
+          <w:rFonts w:ascii="Consolas" w:cs="Consolas" w:eastAsia="Consolas" w:hAnsi="Consolas"/>
+        </w:rPr>
+        <w:t xml:space="preserve">python3 pvo_fusion.py --display</w:t>
+      </w:r>
+      <w:r>
+        <w:t xml:space="preserve"> — в углу кадра статус «дрёма/БОДРСТВУЮ», найденная цель обводится рамкой. Помашите рукой в 2–3 м: радар захватит, зрение проснётся и поведёт.</w:t>
+      </w:r>
+    </w:p>
+    <w:p>
+      <w:pPr>
+        <w:pStyle w:val="ListParagraph"/>
+        <w:numPr>
+          <w:ilvl w:val="0"/>
+          <w:numId w:val="18"/>
+        </w:numPr>
+        <w:spacing w:after="90" w:line="264" w:lineRule="auto"/>
+      </w:pPr>
+      <w:r>
+        <w:t xml:space="preserve">Режим ИК-охоты: </w:t>
+      </w:r>
+      <w:r>
+        <w:rPr>
+          <w:rFonts w:ascii="Consolas" w:cs="Consolas" w:eastAsia="Consolas" w:hAnsi="Consolas"/>
+        </w:rPr>
+        <w:t xml:space="preserve">python3 pvo_fusion.py --detector bright --display</w:t>
+      </w:r>
+      <w:r>
+        <w:t xml:space="preserve"> (методика — раздел 13.6).</w:t>
+      </w:r>
+    </w:p>
+    <w:p>
+      <w:pPr>
+        <w:pStyle w:val="ListParagraph"/>
+        <w:numPr>
+          <w:ilvl w:val="0"/>
+          <w:numId w:val="18"/>
+        </w:numPr>
+        <w:spacing w:after="90" w:line="264" w:lineRule="auto"/>
+      </w:pPr>
+      <w:r>
+        <w:t xml:space="preserve">Боевой запуск — без </w:t>
+      </w:r>
+      <w:r>
+        <w:rPr>
+          <w:rFonts w:ascii="Consolas" w:cs="Consolas" w:eastAsia="Consolas" w:hAnsi="Consolas"/>
+        </w:rPr>
+        <w:t xml:space="preserve">--display</w:t>
+      </w:r>
+      <w:r>
+        <w:t xml:space="preserve">; автозапуск службой — рецепт systemd из раздела 5.4, замените в нём имя скрипта на pvo_fusion.py.</w:t>
+      </w:r>
+    </w:p>
+    <w:p>
+      <w:pPr>
+        <w:spacing w:after="120" w:line="276" w:lineRule="auto"/>
+        <w:jc w:val="both"/>
+      </w:pPr>
+      <w:r>
+        <w:t xml:space="preserve">Ключи командной строки: --camera N и --picamera — выбор камеры; --port и --fov — порт ESP32 и угол обзора; --detector motion|bright; --display — окно отладки; --dry-run — прогон без турели (команды печатаются в консоль); --save-hits — кадры захватов в hits/; --tg-token/--tg-chat (или переменные окружения PVO_TG_TOKEN/PVO_TG_CHAT) — Telegram-уведомления, как в разделе 12.4.</w:t>
+      </w:r>
+    </w:p>
+    <w:tbl>
+      <w:tblPr>
+        <w:tblW w:type="auto" w:w="100"/>
+        <w:tblBorders>
+          <w:top w:val="single" w:color="auto" w:sz="4"/>
+          <w:left w:val="single" w:color="auto" w:sz="4"/>
+          <w:bottom w:val="single" w:color="auto" w:sz="4"/>
+          <w:right w:val="single" w:color="auto" w:sz="4"/>
+          <w:insideH w:val="single" w:color="auto" w:sz="4"/>
+          <w:insideV w:val="single" w:color="auto" w:sz="4"/>
+        </w:tblBorders>
+      </w:tblPr>
+      <w:tblGrid>
+        <w:gridCol w:w="9750"/>
+      </w:tblGrid>
+      <w:tr>
+        <w:tc>
+          <w:tcPr>
+            <w:tcW w:type="dxa" w:w="9750"/>
+            <w:tcBorders>
+              <w:top w:val="single" w:color="3E7CB1" w:sz="6"/>
+              <w:left w:val="single" w:color="3E7CB1" w:sz="6"/>
+              <w:bottom w:val="single" w:color="3E7CB1" w:sz="6"/>
+              <w:right w:val="single" w:color="3E7CB1" w:sz="6"/>
+            </w:tcBorders>
+            <w:shd w:fill="D6E9F8" w:val="clear"/>
+            <w:tcMar>
+              <w:top w:type="dxa" w:w="120"/>
+              <w:left w:type="dxa" w:w="160"/>
+              <w:bottom w:type="dxa" w:w="120"/>
+              <w:right w:type="dxa" w:w="160"/>
+            </w:tcMar>
+          </w:tcPr>
+          <w:p>
+            <w:pPr>
+              <w:spacing w:line="264" w:lineRule="auto"/>
+            </w:pPr>
+            <w:r>
+              <w:rPr>
+                <w:b/>
+                <w:bCs/>
+              </w:rPr>
+              <w:t xml:space="preserve">Совместная жизнь с вариантом C: </w:t>
+            </w:r>
+            <w:r>
+              <w:t xml:space="preserve">файлы не конфликтуют, но камера и порт нужны каждому скрипту целиком. На одной Pi запускайте либо pvo_vision.py (турель варианта A), либо pvo_fusion.py (турель варианта B) — одновременно оба только с двумя камерами и двумя турелями. GUI-пульт к занятому скриптом порту тоже не подключится — это нормально: наблюдайте за турелью через веб-панель по Wi-Fi.</w:t>
+            </w:r>
+          </w:p>
+        </w:tc>
+      </w:tr>
+    </w:tbl>
+    <w:p>
+      <w:pPr>
+        <w:pStyle w:val="Heading2"/>
+      </w:pPr>
+      <w:r>
+        <w:t xml:space="preserve">13.5. Параметры CONFIG (pvo_fusion.py): подробное описание</w:t>
+      </w:r>
+    </w:p>
+    <w:p>
+      <w:pPr>
+        <w:spacing w:after="120" w:line="276" w:lineRule="auto"/>
+        <w:jc w:val="both"/>
+      </w:pPr>
+      <w:r>
+        <w:t xml:space="preserve">Словарь CONFIG в начале файла. Камерная часть (CAMERA_INDEX, FRAME_W/H, FOV_H_DEG, FOV_V_DEG), параметры фона BG_* и блок фотофиксации/Telegram совпадают с вариантом C и описаны в разделе 5.5 — здесь только новое.</w:t>
+      </w:r>
+    </w:p>
+    <w:p>
+      <w:pPr>
+        <w:pBdr>
+          <w:bottom w:val="single" w:color="9FB6B8" w:sz="4"/>
+        </w:pBdr>
+        <w:spacing w:after="60" w:before="220"/>
+      </w:pPr>
+      <w:r>
+        <w:rPr>
+          <w:rFonts w:ascii="Consolas" w:cs="Consolas" w:eastAsia="Consolas" w:hAnsi="Consolas"/>
+          <w:b/>
+          <w:bCs/>
+          <w:color w:val="00575C"/>
+          <w:sz w:val="22"/>
+          <w:szCs w:val="22"/>
+        </w:rPr>
+        <w:t xml:space="preserve">DETECTOR</w:t>
+      </w:r>
+      <w:r>
+        <w:rPr>
+          <w:color w:val="666666"/>
+          <w:sz w:val="19"/>
+          <w:szCs w:val="19"/>
+        </w:rPr>
+        <w:t xml:space="preserve">      по умолчанию: </w:t>
+      </w:r>
+      <w:r>
+        <w:rPr>
+          <w:rFonts w:ascii="Consolas" w:cs="Consolas" w:eastAsia="Consolas" w:hAnsi="Consolas"/>
+          <w:b/>
+          <w:bCs/>
+          <w:color w:val="333333"/>
+          <w:sz w:val="20"/>
+          <w:szCs w:val="20"/>
+        </w:rPr>
+        <w:t xml:space="preserve">"motion"</w:t>
+      </w:r>
+    </w:p>
+    <w:p>
+      <w:pPr>
+        <w:spacing w:after="120" w:line="276" w:lineRule="auto"/>
+        <w:jc w:val="both"/>
+      </w:pPr>
+      <w:r>
+        <w:rPr>
+          <w:b/>
+          <w:bCs/>
+        </w:rPr>
+        <w:t xml:space="preserve">Что делает. </w:t>
+      </w:r>
+      <w:r>
+        <w:t xml:space="preserve">Выбор детектора цели. motion — вычитание фона MOG2, как в варианте C: видит любое движение при дневном свете. bright — порог яркости для ИК-охоты: цель = яркая точка на тёмном фоне; не боится движения самой турели и видит объекты в считанные пиксели.</w:t>
+      </w:r>
+    </w:p>
+    <w:p>
+      <w:pPr>
+        <w:spacing w:after="120" w:line="276" w:lineRule="auto"/>
+        <w:jc w:val="both"/>
+      </w:pPr>
+      <w:r>
+        <w:rPr>
+          <w:b/>
+          <w:bCs/>
+        </w:rPr>
+        <w:t xml:space="preserve">Диапазон. </w:t>
+      </w:r>
+      <w:r>
+        <w:t xml:space="preserve">"motion" или "bright" (или ключ запуска --detector).</w:t>
+      </w:r>
+    </w:p>
+    <w:p>
+      <w:pPr>
+        <w:pStyle w:val="ListParagraph"/>
+        <w:numPr>
+          <w:ilvl w:val="0"/>
+          <w:numId w:val="2"/>
+        </w:numPr>
+        <w:spacing w:after="80" w:line="264" w:lineRule="auto"/>
+      </w:pPr>
+      <w:r>
+        <w:rPr>
+          <w:b/>
+          <w:bCs/>
+        </w:rPr>
+        <w:t xml:space="preserve">Пример: </w:t>
+      </w:r>
+      <w:r>
+        <w:t xml:space="preserve">днём по крупным и средним целям — motion;</w:t>
+      </w:r>
+    </w:p>
+    <w:p>
+      <w:pPr>
+        <w:pStyle w:val="ListParagraph"/>
+        <w:numPr>
+          <w:ilvl w:val="0"/>
+          <w:numId w:val="2"/>
+        </w:numPr>
+        <w:spacing w:after="80" w:line="264" w:lineRule="auto"/>
+      </w:pPr>
+      <w:r>
+        <w:rPr>
+          <w:b/>
+          <w:bCs/>
+        </w:rPr>
+        <w:t xml:space="preserve">Пример: </w:t>
+      </w:r>
+      <w:r>
+        <w:t xml:space="preserve">ночью/в сумерках с ИК-подсветкой по мелочи — bright;</w:t>
+      </w:r>
+    </w:p>
+    <w:p>
+      <w:pPr>
+        <w:pStyle w:val="ListParagraph"/>
+        <w:numPr>
+          <w:ilvl w:val="0"/>
+          <w:numId w:val="2"/>
+        </w:numPr>
+        <w:spacing w:after="80" w:line="264" w:lineRule="auto"/>
+      </w:pPr>
+      <w:r>
+        <w:rPr>
+          <w:b/>
+          <w:bCs/>
+        </w:rPr>
+        <w:t xml:space="preserve">Пример: </w:t>
+      </w:r>
+      <w:r>
+        <w:t xml:space="preserve">bright днём почти бесполезен: солнце и блики дают сплошные «яркие точки».</w:t>
+      </w:r>
+    </w:p>
+    <w:p>
+      <w:pPr>
+        <w:spacing w:after="120" w:line="276" w:lineRule="auto"/>
+        <w:jc w:val="both"/>
+      </w:pPr>
+      <w:r>
+        <w:rPr>
+          <w:b/>
+          <w:bCs/>
+        </w:rPr>
+        <w:t xml:space="preserve">Рекомендации. </w:t>
+      </w:r>
+      <w:r>
+        <w:t xml:space="preserve">Начните с motion и убедитесь, что слияние работает. На мелочь переходите с тройкой «bright + ИК + тёмный фон».</w:t>
+      </w:r>
+    </w:p>
+    <w:p>
+      <w:pPr>
+        <w:pBdr>
+          <w:bottom w:val="single" w:color="9FB6B8" w:sz="4"/>
+        </w:pBdr>
+        <w:spacing w:after="60" w:before="220"/>
+      </w:pPr>
+      <w:r>
+        <w:rPr>
+          <w:rFonts w:ascii="Consolas" w:cs="Consolas" w:eastAsia="Consolas" w:hAnsi="Consolas"/>
+          <w:b/>
+          <w:bCs/>
+          <w:color w:val="00575C"/>
+          <w:sz w:val="22"/>
+          <w:szCs w:val="22"/>
+        </w:rPr>
+        <w:t xml:space="preserve">BRIGHT_THRESH</w:t>
+      </w:r>
+      <w:r>
+        <w:rPr>
+          <w:color w:val="666666"/>
+          <w:sz w:val="19"/>
+          <w:szCs w:val="19"/>
+        </w:rPr>
+        <w:t xml:space="preserve">      по умолчанию: </w:t>
+      </w:r>
+      <w:r>
+        <w:rPr>
+          <w:rFonts w:ascii="Consolas" w:cs="Consolas" w:eastAsia="Consolas" w:hAnsi="Consolas"/>
+          <w:b/>
+          <w:bCs/>
+          <w:color w:val="333333"/>
+          <w:sz w:val="20"/>
+          <w:szCs w:val="20"/>
+        </w:rPr>
+        <w:t xml:space="preserve">200</w:t>
+      </w:r>
+    </w:p>
+    <w:p>
+      <w:pPr>
+        <w:spacing w:after="120" w:line="276" w:lineRule="auto"/>
+        <w:jc w:val="both"/>
+      </w:pPr>
+      <w:r>
+        <w:rPr>
+          <w:b/>
+          <w:bCs/>
+        </w:rPr>
+        <w:t xml:space="preserve">Что делает. </w:t>
+      </w:r>
+      <w:r>
+        <w:t xml:space="preserve">Порог яркости пикселя (0–255) для детектора bright: всё ярче порога считается кандидатом в цели.</w:t>
+      </w:r>
+    </w:p>
+    <w:p>
+      <w:pPr>
+        <w:spacing w:after="120" w:line="276" w:lineRule="auto"/>
+        <w:jc w:val="both"/>
+      </w:pPr>
+      <w:r>
+        <w:rPr>
+          <w:b/>
+          <w:bCs/>
+        </w:rPr>
+        <w:t xml:space="preserve">Диапазон. </w:t>
+      </w:r>
+      <w:r>
+        <w:t xml:space="preserve">120–250.</w:t>
+      </w:r>
+    </w:p>
+    <w:p>
+      <w:pPr>
+        <w:pStyle w:val="ListParagraph"/>
+        <w:numPr>
+          <w:ilvl w:val="0"/>
+          <w:numId w:val="2"/>
+        </w:numPr>
+        <w:spacing w:after="80" w:line="264" w:lineRule="auto"/>
+      </w:pPr>
+      <w:r>
+        <w:rPr>
+          <w:b/>
+          <w:bCs/>
+        </w:rPr>
+        <w:t xml:space="preserve">Пример: </w:t>
+      </w:r>
+      <w:r>
+        <w:t xml:space="preserve">подсветка слабая или цель дальше 1,5 м — снизьте до 160–180;</w:t>
+      </w:r>
+    </w:p>
+    <w:p>
+      <w:pPr>
+        <w:pStyle w:val="ListParagraph"/>
+        <w:numPr>
+          <w:ilvl w:val="0"/>
+          <w:numId w:val="2"/>
+        </w:numPr>
+        <w:spacing w:after="80" w:line="264" w:lineRule="auto"/>
+      </w:pPr>
+      <w:r>
+        <w:rPr>
+          <w:b/>
+          <w:bCs/>
+        </w:rPr>
+        <w:t xml:space="preserve">Пример: </w:t>
+      </w:r>
+      <w:r>
+        <w:t xml:space="preserve">в кадр попадают лампы, окна, блики — поднимите до 220–240.</w:t>
+      </w:r>
+    </w:p>
+    <w:p>
+      <w:pPr>
+        <w:spacing w:after="120" w:line="276" w:lineRule="auto"/>
+        <w:jc w:val="both"/>
+      </w:pPr>
+      <w:r>
+        <w:rPr>
+          <w:b/>
+          <w:bCs/>
+        </w:rPr>
+        <w:t xml:space="preserve">Рекомендации. </w:t>
+      </w:r>
+      <w:r>
+        <w:t xml:space="preserve">Подбирайте с --display: рамка на цели должна быть стабильной, а пустой фон — молчать. Порог ниже 120 обычно означает, что фон недостаточно тёмный.</w:t>
+      </w:r>
+    </w:p>
+    <w:p>
+      <w:pPr>
+        <w:pBdr>
+          <w:bottom w:val="single" w:color="9FB6B8" w:sz="4"/>
+        </w:pBdr>
+        <w:spacing w:after="60" w:before="220"/>
+      </w:pPr>
+      <w:r>
+        <w:rPr>
+          <w:rFonts w:ascii="Consolas" w:cs="Consolas" w:eastAsia="Consolas" w:hAnsi="Consolas"/>
+          <w:b/>
+          <w:bCs/>
+          <w:color w:val="00575C"/>
+          <w:sz w:val="22"/>
+          <w:szCs w:val="22"/>
+        </w:rPr>
+        <w:t xml:space="preserve">MIN_AREA_PX</w:t>
+      </w:r>
+      <w:r>
+        <w:rPr>
+          <w:color w:val="666666"/>
+          <w:sz w:val="19"/>
+          <w:szCs w:val="19"/>
+        </w:rPr>
+        <w:t xml:space="preserve">      по умолчанию: </w:t>
+      </w:r>
+      <w:r>
+        <w:rPr>
+          <w:rFonts w:ascii="Consolas" w:cs="Consolas" w:eastAsia="Consolas" w:hAnsi="Consolas"/>
+          <w:b/>
+          <w:bCs/>
+          <w:color w:val="333333"/>
+          <w:sz w:val="20"/>
+          <w:szCs w:val="20"/>
+        </w:rPr>
+        <w:t xml:space="preserve">4</w:t>
+      </w:r>
+    </w:p>
+    <w:p>
+      <w:pPr>
+        <w:spacing w:after="120" w:line="276" w:lineRule="auto"/>
+        <w:jc w:val="both"/>
+      </w:pPr>
+      <w:r>
+        <w:rPr>
+          <w:b/>
+          <w:bCs/>
+        </w:rPr>
+        <w:t xml:space="preserve">Что делает. </w:t>
+      </w:r>
+      <w:r>
+        <w:t xml:space="preserve">Минимальная площадь цели в пикселях. У варианта C по умолчанию 25 — здесь 4: мы сознательно охотимся на мелочь.</w:t>
+      </w:r>
+    </w:p>
+    <w:p>
+      <w:pPr>
+        <w:spacing w:after="120" w:line="276" w:lineRule="auto"/>
+        <w:jc w:val="both"/>
+      </w:pPr>
+      <w:r>
+        <w:rPr>
+          <w:b/>
+          <w:bCs/>
+        </w:rPr>
+        <w:t xml:space="preserve">Диапазон. </w:t>
+      </w:r>
+      <w:r>
+        <w:t xml:space="preserve">1–50.</w:t>
+      </w:r>
+    </w:p>
+    <w:p>
+      <w:pPr>
+        <w:pStyle w:val="ListParagraph"/>
+        <w:numPr>
+          <w:ilvl w:val="0"/>
+          <w:numId w:val="2"/>
+        </w:numPr>
+        <w:spacing w:after="80" w:line="264" w:lineRule="auto"/>
+      </w:pPr>
+      <w:r>
+        <w:rPr>
+          <w:b/>
+          <w:bCs/>
+        </w:rPr>
+        <w:t xml:space="preserve">Пример: </w:t>
+      </w:r>
+      <w:r>
+        <w:t xml:space="preserve">одиночные шумовые пиксели матрицы засчитываются за цель — поднимите до 6–10;</w:t>
+      </w:r>
+    </w:p>
+    <w:p>
+      <w:pPr>
+        <w:pStyle w:val="ListParagraph"/>
+        <w:numPr>
+          <w:ilvl w:val="0"/>
+          <w:numId w:val="2"/>
+        </w:numPr>
+        <w:spacing w:after="80" w:line="264" w:lineRule="auto"/>
+      </w:pPr>
+      <w:r>
+        <w:rPr>
+          <w:b/>
+          <w:bCs/>
+        </w:rPr>
+        <w:t xml:space="preserve">Пример: </w:t>
+      </w:r>
+      <w:r>
+        <w:t xml:space="preserve">мошка на 2 м занимает 2–3 пикселя — снизьте до 2, но будьте готовы к ложным срабатываниям.</w:t>
+      </w:r>
+    </w:p>
+    <w:p>
+      <w:pPr>
+        <w:spacing w:after="120" w:line="276" w:lineRule="auto"/>
+        <w:jc w:val="both"/>
+      </w:pPr>
+      <w:r>
+        <w:rPr>
+          <w:b/>
+          <w:bCs/>
+        </w:rPr>
+        <w:t xml:space="preserve">Рекомендации. </w:t>
+      </w:r>
+      <w:r>
+        <w:t xml:space="preserve">4 — разумный компромисс для 640×480. Меняйте на единицы, не в разы.</w:t>
+      </w:r>
+    </w:p>
+    <w:p>
+      <w:pPr>
+        <w:pBdr>
+          <w:bottom w:val="single" w:color="9FB6B8" w:sz="4"/>
+        </w:pBdr>
+        <w:spacing w:after="60" w:before="220"/>
+      </w:pPr>
+      <w:r>
+        <w:rPr>
+          <w:rFonts w:ascii="Consolas" w:cs="Consolas" w:eastAsia="Consolas" w:hAnsi="Consolas"/>
+          <w:b/>
+          <w:bCs/>
+          <w:color w:val="00575C"/>
+          <w:sz w:val="22"/>
+          <w:szCs w:val="22"/>
+        </w:rPr>
+        <w:t xml:space="preserve">ROI</w:t>
+      </w:r>
+      <w:r>
+        <w:rPr>
+          <w:color w:val="666666"/>
+          <w:sz w:val="19"/>
+          <w:szCs w:val="19"/>
+        </w:rPr>
+        <w:t xml:space="preserve">      по умолчанию: </w:t>
+      </w:r>
+      <w:r>
+        <w:rPr>
+          <w:rFonts w:ascii="Consolas" w:cs="Consolas" w:eastAsia="Consolas" w:hAnsi="Consolas"/>
+          <w:b/>
+          <w:bCs/>
+          <w:color w:val="333333"/>
+          <w:sz w:val="20"/>
+          <w:szCs w:val="20"/>
+        </w:rPr>
+        <w:t xml:space="preserve">0.7</w:t>
+      </w:r>
+    </w:p>
+    <w:p>
+      <w:pPr>
+        <w:spacing w:after="120" w:line="276" w:lineRule="auto"/>
+        <w:jc w:val="both"/>
+      </w:pPr>
+      <w:r>
+        <w:rPr>
+          <w:b/>
+          <w:bCs/>
+        </w:rPr>
+        <w:t xml:space="preserve">Что делает. </w:t>
+      </w:r>
+      <w:r>
+        <w:t xml:space="preserve">Доля центра кадра, в которой бодрствующее зрение ищет цель. Радар уже довернул турель, поэтому цель почти наверняка около центра — а края кадра только поставляют ложные детекты. В дрёме просматривается весь кадр независимо от ROI.</w:t>
+      </w:r>
+    </w:p>
+    <w:p>
+      <w:pPr>
+        <w:spacing w:after="120" w:line="276" w:lineRule="auto"/>
+        <w:jc w:val="both"/>
+      </w:pPr>
+      <w:r>
+        <w:rPr>
+          <w:b/>
+          <w:bCs/>
+        </w:rPr>
+        <w:t xml:space="preserve">Диапазон. </w:t>
+      </w:r>
+      <w:r>
+        <w:t xml:space="preserve">0.2–1.0.</w:t>
+      </w:r>
+    </w:p>
+    <w:p>
+      <w:pPr>
+        <w:pStyle w:val="ListParagraph"/>
+        <w:numPr>
+          <w:ilvl w:val="0"/>
+          <w:numId w:val="2"/>
+        </w:numPr>
+        <w:spacing w:after="80" w:line="264" w:lineRule="auto"/>
+      </w:pPr>
+      <w:r>
+        <w:rPr>
+          <w:b/>
+          <w:bCs/>
+        </w:rPr>
+        <w:t xml:space="preserve">Пример: </w:t>
+      </w:r>
+      <w:r>
+        <w:t xml:space="preserve">радар грубоват или серво с люфтом — расширьте до 0.85–1.0, иначе зрение не найдёт цель после доворота;</w:t>
+      </w:r>
+    </w:p>
+    <w:p>
+      <w:pPr>
+        <w:pStyle w:val="ListParagraph"/>
+        <w:numPr>
+          <w:ilvl w:val="0"/>
+          <w:numId w:val="2"/>
+        </w:numPr>
+        <w:spacing w:after="80" w:line="264" w:lineRule="auto"/>
+      </w:pPr>
+      <w:r>
+        <w:rPr>
+          <w:b/>
+          <w:bCs/>
+        </w:rPr>
+        <w:t xml:space="preserve">Пример: </w:t>
+      </w:r>
+      <w:r>
+        <w:t xml:space="preserve">юстировка образцовая, фон беспокойный — сузьте до 0.5: меньше мусора.</w:t>
+      </w:r>
+    </w:p>
+    <w:p>
+      <w:pPr>
+        <w:spacing w:after="120" w:line="276" w:lineRule="auto"/>
+        <w:jc w:val="both"/>
+      </w:pPr>
+      <w:r>
+        <w:rPr>
+          <w:b/>
+          <w:bCs/>
+        </w:rPr>
+        <w:t xml:space="preserve">Рекомендации. </w:t>
+      </w:r>
+      <w:r>
+        <w:t xml:space="preserve">0.7 подходит большинству сборок. Если зрение часто «просыпается и не находит» — первым делом расширяйте ROI.</w:t>
+      </w:r>
+    </w:p>
+    <w:p>
+      <w:pPr>
+        <w:pBdr>
+          <w:bottom w:val="single" w:color="9FB6B8" w:sz="4"/>
+        </w:pBdr>
+        <w:spacing w:after="60" w:before="220"/>
+      </w:pPr>
+      <w:r>
+        <w:rPr>
+          <w:rFonts w:ascii="Consolas" w:cs="Consolas" w:eastAsia="Consolas" w:hAnsi="Consolas"/>
+          <w:b/>
+          <w:bCs/>
+          <w:color w:val="00575C"/>
+          <w:sz w:val="22"/>
+          <w:szCs w:val="22"/>
+        </w:rPr>
+        <w:t xml:space="preserve">WAKE_EVERY</w:t>
+      </w:r>
+      <w:r>
+        <w:rPr>
+          <w:color w:val="666666"/>
+          <w:sz w:val="19"/>
+          <w:szCs w:val="19"/>
+        </w:rPr>
+        <w:t xml:space="preserve">      по умолчанию: </w:t>
+      </w:r>
+      <w:r>
+        <w:rPr>
+          <w:rFonts w:ascii="Consolas" w:cs="Consolas" w:eastAsia="Consolas" w:hAnsi="Consolas"/>
+          <w:b/>
+          <w:bCs/>
+          <w:color w:val="333333"/>
+          <w:sz w:val="20"/>
+          <w:szCs w:val="20"/>
+        </w:rPr>
+        <w:t xml:space="preserve">8</w:t>
+      </w:r>
+    </w:p>
+    <w:p>
+      <w:pPr>
+        <w:spacing w:after="120" w:line="276" w:lineRule="auto"/>
+        <w:jc w:val="both"/>
+      </w:pPr>
+      <w:r>
+        <w:rPr>
+          <w:b/>
+          <w:bCs/>
+        </w:rPr>
+        <w:t xml:space="preserve">Что делает. </w:t>
+      </w:r>
+      <w:r>
+        <w:t xml:space="preserve">В дрёме обрабатывается каждый N-й кадр — остальные пропускаются ради экономии процессора (на дежурстве Pi почти не греется).</w:t>
+      </w:r>
+    </w:p>
+    <w:p>
+      <w:pPr>
+        <w:spacing w:after="120" w:line="276" w:lineRule="auto"/>
+        <w:jc w:val="both"/>
+      </w:pPr>
+      <w:r>
+        <w:rPr>
+          <w:b/>
+          <w:bCs/>
+        </w:rPr>
+        <w:t xml:space="preserve">Диапазон. </w:t>
+      </w:r>
+      <w:r>
+        <w:t xml:space="preserve">2–20.</w:t>
+      </w:r>
+    </w:p>
+    <w:p>
+      <w:pPr>
+        <w:pStyle w:val="ListParagraph"/>
+        <w:numPr>
+          <w:ilvl w:val="0"/>
+          <w:numId w:val="2"/>
+        </w:numPr>
+        <w:spacing w:after="80" w:line="264" w:lineRule="auto"/>
+      </w:pPr>
+      <w:r>
+        <w:rPr>
+          <w:b/>
+          <w:bCs/>
+        </w:rPr>
+        <w:t xml:space="preserve">Пример: </w:t>
+      </w:r>
+      <w:r>
+        <w:t xml:space="preserve">Pi Zero 2 W — 12–16: дрёма почти бесплатна;</w:t>
+      </w:r>
+    </w:p>
+    <w:p>
+      <w:pPr>
+        <w:pStyle w:val="ListParagraph"/>
+        <w:numPr>
+          <w:ilvl w:val="0"/>
+          <w:numId w:val="2"/>
+        </w:numPr>
+        <w:spacing w:after="80" w:line="264" w:lineRule="auto"/>
+      </w:pPr>
+      <w:r>
+        <w:rPr>
+          <w:b/>
+          <w:bCs/>
+        </w:rPr>
+        <w:t xml:space="preserve">Пример: </w:t>
+      </w:r>
+      <w:r>
+        <w:t xml:space="preserve">настольный ПК — 2–4: мелочь замечается быстрее.</w:t>
+      </w:r>
+    </w:p>
+    <w:p>
+      <w:pPr>
+        <w:spacing w:after="120" w:line="276" w:lineRule="auto"/>
+        <w:jc w:val="both"/>
+      </w:pPr>
+      <w:r>
+        <w:rPr>
+          <w:b/>
+          <w:bCs/>
+        </w:rPr>
+        <w:t xml:space="preserve">Рекомендации. </w:t>
+      </w:r>
+      <w:r>
+        <w:t xml:space="preserve">8 на Pi 3/4 даёт реакцию дрёмы ~0,5 с при 15 кадрах/с — быстрее, чем комар пересекает кадр.</w:t>
+      </w:r>
+    </w:p>
+    <w:p>
+      <w:pPr>
+        <w:pBdr>
+          <w:bottom w:val="single" w:color="9FB6B8" w:sz="4"/>
+        </w:pBdr>
+        <w:spacing w:after="60" w:before="220"/>
+      </w:pPr>
+      <w:r>
+        <w:rPr>
+          <w:rFonts w:ascii="Consolas" w:cs="Consolas" w:eastAsia="Consolas" w:hAnsi="Consolas"/>
+          <w:b/>
+          <w:bCs/>
+          <w:color w:val="00575C"/>
+          <w:sz w:val="22"/>
+          <w:szCs w:val="22"/>
+        </w:rPr>
+        <w:t xml:space="preserve">LOST_FRAMES</w:t>
+      </w:r>
+      <w:r>
+        <w:rPr>
+          <w:color w:val="666666"/>
+          <w:sz w:val="19"/>
+          <w:szCs w:val="19"/>
+        </w:rPr>
+        <w:t xml:space="preserve">      по умолчанию: </w:t>
+      </w:r>
+      <w:r>
+        <w:rPr>
+          <w:rFonts w:ascii="Consolas" w:cs="Consolas" w:eastAsia="Consolas" w:hAnsi="Consolas"/>
+          <w:b/>
+          <w:bCs/>
+          <w:color w:val="333333"/>
+          <w:sz w:val="20"/>
+          <w:szCs w:val="20"/>
+        </w:rPr>
+        <w:t xml:space="preserve">10</w:t>
+      </w:r>
+    </w:p>
+    <w:p>
+      <w:pPr>
+        <w:spacing w:after="120" w:line="276" w:lineRule="auto"/>
+        <w:jc w:val="both"/>
+      </w:pPr>
+      <w:r>
+        <w:rPr>
+          <w:b/>
+          <w:bCs/>
+        </w:rPr>
+        <w:t xml:space="preserve">Что делает. </w:t>
+      </w:r>
+      <w:r>
+        <w:t xml:space="preserve">Сколько «рабочих» кадров подряд без цели зрение терпит, прежде чем признать потерю. После этого, если и радар цели не видит (m=I), скрипт засыпает и гасит ИК (I0).</w:t>
+      </w:r>
+    </w:p>
+    <w:p>
+      <w:pPr>
+        <w:spacing w:after="120" w:line="276" w:lineRule="auto"/>
+        <w:jc w:val="both"/>
+      </w:pPr>
+      <w:r>
+        <w:rPr>
+          <w:b/>
+          <w:bCs/>
+        </w:rPr>
+        <w:t xml:space="preserve">Диапазон. </w:t>
+      </w:r>
+      <w:r>
+        <w:t xml:space="preserve">3–30.</w:t>
+      </w:r>
+    </w:p>
+    <w:p>
+      <w:pPr>
+        <w:pStyle w:val="ListParagraph"/>
+        <w:numPr>
+          <w:ilvl w:val="0"/>
+          <w:numId w:val="2"/>
+        </w:numPr>
+        <w:spacing w:after="80" w:line="264" w:lineRule="auto"/>
+      </w:pPr>
+      <w:r>
+        <w:rPr>
+          <w:b/>
+          <w:bCs/>
+        </w:rPr>
+        <w:t xml:space="preserve">Пример: </w:t>
+      </w:r>
+      <w:r>
+        <w:t xml:space="preserve">цель мелькает за препятствиями — поднимите до 15–20, зрение будет ждать дольше;</w:t>
+      </w:r>
+    </w:p>
+    <w:p>
+      <w:pPr>
+        <w:pStyle w:val="ListParagraph"/>
+        <w:numPr>
+          <w:ilvl w:val="0"/>
+          <w:numId w:val="2"/>
+        </w:numPr>
+        <w:spacing w:after="80" w:line="264" w:lineRule="auto"/>
+      </w:pPr>
+      <w:r>
+        <w:rPr>
+          <w:b/>
+          <w:bCs/>
+        </w:rPr>
+        <w:t xml:space="preserve">Пример: </w:t>
+      </w:r>
+      <w:r>
+        <w:t xml:space="preserve">нужен быстрый отбой — 5.</w:t>
+      </w:r>
+    </w:p>
+    <w:p>
+      <w:pPr>
+        <w:spacing w:after="120" w:line="276" w:lineRule="auto"/>
+        <w:jc w:val="both"/>
+      </w:pPr>
+      <w:r>
+        <w:rPr>
+          <w:b/>
+          <w:bCs/>
+        </w:rPr>
+        <w:t xml:space="preserve">Рекомендации. </w:t>
+      </w:r>
+      <w:r>
+        <w:t xml:space="preserve">10 кадров ≈ 0,7 с при 15 кадрах/с — согласовано с VISTO прошивки по умолчанию.</w:t>
+      </w:r>
+    </w:p>
+    <w:p>
+      <w:pPr>
+        <w:pBdr>
+          <w:bottom w:val="single" w:color="9FB6B8" w:sz="4"/>
+        </w:pBdr>
+        <w:spacing w:after="60" w:before="220"/>
+      </w:pPr>
+      <w:r>
+        <w:rPr>
+          <w:rFonts w:ascii="Consolas" w:cs="Consolas" w:eastAsia="Consolas" w:hAnsi="Consolas"/>
+          <w:b/>
+          <w:bCs/>
+          <w:color w:val="00575C"/>
+          <w:sz w:val="22"/>
+          <w:szCs w:val="22"/>
+        </w:rPr>
+        <w:t xml:space="preserve">SEND_HZ</w:t>
+      </w:r>
+      <w:r>
+        <w:rPr>
+          <w:color w:val="666666"/>
+          <w:sz w:val="19"/>
+          <w:szCs w:val="19"/>
+        </w:rPr>
+        <w:t xml:space="preserve">      по умолчанию: </w:t>
+      </w:r>
+      <w:r>
+        <w:rPr>
+          <w:rFonts w:ascii="Consolas" w:cs="Consolas" w:eastAsia="Consolas" w:hAnsi="Consolas"/>
+          <w:b/>
+          <w:bCs/>
+          <w:color w:val="333333"/>
+          <w:sz w:val="20"/>
+          <w:szCs w:val="20"/>
+        </w:rPr>
+        <w:t xml:space="preserve">15</w:t>
+      </w:r>
+    </w:p>
+    <w:p>
+      <w:pPr>
+        <w:spacing w:after="120" w:line="276" w:lineRule="auto"/>
+        <w:jc w:val="both"/>
+      </w:pPr>
+      <w:r>
+        <w:rPr>
+          <w:b/>
+          <w:bCs/>
+        </w:rPr>
+        <w:t xml:space="preserve">Что делает. </w:t>
+      </w:r>
+      <w:r>
+        <w:t xml:space="preserve">Максимальная частота команд V, Гц. Каждая команда — новая цель для серво, поэтому частота напрямую определяет плавность и «нервность» ведения.</w:t>
+      </w:r>
+    </w:p>
+    <w:p>
+      <w:pPr>
+        <w:spacing w:after="120" w:line="276" w:lineRule="auto"/>
+        <w:jc w:val="both"/>
+      </w:pPr>
+      <w:r>
+        <w:rPr>
+          <w:b/>
+          <w:bCs/>
+        </w:rPr>
+        <w:t xml:space="preserve">Диапазон. </w:t>
+      </w:r>
+      <w:r>
+        <w:t xml:space="preserve">5–30.</w:t>
+      </w:r>
+    </w:p>
+    <w:p>
+      <w:pPr>
+        <w:pStyle w:val="ListParagraph"/>
+        <w:numPr>
+          <w:ilvl w:val="0"/>
+          <w:numId w:val="2"/>
+        </w:numPr>
+        <w:spacing w:after="80" w:line="264" w:lineRule="auto"/>
+      </w:pPr>
+      <w:r>
+        <w:rPr>
+          <w:b/>
+          <w:bCs/>
+        </w:rPr>
+        <w:t xml:space="preserve">Пример: </w:t>
+      </w:r>
+      <w:r>
+        <w:t xml:space="preserve">серво дёргаются и гудят — снизьте до 10 и/или уменьшите ALPHA прошивки до 0,2;</w:t>
+      </w:r>
+    </w:p>
+    <w:p>
+      <w:pPr>
+        <w:pStyle w:val="ListParagraph"/>
+        <w:numPr>
+          <w:ilvl w:val="0"/>
+          <w:numId w:val="2"/>
+        </w:numPr>
+        <w:spacing w:after="80" w:line="264" w:lineRule="auto"/>
+      </w:pPr>
+      <w:r>
+        <w:rPr>
+          <w:b/>
+          <w:bCs/>
+        </w:rPr>
+        <w:t xml:space="preserve">Пример: </w:t>
+      </w:r>
+      <w:r>
+        <w:t xml:space="preserve">цель быстрая, ведение отстаёт — поднимите до 20–25 (если камера столько выдаёт).</w:t>
+      </w:r>
+    </w:p>
+    <w:p>
+      <w:pPr>
+        <w:spacing w:after="120" w:line="276" w:lineRule="auto"/>
+        <w:jc w:val="both"/>
+      </w:pPr>
+      <w:r>
+        <w:rPr>
+          <w:b/>
+          <w:bCs/>
+        </w:rPr>
+        <w:t xml:space="preserve">Рекомендации. </w:t>
+      </w:r>
+      <w:r>
+        <w:t xml:space="preserve">15 Гц — плавно на SG90/MG90S. Выше 30 смысла нет: серво столько не отрабатывают.</w:t>
+      </w:r>
+    </w:p>
+    <w:p>
+      <w:pPr>
+        <w:pBdr>
+          <w:bottom w:val="single" w:color="9FB6B8" w:sz="4"/>
+        </w:pBdr>
+        <w:spacing w:after="60" w:before="220"/>
+      </w:pPr>
+      <w:r>
+        <w:rPr>
+          <w:rFonts w:ascii="Consolas" w:cs="Consolas" w:eastAsia="Consolas" w:hAnsi="Consolas"/>
+          <w:b/>
+          <w:bCs/>
+          <w:color w:val="00575C"/>
+          <w:sz w:val="22"/>
+          <w:szCs w:val="22"/>
+        </w:rPr>
+        <w:t xml:space="preserve">MAX_CORR_DEG</w:t>
+      </w:r>
+      <w:r>
+        <w:rPr>
+          <w:color w:val="666666"/>
+          <w:sz w:val="19"/>
+          <w:szCs w:val="19"/>
+        </w:rPr>
+        <w:t xml:space="preserve">      по умолчанию: </w:t>
+      </w:r>
+      <w:r>
+        <w:rPr>
+          <w:rFonts w:ascii="Consolas" w:cs="Consolas" w:eastAsia="Consolas" w:hAnsi="Consolas"/>
+          <w:b/>
+          <w:bCs/>
+          <w:color w:val="333333"/>
+          <w:sz w:val="20"/>
+          <w:szCs w:val="20"/>
+        </w:rPr>
+        <w:t xml:space="preserve">20.0</w:t>
+      </w:r>
+    </w:p>
+    <w:p>
+      <w:pPr>
+        <w:spacing w:after="120" w:line="276" w:lineRule="auto"/>
+        <w:jc w:val="both"/>
+      </w:pPr>
+      <w:r>
+        <w:rPr>
+          <w:b/>
+          <w:bCs/>
+        </w:rPr>
+        <w:t xml:space="preserve">Что делает. </w:t>
+      </w:r>
+      <w:r>
+        <w:t xml:space="preserve">Предохранитель: одна поправка V не может превышать этот угол. Защищает от рывка турели при ложном детекте на краю кадра или неверно указанном FOV.</w:t>
+      </w:r>
+    </w:p>
+    <w:p>
+      <w:pPr>
+        <w:spacing w:after="120" w:line="276" w:lineRule="auto"/>
+        <w:jc w:val="both"/>
+      </w:pPr>
+      <w:r>
+        <w:rPr>
+          <w:b/>
+          <w:bCs/>
+        </w:rPr>
+        <w:t xml:space="preserve">Диапазон. </w:t>
+      </w:r>
+      <w:r>
+        <w:t xml:space="preserve">5–30 (прошивка дополнительно ограничивает ±30°).</w:t>
+      </w:r>
+    </w:p>
+    <w:p>
+      <w:pPr>
+        <w:pStyle w:val="ListParagraph"/>
+        <w:numPr>
+          <w:ilvl w:val="0"/>
+          <w:numId w:val="2"/>
+        </w:numPr>
+        <w:spacing w:after="80" w:line="264" w:lineRule="auto"/>
+      </w:pPr>
+      <w:r>
+        <w:rPr>
+          <w:b/>
+          <w:bCs/>
+        </w:rPr>
+        <w:t xml:space="preserve">Пример: </w:t>
+      </w:r>
+      <w:r>
+        <w:t xml:space="preserve">узкое поле обзора камеры (&lt; 50°) — можно снизить до 10–15;</w:t>
+      </w:r>
+    </w:p>
+    <w:p>
+      <w:pPr>
+        <w:pStyle w:val="ListParagraph"/>
+        <w:numPr>
+          <w:ilvl w:val="0"/>
+          <w:numId w:val="2"/>
+        </w:numPr>
+        <w:spacing w:after="80" w:line="264" w:lineRule="auto"/>
+      </w:pPr>
+      <w:r>
+        <w:rPr>
+          <w:b/>
+          <w:bCs/>
+        </w:rPr>
+        <w:t xml:space="preserve">Пример: </w:t>
+      </w:r>
+      <w:r>
+        <w:t xml:space="preserve">цель успевает уйти к краю кадра между кадрами — поднимите до 25.</w:t>
+      </w:r>
+    </w:p>
+    <w:p>
+      <w:pPr>
+        <w:spacing w:after="120" w:line="276" w:lineRule="auto"/>
+        <w:jc w:val="both"/>
+      </w:pPr>
+      <w:r>
+        <w:rPr>
+          <w:b/>
+          <w:bCs/>
+        </w:rPr>
+        <w:t xml:space="preserve">Рекомендации. </w:t>
+      </w:r>
+      <w:r>
+        <w:t xml:space="preserve">20° при FOV 62° означает: даже цель у самой границы кадра догоняется за один-два шага, а безумный детект не развернёт турель в стену.</w:t>
+      </w:r>
+    </w:p>
+    <w:p>
+      <w:pPr>
+        <w:pBdr>
+          <w:bottom w:val="single" w:color="9FB6B8" w:sz="4"/>
+        </w:pBdr>
+        <w:spacing w:after="60" w:before="220"/>
+      </w:pPr>
+      <w:r>
+        <w:rPr>
+          <w:rFonts w:ascii="Consolas" w:cs="Consolas" w:eastAsia="Consolas" w:hAnsi="Consolas"/>
+          <w:b/>
+          <w:bCs/>
+          <w:color w:val="00575C"/>
+          <w:sz w:val="22"/>
+          <w:szCs w:val="22"/>
+        </w:rPr>
+        <w:t xml:space="preserve">PAN_MOVE_EPS</w:t>
+      </w:r>
+      <w:r>
+        <w:rPr>
+          <w:color w:val="666666"/>
+          <w:sz w:val="19"/>
+          <w:szCs w:val="19"/>
+        </w:rPr>
+        <w:t xml:space="preserve">      по умолчанию: </w:t>
+      </w:r>
+      <w:r>
+        <w:rPr>
+          <w:rFonts w:ascii="Consolas" w:cs="Consolas" w:eastAsia="Consolas" w:hAnsi="Consolas"/>
+          <w:b/>
+          <w:bCs/>
+          <w:color w:val="333333"/>
+          <w:sz w:val="20"/>
+          <w:szCs w:val="20"/>
+        </w:rPr>
+        <w:t xml:space="preserve">1.5</w:t>
+      </w:r>
+    </w:p>
+    <w:p>
+      <w:pPr>
+        <w:spacing w:after="120" w:line="276" w:lineRule="auto"/>
+        <w:jc w:val="both"/>
+      </w:pPr>
+      <w:r>
+        <w:rPr>
+          <w:b/>
+          <w:bCs/>
+        </w:rPr>
+        <w:t xml:space="preserve">Что делает. </w:t>
+      </w:r>
+      <w:r>
+        <w:t xml:space="preserve">Порог «турель движется», ° между соседними строками телеметрии. Для детектора motion движущаяся камера — катастрофа (весь кадр «плывёт»), поэтому такие кадры пропускаются, а фон переучивается. Детектору bright эта защита не нужна.</w:t>
+      </w:r>
+    </w:p>
+    <w:p>
+      <w:pPr>
+        <w:spacing w:after="120" w:line="276" w:lineRule="auto"/>
+        <w:jc w:val="both"/>
+      </w:pPr>
+      <w:r>
+        <w:rPr>
+          <w:b/>
+          <w:bCs/>
+        </w:rPr>
+        <w:t xml:space="preserve">Диапазон. </w:t>
+      </w:r>
+      <w:r>
+        <w:t xml:space="preserve">0.5–5.</w:t>
+      </w:r>
+    </w:p>
+    <w:p>
+      <w:pPr>
+        <w:pStyle w:val="ListParagraph"/>
+        <w:numPr>
+          <w:ilvl w:val="0"/>
+          <w:numId w:val="2"/>
+        </w:numPr>
+        <w:spacing w:after="80" w:line="264" w:lineRule="auto"/>
+      </w:pPr>
+      <w:r>
+        <w:rPr>
+          <w:b/>
+          <w:bCs/>
+        </w:rPr>
+        <w:t xml:space="preserve">Пример: </w:t>
+      </w:r>
+      <w:r>
+        <w:t xml:space="preserve">телеметрия редкая, повороты быстрые — поднимите до 3–4, иначе motion вечно «переучивается»;</w:t>
+      </w:r>
+    </w:p>
+    <w:p>
+      <w:pPr>
+        <w:pStyle w:val="ListParagraph"/>
+        <w:numPr>
+          <w:ilvl w:val="0"/>
+          <w:numId w:val="2"/>
+        </w:numPr>
+        <w:spacing w:after="80" w:line="264" w:lineRule="auto"/>
+      </w:pPr>
+      <w:r>
+        <w:rPr>
+          <w:b/>
+          <w:bCs/>
+        </w:rPr>
+        <w:t xml:space="preserve">Пример: </w:t>
+      </w:r>
+      <w:r>
+        <w:t xml:space="preserve">хотите жёстче отсекать смаз — 1.0.</w:t>
+      </w:r>
+    </w:p>
+    <w:p>
+      <w:pPr>
+        <w:spacing w:after="120" w:line="276" w:lineRule="auto"/>
+        <w:jc w:val="both"/>
+      </w:pPr>
+      <w:r>
+        <w:rPr>
+          <w:b/>
+          <w:bCs/>
+        </w:rPr>
+        <w:t xml:space="preserve">Рекомендации. </w:t>
+      </w:r>
+      <w:r>
+        <w:t xml:space="preserve">Со значением по умолчанию патрульное сканирование варианта B корректно распознаётся как движение.</w:t>
+      </w:r>
+    </w:p>
+    <w:p>
+      <w:pPr>
+        <w:pBdr>
+          <w:bottom w:val="single" w:color="9FB6B8" w:sz="4"/>
+        </w:pBdr>
+        <w:spacing w:after="60" w:before="220"/>
+      </w:pPr>
+      <w:r>
+        <w:rPr>
+          <w:rFonts w:ascii="Consolas" w:cs="Consolas" w:eastAsia="Consolas" w:hAnsi="Consolas"/>
+          <w:b/>
+          <w:bCs/>
+          <w:color w:val="00575C"/>
+          <w:sz w:val="22"/>
+          <w:szCs w:val="22"/>
+        </w:rPr>
+        <w:t xml:space="preserve">IR_CONTROL</w:t>
+      </w:r>
+      <w:r>
+        <w:rPr>
+          <w:color w:val="666666"/>
+          <w:sz w:val="19"/>
+          <w:szCs w:val="19"/>
+        </w:rPr>
+        <w:t xml:space="preserve">      по умолчанию: </w:t>
+      </w:r>
+      <w:r>
+        <w:rPr>
+          <w:rFonts w:ascii="Consolas" w:cs="Consolas" w:eastAsia="Consolas" w:hAnsi="Consolas"/>
+          <w:b/>
+          <w:bCs/>
+          <w:color w:val="333333"/>
+          <w:sz w:val="20"/>
+          <w:szCs w:val="20"/>
+        </w:rPr>
+        <w:t xml:space="preserve">True</w:t>
+      </w:r>
+    </w:p>
+    <w:p>
+      <w:pPr>
+        <w:spacing w:after="120" w:line="276" w:lineRule="auto"/>
+        <w:jc w:val="both"/>
+      </w:pPr>
+      <w:r>
+        <w:rPr>
+          <w:b/>
+          <w:bCs/>
+        </w:rPr>
+        <w:t xml:space="preserve">Что делает. </w:t>
+      </w:r>
+      <w:r>
+        <w:t xml:space="preserve">Управлять ли подсветкой со стороны скрипта (I1 при пробуждении, I0 при отбое). Работает вместе с IRAUTO прошивки: та зажигает ИК при радарном захвате, скрипт — при захвате зрением; двойное включение безвредно.</w:t>
+      </w:r>
+    </w:p>
+    <w:p>
+      <w:pPr>
+        <w:spacing w:after="120" w:line="276" w:lineRule="auto"/>
+        <w:jc w:val="both"/>
+      </w:pPr>
+      <w:r>
+        <w:rPr>
+          <w:b/>
+          <w:bCs/>
+        </w:rPr>
+        <w:t xml:space="preserve">Диапазон. </w:t>
+      </w:r>
+      <w:r>
+        <w:t xml:space="preserve">True / False.</w:t>
+      </w:r>
+    </w:p>
+    <w:p>
+      <w:pPr>
+        <w:pStyle w:val="ListParagraph"/>
+        <w:numPr>
+          <w:ilvl w:val="0"/>
+          <w:numId w:val="2"/>
+        </w:numPr>
+        <w:spacing w:after="80" w:line="264" w:lineRule="auto"/>
+      </w:pPr>
+      <w:r>
+        <w:rPr>
+          <w:b/>
+          <w:bCs/>
+        </w:rPr>
+        <w:t xml:space="preserve">Пример: </w:t>
+      </w:r>
+      <w:r>
+        <w:t xml:space="preserve">подсветки нет — False, чтобы не засорять консоль командами;</w:t>
+      </w:r>
+    </w:p>
+    <w:p>
+      <w:pPr>
+        <w:pStyle w:val="ListParagraph"/>
+        <w:numPr>
+          <w:ilvl w:val="0"/>
+          <w:numId w:val="2"/>
+        </w:numPr>
+        <w:spacing w:after="80" w:line="264" w:lineRule="auto"/>
+      </w:pPr>
+      <w:r>
+        <w:rPr>
+          <w:b/>
+          <w:bCs/>
+        </w:rPr>
+        <w:t xml:space="preserve">Пример: </w:t>
+      </w:r>
+      <w:r>
+        <w:t xml:space="preserve">ИК включён постоянно внешним питанием — False.</w:t>
+      </w:r>
+    </w:p>
+    <w:p>
+      <w:pPr>
+        <w:spacing w:after="120" w:line="276" w:lineRule="auto"/>
+        <w:jc w:val="both"/>
+      </w:pPr>
+      <w:r>
+        <w:rPr>
+          <w:b/>
+          <w:bCs/>
+        </w:rPr>
+        <w:t xml:space="preserve">Рекомендации. </w:t>
+      </w:r>
+      <w:r>
+        <w:t xml:space="preserve">Оставьте True: именно скрипт включает ИК в сценарии «мелочь найдена в дрёме», прошивка о цели ещё не знает.</w:t>
+      </w:r>
+    </w:p>
+    <w:p>
+      <w:pPr>
+        <w:pStyle w:val="Heading2"/>
+      </w:pPr>
+      <w:r>
+        <w:t xml:space="preserve">13.6. Методика ИК-охоты на мелочь</w:t>
+      </w:r>
+    </w:p>
+    <w:p>
+      <w:pPr>
+        <w:spacing w:after="120" w:line="276" w:lineRule="auto"/>
+        <w:jc w:val="both"/>
+      </w:pPr>
+      <w:r>
+        <w:t xml:space="preserve">Физика задачи: комар не даёт радарного отражения и почти не даёт контраста для детектора движения. ИК-подсветка меняет правила — цель освещается невидимым светом и на камере без ИК-фильтра становится яркой точкой на тёмном фоне (та же идея, что в исследовательских системах класса Photonic Fence). Отсюда три условия успеха: подсветка, камера без фильтра, тёмный фон.</w:t>
+      </w:r>
+    </w:p>
+    <w:p>
+      <w:pPr>
+        <w:pStyle w:val="ListParagraph"/>
+        <w:numPr>
+          <w:ilvl w:val="0"/>
+          <w:numId w:val="19"/>
+        </w:numPr>
+        <w:spacing w:after="90" w:line="264" w:lineRule="auto"/>
+      </w:pPr>
+      <w:r>
+        <w:t xml:space="preserve">Сцена: сумерки или затемнённая комната; фон в секторе охоты — тёмный и однородный (тёмная стена, лист чёрного картона, выключенный телевизор). Каждая лампа и блик в кадре — ложная цель.</w:t>
+      </w:r>
+    </w:p>
+    <w:p>
+      <w:pPr>
+        <w:pStyle w:val="ListParagraph"/>
+        <w:numPr>
+          <w:ilvl w:val="0"/>
+          <w:numId w:val="19"/>
+        </w:numPr>
+        <w:spacing w:after="90" w:line="264" w:lineRule="auto"/>
+      </w:pPr>
+      <w:r>
+        <w:t xml:space="preserve">Проверьте камеру: направьте в объектив пульт от телевизора и нажмите кнопку. Вспышки диода видны на экране — фильтра нет, охота возможна; не видны — камера с ИК-фильтром, нужна NoIR или снятие фильтра (раздел 13.2).</w:t>
+      </w:r>
+    </w:p>
+    <w:p>
+      <w:pPr>
+        <w:pStyle w:val="ListParagraph"/>
+        <w:numPr>
+          <w:ilvl w:val="0"/>
+          <w:numId w:val="19"/>
+        </w:numPr>
+        <w:spacing w:after="90" w:line="264" w:lineRule="auto"/>
+      </w:pPr>
+      <w:r>
+        <w:t xml:space="preserve">Запустите </w:t>
+      </w:r>
+      <w:r>
+        <w:rPr>
+          <w:rFonts w:ascii="Consolas" w:cs="Consolas" w:eastAsia="Consolas" w:hAnsi="Consolas"/>
+        </w:rPr>
+        <w:t xml:space="preserve">python3 pvo_fusion.py --detector bright --display</w:t>
+      </w:r>
+      <w:r>
+        <w:t xml:space="preserve">, включите ИК вручную (I1 в консоли пульта или веб-панели) и подберите BRIGHT_THRESH: пустой фон должен молчать, пролетающая пылинка в луче — загораться.</w:t>
+      </w:r>
+    </w:p>
+    <w:p>
+      <w:pPr>
+        <w:pStyle w:val="ListParagraph"/>
+        <w:numPr>
+          <w:ilvl w:val="0"/>
+          <w:numId w:val="19"/>
+        </w:numPr>
+        <w:spacing w:after="90" w:line="264" w:lineRule="auto"/>
+      </w:pPr>
+      <w:r>
+        <w:t xml:space="preserve">Боевой режим: ИК верните в автоматику (S IRAUTO 1, IR_CONTROL True) — подсветка будет вспыхивать в момент захвата. Мошка в зоне видна зрению как яркая точка: захват произойдёт без всякого радара, из дрёмы.</w:t>
+      </w:r>
+    </w:p>
+    <w:p>
+      <w:pPr>
+        <w:pStyle w:val="ListParagraph"/>
+        <w:numPr>
+          <w:ilvl w:val="0"/>
+          <w:numId w:val="19"/>
+        </w:numPr>
+        <w:spacing w:after="90" w:line="264" w:lineRule="auto"/>
+      </w:pPr>
+      <w:r>
+        <w:t xml:space="preserve">Оцените дистанцию честно: типовая ИК-плата на 48 диодов уверенно подсвечивает мелочь на 0,5–2 м. Дальше — только мощнее подсветка или светлее объектив.</w:t>
+      </w:r>
+    </w:p>
+    <w:tbl>
+      <w:tblPr>
+        <w:tblW w:type="auto" w:w="100"/>
+        <w:tblBorders>
+          <w:top w:val="single" w:color="auto" w:sz="4"/>
+          <w:left w:val="single" w:color="auto" w:sz="4"/>
+          <w:bottom w:val="single" w:color="auto" w:sz="4"/>
+          <w:right w:val="single" w:color="auto" w:sz="4"/>
+          <w:insideH w:val="single" w:color="auto" w:sz="4"/>
+          <w:insideV w:val="single" w:color="auto" w:sz="4"/>
+        </w:tblBorders>
+      </w:tblPr>
+      <w:tblGrid>
+        <w:gridCol w:w="9750"/>
+      </w:tblGrid>
+      <w:tr>
+        <w:tc>
+          <w:tcPr>
+            <w:tcW w:type="dxa" w:w="9750"/>
+            <w:tcBorders>
+              <w:top w:val="single" w:color="E0A800" w:sz="6"/>
+              <w:left w:val="single" w:color="E0A800" w:sz="6"/>
+              <w:bottom w:val="single" w:color="E0A800" w:sz="6"/>
+              <w:right w:val="single" w:color="E0A800" w:sz="6"/>
+            </w:tcBorders>
+            <w:shd w:fill="FFF3CD" w:val="clear"/>
+            <w:tcMar>
+              <w:top w:type="dxa" w:w="120"/>
+              <w:left w:type="dxa" w:w="160"/>
+              <w:bottom w:type="dxa" w:w="120"/>
+              <w:right w:type="dxa" w:w="160"/>
+            </w:tcMar>
+          </w:tcPr>
+          <w:p>
+            <w:pPr>
+              <w:spacing w:line="264" w:lineRule="auto"/>
+            </w:pPr>
+            <w:r>
+              <w:rPr>
+                <w:b/>
+                <w:bCs/>
+              </w:rPr>
+              <w:t xml:space="preserve">Ограничения жанра: </w:t>
+            </w:r>
+            <w:r>
+              <w:t xml:space="preserve">детектор ведёт одну самую крупную точку — рой из десятка мошек будет дёргать турель между целями. Сквозняк, пыль и взвесь в луче тоже «цели». И помните: лазер остаётся целеуказателем — реального поражения нет, журнал засчитывает удержание точки на цели.</w:t>
+            </w:r>
+          </w:p>
+        </w:tc>
+      </w:tr>
+    </w:tbl>
+    <w:p>
+      <w:pPr>
+        <w:pStyle w:val="Heading2"/>
+      </w:pPr>
+      <w:r>
+        <w:t xml:space="preserve">13.7. Диагностика слияния</w:t>
+      </w:r>
+    </w:p>
+    <w:tbl>
+      <w:tblPr>
+        <w:tblW w:type="dxa" w:w="9750"/>
+        <w:tblBorders>
+          <w:top w:val="single" w:color="auto" w:sz="4"/>
+          <w:left w:val="single" w:color="auto" w:sz="4"/>
+          <w:bottom w:val="single" w:color="auto" w:sz="4"/>
+          <w:right w:val="single" w:color="auto" w:sz="4"/>
+          <w:insideH w:val="single" w:color="auto" w:sz="4"/>
+          <w:insideV w:val="single" w:color="auto" w:sz="4"/>
+        </w:tblBorders>
+      </w:tblPr>
+      <w:tblGrid>
+        <w:gridCol w:w="3050"/>
+        <w:gridCol w:w="3300"/>
+        <w:gridCol w:w="3400"/>
+      </w:tblGrid>
+      <w:tr>
+        <w:trPr>
+          <w:tblHeader/>
+        </w:trPr>
+        <w:tc>
+          <w:tcPr>
+            <w:tcW w:type="dxa" w:w="3050"/>
+            <w:shd w:fill="00575C" w:val="clear"/>
+            <w:tcMar>
+              <w:top w:type="dxa" w:w="60"/>
+              <w:left w:type="dxa" w:w="100"/>
+              <w:bottom w:type="dxa" w:w="60"/>
+              <w:right w:type="dxa" w:w="100"/>
+            </w:tcMar>
+          </w:tcPr>
+          <w:p>
+            <w:pPr>
+              <w:spacing w:line="252" w:lineRule="auto"/>
+            </w:pPr>
+            <w:r>
+              <w:rPr>
+                <w:b/>
+                <w:bCs/>
+                <w:color w:val="FFFFFF"/>
+                <w:sz w:val="19"/>
+                <w:szCs w:val="19"/>
+              </w:rPr>
+              <w:t xml:space="preserve">Симптом</w:t>
+            </w:r>
+          </w:p>
+        </w:tc>
+        <w:tc>
+          <w:tcPr>
+            <w:tcW w:type="dxa" w:w="3300"/>
+            <w:shd w:fill="00575C" w:val="clear"/>
+            <w:tcMar>
+              <w:top w:type="dxa" w:w="60"/>
+              <w:left w:type="dxa" w:w="100"/>
+              <w:bottom w:type="dxa" w:w="60"/>
+              <w:right w:type="dxa" w:w="100"/>
+            </w:tcMar>
+          </w:tcPr>
+          <w:p>
+            <w:pPr>
+              <w:spacing w:line="252" w:lineRule="auto"/>
+            </w:pPr>
+            <w:r>
+              <w:rPr>
+                <w:b/>
+                <w:bCs/>
+                <w:color w:val="FFFFFF"/>
+                <w:sz w:val="19"/>
+                <w:szCs w:val="19"/>
+              </w:rPr>
+              <w:t xml:space="preserve">Вероятная причина</w:t>
+            </w:r>
+          </w:p>
+        </w:tc>
+        <w:tc>
+          <w:tcPr>
+            <w:tcW w:type="dxa" w:w="3400"/>
+            <w:shd w:fill="00575C" w:val="clear"/>
+            <w:tcMar>
+              <w:top w:type="dxa" w:w="60"/>
+              <w:left w:type="dxa" w:w="100"/>
+              <w:bottom w:type="dxa" w:w="60"/>
+              <w:right w:type="dxa" w:w="100"/>
+            </w:tcMar>
+          </w:tcPr>
+          <w:p>
+            <w:pPr>
+              <w:spacing w:line="252" w:lineRule="auto"/>
+            </w:pPr>
+            <w:r>
+              <w:rPr>
+                <w:b/>
+                <w:bCs/>
+                <w:color w:val="FFFFFF"/>
+                <w:sz w:val="19"/>
+                <w:szCs w:val="19"/>
+              </w:rPr>
+              <w:t xml:space="preserve">Лечение</w:t>
+            </w:r>
+          </w:p>
+        </w:tc>
+      </w:tr>
+      <w:tr>
+        <w:tc>
+          <w:tcPr>
+            <w:tcW w:type="dxa" w:w="3050"/>
+            <w:tcMar>
+              <w:top w:type="dxa" w:w="60"/>
+              <w:left w:type="dxa" w:w="100"/>
+              <w:bottom w:type="dxa" w:w="60"/>
+              <w:right w:type="dxa" w:w="100"/>
+            </w:tcMar>
+          </w:tcPr>
+          <w:p>
+            <w:pPr>
+              <w:spacing w:line="252" w:lineRule="auto"/>
+            </w:pPr>
+            <w:r>
+              <w:rPr>
+                <w:sz w:val="20"/>
+                <w:szCs w:val="20"/>
+              </w:rPr>
+              <w:t xml:space="preserve">Зрение не просыпается при радарном захвате</w:t>
+            </w:r>
+          </w:p>
+        </w:tc>
+        <w:tc>
+          <w:tcPr>
+            <w:tcW w:type="dxa" w:w="3300"/>
+            <w:tcMar>
+              <w:top w:type="dxa" w:w="60"/>
+              <w:left w:type="dxa" w:w="100"/>
+              <w:bottom w:type="dxa" w:w="60"/>
+              <w:right w:type="dxa" w:w="100"/>
+            </w:tcMar>
+          </w:tcPr>
+          <w:p>
+            <w:pPr>
+              <w:spacing w:line="252" w:lineRule="auto"/>
+            </w:pPr>
+            <w:r>
+              <w:rPr>
+                <w:sz w:val="20"/>
+                <w:szCs w:val="20"/>
+              </w:rPr>
+              <w:t xml:space="preserve">телеметрия не доходит: порт занят GUI-пультом, кабель, не тот порт</w:t>
+            </w:r>
+          </w:p>
+        </w:tc>
+        <w:tc>
+          <w:tcPr>
+            <w:tcW w:type="dxa" w:w="3400"/>
+            <w:tcMar>
+              <w:top w:type="dxa" w:w="60"/>
+              <w:left w:type="dxa" w:w="100"/>
+              <w:bottom w:type="dxa" w:w="60"/>
+              <w:right w:type="dxa" w:w="100"/>
+            </w:tcMar>
+          </w:tcPr>
+          <w:p>
+            <w:pPr>
+              <w:spacing w:line="252" w:lineRule="auto"/>
+            </w:pPr>
+            <w:r>
+              <w:rPr>
+                <w:sz w:val="20"/>
+                <w:szCs w:val="20"/>
+              </w:rPr>
+              <w:t xml:space="preserve">закройте пульт (порт нужен скрипту целиком), проверьте --port; скрипт сам повторяет M1 каждые 5 с</w:t>
+            </w:r>
+          </w:p>
+        </w:tc>
+      </w:tr>
+      <w:tr>
+        <w:tc>
+          <w:tcPr>
+            <w:tcW w:type="dxa" w:w="3050"/>
+            <w:tcMar>
+              <w:top w:type="dxa" w:w="60"/>
+              <w:left w:type="dxa" w:w="100"/>
+              <w:bottom w:type="dxa" w:w="60"/>
+              <w:right w:type="dxa" w:w="100"/>
+            </w:tcMar>
+          </w:tcPr>
+          <w:p>
+            <w:pPr>
+              <w:spacing w:line="252" w:lineRule="auto"/>
+            </w:pPr>
+            <w:r>
+              <w:rPr>
+                <w:sz w:val="20"/>
+                <w:szCs w:val="20"/>
+              </w:rPr>
+              <w:t xml:space="preserve">ERR V: поправка вне ±300</w:t>
+            </w:r>
+          </w:p>
+        </w:tc>
+        <w:tc>
+          <w:tcPr>
+            <w:tcW w:type="dxa" w:w="3300"/>
+            <w:tcMar>
+              <w:top w:type="dxa" w:w="60"/>
+              <w:left w:type="dxa" w:w="100"/>
+              <w:bottom w:type="dxa" w:w="60"/>
+              <w:right w:type="dxa" w:w="100"/>
+            </w:tcMar>
+          </w:tcPr>
+          <w:p>
+            <w:pPr>
+              <w:spacing w:line="252" w:lineRule="auto"/>
+            </w:pPr>
+            <w:r>
+              <w:rPr>
+                <w:sz w:val="20"/>
+                <w:szCs w:val="20"/>
+              </w:rPr>
+              <w:t xml:space="preserve">неверный (завышенный) --fov или ложный детект на краю кадра</w:t>
+            </w:r>
+          </w:p>
+        </w:tc>
+        <w:tc>
+          <w:tcPr>
+            <w:tcW w:type="dxa" w:w="3400"/>
+            <w:tcMar>
+              <w:top w:type="dxa" w:w="60"/>
+              <w:left w:type="dxa" w:w="100"/>
+              <w:bottom w:type="dxa" w:w="60"/>
+              <w:right w:type="dxa" w:w="100"/>
+            </w:tcMar>
+          </w:tcPr>
+          <w:p>
+            <w:pPr>
+              <w:spacing w:line="252" w:lineRule="auto"/>
+            </w:pPr>
+            <w:r>
+              <w:rPr>
+                <w:sz w:val="20"/>
+                <w:szCs w:val="20"/>
+              </w:rPr>
+              <w:t xml:space="preserve">укажите реальный FOV камеры, уменьшите MAX_CORR_DEG, сузьте ROI</w:t>
+            </w:r>
+          </w:p>
+        </w:tc>
+      </w:tr>
+      <w:tr>
+        <w:tc>
+          <w:tcPr>
+            <w:tcW w:type="dxa" w:w="3050"/>
+            <w:tcMar>
+              <w:top w:type="dxa" w:w="60"/>
+              <w:left w:type="dxa" w:w="100"/>
+              <w:bottom w:type="dxa" w:w="60"/>
+              <w:right w:type="dxa" w:w="100"/>
+            </w:tcMar>
+          </w:tcPr>
+          <w:p>
+            <w:pPr>
+              <w:spacing w:line="252" w:lineRule="auto"/>
+            </w:pPr>
+            <w:r>
+              <w:rPr>
+                <w:sz w:val="20"/>
+                <w:szCs w:val="20"/>
+              </w:rPr>
+              <w:t xml:space="preserve">Турель рыскает при ведении</w:t>
+            </w:r>
+          </w:p>
+        </w:tc>
+        <w:tc>
+          <w:tcPr>
+            <w:tcW w:type="dxa" w:w="3300"/>
+            <w:tcMar>
+              <w:top w:type="dxa" w:w="60"/>
+              <w:left w:type="dxa" w:w="100"/>
+              <w:bottom w:type="dxa" w:w="60"/>
+              <w:right w:type="dxa" w:w="100"/>
+            </w:tcMar>
+          </w:tcPr>
+          <w:p>
+            <w:pPr>
+              <w:spacing w:line="252" w:lineRule="auto"/>
+            </w:pPr>
+            <w:r>
+              <w:rPr>
+                <w:sz w:val="20"/>
+                <w:szCs w:val="20"/>
+              </w:rPr>
+              <w:t xml:space="preserve">слишком частые/большие поправки</w:t>
+            </w:r>
+          </w:p>
+        </w:tc>
+        <w:tc>
+          <w:tcPr>
+            <w:tcW w:type="dxa" w:w="3400"/>
+            <w:tcMar>
+              <w:top w:type="dxa" w:w="60"/>
+              <w:left w:type="dxa" w:w="100"/>
+              <w:bottom w:type="dxa" w:w="60"/>
+              <w:right w:type="dxa" w:w="100"/>
+            </w:tcMar>
+          </w:tcPr>
+          <w:p>
+            <w:pPr>
+              <w:spacing w:line="252" w:lineRule="auto"/>
+            </w:pPr>
+            <w:r>
+              <w:rPr>
+                <w:sz w:val="20"/>
+                <w:szCs w:val="20"/>
+              </w:rPr>
+              <w:t xml:space="preserve">SEND_HZ 10, ALPHA прошивки 0,2–0,3, проверьте юстировку соосности</w:t>
+            </w:r>
+          </w:p>
+        </w:tc>
+      </w:tr>
+      <w:tr>
+        <w:tc>
+          <w:tcPr>
+            <w:tcW w:type="dxa" w:w="3050"/>
+            <w:tcMar>
+              <w:top w:type="dxa" w:w="60"/>
+              <w:left w:type="dxa" w:w="100"/>
+              <w:bottom w:type="dxa" w:w="60"/>
+              <w:right w:type="dxa" w:w="100"/>
+            </w:tcMar>
+          </w:tcPr>
+          <w:p>
+            <w:pPr>
+              <w:spacing w:line="252" w:lineRule="auto"/>
+            </w:pPr>
+            <w:r>
+              <w:rPr>
+                <w:sz w:val="20"/>
+                <w:szCs w:val="20"/>
+              </w:rPr>
+              <w:t xml:space="preserve">Турель «гоняется» за точкой лазера</w:t>
+            </w:r>
+          </w:p>
+        </w:tc>
+        <w:tc>
+          <w:tcPr>
+            <w:tcW w:type="dxa" w:w="3300"/>
+            <w:tcMar>
+              <w:top w:type="dxa" w:w="60"/>
+              <w:left w:type="dxa" w:w="100"/>
+              <w:bottom w:type="dxa" w:w="60"/>
+              <w:right w:type="dxa" w:w="100"/>
+            </w:tcMar>
+          </w:tcPr>
+          <w:p>
+            <w:pPr>
+              <w:spacing w:line="252" w:lineRule="auto"/>
+            </w:pPr>
+            <w:r>
+              <w:rPr>
+                <w:sz w:val="20"/>
+                <w:szCs w:val="20"/>
+              </w:rPr>
+              <w:t xml:space="preserve">лазер не соосен камере: его пятно на стене само становится целью</w:t>
+            </w:r>
+          </w:p>
+        </w:tc>
+        <w:tc>
+          <w:tcPr>
+            <w:tcW w:type="dxa" w:w="3400"/>
+            <w:tcMar>
+              <w:top w:type="dxa" w:w="60"/>
+              <w:left w:type="dxa" w:w="100"/>
+              <w:bottom w:type="dxa" w:w="60"/>
+              <w:right w:type="dxa" w:w="100"/>
+            </w:tcMar>
+          </w:tcPr>
+          <w:p>
+            <w:pPr>
+              <w:spacing w:line="252" w:lineRule="auto"/>
+            </w:pPr>
+            <w:r>
+              <w:rPr>
+                <w:sz w:val="20"/>
+                <w:szCs w:val="20"/>
+              </w:rPr>
+              <w:t xml:space="preserve">отъюстируйте соосность (глава 6); на время настройки прикройте лазер</w:t>
+            </w:r>
+          </w:p>
+        </w:tc>
+      </w:tr>
+      <w:tr>
+        <w:tc>
+          <w:tcPr>
+            <w:tcW w:type="dxa" w:w="3050"/>
+            <w:tcMar>
+              <w:top w:type="dxa" w:w="60"/>
+              <w:left w:type="dxa" w:w="100"/>
+              <w:bottom w:type="dxa" w:w="60"/>
+              <w:right w:type="dxa" w:w="100"/>
+            </w:tcMar>
+          </w:tcPr>
+          <w:p>
+            <w:pPr>
+              <w:spacing w:line="252" w:lineRule="auto"/>
+            </w:pPr>
+            <w:r>
+              <w:rPr>
+                <w:sz w:val="20"/>
+                <w:szCs w:val="20"/>
+              </w:rPr>
+              <w:t xml:space="preserve">ИК не зажигается</w:t>
+            </w:r>
+          </w:p>
+        </w:tc>
+        <w:tc>
+          <w:tcPr>
+            <w:tcW w:type="dxa" w:w="3300"/>
+            <w:tcMar>
+              <w:top w:type="dxa" w:w="60"/>
+              <w:left w:type="dxa" w:w="100"/>
+              <w:bottom w:type="dxa" w:w="60"/>
+              <w:right w:type="dxa" w:w="100"/>
+            </w:tcMar>
+          </w:tcPr>
+          <w:p>
+            <w:pPr>
+              <w:spacing w:line="252" w:lineRule="auto"/>
+            </w:pPr>
+            <w:r>
+              <w:rPr>
+                <w:sz w:val="20"/>
+                <w:szCs w:val="20"/>
+              </w:rPr>
+              <w:t xml:space="preserve">IRAUTO 0 и IR_CONTROL False; ключ собран неверно</w:t>
+            </w:r>
+          </w:p>
+        </w:tc>
+        <w:tc>
+          <w:tcPr>
+            <w:tcW w:type="dxa" w:w="3400"/>
+            <w:tcMar>
+              <w:top w:type="dxa" w:w="60"/>
+              <w:left w:type="dxa" w:w="100"/>
+              <w:bottom w:type="dxa" w:w="60"/>
+              <w:right w:type="dxa" w:w="100"/>
+            </w:tcMar>
+          </w:tcPr>
+          <w:p>
+            <w:pPr>
+              <w:spacing w:line="252" w:lineRule="auto"/>
+            </w:pPr>
+            <w:r>
+              <w:rPr>
+                <w:sz w:val="20"/>
+                <w:szCs w:val="20"/>
+              </w:rPr>
+              <w:t xml:space="preserve">I1 вручную: реле-щелчка нет и свечения нет — проверьте транзистор и 1 кОм; затем S IRAUTO 1</w:t>
+            </w:r>
+          </w:p>
+        </w:tc>
+      </w:tr>
+      <w:tr>
+        <w:tc>
+          <w:tcPr>
+            <w:tcW w:type="dxa" w:w="3050"/>
+            <w:tcMar>
+              <w:top w:type="dxa" w:w="60"/>
+              <w:left w:type="dxa" w:w="100"/>
+              <w:bottom w:type="dxa" w:w="60"/>
+              <w:right w:type="dxa" w:w="100"/>
+            </w:tcMar>
+          </w:tcPr>
+          <w:p>
+            <w:pPr>
+              <w:spacing w:line="252" w:lineRule="auto"/>
+            </w:pPr>
+            <w:r>
+              <w:rPr>
+                <w:sz w:val="20"/>
+                <w:szCs w:val="20"/>
+              </w:rPr>
+              <w:t xml:space="preserve">Ночью кадр совсем чёрный</w:t>
+            </w:r>
+          </w:p>
+        </w:tc>
+        <w:tc>
+          <w:tcPr>
+            <w:tcW w:type="dxa" w:w="3300"/>
+            <w:tcMar>
+              <w:top w:type="dxa" w:w="60"/>
+              <w:left w:type="dxa" w:w="100"/>
+              <w:bottom w:type="dxa" w:w="60"/>
+              <w:right w:type="dxa" w:w="100"/>
+            </w:tcMar>
+          </w:tcPr>
+          <w:p>
+            <w:pPr>
+              <w:spacing w:line="252" w:lineRule="auto"/>
+            </w:pPr>
+            <w:r>
+              <w:rPr>
+                <w:sz w:val="20"/>
+                <w:szCs w:val="20"/>
+              </w:rPr>
+              <w:t xml:space="preserve">ИК-фильтр на месте либо подсветка не работает</w:t>
+            </w:r>
+          </w:p>
+        </w:tc>
+        <w:tc>
+          <w:tcPr>
+            <w:tcW w:type="dxa" w:w="3400"/>
+            <w:tcMar>
+              <w:top w:type="dxa" w:w="60"/>
+              <w:left w:type="dxa" w:w="100"/>
+              <w:bottom w:type="dxa" w:w="60"/>
+              <w:right w:type="dxa" w:w="100"/>
+            </w:tcMar>
+          </w:tcPr>
+          <w:p>
+            <w:pPr>
+              <w:spacing w:line="252" w:lineRule="auto"/>
+            </w:pPr>
+            <w:r>
+              <w:rPr>
+                <w:sz w:val="20"/>
+                <w:szCs w:val="20"/>
+              </w:rPr>
+              <w:t xml:space="preserve">тест пультом ДУ (шаг 2 раздела 13.6); проверьте питание ИК-модуля</w:t>
+            </w:r>
+          </w:p>
+        </w:tc>
+      </w:tr>
+      <w:tr>
+        <w:tc>
+          <w:tcPr>
+            <w:tcW w:type="dxa" w:w="3050"/>
+            <w:tcMar>
+              <w:top w:type="dxa" w:w="60"/>
+              <w:left w:type="dxa" w:w="100"/>
+              <w:bottom w:type="dxa" w:w="60"/>
+              <w:right w:type="dxa" w:w="100"/>
+            </w:tcMar>
+          </w:tcPr>
+          <w:p>
+            <w:pPr>
+              <w:spacing w:line="252" w:lineRule="auto"/>
+            </w:pPr>
+            <w:r>
+              <w:rPr>
+                <w:sz w:val="20"/>
+                <w:szCs w:val="20"/>
+              </w:rPr>
+              <w:t xml:space="preserve">Ложные захваты в режиме bright</w:t>
+            </w:r>
+          </w:p>
+        </w:tc>
+        <w:tc>
+          <w:tcPr>
+            <w:tcW w:type="dxa" w:w="3300"/>
+            <w:tcMar>
+              <w:top w:type="dxa" w:w="60"/>
+              <w:left w:type="dxa" w:w="100"/>
+              <w:bottom w:type="dxa" w:w="60"/>
+              <w:right w:type="dxa" w:w="100"/>
+            </w:tcMar>
+          </w:tcPr>
+          <w:p>
+            <w:pPr>
+              <w:spacing w:line="252" w:lineRule="auto"/>
+            </w:pPr>
+            <w:r>
+              <w:rPr>
+                <w:sz w:val="20"/>
+                <w:szCs w:val="20"/>
+              </w:rPr>
+              <w:t xml:space="preserve">лампы, окна, блики, отражения в глянце</w:t>
+            </w:r>
+          </w:p>
+        </w:tc>
+        <w:tc>
+          <w:tcPr>
+            <w:tcW w:type="dxa" w:w="3400"/>
+            <w:tcMar>
+              <w:top w:type="dxa" w:w="60"/>
+              <w:left w:type="dxa" w:w="100"/>
+              <w:bottom w:type="dxa" w:w="60"/>
+              <w:right w:type="dxa" w:w="100"/>
+            </w:tcMar>
+          </w:tcPr>
+          <w:p>
+            <w:pPr>
+              <w:spacing w:line="252" w:lineRule="auto"/>
+            </w:pPr>
+            <w:r>
+              <w:rPr>
+                <w:sz w:val="20"/>
+                <w:szCs w:val="20"/>
+              </w:rPr>
+              <w:t xml:space="preserve">поднимите BRIGHT_THRESH, уберите блестящие предметы из сектора, сузьте ROI</w:t>
+            </w:r>
+          </w:p>
+        </w:tc>
+      </w:tr>
+      <w:tr>
+        <w:tc>
+          <w:tcPr>
+            <w:tcW w:type="dxa" w:w="3050"/>
+            <w:tcMar>
+              <w:top w:type="dxa" w:w="60"/>
+              <w:left w:type="dxa" w:w="100"/>
+              <w:bottom w:type="dxa" w:w="60"/>
+              <w:right w:type="dxa" w:w="100"/>
+            </w:tcMar>
+          </w:tcPr>
+          <w:p>
+            <w:pPr>
+              <w:spacing w:line="252" w:lineRule="auto"/>
+            </w:pPr>
+            <w:r>
+              <w:rPr>
+                <w:sz w:val="20"/>
+                <w:szCs w:val="20"/>
+              </w:rPr>
+              <w:t xml:space="preserve">Зрение «отваливается» каждые пару секунд</w:t>
+            </w:r>
+          </w:p>
+        </w:tc>
+        <w:tc>
+          <w:tcPr>
+            <w:tcW w:type="dxa" w:w="3300"/>
+            <w:tcMar>
+              <w:top w:type="dxa" w:w="60"/>
+              <w:left w:type="dxa" w:w="100"/>
+              <w:bottom w:type="dxa" w:w="60"/>
+              <w:right w:type="dxa" w:w="100"/>
+            </w:tcMar>
+          </w:tcPr>
+          <w:p>
+            <w:pPr>
+              <w:spacing w:line="252" w:lineRule="auto"/>
+            </w:pPr>
+            <w:r>
+              <w:rPr>
+                <w:sz w:val="20"/>
+                <w:szCs w:val="20"/>
+              </w:rPr>
+              <w:t xml:space="preserve">VISTO меньше интервала между кадрами медленной камеры</w:t>
+            </w:r>
+          </w:p>
+        </w:tc>
+        <w:tc>
+          <w:tcPr>
+            <w:tcW w:type="dxa" w:w="3400"/>
+            <w:tcMar>
+              <w:top w:type="dxa" w:w="60"/>
+              <w:left w:type="dxa" w:w="100"/>
+              <w:bottom w:type="dxa" w:w="60"/>
+              <w:right w:type="dxa" w:w="100"/>
+            </w:tcMar>
+          </w:tcPr>
+          <w:p>
+            <w:pPr>
+              <w:spacing w:line="252" w:lineRule="auto"/>
+            </w:pPr>
+            <w:r>
+              <w:rPr>
+                <w:sz w:val="20"/>
+                <w:szCs w:val="20"/>
+              </w:rPr>
+              <w:t xml:space="preserve">S VISTO 1200–1500; посмотрите реальные кадры/с в [stat]</w:t>
+            </w:r>
+          </w:p>
+        </w:tc>
+      </w:tr>
+    </w:tbl>
+    <w:p>
+      <w:pPr>
+        <w:pStyle w:val="Heading1"/>
+        <w:pageBreakBefore/>
+      </w:pPr>
+      <w:r>
         <w:t xml:space="preserve">Приложение А. Сводные распиновки</w:t>
       </w:r>
     </w:p>
@@ -19889,6 +23238,54 @@
                 <w:sz w:val="20"/>
                 <w:szCs w:val="20"/>
               </w:rPr>
+              <w:t xml:space="preserve">GPIO18</w:t>
+            </w:r>
+          </w:p>
+        </w:tc>
+        <w:tc>
+          <w:tcPr>
+            <w:tcW w:type="dxa" w:w="7550"/>
+            <w:tcMar>
+              <w:top w:type="dxa" w:w="60"/>
+              <w:left w:type="dxa" w:w="100"/>
+              <w:bottom w:type="dxa" w:w="60"/>
+              <w:right w:type="dxa" w:w="100"/>
+            </w:tcMar>
+          </w:tcPr>
+          <w:p>
+            <w:pPr>
+              <w:spacing w:line="252" w:lineRule="auto"/>
+            </w:pPr>
+            <w:r>
+              <w:rPr>
+                <w:sz w:val="20"/>
+                <w:szCs w:val="20"/>
+              </w:rPr>
+              <w:t xml:space="preserve">ключ ИК-подсветки (вариант D, глава 13)</w:t>
+            </w:r>
+          </w:p>
+        </w:tc>
+      </w:tr>
+      <w:tr>
+        <w:tc>
+          <w:tcPr>
+            <w:tcW w:type="dxa" w:w="2200"/>
+            <w:tcMar>
+              <w:top w:type="dxa" w:w="60"/>
+              <w:left w:type="dxa" w:w="100"/>
+              <w:bottom w:type="dxa" w:w="60"/>
+              <w:right w:type="dxa" w:w="100"/>
+            </w:tcMar>
+          </w:tcPr>
+          <w:p>
+            <w:pPr>
+              <w:spacing w:line="252" w:lineRule="auto"/>
+            </w:pPr>
+            <w:r>
+              <w:rPr>
+                <w:sz w:val="20"/>
+                <w:szCs w:val="20"/>
+              </w:rPr>
               <w:t xml:space="preserve">VIN / GND</w:t>
             </w:r>
           </w:p>
@@ -19932,7 +23329,7 @@
         <w:jc w:val="both"/>
       </w:pPr>
       <w:r>
-        <w:t xml:space="preserve">Обе прошивки принимают текстовые строки с завершающим \n. Uno/Nano (pvo.ino, 9600): P&lt;угол&gt;, R, ?, G, S ИМЯ ЗНАЧ, W, D, Z, M1/M0. ESP32 (pvo_esp32.ino, 115200): ?, C, L1/L0, T, G, S ИМЯ ЗНАЧ, W, D, Z, M1/M0. Формат ответов: PARAM ИМЯ=ЗНАЧ / PARAM END, OK …, ERR …, телеметрия TL с парами ключ=значение (Uno: m,a,d,k,s; ESP32: m,p,t,x,y,d,k,r). Дробные параметры ESP32 передаются ×100. Полные описания — разделы 3.9 и 4.5.</w:t>
+        <w:t xml:space="preserve">Обе прошивки принимают текстовые строки с завершающим \n. Uno/Nano (pvo.ino, 9600): P&lt;угол&gt;, R, ?, G, S ИМЯ ЗНАЧ, W, D, Z, M1/M0. ESP32 (pvo_esp32.ino, 115200): ?, C, L1/L0, T, G, S ИМЯ ЗНАЧ, W, D, Z, M1/M0, а также V dPAN dTILT (поправка от зрения в десятых долях градуса, принимается в пределах ±300) и I1/I0 (ИК-подсветка) — вариант D. Формат ответов: PARAM ИМЯ=ЗНАЧ / PARAM END, OK …, ERR …, телеметрия TL с парами ключ=значение (Uno: m,a,d,k,s; ESP32: m,p,t,x,y,d,k,r,v,i). Дробные параметры ESP32 передаются ×100. Полные описания — разделы 3.9, 4.5 и глава 13.</w:t>
       </w:r>
     </w:p>
     <w:p>
@@ -20321,6 +23718,18 @@
     </w:lvlOverride>
   </w:num>
   <w:num w:numId="17">
+    <w:abstractNumId w:val="3"/>
+    <w:lvlOverride w:ilvl="0">
+      <w:startOverride w:val="1"/>
+    </w:lvlOverride>
+  </w:num>
+  <w:num w:numId="18">
+    <w:abstractNumId w:val="3"/>
+    <w:lvlOverride w:ilvl="0">
+      <w:startOverride w:val="1"/>
+    </w:lvlOverride>
+  </w:num>
+  <w:num w:numId="19">
     <w:abstractNumId w:val="3"/>
     <w:lvlOverride w:ilvl="0">
       <w:startOverride w:val="1"/>

--- a/ПВО_от_комаров_руководство.docx
+++ b/ПВО_от_комаров_руководство.docx
@@ -60,7 +60,7 @@
           <w:sz w:val="22"/>
           <w:szCs w:val="22"/>
         </w:rPr>
-        <w:t xml:space="preserve">Три варианта исполнения:</w:t>
+        <w:t xml:space="preserve">Четыре варианта исполнения:</w:t>
       </w:r>
     </w:p>
     <w:p>
@@ -343,7 +343,7 @@
         <w:pStyle w:val="Heading2"/>
       </w:pPr>
       <w:r>
-        <w:t xml:space="preserve">1.3. Три варианта исполнения</w:t>
+        <w:t xml:space="preserve">1.3. Варианты исполнения</w:t>
       </w:r>
     </w:p>
     <w:p>
@@ -1901,6 +1901,104 @@
                 <w:sz w:val="20"/>
                 <w:szCs w:val="20"/>
               </w:rPr>
+              <w:t xml:space="preserve">systemd/</w:t>
+            </w:r>
+          </w:p>
+        </w:tc>
+        <w:tc>
+          <w:tcPr>
+            <w:tcW w:type="dxa" w:w="6550"/>
+            <w:tcMar>
+              <w:top w:type="dxa" w:w="60"/>
+              <w:left w:type="dxa" w:w="100"/>
+              <w:bottom w:type="dxa" w:w="60"/>
+              <w:right w:type="dxa" w:w="100"/>
+            </w:tcMar>
+          </w:tcPr>
+          <w:p>
+            <w:pPr>
+              <w:spacing w:line="252" w:lineRule="auto"/>
+            </w:pPr>
+            <w:r>
+              <w:rPr>
+                <w:sz w:val="20"/>
+                <w:szCs w:val="20"/>
+              </w:rPr>
+              <w:t xml:space="preserve">готовые файлы служб для Raspberry Pi: pvo.service (вариант C) и pvo-fusion.service (вариант D)</w:t>
+            </w:r>
+          </w:p>
+        </w:tc>
+      </w:tr>
+      <w:tr>
+        <w:tc>
+          <w:tcPr>
+            <w:tcW w:type="dxa" w:w="3200"/>
+            <w:tcMar>
+              <w:top w:type="dxa" w:w="60"/>
+              <w:left w:type="dxa" w:w="100"/>
+              <w:bottom w:type="dxa" w:w="60"/>
+              <w:right w:type="dxa" w:w="100"/>
+            </w:tcMar>
+          </w:tcPr>
+          <w:p>
+            <w:pPr>
+              <w:spacing w:line="252" w:lineRule="auto"/>
+            </w:pPr>
+            <w:r>
+              <w:rPr>
+                <w:rFonts w:ascii="Consolas" w:cs="Consolas" w:eastAsia="Consolas" w:hAnsi="Consolas"/>
+                <w:sz w:val="20"/>
+                <w:szCs w:val="20"/>
+              </w:rPr>
+              <w:t xml:space="preserve">3d/</w:t>
+            </w:r>
+          </w:p>
+        </w:tc>
+        <w:tc>
+          <w:tcPr>
+            <w:tcW w:type="dxa" w:w="6550"/>
+            <w:tcMar>
+              <w:top w:type="dxa" w:w="60"/>
+              <w:left w:type="dxa" w:w="100"/>
+              <w:bottom w:type="dxa" w:w="60"/>
+              <w:right w:type="dxa" w:w="100"/>
+            </w:tcMar>
+          </w:tcPr>
+          <w:p>
+            <w:pPr>
+              <w:spacing w:line="252" w:lineRule="auto"/>
+            </w:pPr>
+            <w:r>
+              <w:rPr>
+                <w:sz w:val="20"/>
+                <w:szCs w:val="20"/>
+              </w:rPr>
+              <w:t xml:space="preserve">печатные детали: pan-tilt кронштейн, основание варианта A, держатель камеры с кольцом ИК-диодов</w:t>
+            </w:r>
+          </w:p>
+        </w:tc>
+      </w:tr>
+      <w:tr>
+        <w:tc>
+          <w:tcPr>
+            <w:tcW w:type="dxa" w:w="3200"/>
+            <w:tcMar>
+              <w:top w:type="dxa" w:w="60"/>
+              <w:left w:type="dxa" w:w="100"/>
+              <w:bottom w:type="dxa" w:w="60"/>
+              <w:right w:type="dxa" w:w="100"/>
+            </w:tcMar>
+          </w:tcPr>
+          <w:p>
+            <w:pPr>
+              <w:spacing w:line="252" w:lineRule="auto"/>
+            </w:pPr>
+            <w:r>
+              <w:rPr>
+                <w:rFonts w:ascii="Consolas" w:cs="Consolas" w:eastAsia="Consolas" w:hAnsi="Consolas"/>
+                <w:sz w:val="20"/>
+                <w:szCs w:val="20"/>
+              </w:rPr>
               <w:t xml:space="preserve">tests/</w:t>
             </w:r>
           </w:p>
@@ -1924,7 +2022,7 @@
                 <w:sz w:val="20"/>
                 <w:szCs w:val="20"/>
               </w:rPr>
-              <w:t xml:space="preserve">автотесты всего проекта без железа (bash tests/run_tests.sh) + симулятор турели</w:t>
+              <w:t xml:space="preserve">автотесты всего проекта без железа (bash tests/run_tests.sh), симулятор турели и эмулятор ATmega328P (глава 14)</w:t>
             </w:r>
           </w:p>
         </w:tc>
@@ -6836,6 +6934,278 @@
     </w:p>
     <w:p>
       <w:pPr>
+        <w:pBdr>
+          <w:bottom w:val="single" w:color="9FB6B8" w:sz="4"/>
+        </w:pBdr>
+        <w:spacing w:after="60" w:before="220"/>
+      </w:pPr>
+      <w:r>
+        <w:rPr>
+          <w:rFonts w:ascii="Consolas" w:cs="Consolas" w:eastAsia="Consolas" w:hAnsi="Consolas"/>
+          <w:b/>
+          <w:bCs/>
+          <w:color w:val="00575C"/>
+          <w:sz w:val="22"/>
+          <w:szCs w:val="22"/>
+        </w:rPr>
+        <w:t xml:space="preserve">TRACK_MAX_MS  ·  S TRACKMAX</w:t>
+      </w:r>
+      <w:r>
+        <w:rPr>
+          <w:color w:val="666666"/>
+          <w:sz w:val="19"/>
+          <w:szCs w:val="19"/>
+        </w:rPr>
+        <w:t xml:space="preserve">      по умолчанию: </w:t>
+      </w:r>
+      <w:r>
+        <w:rPr>
+          <w:rFonts w:ascii="Consolas" w:cs="Consolas" w:eastAsia="Consolas" w:hAnsi="Consolas"/>
+          <w:b/>
+          <w:bCs/>
+          <w:color w:val="333333"/>
+          <w:sz w:val="20"/>
+          <w:szCs w:val="20"/>
+        </w:rPr>
+        <w:t xml:space="preserve">60000</w:t>
+      </w:r>
+    </w:p>
+    <w:p>
+      <w:pPr>
+        <w:spacing w:after="120" w:line="276" w:lineRule="auto"/>
+        <w:jc w:val="both"/>
+      </w:pPr>
+      <w:r>
+        <w:rPr>
+          <w:b/>
+          <w:bCs/>
+        </w:rPr>
+        <w:t xml:space="preserve">Что делает. </w:t>
+      </w:r>
+      <w:r>
+        <w:t xml:space="preserve">Предохранитель: дольше этого времени турель не ведёт одну цель непрерывно. По истечении лимита лазер гаснет, турель возвращается на дежурство и берёт паузу (TRACKCD). Нужен потому, что «целью» легко оказывается штора на сквозняке, вентилятор или экран телевизора — и тогда лазер горит в одну точку часами, а серво не отдыхают. 0 — лимит выключен.</w:t>
+      </w:r>
+    </w:p>
+    <w:p>
+      <w:pPr>
+        <w:spacing w:after="120" w:line="276" w:lineRule="auto"/>
+        <w:jc w:val="both"/>
+      </w:pPr>
+      <w:r>
+        <w:rPr>
+          <w:b/>
+          <w:bCs/>
+        </w:rPr>
+        <w:t xml:space="preserve">Диапазон. </w:t>
+      </w:r>
+      <w:r>
+        <w:t xml:space="preserve">0 (выкл) или 5000–600000 мс.</w:t>
+      </w:r>
+    </w:p>
+    <w:p>
+      <w:pPr>
+        <w:pStyle w:val="ListParagraph"/>
+        <w:numPr>
+          <w:ilvl w:val="0"/>
+          <w:numId w:val="2"/>
+        </w:numPr>
+        <w:spacing w:after="80" w:line="264" w:lineRule="auto"/>
+      </w:pPr>
+      <w:r>
+        <w:rPr>
+          <w:b/>
+          <w:bCs/>
+        </w:rPr>
+        <w:t xml:space="preserve">Пример: </w:t>
+      </w:r>
+      <w:r>
+        <w:t xml:space="preserve">комната с занавесками и вентилятором — 30000: раньше отпускает ложную «цель»;</w:t>
+      </w:r>
+    </w:p>
+    <w:p>
+      <w:pPr>
+        <w:pStyle w:val="ListParagraph"/>
+        <w:numPr>
+          <w:ilvl w:val="0"/>
+          <w:numId w:val="2"/>
+        </w:numPr>
+        <w:spacing w:after="80" w:line="264" w:lineRule="auto"/>
+      </w:pPr>
+      <w:r>
+        <w:rPr>
+          <w:b/>
+          <w:bCs/>
+        </w:rPr>
+        <w:t xml:space="preserve">Пример: </w:t>
+      </w:r>
+      <w:r>
+        <w:t xml:space="preserve">демонстрация гостям, турель под присмотром — 120000 или 0;</w:t>
+      </w:r>
+    </w:p>
+    <w:p>
+      <w:pPr>
+        <w:pStyle w:val="ListParagraph"/>
+        <w:numPr>
+          <w:ilvl w:val="0"/>
+          <w:numId w:val="2"/>
+        </w:numPr>
+        <w:spacing w:after="80" w:line="264" w:lineRule="auto"/>
+      </w:pPr>
+      <w:r>
+        <w:rPr>
+          <w:b/>
+          <w:bCs/>
+        </w:rPr>
+        <w:t xml:space="preserve">Пример: </w:t>
+      </w:r>
+      <w:r>
+        <w:t xml:space="preserve">турель работает без присмотра — оставьте 60000 и не выключайте.</w:t>
+      </w:r>
+    </w:p>
+    <w:p>
+      <w:pPr>
+        <w:spacing w:after="120" w:line="276" w:lineRule="auto"/>
+        <w:jc w:val="both"/>
+      </w:pPr>
+      <w:r>
+        <w:rPr>
+          <w:b/>
+          <w:bCs/>
+        </w:rPr>
+        <w:t xml:space="preserve">Рекомендации. </w:t>
+      </w:r>
+      <w:r>
+        <w:t xml:space="preserve">Отключайте (0) только когда точно понимаете, зачем: непрерывно горящий автонаводящийся лазер — именно то, чего этот проект избегает.</w:t>
+      </w:r>
+    </w:p>
+    <w:p>
+      <w:pPr>
+        <w:pBdr>
+          <w:bottom w:val="single" w:color="9FB6B8" w:sz="4"/>
+        </w:pBdr>
+        <w:spacing w:after="60" w:before="220"/>
+      </w:pPr>
+      <w:r>
+        <w:rPr>
+          <w:rFonts w:ascii="Consolas" w:cs="Consolas" w:eastAsia="Consolas" w:hAnsi="Consolas"/>
+          <w:b/>
+          <w:bCs/>
+          <w:color w:val="00575C"/>
+          <w:sz w:val="22"/>
+          <w:szCs w:val="22"/>
+        </w:rPr>
+        <w:t xml:space="preserve">TRACK_COOLDOWN_MS  ·  S TRACKCD</w:t>
+      </w:r>
+      <w:r>
+        <w:rPr>
+          <w:color w:val="666666"/>
+          <w:sz w:val="19"/>
+          <w:szCs w:val="19"/>
+        </w:rPr>
+        <w:t xml:space="preserve">      по умолчанию: </w:t>
+      </w:r>
+      <w:r>
+        <w:rPr>
+          <w:rFonts w:ascii="Consolas" w:cs="Consolas" w:eastAsia="Consolas" w:hAnsi="Consolas"/>
+          <w:b/>
+          <w:bCs/>
+          <w:color w:val="333333"/>
+          <w:sz w:val="20"/>
+          <w:szCs w:val="20"/>
+        </w:rPr>
+        <w:t xml:space="preserve">10000</w:t>
+      </w:r>
+    </w:p>
+    <w:p>
+      <w:pPr>
+        <w:spacing w:after="120" w:line="276" w:lineRule="auto"/>
+        <w:jc w:val="both"/>
+      </w:pPr>
+      <w:r>
+        <w:rPr>
+          <w:b/>
+          <w:bCs/>
+        </w:rPr>
+        <w:t xml:space="preserve">Что делает. </w:t>
+      </w:r>
+      <w:r>
+        <w:t xml:space="preserve">Пауза после срабатывания лимита: столько времени турель принципиально не берёт новую цель — ни по датчику, ни по внешнему целеуказанию. Без паузы турель мгновенно перезахватила бы ту же штору и лимит превратился бы в мигание.</w:t>
+      </w:r>
+    </w:p>
+    <w:p>
+      <w:pPr>
+        <w:spacing w:after="120" w:line="276" w:lineRule="auto"/>
+        <w:jc w:val="both"/>
+      </w:pPr>
+      <w:r>
+        <w:rPr>
+          <w:b/>
+          <w:bCs/>
+        </w:rPr>
+        <w:t xml:space="preserve">Диапазон. </w:t>
+      </w:r>
+      <w:r>
+        <w:t xml:space="preserve">0–120000 мс.</w:t>
+      </w:r>
+    </w:p>
+    <w:p>
+      <w:pPr>
+        <w:pStyle w:val="ListParagraph"/>
+        <w:numPr>
+          <w:ilvl w:val="0"/>
+          <w:numId w:val="2"/>
+        </w:numPr>
+        <w:spacing w:after="80" w:line="264" w:lineRule="auto"/>
+      </w:pPr>
+      <w:r>
+        <w:rPr>
+          <w:b/>
+          <w:bCs/>
+        </w:rPr>
+        <w:t xml:space="preserve">Пример: </w:t>
+      </w:r>
+      <w:r>
+        <w:t xml:space="preserve">ложная цель у вас надолго (работающий вентилятор) — 30000–60000;</w:t>
+      </w:r>
+    </w:p>
+    <w:p>
+      <w:pPr>
+        <w:pStyle w:val="ListParagraph"/>
+        <w:numPr>
+          <w:ilvl w:val="0"/>
+          <w:numId w:val="2"/>
+        </w:numPr>
+        <w:spacing w:after="80" w:line="264" w:lineRule="auto"/>
+      </w:pPr>
+      <w:r>
+        <w:rPr>
+          <w:b/>
+          <w:bCs/>
+        </w:rPr>
+        <w:t xml:space="preserve">Пример: </w:t>
+      </w:r>
+      <w:r>
+        <w:t xml:space="preserve">лимит нужен как формальность, цели реальные — 5000.</w:t>
+      </w:r>
+    </w:p>
+    <w:p>
+      <w:pPr>
+        <w:spacing w:after="120" w:line="276" w:lineRule="auto"/>
+        <w:jc w:val="both"/>
+      </w:pPr>
+      <w:r>
+        <w:rPr>
+          <w:b/>
+          <w:bCs/>
+        </w:rPr>
+        <w:t xml:space="preserve">Рекомендации. </w:t>
+      </w:r>
+      <w:r>
+        <w:t xml:space="preserve">Ставьте паузу не меньше, чем «время жизни» типичной ложной цели: пусть штора успеет успокоиться.</w:t>
+      </w:r>
+    </w:p>
+    <w:p>
+      <w:pPr>
         <w:pStyle w:val="Heading2"/>
       </w:pPr>
       <w:r>
@@ -10848,6 +11218,152 @@
     </w:p>
     <w:p>
       <w:pPr>
+        <w:pBdr>
+          <w:bottom w:val="single" w:color="9FB6B8" w:sz="4"/>
+        </w:pBdr>
+        <w:spacing w:after="60" w:before="220"/>
+      </w:pPr>
+      <w:r>
+        <w:rPr>
+          <w:rFonts w:ascii="Consolas" w:cs="Consolas" w:eastAsia="Consolas" w:hAnsi="Consolas"/>
+          <w:b/>
+          <w:bCs/>
+          <w:color w:val="00575C"/>
+          <w:sz w:val="22"/>
+          <w:szCs w:val="22"/>
+        </w:rPr>
+        <w:t xml:space="preserve">TRACK_MAX_MS / TRACK_COOLDOWN_MS  ·  S TRACKMAX / S TRACKCD</w:t>
+      </w:r>
+      <w:r>
+        <w:rPr>
+          <w:color w:val="666666"/>
+          <w:sz w:val="19"/>
+          <w:szCs w:val="19"/>
+        </w:rPr>
+        <w:t xml:space="preserve">      по умолчанию: </w:t>
+      </w:r>
+      <w:r>
+        <w:rPr>
+          <w:rFonts w:ascii="Consolas" w:cs="Consolas" w:eastAsia="Consolas" w:hAnsi="Consolas"/>
+          <w:b/>
+          <w:bCs/>
+          <w:color w:val="333333"/>
+          <w:sz w:val="20"/>
+          <w:szCs w:val="20"/>
+        </w:rPr>
+        <w:t xml:space="preserve">60000 / 10000</w:t>
+      </w:r>
+    </w:p>
+    <w:p>
+      <w:pPr>
+        <w:spacing w:after="120" w:line="276" w:lineRule="auto"/>
+        <w:jc w:val="both"/>
+      </w:pPr>
+      <w:r>
+        <w:rPr>
+          <w:b/>
+          <w:bCs/>
+        </w:rPr>
+        <w:t xml:space="preserve">Что делает. </w:t>
+      </w:r>
+      <w:r>
+        <w:t xml:space="preserve">Предохранитель непрерывного сопровождения: дольше TRACKMAX турель одну цель не ведёт — гасит лазер (и ИК), уходит на дежурство и на TRACKCD миллисекунд отказывается брать новую цель. Спасает от «залипания» на шторе, вентиляторе или экране телевизора, когда автонаводящийся лазер иначе горел бы в одну точку часами. 0 в TRACKMAX выключает лимит.</w:t>
+      </w:r>
+    </w:p>
+    <w:p>
+      <w:pPr>
+        <w:spacing w:after="120" w:line="276" w:lineRule="auto"/>
+        <w:jc w:val="both"/>
+      </w:pPr>
+      <w:r>
+        <w:rPr>
+          <w:b/>
+          <w:bCs/>
+        </w:rPr>
+        <w:t xml:space="preserve">Диапазон. </w:t>
+      </w:r>
+      <w:r>
+        <w:t xml:space="preserve">TRACKMAX: 0 или 5000–600000 мс; TRACKCD: 0–120000 мс.</w:t>
+      </w:r>
+    </w:p>
+    <w:p>
+      <w:pPr>
+        <w:pStyle w:val="ListParagraph"/>
+        <w:numPr>
+          <w:ilvl w:val="0"/>
+          <w:numId w:val="2"/>
+        </w:numPr>
+        <w:spacing w:after="80" w:line="264" w:lineRule="auto"/>
+      </w:pPr>
+      <w:r>
+        <w:rPr>
+          <w:b/>
+          <w:bCs/>
+        </w:rPr>
+        <w:t xml:space="preserve">Пример: </w:t>
+      </w:r>
+      <w:r>
+        <w:t xml:space="preserve">беспокойная комната (занавески, вентилятор) — S TRACKMAX 30000, S TRACKCD 30000;</w:t>
+      </w:r>
+    </w:p>
+    <w:p>
+      <w:pPr>
+        <w:pStyle w:val="ListParagraph"/>
+        <w:numPr>
+          <w:ilvl w:val="0"/>
+          <w:numId w:val="2"/>
+        </w:numPr>
+        <w:spacing w:after="80" w:line="264" w:lineRule="auto"/>
+      </w:pPr>
+      <w:r>
+        <w:rPr>
+          <w:b/>
+          <w:bCs/>
+        </w:rPr>
+        <w:t xml:space="preserve">Пример: </w:t>
+      </w:r>
+      <w:r>
+        <w:t xml:space="preserve">турель работает без присмотра ночью — оставьте значения по умолчанию;</w:t>
+      </w:r>
+    </w:p>
+    <w:p>
+      <w:pPr>
+        <w:pStyle w:val="ListParagraph"/>
+        <w:numPr>
+          <w:ilvl w:val="0"/>
+          <w:numId w:val="2"/>
+        </w:numPr>
+        <w:spacing w:after="80" w:line="264" w:lineRule="auto"/>
+      </w:pPr>
+      <w:r>
+        <w:rPr>
+          <w:b/>
+          <w:bCs/>
+        </w:rPr>
+        <w:t xml:space="preserve">Пример: </w:t>
+      </w:r>
+      <w:r>
+        <w:t xml:space="preserve">показываете гостям и стоите рядом — S TRACKMAX 120000.</w:t>
+      </w:r>
+    </w:p>
+    <w:p>
+      <w:pPr>
+        <w:spacing w:after="120" w:line="276" w:lineRule="auto"/>
+        <w:jc w:val="both"/>
+      </w:pPr>
+      <w:r>
+        <w:rPr>
+          <w:b/>
+          <w:bCs/>
+        </w:rPr>
+        <w:t xml:space="preserve">Рекомендации. </w:t>
+      </w:r>
+      <w:r>
+        <w:t xml:space="preserve">Полное описание с примерами — раздел 3.7: параметры и логика у обеих прошивок одинаковые. В варианте D лимит действует и на сопровождение по зрению.</w:t>
+      </w:r>
+    </w:p>
+    <w:p>
+      <w:pPr>
         <w:pStyle w:val="Heading1"/>
         <w:pageBreakBefore/>
       </w:pPr>
@@ -11909,6 +12425,84 @@
         <w:t xml:space="preserve">journalctl -u pvo -f</w:t>
       </w:r>
     </w:p>
+    <w:tbl>
+      <w:tblPr>
+        <w:tblW w:type="auto" w:w="100"/>
+        <w:tblBorders>
+          <w:top w:val="single" w:color="auto" w:sz="4"/>
+          <w:left w:val="single" w:color="auto" w:sz="4"/>
+          <w:bottom w:val="single" w:color="auto" w:sz="4"/>
+          <w:right w:val="single" w:color="auto" w:sz="4"/>
+          <w:insideH w:val="single" w:color="auto" w:sz="4"/>
+          <w:insideV w:val="single" w:color="auto" w:sz="4"/>
+        </w:tblBorders>
+      </w:tblPr>
+      <w:tblGrid>
+        <w:gridCol w:w="9750"/>
+      </w:tblGrid>
+      <w:tr>
+        <w:tc>
+          <w:tcPr>
+            <w:tcW w:type="dxa" w:w="9750"/>
+            <w:tcBorders>
+              <w:top w:val="single" w:color="4CAE4C" w:sz="6"/>
+              <w:left w:val="single" w:color="4CAE4C" w:sz="6"/>
+              <w:bottom w:val="single" w:color="4CAE4C" w:sz="6"/>
+              <w:right w:val="single" w:color="4CAE4C" w:sz="6"/>
+            </w:tcBorders>
+            <w:shd w:fill="DFF0D8" w:val="clear"/>
+            <w:tcMar>
+              <w:top w:type="dxa" w:w="120"/>
+              <w:left w:type="dxa" w:w="160"/>
+              <w:bottom w:type="dxa" w:w="120"/>
+              <w:right w:type="dxa" w:w="160"/>
+            </w:tcMar>
+          </w:tcPr>
+          <w:p>
+            <w:pPr>
+              <w:spacing w:line="264" w:lineRule="auto"/>
+            </w:pPr>
+            <w:r>
+              <w:rPr>
+                <w:b/>
+                <w:bCs/>
+              </w:rPr>
+              <w:t xml:space="preserve">Не набирайте руками: </w:t>
+            </w:r>
+            <w:r>
+              <w:t xml:space="preserve">готовые файлы служб лежат в папке проекта — systemd/pvo.service (вариант C) и systemd/pvo-fusion.service (вариант D). Скопируйте нужный: </w:t>
+            </w:r>
+            <w:r>
+              <w:rPr>
+                <w:rFonts w:ascii="Consolas" w:cs="Consolas" w:eastAsia="Consolas" w:hAnsi="Consolas"/>
+              </w:rPr>
+              <w:t xml:space="preserve">sudo cp systemd/pvo.service /etc/systemd/system/</w:t>
+            </w:r>
+            <w:r>
+              <w:t xml:space="preserve">, затем </w:t>
+            </w:r>
+            <w:r>
+              <w:rPr>
+                <w:rFonts w:ascii="Consolas" w:cs="Consolas" w:eastAsia="Consolas" w:hAnsi="Consolas"/>
+              </w:rPr>
+              <w:t xml:space="preserve">sudo systemctl daemon-reload</w:t>
+            </w:r>
+            <w:r>
+              <w:t xml:space="preserve"> и </w:t>
+            </w:r>
+            <w:r>
+              <w:rPr>
+                <w:rFonts w:ascii="Consolas" w:cs="Consolas" w:eastAsia="Consolas" w:hAnsi="Consolas"/>
+              </w:rPr>
+              <w:t xml:space="preserve">sudo systemctl enable --now pvo.service</w:t>
+            </w:r>
+            <w:r>
+              <w:t xml:space="preserve">. Внутри — комментарии про имя пользователя, путь, порт и переменные Telegram.</w:t>
+            </w:r>
+          </w:p>
+        </w:tc>
+      </w:tr>
+    </w:tbl>
     <w:p>
       <w:pPr>
         <w:pStyle w:val="Heading2"/>
@@ -13564,10 +14158,59 @@
           <w:b/>
           <w:bCs/>
         </w:rPr>
+        <w:t xml:space="preserve">Пристрелка зрения (вариант D). </w:t>
+      </w:r>
+      <w:r>
+        <w:t xml:space="preserve">Механически совместили ось камеры с лучом — остаток снимите программно: </w:t>
+      </w:r>
+      <w:r>
+        <w:rPr>
+          <w:rFonts w:ascii="Consolas" w:cs="Consolas" w:eastAsia="Consolas" w:hAnsi="Consolas"/>
+        </w:rPr>
+        <w:t xml:space="preserve">python3 pvo_fusion.py --calibrate</w:t>
+      </w:r>
+      <w:r>
+        <w:t xml:space="preserve">. Скрипт зажжёт лазер, найдёт его точку в кадре и запомнит её как точку прицеливания. Без этого шага зрение целится в геометрический центр кадра и промахивается ровно на смещение камеры от лазера (раздел 13.5).</w:t>
+      </w:r>
+    </w:p>
+    <w:p>
+      <w:pPr>
+        <w:pStyle w:val="ListParagraph"/>
+        <w:numPr>
+          <w:ilvl w:val="0"/>
+          <w:numId w:val="9"/>
+        </w:numPr>
+        <w:spacing w:after="90" w:line="264" w:lineRule="auto"/>
+      </w:pPr>
+      <w:r>
+        <w:rPr>
+          <w:b/>
+          <w:bCs/>
+        </w:rPr>
         <w:t xml:space="preserve">Прогон. </w:t>
       </w:r>
       <w:r>
         <w:t xml:space="preserve">Десять минут обычной жизни комнаты: ложные захваты отмечайте и лечите порогами из таблицы раздела 7.</w:t>
+      </w:r>
+    </w:p>
+    <w:p>
+      <w:pPr>
+        <w:pStyle w:val="ListParagraph"/>
+        <w:numPr>
+          <w:ilvl w:val="0"/>
+          <w:numId w:val="9"/>
+        </w:numPr>
+        <w:spacing w:after="90" w:line="264" w:lineRule="auto"/>
+      </w:pPr>
+      <w:r>
+        <w:rPr>
+          <w:b/>
+          <w:bCs/>
+        </w:rPr>
+        <w:t xml:space="preserve">Предохранитель. </w:t>
+      </w:r>
+      <w:r>
+        <w:t xml:space="preserve">Проверьте TRACKMAX: наведите турель на что-нибудь заведомо неподвижное-шевелящееся (штора, вентилятор) и убедитесь, что через минуту она сама гасит лазер и уходит на паузу. Это защита и от «залипания» на ложной цели, и от лазера, горящего часами в одну точку.</w:t>
       </w:r>
     </w:p>
     <w:p>
@@ -14085,6 +14728,496 @@
           </w:p>
         </w:tc>
       </w:tr>
+      <w:tr>
+        <w:tc>
+          <w:tcPr>
+            <w:tcW w:type="dxa" w:w="2650"/>
+            <w:tcMar>
+              <w:top w:type="dxa" w:w="60"/>
+              <w:left w:type="dxa" w:w="100"/>
+              <w:bottom w:type="dxa" w:w="60"/>
+              <w:right w:type="dxa" w:w="100"/>
+            </w:tcMar>
+          </w:tcPr>
+          <w:p>
+            <w:pPr>
+              <w:spacing w:line="252" w:lineRule="auto"/>
+            </w:pPr>
+            <w:r>
+              <w:rPr>
+                <w:sz w:val="20"/>
+                <w:szCs w:val="20"/>
+              </w:rPr>
+              <w:t xml:space="preserve">Долгий прогон без присмотра</w:t>
+            </w:r>
+          </w:p>
+        </w:tc>
+        <w:tc>
+          <w:tcPr>
+            <w:tcW w:type="dxa" w:w="2350"/>
+            <w:tcMar>
+              <w:top w:type="dxa" w:w="60"/>
+              <w:left w:type="dxa" w:w="100"/>
+              <w:bottom w:type="dxa" w:w="60"/>
+              <w:right w:type="dxa" w:w="100"/>
+            </w:tcMar>
+          </w:tcPr>
+          <w:p>
+            <w:pPr>
+              <w:spacing w:line="252" w:lineRule="auto"/>
+            </w:pPr>
+            <w:r>
+              <w:rPr>
+                <w:sz w:val="20"/>
+                <w:szCs w:val="20"/>
+              </w:rPr>
+              <w:t xml:space="preserve">TRACKMAX 30000, TRACKCD 30000</w:t>
+            </w:r>
+          </w:p>
+        </w:tc>
+        <w:tc>
+          <w:tcPr>
+            <w:tcW w:type="dxa" w:w="2350"/>
+            <w:tcMar>
+              <w:top w:type="dxa" w:w="60"/>
+              <w:left w:type="dxa" w:w="100"/>
+              <w:bottom w:type="dxa" w:w="60"/>
+              <w:right w:type="dxa" w:w="100"/>
+            </w:tcMar>
+          </w:tcPr>
+          <w:p>
+            <w:pPr>
+              <w:spacing w:line="252" w:lineRule="auto"/>
+            </w:pPr>
+            <w:r>
+              <w:rPr>
+                <w:sz w:val="20"/>
+                <w:szCs w:val="20"/>
+              </w:rPr>
+              <w:t xml:space="preserve">TRACKMAX 30000, TRACKCD 30000</w:t>
+            </w:r>
+          </w:p>
+        </w:tc>
+        <w:tc>
+          <w:tcPr>
+            <w:tcW w:type="dxa" w:w="2400"/>
+            <w:tcMar>
+              <w:top w:type="dxa" w:w="60"/>
+              <w:left w:type="dxa" w:w="100"/>
+              <w:bottom w:type="dxa" w:w="60"/>
+              <w:right w:type="dxa" w:w="100"/>
+            </w:tcMar>
+          </w:tcPr>
+          <w:p>
+            <w:pPr>
+              <w:spacing w:line="252" w:lineRule="auto"/>
+            </w:pPr>
+            <w:r>
+              <w:rPr>
+                <w:sz w:val="20"/>
+                <w:szCs w:val="20"/>
+              </w:rPr>
+              <w:t xml:space="preserve">—</w:t>
+            </w:r>
+          </w:p>
+        </w:tc>
+      </w:tr>
+    </w:tbl>
+    <w:p>
+      <w:pPr>
+        <w:pStyle w:val="Heading3"/>
+      </w:pPr>
+      <w:r>
+        <w:t xml:space="preserve">Профиль варианта D «Комар-Ф»</w:t>
+      </w:r>
+    </w:p>
+    <w:tbl>
+      <w:tblPr>
+        <w:tblW w:type="dxa" w:w="9750"/>
+        <w:tblBorders>
+          <w:top w:val="single" w:color="auto" w:sz="4"/>
+          <w:left w:val="single" w:color="auto" w:sz="4"/>
+          <w:bottom w:val="single" w:color="auto" w:sz="4"/>
+          <w:right w:val="single" w:color="auto" w:sz="4"/>
+          <w:insideH w:val="single" w:color="auto" w:sz="4"/>
+          <w:insideV w:val="single" w:color="auto" w:sz="4"/>
+        </w:tblBorders>
+      </w:tblPr>
+      <w:tblGrid>
+        <w:gridCol w:w="2900"/>
+        <w:gridCol w:w="3400"/>
+        <w:gridCol w:w="3450"/>
+      </w:tblGrid>
+      <w:tr>
+        <w:trPr>
+          <w:tblHeader/>
+        </w:trPr>
+        <w:tc>
+          <w:tcPr>
+            <w:tcW w:type="dxa" w:w="2900"/>
+            <w:shd w:fill="00575C" w:val="clear"/>
+            <w:tcMar>
+              <w:top w:type="dxa" w:w="60"/>
+              <w:left w:type="dxa" w:w="100"/>
+              <w:bottom w:type="dxa" w:w="60"/>
+              <w:right w:type="dxa" w:w="100"/>
+            </w:tcMar>
+          </w:tcPr>
+          <w:p>
+            <w:pPr>
+              <w:spacing w:line="252" w:lineRule="auto"/>
+            </w:pPr>
+            <w:r>
+              <w:rPr>
+                <w:b/>
+                <w:bCs/>
+                <w:color w:val="FFFFFF"/>
+                <w:sz w:val="19"/>
+                <w:szCs w:val="19"/>
+              </w:rPr>
+              <w:t xml:space="preserve">Сценарий</w:t>
+            </w:r>
+          </w:p>
+        </w:tc>
+        <w:tc>
+          <w:tcPr>
+            <w:tcW w:type="dxa" w:w="3400"/>
+            <w:shd w:fill="00575C" w:val="clear"/>
+            <w:tcMar>
+              <w:top w:type="dxa" w:w="60"/>
+              <w:left w:type="dxa" w:w="100"/>
+              <w:bottom w:type="dxa" w:w="60"/>
+              <w:right w:type="dxa" w:w="100"/>
+            </w:tcMar>
+          </w:tcPr>
+          <w:p>
+            <w:pPr>
+              <w:spacing w:line="252" w:lineRule="auto"/>
+            </w:pPr>
+            <w:r>
+              <w:rPr>
+                <w:b/>
+                <w:bCs/>
+                <w:color w:val="FFFFFF"/>
+                <w:sz w:val="19"/>
+                <w:szCs w:val="19"/>
+              </w:rPr>
+              <w:t xml:space="preserve">Прошивка (ESP32)</w:t>
+            </w:r>
+          </w:p>
+        </w:tc>
+        <w:tc>
+          <w:tcPr>
+            <w:tcW w:type="dxa" w:w="3450"/>
+            <w:shd w:fill="00575C" w:val="clear"/>
+            <w:tcMar>
+              <w:top w:type="dxa" w:w="60"/>
+              <w:left w:type="dxa" w:w="100"/>
+              <w:bottom w:type="dxa" w:w="60"/>
+              <w:right w:type="dxa" w:w="100"/>
+            </w:tcMar>
+          </w:tcPr>
+          <w:p>
+            <w:pPr>
+              <w:spacing w:line="252" w:lineRule="auto"/>
+            </w:pPr>
+            <w:r>
+              <w:rPr>
+                <w:b/>
+                <w:bCs/>
+                <w:color w:val="FFFFFF"/>
+                <w:sz w:val="19"/>
+                <w:szCs w:val="19"/>
+              </w:rPr>
+              <w:t xml:space="preserve">pvo_fusion.py</w:t>
+            </w:r>
+          </w:p>
+        </w:tc>
+      </w:tr>
+      <w:tr>
+        <w:tc>
+          <w:tcPr>
+            <w:tcW w:type="dxa" w:w="2900"/>
+            <w:tcMar>
+              <w:top w:type="dxa" w:w="60"/>
+              <w:left w:type="dxa" w:w="100"/>
+              <w:bottom w:type="dxa" w:w="60"/>
+              <w:right w:type="dxa" w:w="100"/>
+            </w:tcMar>
+          </w:tcPr>
+          <w:p>
+            <w:pPr>
+              <w:spacing w:line="252" w:lineRule="auto"/>
+            </w:pPr>
+            <w:r>
+              <w:rPr>
+                <w:sz w:val="20"/>
+                <w:szCs w:val="20"/>
+              </w:rPr>
+              <w:t xml:space="preserve">День, крупные цели</w:t>
+            </w:r>
+          </w:p>
+        </w:tc>
+        <w:tc>
+          <w:tcPr>
+            <w:tcW w:type="dxa" w:w="3400"/>
+            <w:tcMar>
+              <w:top w:type="dxa" w:w="60"/>
+              <w:left w:type="dxa" w:w="100"/>
+              <w:bottom w:type="dxa" w:w="60"/>
+              <w:right w:type="dxa" w:w="100"/>
+            </w:tcMar>
+          </w:tcPr>
+          <w:p>
+            <w:pPr>
+              <w:spacing w:line="252" w:lineRule="auto"/>
+            </w:pPr>
+            <w:r>
+              <w:rPr>
+                <w:sz w:val="20"/>
+                <w:szCs w:val="20"/>
+              </w:rPr>
+              <w:t xml:space="preserve">по умолчанию</w:t>
+            </w:r>
+          </w:p>
+        </w:tc>
+        <w:tc>
+          <w:tcPr>
+            <w:tcW w:type="dxa" w:w="3450"/>
+            <w:tcMar>
+              <w:top w:type="dxa" w:w="60"/>
+              <w:left w:type="dxa" w:w="100"/>
+              <w:bottom w:type="dxa" w:w="60"/>
+              <w:right w:type="dxa" w:w="100"/>
+            </w:tcMar>
+          </w:tcPr>
+          <w:p>
+            <w:pPr>
+              <w:spacing w:line="252" w:lineRule="auto"/>
+            </w:pPr>
+            <w:r>
+              <w:rPr>
+                <w:sz w:val="20"/>
+                <w:szCs w:val="20"/>
+              </w:rPr>
+              <w:t xml:space="preserve">DETECTOR motion, ROI 0.7</w:t>
+            </w:r>
+          </w:p>
+        </w:tc>
+      </w:tr>
+      <w:tr>
+        <w:tc>
+          <w:tcPr>
+            <w:tcW w:type="dxa" w:w="2900"/>
+            <w:tcMar>
+              <w:top w:type="dxa" w:w="60"/>
+              <w:left w:type="dxa" w:w="100"/>
+              <w:bottom w:type="dxa" w:w="60"/>
+              <w:right w:type="dxa" w:w="100"/>
+            </w:tcMar>
+          </w:tcPr>
+          <w:p>
+            <w:pPr>
+              <w:spacing w:line="252" w:lineRule="auto"/>
+            </w:pPr>
+            <w:r>
+              <w:rPr>
+                <w:sz w:val="20"/>
+                <w:szCs w:val="20"/>
+              </w:rPr>
+              <w:t xml:space="preserve">Ночная ИК-охота на мелочь</w:t>
+            </w:r>
+          </w:p>
+        </w:tc>
+        <w:tc>
+          <w:tcPr>
+            <w:tcW w:type="dxa" w:w="3400"/>
+            <w:tcMar>
+              <w:top w:type="dxa" w:w="60"/>
+              <w:left w:type="dxa" w:w="100"/>
+              <w:bottom w:type="dxa" w:w="60"/>
+              <w:right w:type="dxa" w:w="100"/>
+            </w:tcMar>
+          </w:tcPr>
+          <w:p>
+            <w:pPr>
+              <w:spacing w:line="252" w:lineRule="auto"/>
+            </w:pPr>
+            <w:r>
+              <w:rPr>
+                <w:sz w:val="20"/>
+                <w:szCs w:val="20"/>
+              </w:rPr>
+              <w:t xml:space="preserve">IRAUTO 1, KILLMS 1500</w:t>
+            </w:r>
+          </w:p>
+        </w:tc>
+        <w:tc>
+          <w:tcPr>
+            <w:tcW w:type="dxa" w:w="3450"/>
+            <w:tcMar>
+              <w:top w:type="dxa" w:w="60"/>
+              <w:left w:type="dxa" w:w="100"/>
+              <w:bottom w:type="dxa" w:w="60"/>
+              <w:right w:type="dxa" w:w="100"/>
+            </w:tcMar>
+          </w:tcPr>
+          <w:p>
+            <w:pPr>
+              <w:spacing w:line="252" w:lineRule="auto"/>
+            </w:pPr>
+            <w:r>
+              <w:rPr>
+                <w:sz w:val="20"/>
+                <w:szCs w:val="20"/>
+              </w:rPr>
+              <w:t xml:space="preserve">DETECTOR bright, BRIGHT_THRESH 200, MIN_AREA_PX 4</w:t>
+            </w:r>
+          </w:p>
+        </w:tc>
+      </w:tr>
+      <w:tr>
+        <w:tc>
+          <w:tcPr>
+            <w:tcW w:type="dxa" w:w="2900"/>
+            <w:tcMar>
+              <w:top w:type="dxa" w:w="60"/>
+              <w:left w:type="dxa" w:w="100"/>
+              <w:bottom w:type="dxa" w:w="60"/>
+              <w:right w:type="dxa" w:w="100"/>
+            </w:tcMar>
+          </w:tcPr>
+          <w:p>
+            <w:pPr>
+              <w:spacing w:line="252" w:lineRule="auto"/>
+            </w:pPr>
+            <w:r>
+              <w:rPr>
+                <w:sz w:val="20"/>
+                <w:szCs w:val="20"/>
+              </w:rPr>
+              <w:t xml:space="preserve">Слабый компьютер (Pi Zero 2 W)</w:t>
+            </w:r>
+          </w:p>
+        </w:tc>
+        <w:tc>
+          <w:tcPr>
+            <w:tcW w:type="dxa" w:w="3400"/>
+            <w:tcMar>
+              <w:top w:type="dxa" w:w="60"/>
+              <w:left w:type="dxa" w:w="100"/>
+              <w:bottom w:type="dxa" w:w="60"/>
+              <w:right w:type="dxa" w:w="100"/>
+            </w:tcMar>
+          </w:tcPr>
+          <w:p>
+            <w:pPr>
+              <w:spacing w:line="252" w:lineRule="auto"/>
+            </w:pPr>
+            <w:r>
+              <w:rPr>
+                <w:sz w:val="20"/>
+                <w:szCs w:val="20"/>
+              </w:rPr>
+              <w:t xml:space="preserve">VISTO 1500</w:t>
+            </w:r>
+          </w:p>
+        </w:tc>
+        <w:tc>
+          <w:tcPr>
+            <w:tcW w:type="dxa" w:w="3450"/>
+            <w:tcMar>
+              <w:top w:type="dxa" w:w="60"/>
+              <w:left w:type="dxa" w:w="100"/>
+              <w:bottom w:type="dxa" w:w="60"/>
+              <w:right w:type="dxa" w:w="100"/>
+            </w:tcMar>
+          </w:tcPr>
+          <w:p>
+            <w:pPr>
+              <w:spacing w:line="252" w:lineRule="auto"/>
+            </w:pPr>
+            <w:r>
+              <w:rPr>
+                <w:sz w:val="20"/>
+                <w:szCs w:val="20"/>
+              </w:rPr>
+              <w:t xml:space="preserve">WAKE_EVERY 14, SEND_HZ 8</w:t>
+            </w:r>
+          </w:p>
+        </w:tc>
+      </w:tr>
+      <w:tr>
+        <w:tc>
+          <w:tcPr>
+            <w:tcW w:type="dxa" w:w="2900"/>
+            <w:tcMar>
+              <w:top w:type="dxa" w:w="60"/>
+              <w:left w:type="dxa" w:w="100"/>
+              <w:bottom w:type="dxa" w:w="60"/>
+              <w:right w:type="dxa" w:w="100"/>
+            </w:tcMar>
+          </w:tcPr>
+          <w:p>
+            <w:pPr>
+              <w:spacing w:line="252" w:lineRule="auto"/>
+            </w:pPr>
+            <w:r>
+              <w:rPr>
+                <w:sz w:val="20"/>
+                <w:szCs w:val="20"/>
+              </w:rPr>
+              <w:t xml:space="preserve">Дрожат серво</w:t>
+            </w:r>
+          </w:p>
+        </w:tc>
+        <w:tc>
+          <w:tcPr>
+            <w:tcW w:type="dxa" w:w="3400"/>
+            <w:tcMar>
+              <w:top w:type="dxa" w:w="60"/>
+              <w:left w:type="dxa" w:w="100"/>
+              <w:bottom w:type="dxa" w:w="60"/>
+              <w:right w:type="dxa" w:w="100"/>
+            </w:tcMar>
+          </w:tcPr>
+          <w:p>
+            <w:pPr>
+              <w:spacing w:line="252" w:lineRule="auto"/>
+            </w:pPr>
+            <w:r>
+              <w:rPr>
+                <w:sz w:val="20"/>
+                <w:szCs w:val="20"/>
+              </w:rPr>
+              <w:t xml:space="preserve">ALPHA 20, SLEW 4</w:t>
+            </w:r>
+          </w:p>
+        </w:tc>
+        <w:tc>
+          <w:tcPr>
+            <w:tcW w:type="dxa" w:w="3450"/>
+            <w:tcMar>
+              <w:top w:type="dxa" w:w="60"/>
+              <w:left w:type="dxa" w:w="100"/>
+              <w:bottom w:type="dxa" w:w="60"/>
+              <w:right w:type="dxa" w:w="100"/>
+            </w:tcMar>
+          </w:tcPr>
+          <w:p>
+            <w:pPr>
+              <w:spacing w:line="252" w:lineRule="auto"/>
+            </w:pPr>
+            <w:r>
+              <w:rPr>
+                <w:sz w:val="20"/>
+                <w:szCs w:val="20"/>
+              </w:rPr>
+              <w:t xml:space="preserve">SEND_HZ 10, DEADZONE_DEG 0.6</w:t>
+            </w:r>
+          </w:p>
+        </w:tc>
+      </w:tr>
     </w:tbl>
     <w:p>
       <w:pPr>
@@ -15793,6 +16926,15 @@
       </w:r>
       <w:r>
         <w:t xml:space="preserve">. Драйверы: для CH340-плат на новых macOS обычно ничего ставить не нужно (порт вида /dev/cu.usbserial-…).</w:t>
+      </w:r>
+    </w:p>
+    <w:p>
+      <w:pPr>
+        <w:spacing w:after="120" w:line="276" w:lineRule="auto"/>
+        <w:jc w:val="both"/>
+      </w:pPr>
+      <w:r>
+        <w:t xml:space="preserve">Для варианта D на вкладке управления есть кнопки «ИК ВКЛ (I1)» и «ИК ВЫКЛ (I0)» — ими удобно проверять подсветку при монтаже и на пристрелке, а на вкладке параметров появились IRAUTO, VISTO, TRACKMAX и TRACKCD. Режим в шапке радарного экрана подписывается «+ЗРЕНИЕ», когда цель ведёт камера, и «· ИК», когда горит подсветка.</w:t>
       </w:r>
     </w:p>
     <w:p>
@@ -18183,6 +19325,32 @@
     </w:p>
     <w:p>
       <w:pPr>
+        <w:pStyle w:val="ListParagraph"/>
+        <w:numPr>
+          <w:ilvl w:val="0"/>
+          <w:numId w:val="16"/>
+        </w:numPr>
+        <w:spacing w:after="90" w:line="264" w:lineRule="auto"/>
+      </w:pPr>
+      <w:r>
+        <w:t xml:space="preserve">Кнопки: серво в центр, тест лазера, реинициализация радара, ИК вкл/выкл (вариант D), сохранение, заводские настройки, обнуление журнала. Все параметры прошивки — включая TRACKMAX, IRAUTO и VISTO — подтягиваются автоматически, отдельно их в панель добавлять не нужно.</w:t>
+      </w:r>
+    </w:p>
+    <w:p>
+      <w:pPr>
+        <w:pStyle w:val="ListParagraph"/>
+        <w:numPr>
+          <w:ilvl w:val="0"/>
+          <w:numId w:val="16"/>
+        </w:numPr>
+        <w:spacing w:after="90" w:line="264" w:lineRule="auto"/>
+      </w:pPr>
+      <w:r>
+        <w:t xml:space="preserve">Если сработал предохранитель TRACKMAX, в шапке появляется плашка «пауза после лимита сопровождения» с обратным отсчётом — сразу видно, почему турель не реагирует на цель.</w:t>
+      </w:r>
+    </w:p>
+    <w:p>
+      <w:pPr>
         <w:spacing w:after="40" w:before="120"/>
         <w:jc w:val="center"/>
       </w:pPr>
@@ -19779,24 +20947,6 @@
         <w:t xml:space="preserve">Рис. 25. Подключение ИК-подсветки (GPIO18) и размещение на голове турели</w:t>
       </w:r>
     </w:p>
-    <w:p>
-      <w:pPr>
-        <w:spacing w:after="120" w:line="276" w:lineRule="auto"/>
-        <w:jc w:val="both"/>
-      </w:pPr>
-      <w:r>
-        <w:t xml:space="preserve">Монтаж камеры: чем легче голова турели, тем меньше страдают серво — Pi Camera на шлейфе или маленькая вебка со снятым корпусом лучше «шарика» на прищепке. Шлейф/кабель уложите петлёй с запасом на полный ход обеих осей, как жгут радара. Ось объектива выставьте параллельно лучу лазера — точная юстировка описана в главе 6, и для варианта D она критична вдвойне: зрение целится именно осью камеры.</w:t>
-      </w:r>
-    </w:p>
-    <w:p>
-      <w:pPr>
-        <w:spacing w:after="120" w:line="276" w:lineRule="auto"/>
-        <w:jc w:val="both"/>
-      </w:pPr>
-      <w:r>
-        <w:t xml:space="preserve">Питание ИК: модуль подключается к 5-вольтовой шине БП (не к 3V3 платы!) через ключ на GPIO18; ток готовых плат подсветки — от 100 до 500 мА, поэтому убедитесь, что БП имеет запас, а земля ключа общая с ESP32. Проверка: команда I1 в консоли — на камере без ИК-фильтра диоды видны как яркое сиреневое свечение (глазом — едва заметное тёмно-красное).</w:t>
-      </w:r>
-    </w:p>
     <w:tbl>
       <w:tblPr>
         <w:tblW w:type="auto" w:w="100"/>
@@ -19817,12 +20967,12 @@
           <w:tcPr>
             <w:tcW w:type="dxa" w:w="9750"/>
             <w:tcBorders>
-              <w:top w:val="single" w:color="C82333" w:sz="6"/>
-              <w:left w:val="single" w:color="C82333" w:sz="6"/>
-              <w:bottom w:val="single" w:color="C82333" w:sz="6"/>
-              <w:right w:val="single" w:color="C82333" w:sz="6"/>
+              <w:top w:val="single" w:color="4CAE4C" w:sz="6"/>
+              <w:left w:val="single" w:color="4CAE4C" w:sz="6"/>
+              <w:bottom w:val="single" w:color="4CAE4C" w:sz="6"/>
+              <w:right w:val="single" w:color="4CAE4C" w:sz="6"/>
             </w:tcBorders>
-            <w:shd w:fill="F8D7DA" w:val="clear"/>
+            <w:shd w:fill="DFF0D8" w:val="clear"/>
             <w:tcMar>
               <w:top w:type="dxa" w:w="120"/>
               <w:left w:type="dxa" w:w="160"/>
@@ -19838,12 +20988,11 @@
               <w:rPr>
                 <w:b/>
                 <w:bCs/>
-                <w:color w:val="721C24"/>
-              </w:rPr>
-              <w:t xml:space="preserve">Безопасность ИК: </w:t>
-            </w:r>
-            <w:r>
-              <w:t xml:space="preserve">только рассеянные ИК-СВЕТОДИОДЫ, никогда — ИК-лазеры. Инфракрасный луч не видим, поэтому моргательный рефлекс глаз не защищает. Не смотрите в излучатель в упор, направляйте подсветку в рабочую зону турели, а не на людей и животных. Насекомые ИК-света не видят — охоте подсветка не мешает.</w:t>
+              </w:rPr>
+              <w:t xml:space="preserve">Печатный держатель: </w:t>
+            </w:r>
+            <w:r>
+              <w:t xml:space="preserve">в папке 3d/ есть модель pvo_cam_mount.scad (STL готовы) — лицевая панель с окном объектива и кольцом гнёзд под шесть ИК-диодов 5 мм плюс люлька с вертикальными пазами: высота камеры регулируется винтами уже после печати, пока ось объектива не встанет вровень с осью лазера. Термоклей для прицела не годится — от него уходит пристрелка.</w:t>
             </w:r>
           </w:p>
         </w:tc>
@@ -19851,57 +21000,11 @@
     </w:tbl>
     <w:p>
       <w:pPr>
-        <w:pStyle w:val="Heading2"/>
-      </w:pPr>
-      <w:r>
-        <w:t xml:space="preserve">13.3. Прошивка v1.2: команды V, I1/I0 и параметры слияния</w:t>
-      </w:r>
-    </w:p>
-    <w:p>
-      <w:pPr>
         <w:spacing w:after="120" w:line="276" w:lineRule="auto"/>
         <w:jc w:val="both"/>
       </w:pPr>
       <w:r>
-        <w:t xml:space="preserve">Специальной «прошивки варианта D» нет: всё уже в pvo_esp32.ino начиная с версии 1.2 (версия печатается при старте и видна в статусе). Новое в протоколе: команда V dPAN dTILT — относительная поправка от зрения в десятых долях градуса (принимается в пределах ±300, то есть ±30°); команды I1/I0 — ручное управление ИК; в телеметрии TL появились поля v= (ведёт ли зрение) и i= (состояние ИК). GUI-пульт и веб-панель подписывают режим «СОПРОВОЖДЕНИЕ +ЗРЕНИЕ · ИК» и показывают новые параметры на вкладке настроек.</w:t>
-      </w:r>
-    </w:p>
-    <w:p>
-      <w:pPr>
-        <w:pBdr>
-          <w:bottom w:val="single" w:color="9FB6B8" w:sz="4"/>
-        </w:pBdr>
-        <w:spacing w:after="60" w:before="220"/>
-      </w:pPr>
-      <w:r>
-        <w:rPr>
-          <w:rFonts w:ascii="Consolas" w:cs="Consolas" w:eastAsia="Consolas" w:hAnsi="Consolas"/>
-          <w:b/>
-          <w:bCs/>
-          <w:color w:val="00575C"/>
-          <w:sz w:val="22"/>
-          <w:szCs w:val="22"/>
-        </w:rPr>
-        <w:t xml:space="preserve">IRAUTO  ·  S IRAUTO</w:t>
-      </w:r>
-      <w:r>
-        <w:rPr>
-          <w:color w:val="666666"/>
-          <w:sz w:val="19"/>
-          <w:szCs w:val="19"/>
-        </w:rPr>
-        <w:t xml:space="preserve">      по умолчанию: </w:t>
-      </w:r>
-      <w:r>
-        <w:rPr>
-          <w:rFonts w:ascii="Consolas" w:cs="Consolas" w:eastAsia="Consolas" w:hAnsi="Consolas"/>
-          <w:b/>
-          <w:bCs/>
-          <w:color w:val="333333"/>
-          <w:sz w:val="20"/>
-          <w:szCs w:val="20"/>
-        </w:rPr>
-        <w:t xml:space="preserve">1</w:t>
+        <w:t xml:space="preserve">Монтаж камеры: чем легче голова турели, тем меньше страдают серво — Pi Camera на шлейфе или маленькая вебка со снятым корпусом лучше «шарика» на прищепке. Шлейф/кабель уложите петлёй с запасом на полный ход обеих осей, как жгут радара. Ось объектива выставьте параллельно лучу лазера — точная юстировка описана в главе 6, и для варианта D она критична вдвойне: зрение целится именно осью камеры.</w:t>
       </w:r>
     </w:p>
     <w:p>
@@ -19910,390 +21013,7 @@
         <w:jc w:val="both"/>
       </w:pPr>
       <w:r>
-        <w:rPr>
-          <w:b/>
-          <w:bCs/>
-        </w:rPr>
-        <w:t xml:space="preserve">Что делает. </w:t>
-      </w:r>
-      <w:r>
-        <w:t xml:space="preserve">Автоматика ИК-подсветки. При 1 прошивка сама включает ИК в момент любого захвата (радарного или по зрению) и гасит при потере цели. При 0 подсветкой управляют только команды I1/I0.</w:t>
-      </w:r>
-    </w:p>
-    <w:p>
-      <w:pPr>
-        <w:spacing w:after="120" w:line="276" w:lineRule="auto"/>
-        <w:jc w:val="both"/>
-      </w:pPr>
-      <w:r>
-        <w:rPr>
-          <w:b/>
-          <w:bCs/>
-        </w:rPr>
-        <w:t xml:space="preserve">Диапазон. </w:t>
-      </w:r>
-      <w:r>
-        <w:t xml:space="preserve">0 или 1.</w:t>
-      </w:r>
-    </w:p>
-    <w:p>
-      <w:pPr>
-        <w:pStyle w:val="ListParagraph"/>
-        <w:numPr>
-          <w:ilvl w:val="0"/>
-          <w:numId w:val="2"/>
-        </w:numPr>
-        <w:spacing w:after="80" w:line="264" w:lineRule="auto"/>
-      </w:pPr>
-      <w:r>
-        <w:rPr>
-          <w:b/>
-          <w:bCs/>
-        </w:rPr>
-        <w:t xml:space="preserve">Пример: </w:t>
-      </w:r>
-      <w:r>
-        <w:t xml:space="preserve">ночная охота — оставьте 1: ИК вспыхивает только на время сопровождения и не светит зря;</w:t>
-      </w:r>
-    </w:p>
-    <w:p>
-      <w:pPr>
-        <w:pStyle w:val="ListParagraph"/>
-        <w:numPr>
-          <w:ilvl w:val="0"/>
-          <w:numId w:val="2"/>
-        </w:numPr>
-        <w:spacing w:after="80" w:line="264" w:lineRule="auto"/>
-      </w:pPr>
-      <w:r>
-        <w:rPr>
-          <w:b/>
-          <w:bCs/>
-        </w:rPr>
-        <w:t xml:space="preserve">Пример: </w:t>
-      </w:r>
-      <w:r>
-        <w:t xml:space="preserve">ИК-модуль не установлен — можно оставить 1: пин щёлкает вхолостую, вреда нет;</w:t>
-      </w:r>
-    </w:p>
-    <w:p>
-      <w:pPr>
-        <w:pStyle w:val="ListParagraph"/>
-        <w:numPr>
-          <w:ilvl w:val="0"/>
-          <w:numId w:val="2"/>
-        </w:numPr>
-        <w:spacing w:after="80" w:line="264" w:lineRule="auto"/>
-      </w:pPr>
-      <w:r>
-        <w:rPr>
-          <w:b/>
-          <w:bCs/>
-        </w:rPr>
-        <w:t xml:space="preserve">Пример: </w:t>
-      </w:r>
-      <w:r>
-        <w:t xml:space="preserve">подсветка засвечивает соседнюю камеру видеонаблюдения — 0, включайте вручную по необходимости.</w:t>
-      </w:r>
-    </w:p>
-    <w:p>
-      <w:pPr>
-        <w:spacing w:after="120" w:line="276" w:lineRule="auto"/>
-        <w:jc w:val="both"/>
-      </w:pPr>
-      <w:r>
-        <w:rPr>
-          <w:b/>
-          <w:bCs/>
-        </w:rPr>
-        <w:t xml:space="preserve">Рекомендации. </w:t>
-      </w:r>
-      <w:r>
-        <w:t xml:space="preserve">Оставьте 1. Выключать имеет смысл, только если ИК нужен вам строго под ручным управлением.</w:t>
-      </w:r>
-    </w:p>
-    <w:p>
-      <w:pPr>
-        <w:pBdr>
-          <w:bottom w:val="single" w:color="9FB6B8" w:sz="4"/>
-        </w:pBdr>
-        <w:spacing w:after="60" w:before="220"/>
-      </w:pPr>
-      <w:r>
-        <w:rPr>
-          <w:rFonts w:ascii="Consolas" w:cs="Consolas" w:eastAsia="Consolas" w:hAnsi="Consolas"/>
-          <w:b/>
-          <w:bCs/>
-          <w:color w:val="00575C"/>
-          <w:sz w:val="22"/>
-          <w:szCs w:val="22"/>
-        </w:rPr>
-        <w:t xml:space="preserve">VISION_TIMEOUT_MS  ·  S VISTO</w:t>
-      </w:r>
-      <w:r>
-        <w:rPr>
-          <w:color w:val="666666"/>
-          <w:sz w:val="19"/>
-          <w:szCs w:val="19"/>
-        </w:rPr>
-        <w:t xml:space="preserve">      по умолчанию: </w:t>
-      </w:r>
-      <w:r>
-        <w:rPr>
-          <w:rFonts w:ascii="Consolas" w:cs="Consolas" w:eastAsia="Consolas" w:hAnsi="Consolas"/>
-          <w:b/>
-          <w:bCs/>
-          <w:color w:val="333333"/>
-          <w:sz w:val="20"/>
-          <w:szCs w:val="20"/>
-        </w:rPr>
-        <w:t xml:space="preserve">700</w:t>
-      </w:r>
-    </w:p>
-    <w:p>
-      <w:pPr>
-        <w:spacing w:after="120" w:line="276" w:lineRule="auto"/>
-        <w:jc w:val="both"/>
-      </w:pPr>
-      <w:r>
-        <w:rPr>
-          <w:b/>
-          <w:bCs/>
-        </w:rPr>
-        <w:t xml:space="preserve">Что делает. </w:t>
-      </w:r>
-      <w:r>
-        <w:t xml:space="preserve">Таймаут зрения, мс. Если поправки V не приходят дольше этого времени, прошивка решает, что зрение цель потеряло (или скрипт остановился), и возвращает сопровождение радару. Это тот самый механизм «бесшовной передачи управления».</w:t>
-      </w:r>
-    </w:p>
-    <w:p>
-      <w:pPr>
-        <w:spacing w:after="120" w:line="276" w:lineRule="auto"/>
-        <w:jc w:val="both"/>
-      </w:pPr>
-      <w:r>
-        <w:rPr>
-          <w:b/>
-          <w:bCs/>
-        </w:rPr>
-        <w:t xml:space="preserve">Диапазон. </w:t>
-      </w:r>
-      <w:r>
-        <w:t xml:space="preserve">200–5000 мс.</w:t>
-      </w:r>
-    </w:p>
-    <w:p>
-      <w:pPr>
-        <w:pStyle w:val="ListParagraph"/>
-        <w:numPr>
-          <w:ilvl w:val="0"/>
-          <w:numId w:val="2"/>
-        </w:numPr>
-        <w:spacing w:after="80" w:line="264" w:lineRule="auto"/>
-      </w:pPr>
-      <w:r>
-        <w:rPr>
-          <w:b/>
-          <w:bCs/>
-        </w:rPr>
-        <w:t xml:space="preserve">Пример: </w:t>
-      </w:r>
-      <w:r>
-        <w:t xml:space="preserve">слабый Pi Zero 2 W выдаёт 5–8 кадров/с — поднимите до 1200–1500, иначе прошивка будет «отбирать» цель у зрения между кадрами;</w:t>
-      </w:r>
-    </w:p>
-    <w:p>
-      <w:pPr>
-        <w:pStyle w:val="ListParagraph"/>
-        <w:numPr>
-          <w:ilvl w:val="0"/>
-          <w:numId w:val="2"/>
-        </w:numPr>
-        <w:spacing w:after="80" w:line="264" w:lineRule="auto"/>
-      </w:pPr>
-      <w:r>
-        <w:rPr>
-          <w:b/>
-          <w:bCs/>
-        </w:rPr>
-        <w:t xml:space="preserve">Пример: </w:t>
-      </w:r>
-      <w:r>
-        <w:t xml:space="preserve">мощный Pi 5 держит 30 кадров/с — можно ужать до 400: возврат к радару при потере станет почти мгновенным.</w:t>
-      </w:r>
-    </w:p>
-    <w:p>
-      <w:pPr>
-        <w:spacing w:after="120" w:line="276" w:lineRule="auto"/>
-        <w:jc w:val="both"/>
-      </w:pPr>
-      <w:r>
-        <w:rPr>
-          <w:b/>
-          <w:bCs/>
-        </w:rPr>
-        <w:t xml:space="preserve">Рекомендации. </w:t>
-      </w:r>
-      <w:r>
-        <w:t xml:space="preserve">700 мс рассчитаны на Pi 3/4 с 10–20 кадрами/с. Правило: VISTO ≥ 3–4 интервалов между кадрами зрения (интервал печатается в [stat] скрипта).</w:t>
-      </w:r>
-    </w:p>
-    <w:p>
-      <w:pPr>
-        <w:pStyle w:val="Heading2"/>
-      </w:pPr>
-      <w:r>
-        <w:t xml:space="preserve">13.4. Установка и запуск pvo_fusion.py</w:t>
-      </w:r>
-    </w:p>
-    <w:p>
-      <w:pPr>
-        <w:pStyle w:val="ListParagraph"/>
-        <w:numPr>
-          <w:ilvl w:val="0"/>
-          <w:numId w:val="18"/>
-        </w:numPr>
-        <w:spacing w:after="90" w:line="264" w:lineRule="auto"/>
-      </w:pPr>
-      <w:r>
-        <w:t xml:space="preserve">Скопируйте на Pi ОБА скрипта: </w:t>
-      </w:r>
-      <w:r>
-        <w:rPr>
-          <w:rFonts w:ascii="Consolas" w:cs="Consolas" w:eastAsia="Consolas" w:hAnsi="Consolas"/>
-        </w:rPr>
-        <w:t xml:space="preserve">pvo_fusion.py</w:t>
-      </w:r>
-      <w:r>
-        <w:t xml:space="preserve"> и </w:t>
-      </w:r>
-      <w:r>
-        <w:rPr>
-          <w:rFonts w:ascii="Consolas" w:cs="Consolas" w:eastAsia="Consolas" w:hAnsi="Consolas"/>
-        </w:rPr>
-        <w:t xml:space="preserve">pvo_vision.py</w:t>
-      </w:r>
-      <w:r>
-        <w:t xml:space="preserve"> — слияние переиспользует из варианта C детектор движения, работу с камерой, фотофиксацию и Telegram.</w:t>
-      </w:r>
-    </w:p>
-    <w:p>
-      <w:pPr>
-        <w:pStyle w:val="ListParagraph"/>
-        <w:numPr>
-          <w:ilvl w:val="0"/>
-          <w:numId w:val="18"/>
-        </w:numPr>
-        <w:spacing w:after="90" w:line="264" w:lineRule="auto"/>
-      </w:pPr>
-      <w:r>
-        <w:t xml:space="preserve">Зависимости те же, что в разделе 5.2: </w:t>
-      </w:r>
-      <w:r>
-        <w:rPr>
-          <w:rFonts w:ascii="Consolas" w:cs="Consolas" w:eastAsia="Consolas" w:hAnsi="Consolas"/>
-        </w:rPr>
-        <w:t xml:space="preserve">sudo apt install python3-opencv python3-serial python3-numpy</w:t>
-      </w:r>
-      <w:r>
-        <w:t xml:space="preserve">.</w:t>
-      </w:r>
-    </w:p>
-    <w:p>
-      <w:pPr>
-        <w:pStyle w:val="ListParagraph"/>
-        <w:numPr>
-          <w:ilvl w:val="0"/>
-          <w:numId w:val="18"/>
-        </w:numPr>
-        <w:spacing w:after="90" w:line="264" w:lineRule="auto"/>
-      </w:pPr>
-      <w:r>
-        <w:t xml:space="preserve">Соедините Pi и ESP32 обычным USB-кабелем (он же питает плату). Порт найдётся сам; при нескольких устройствах укажите явно: </w:t>
-      </w:r>
-      <w:r>
-        <w:rPr>
-          <w:rFonts w:ascii="Consolas" w:cs="Consolas" w:eastAsia="Consolas" w:hAnsi="Consolas"/>
-        </w:rPr>
-        <w:t xml:space="preserve">--port /dev/ttyUSB0</w:t>
-      </w:r>
-      <w:r>
-        <w:t xml:space="preserve">.</w:t>
-      </w:r>
-    </w:p>
-    <w:p>
-      <w:pPr>
-        <w:pStyle w:val="ListParagraph"/>
-        <w:numPr>
-          <w:ilvl w:val="0"/>
-          <w:numId w:val="18"/>
-        </w:numPr>
-        <w:spacing w:after="90" w:line="264" w:lineRule="auto"/>
-      </w:pPr>
-      <w:r>
-        <w:t xml:space="preserve">Пробный запуск с окном: </w:t>
-      </w:r>
-      <w:r>
-        <w:rPr>
-          <w:rFonts w:ascii="Consolas" w:cs="Consolas" w:eastAsia="Consolas" w:hAnsi="Consolas"/>
-        </w:rPr>
-        <w:t xml:space="preserve">python3 pvo_fusion.py --display</w:t>
-      </w:r>
-      <w:r>
-        <w:t xml:space="preserve"> — в углу кадра статус «дрёма/БОДРСТВУЮ», найденная цель обводится рамкой. Помашите рукой в 2–3 м: радар захватит, зрение проснётся и поведёт.</w:t>
-      </w:r>
-    </w:p>
-    <w:p>
-      <w:pPr>
-        <w:pStyle w:val="ListParagraph"/>
-        <w:numPr>
-          <w:ilvl w:val="0"/>
-          <w:numId w:val="18"/>
-        </w:numPr>
-        <w:spacing w:after="90" w:line="264" w:lineRule="auto"/>
-      </w:pPr>
-      <w:r>
-        <w:t xml:space="preserve">Режим ИК-охоты: </w:t>
-      </w:r>
-      <w:r>
-        <w:rPr>
-          <w:rFonts w:ascii="Consolas" w:cs="Consolas" w:eastAsia="Consolas" w:hAnsi="Consolas"/>
-        </w:rPr>
-        <w:t xml:space="preserve">python3 pvo_fusion.py --detector bright --display</w:t>
-      </w:r>
-      <w:r>
-        <w:t xml:space="preserve"> (методика — раздел 13.6).</w:t>
-      </w:r>
-    </w:p>
-    <w:p>
-      <w:pPr>
-        <w:pStyle w:val="ListParagraph"/>
-        <w:numPr>
-          <w:ilvl w:val="0"/>
-          <w:numId w:val="18"/>
-        </w:numPr>
-        <w:spacing w:after="90" w:line="264" w:lineRule="auto"/>
-      </w:pPr>
-      <w:r>
-        <w:t xml:space="preserve">Боевой запуск — без </w:t>
-      </w:r>
-      <w:r>
-        <w:rPr>
-          <w:rFonts w:ascii="Consolas" w:cs="Consolas" w:eastAsia="Consolas" w:hAnsi="Consolas"/>
-        </w:rPr>
-        <w:t xml:space="preserve">--display</w:t>
-      </w:r>
-      <w:r>
-        <w:t xml:space="preserve">; автозапуск службой — рецепт systemd из раздела 5.4, замените в нём имя скрипта на pvo_fusion.py.</w:t>
-      </w:r>
-    </w:p>
-    <w:p>
-      <w:pPr>
-        <w:spacing w:after="120" w:line="276" w:lineRule="auto"/>
-        <w:jc w:val="both"/>
-      </w:pPr>
-      <w:r>
-        <w:t xml:space="preserve">Ключи командной строки: --camera N и --picamera — выбор камеры; --port и --fov — порт ESP32 и угол обзора; --detector motion|bright; --display — окно отладки; --dry-run — прогон без турели (команды печатаются в консоль); --save-hits — кадры захватов в hits/; --tg-token/--tg-chat (или переменные окружения PVO_TG_TOKEN/PVO_TG_CHAT) — Telegram-уведомления, как в разделе 12.4.</w:t>
+        <w:t xml:space="preserve">Питание ИК: модуль подключается к 5-вольтовой шине БП (не к 3V3 платы!) через ключ на GPIO18; ток готовых плат подсветки — от 100 до 500 мА, поэтому убедитесь, что БП имеет запас, а земля ключа общая с ESP32. Проверка: команда I1 в консоли — на камере без ИК-фильтра диоды видны как яркое сиреневое свечение (глазом — едва заметное тёмно-красное).</w:t>
       </w:r>
     </w:p>
     <w:tbl>
@@ -20316,12 +21036,12 @@
           <w:tcPr>
             <w:tcW w:type="dxa" w:w="9750"/>
             <w:tcBorders>
-              <w:top w:val="single" w:color="3E7CB1" w:sz="6"/>
-              <w:left w:val="single" w:color="3E7CB1" w:sz="6"/>
-              <w:bottom w:val="single" w:color="3E7CB1" w:sz="6"/>
-              <w:right w:val="single" w:color="3E7CB1" w:sz="6"/>
+              <w:top w:val="single" w:color="C82333" w:sz="6"/>
+              <w:left w:val="single" w:color="C82333" w:sz="6"/>
+              <w:bottom w:val="single" w:color="C82333" w:sz="6"/>
+              <w:right w:val="single" w:color="C82333" w:sz="6"/>
             </w:tcBorders>
-            <w:shd w:fill="D6E9F8" w:val="clear"/>
+            <w:shd w:fill="F8D7DA" w:val="clear"/>
             <w:tcMar>
               <w:top w:type="dxa" w:w="120"/>
               <w:left w:type="dxa" w:w="160"/>
@@ -20337,11 +21057,12 @@
               <w:rPr>
                 <w:b/>
                 <w:bCs/>
-              </w:rPr>
-              <w:t xml:space="preserve">Совместная жизнь с вариантом C: </w:t>
-            </w:r>
-            <w:r>
-              <w:t xml:space="preserve">файлы не конфликтуют, но камера и порт нужны каждому скрипту целиком. На одной Pi запускайте либо pvo_vision.py (турель варианта A), либо pvo_fusion.py (турель варианта B) — одновременно оба только с двумя камерами и двумя турелями. GUI-пульт к занятому скриптом порту тоже не подключится — это нормально: наблюдайте за турелью через веб-панель по Wi-Fi.</w:t>
+                <w:color w:val="721C24"/>
+              </w:rPr>
+              <w:t xml:space="preserve">Безопасность ИК: </w:t>
+            </w:r>
+            <w:r>
+              <w:t xml:space="preserve">только рассеянные ИК-СВЕТОДИОДЫ, никогда — ИК-лазеры. Инфракрасный луч не видим, поэтому моргательный рефлекс глаз не защищает. Не смотрите в излучатель в упор, направляйте подсветку в рабочую зону турели, а не на людей и животных. Насекомые ИК-света не видят — охоте подсветка не мешает.</w:t>
             </w:r>
           </w:p>
         </w:tc>
@@ -20352,7 +21073,7 @@
         <w:pStyle w:val="Heading2"/>
       </w:pPr>
       <w:r>
-        <w:t xml:space="preserve">13.5. Параметры CONFIG (pvo_fusion.py): подробное описание</w:t>
+        <w:t xml:space="preserve">13.3. Прошивка v1.2: команды V, I1/I0 и параметры слияния</w:t>
       </w:r>
     </w:p>
     <w:p>
@@ -20361,7 +21082,7 @@
         <w:jc w:val="both"/>
       </w:pPr>
       <w:r>
-        <w:t xml:space="preserve">Словарь CONFIG в начале файла. Камерная часть (CAMERA_INDEX, FRAME_W/H, FOV_H_DEG, FOV_V_DEG), параметры фона BG_* и блок фотофиксации/Telegram совпадают с вариантом C и описаны в разделе 5.5 — здесь только новое.</w:t>
+        <w:t xml:space="preserve">Специальной «прошивки варианта D» нет: всё уже в pvo_esp32.ino начиная с версии 1.2 (версия печатается при старте и видна в статусе). Новое в протоколе: команда V dPAN dTILT — относительная поправка от зрения в десятых долях градуса (принимается в пределах ±300, то есть ±30°); команды I1/I0 — ручное управление ИК; в телеметрии TL появились поля v= (ведёт ли зрение) и i= (состояние ИК). GUI-пульт и веб-панель подписывают режим «СОПРОВОЖДЕНИЕ +ЗРЕНИЕ · ИК» и показывают новые параметры на вкладке настроек.</w:t>
       </w:r>
     </w:p>
     <w:p>
@@ -20380,7 +21101,7 @@
           <w:sz w:val="22"/>
           <w:szCs w:val="22"/>
         </w:rPr>
-        <w:t xml:space="preserve">DETECTOR</w:t>
+        <w:t xml:space="preserve">IRAUTO  ·  S IRAUTO</w:t>
       </w:r>
       <w:r>
         <w:rPr>
@@ -20399,7 +21120,7 @@
           <w:sz w:val="20"/>
           <w:szCs w:val="20"/>
         </w:rPr>
-        <w:t xml:space="preserve">"motion"</w:t>
+        <w:t xml:space="preserve">1</w:t>
       </w:r>
     </w:p>
     <w:p>
@@ -20415,7 +21136,7 @@
         <w:t xml:space="preserve">Что делает. </w:t>
       </w:r>
       <w:r>
-        <w:t xml:space="preserve">Выбор детектора цели. motion — вычитание фона MOG2, как в варианте C: видит любое движение при дневном свете. bright — порог яркости для ИК-охоты: цель = яркая точка на тёмном фоне; не боится движения самой турели и видит объекты в считанные пиксели.</w:t>
+        <w:t xml:space="preserve">Автоматика ИК-подсветки. При 1 прошивка сама включает ИК в момент любого захвата (радарного или по зрению) и гасит при потере цели. При 0 подсветкой управляют только команды I1/I0.</w:t>
       </w:r>
     </w:p>
     <w:p>
@@ -20431,7 +21152,7 @@
         <w:t xml:space="preserve">Диапазон. </w:t>
       </w:r>
       <w:r>
-        <w:t xml:space="preserve">"motion" или "bright" (или ключ запуска --detector).</w:t>
+        <w:t xml:space="preserve">0 или 1.</w:t>
       </w:r>
     </w:p>
     <w:p>
@@ -20451,7 +21172,7 @@
         <w:t xml:space="preserve">Пример: </w:t>
       </w:r>
       <w:r>
-        <w:t xml:space="preserve">днём по крупным и средним целям — motion;</w:t>
+        <w:t xml:space="preserve">ночная охота — оставьте 1: ИК вспыхивает только на время сопровождения и не светит зря;</w:t>
       </w:r>
     </w:p>
     <w:p>
@@ -20471,7 +21192,7 @@
         <w:t xml:space="preserve">Пример: </w:t>
       </w:r>
       <w:r>
-        <w:t xml:space="preserve">ночью/в сумерках с ИК-подсветкой по мелочи — bright;</w:t>
+        <w:t xml:space="preserve">ИК-модуль не установлен — можно оставить 1: пин щёлкает вхолостую, вреда нет;</w:t>
       </w:r>
     </w:p>
     <w:p>
@@ -20491,7 +21212,7 @@
         <w:t xml:space="preserve">Пример: </w:t>
       </w:r>
       <w:r>
-        <w:t xml:space="preserve">bright днём почти бесполезен: солнце и блики дают сплошные «яркие точки».</w:t>
+        <w:t xml:space="preserve">подсветка засвечивает соседнюю камеру видеонаблюдения — 0, включайте вручную по необходимости.</w:t>
       </w:r>
     </w:p>
     <w:p>
@@ -20507,7 +21228,7 @@
         <w:t xml:space="preserve">Рекомендации. </w:t>
       </w:r>
       <w:r>
-        <w:t xml:space="preserve">Начните с motion и убедитесь, что слияние работает. На мелочь переходите с тройкой «bright + ИК + тёмный фон».</w:t>
+        <w:t xml:space="preserve">Оставьте 1. Выключать имеет смысл, только если ИК нужен вам строго под ручным управлением.</w:t>
       </w:r>
     </w:p>
     <w:p>
@@ -20526,7 +21247,7 @@
           <w:sz w:val="22"/>
           <w:szCs w:val="22"/>
         </w:rPr>
-        <w:t xml:space="preserve">BRIGHT_THRESH</w:t>
+        <w:t xml:space="preserve">VISION_TIMEOUT_MS  ·  S VISTO</w:t>
       </w:r>
       <w:r>
         <w:rPr>
@@ -20545,7 +21266,7 @@
           <w:sz w:val="20"/>
           <w:szCs w:val="20"/>
         </w:rPr>
-        <w:t xml:space="preserve">200</w:t>
+        <w:t xml:space="preserve">700</w:t>
       </w:r>
     </w:p>
     <w:p>
@@ -20561,7 +21282,7 @@
         <w:t xml:space="preserve">Что делает. </w:t>
       </w:r>
       <w:r>
-        <w:t xml:space="preserve">Порог яркости пикселя (0–255) для детектора bright: всё ярче порога считается кандидатом в цели.</w:t>
+        <w:t xml:space="preserve">Таймаут зрения, мс. Если поправки V не приходят дольше этого времени, прошивка решает, что зрение цель потеряло (или скрипт остановился), и возвращает сопровождение радару. Это тот самый механизм «бесшовной передачи управления».</w:t>
       </w:r>
     </w:p>
     <w:p>
@@ -20577,7 +21298,7 @@
         <w:t xml:space="preserve">Диапазон. </w:t>
       </w:r>
       <w:r>
-        <w:t xml:space="preserve">120–250.</w:t>
+        <w:t xml:space="preserve">200–5000 мс.</w:t>
       </w:r>
     </w:p>
     <w:p>
@@ -20597,7 +21318,7 @@
         <w:t xml:space="preserve">Пример: </w:t>
       </w:r>
       <w:r>
-        <w:t xml:space="preserve">подсветка слабая или цель дальше 1,5 м — снизьте до 160–180;</w:t>
+        <w:t xml:space="preserve">слабый Pi Zero 2 W выдаёт 5–8 кадров/с — поднимите до 1200–1500, иначе прошивка будет «отбирать» цель у зрения между кадрами;</w:t>
       </w:r>
     </w:p>
     <w:p>
@@ -20617,7 +21338,7 @@
         <w:t xml:space="preserve">Пример: </w:t>
       </w:r>
       <w:r>
-        <w:t xml:space="preserve">в кадр попадают лампы, окна, блики — поднимите до 220–240.</w:t>
+        <w:t xml:space="preserve">мощный Pi 5 держит 30 кадров/с — можно ужать до 400: возврат к радару при потере станет почти мгновенным.</w:t>
       </w:r>
     </w:p>
     <w:p>
@@ -20633,45 +21354,7 @@
         <w:t xml:space="preserve">Рекомендации. </w:t>
       </w:r>
       <w:r>
-        <w:t xml:space="preserve">Подбирайте с --display: рамка на цели должна быть стабильной, а пустой фон — молчать. Порог ниже 120 обычно означает, что фон недостаточно тёмный.</w:t>
-      </w:r>
-    </w:p>
-    <w:p>
-      <w:pPr>
-        <w:pBdr>
-          <w:bottom w:val="single" w:color="9FB6B8" w:sz="4"/>
-        </w:pBdr>
-        <w:spacing w:after="60" w:before="220"/>
-      </w:pPr>
-      <w:r>
-        <w:rPr>
-          <w:rFonts w:ascii="Consolas" w:cs="Consolas" w:eastAsia="Consolas" w:hAnsi="Consolas"/>
-          <w:b/>
-          <w:bCs/>
-          <w:color w:val="00575C"/>
-          <w:sz w:val="22"/>
-          <w:szCs w:val="22"/>
-        </w:rPr>
-        <w:t xml:space="preserve">MIN_AREA_PX</w:t>
-      </w:r>
-      <w:r>
-        <w:rPr>
-          <w:color w:val="666666"/>
-          <w:sz w:val="19"/>
-          <w:szCs w:val="19"/>
-        </w:rPr>
-        <w:t xml:space="preserve">      по умолчанию: </w:t>
-      </w:r>
-      <w:r>
-        <w:rPr>
-          <w:rFonts w:ascii="Consolas" w:cs="Consolas" w:eastAsia="Consolas" w:hAnsi="Consolas"/>
-          <w:b/>
-          <w:bCs/>
-          <w:color w:val="333333"/>
-          <w:sz w:val="20"/>
-          <w:szCs w:val="20"/>
-        </w:rPr>
-        <w:t xml:space="preserve">4</w:t>
+        <w:t xml:space="preserve">700 мс рассчитаны на Pi 3/4 с 10–20 кадрами/с. Правило: VISTO ≥ 3–4 интервалов между кадрами зрения (интервал печатается в [stat] скрипта).</w:t>
       </w:r>
     </w:p>
     <w:p>
@@ -20680,30 +21363,15 @@
         <w:jc w:val="both"/>
       </w:pPr>
       <w:r>
-        <w:rPr>
-          <w:b/>
-          <w:bCs/>
-        </w:rPr>
-        <w:t xml:space="preserve">Что делает. </w:t>
-      </w:r>
-      <w:r>
-        <w:t xml:space="preserve">Минимальная площадь цели в пикселях. У варианта C по умолчанию 25 — здесь 4: мы сознательно охотимся на мелочь.</w:t>
-      </w:r>
-    </w:p>
-    <w:p>
-      <w:pPr>
-        <w:spacing w:after="120" w:line="276" w:lineRule="auto"/>
-        <w:jc w:val="both"/>
-      </w:pPr>
-      <w:r>
-        <w:rPr>
-          <w:b/>
-          <w:bCs/>
-        </w:rPr>
-        <w:t xml:space="preserve">Диапазон. </w:t>
-      </w:r>
-      <w:r>
-        <w:t xml:space="preserve">1–50.</w:t>
+        <w:t xml:space="preserve">Предохранитель TRACKMAX/TRACKCD (раздел 3.7) работает и здесь, причём одинаково для радарного и зрительного сопровождения: лимит считается от момента захвата, а в паузе турель не берёт цель ни одним из способов. В варианте D это особенно уместно — ИК-подсветка не будет всю ночь светить в одну случайно «залипшую» точку.</w:t>
+      </w:r>
+    </w:p>
+    <w:p>
+      <w:pPr>
+        <w:pStyle w:val="Heading2"/>
+      </w:pPr>
+      <w:r>
+        <w:t xml:space="preserve">13.4. Установка и запуск pvo_fusion.py</w:t>
       </w:r>
     </w:p>
     <w:p>
@@ -20711,19 +21379,30 @@
         <w:pStyle w:val="ListParagraph"/>
         <w:numPr>
           <w:ilvl w:val="0"/>
-          <w:numId w:val="2"/>
+          <w:numId w:val="18"/>
         </w:numPr>
-        <w:spacing w:after="80" w:line="264" w:lineRule="auto"/>
-      </w:pPr>
-      <w:r>
-        <w:rPr>
-          <w:b/>
-          <w:bCs/>
-        </w:rPr>
-        <w:t xml:space="preserve">Пример: </w:t>
-      </w:r>
-      <w:r>
-        <w:t xml:space="preserve">одиночные шумовые пиксели матрицы засчитываются за цель — поднимите до 6–10;</w:t>
+        <w:spacing w:after="90" w:line="264" w:lineRule="auto"/>
+      </w:pPr>
+      <w:r>
+        <w:t xml:space="preserve">Скопируйте на Pi ОБА скрипта: </w:t>
+      </w:r>
+      <w:r>
+        <w:rPr>
+          <w:rFonts w:ascii="Consolas" w:cs="Consolas" w:eastAsia="Consolas" w:hAnsi="Consolas"/>
+        </w:rPr>
+        <w:t xml:space="preserve">pvo_fusion.py</w:t>
+      </w:r>
+      <w:r>
+        <w:t xml:space="preserve"> и </w:t>
+      </w:r>
+      <w:r>
+        <w:rPr>
+          <w:rFonts w:ascii="Consolas" w:cs="Consolas" w:eastAsia="Consolas" w:hAnsi="Consolas"/>
+        </w:rPr>
+        <w:t xml:space="preserve">pvo_vision.py</w:t>
+      </w:r>
+      <w:r>
+        <w:t xml:space="preserve"> — слияние переиспользует из варианта C детектор движения, работу с камерой, фотофиксацию и Telegram.</w:t>
       </w:r>
     </w:p>
     <w:p>
@@ -20731,105 +21410,21 @@
         <w:pStyle w:val="ListParagraph"/>
         <w:numPr>
           <w:ilvl w:val="0"/>
-          <w:numId w:val="2"/>
+          <w:numId w:val="18"/>
         </w:numPr>
-        <w:spacing w:after="80" w:line="264" w:lineRule="auto"/>
-      </w:pPr>
-      <w:r>
-        <w:rPr>
-          <w:b/>
-          <w:bCs/>
-        </w:rPr>
-        <w:t xml:space="preserve">Пример: </w:t>
-      </w:r>
-      <w:r>
-        <w:t xml:space="preserve">мошка на 2 м занимает 2–3 пикселя — снизьте до 2, но будьте готовы к ложным срабатываниям.</w:t>
-      </w:r>
-    </w:p>
-    <w:p>
-      <w:pPr>
-        <w:spacing w:after="120" w:line="276" w:lineRule="auto"/>
-        <w:jc w:val="both"/>
-      </w:pPr>
-      <w:r>
-        <w:rPr>
-          <w:b/>
-          <w:bCs/>
-        </w:rPr>
-        <w:t xml:space="preserve">Рекомендации. </w:t>
-      </w:r>
-      <w:r>
-        <w:t xml:space="preserve">4 — разумный компромисс для 640×480. Меняйте на единицы, не в разы.</w:t>
-      </w:r>
-    </w:p>
-    <w:p>
-      <w:pPr>
-        <w:pBdr>
-          <w:bottom w:val="single" w:color="9FB6B8" w:sz="4"/>
-        </w:pBdr>
-        <w:spacing w:after="60" w:before="220"/>
-      </w:pPr>
+        <w:spacing w:after="90" w:line="264" w:lineRule="auto"/>
+      </w:pPr>
+      <w:r>
+        <w:t xml:space="preserve">Зависимости те же, что в разделе 5.2: </w:t>
+      </w:r>
       <w:r>
         <w:rPr>
           <w:rFonts w:ascii="Consolas" w:cs="Consolas" w:eastAsia="Consolas" w:hAnsi="Consolas"/>
-          <w:b/>
-          <w:bCs/>
-          <w:color w:val="00575C"/>
-          <w:sz w:val="22"/>
-          <w:szCs w:val="22"/>
-        </w:rPr>
-        <w:t xml:space="preserve">ROI</w:t>
-      </w:r>
-      <w:r>
-        <w:rPr>
-          <w:color w:val="666666"/>
-          <w:sz w:val="19"/>
-          <w:szCs w:val="19"/>
-        </w:rPr>
-        <w:t xml:space="preserve">      по умолчанию: </w:t>
-      </w:r>
-      <w:r>
-        <w:rPr>
-          <w:rFonts w:ascii="Consolas" w:cs="Consolas" w:eastAsia="Consolas" w:hAnsi="Consolas"/>
-          <w:b/>
-          <w:bCs/>
-          <w:color w:val="333333"/>
-          <w:sz w:val="20"/>
-          <w:szCs w:val="20"/>
-        </w:rPr>
-        <w:t xml:space="preserve">0.7</w:t>
-      </w:r>
-    </w:p>
-    <w:p>
-      <w:pPr>
-        <w:spacing w:after="120" w:line="276" w:lineRule="auto"/>
-        <w:jc w:val="both"/>
-      </w:pPr>
-      <w:r>
-        <w:rPr>
-          <w:b/>
-          <w:bCs/>
-        </w:rPr>
-        <w:t xml:space="preserve">Что делает. </w:t>
-      </w:r>
-      <w:r>
-        <w:t xml:space="preserve">Доля центра кадра, в которой бодрствующее зрение ищет цель. Радар уже довернул турель, поэтому цель почти наверняка около центра — а края кадра только поставляют ложные детекты. В дрёме просматривается весь кадр независимо от ROI.</w:t>
-      </w:r>
-    </w:p>
-    <w:p>
-      <w:pPr>
-        <w:spacing w:after="120" w:line="276" w:lineRule="auto"/>
-        <w:jc w:val="both"/>
-      </w:pPr>
-      <w:r>
-        <w:rPr>
-          <w:b/>
-          <w:bCs/>
-        </w:rPr>
-        <w:t xml:space="preserve">Диапазон. </w:t>
-      </w:r>
-      <w:r>
-        <w:t xml:space="preserve">0.2–1.0.</w:t>
+        </w:rPr>
+        <w:t xml:space="preserve">sudo apt install python3-opencv python3-serial python3-numpy</w:t>
+      </w:r>
+      <w:r>
+        <w:t xml:space="preserve">.</w:t>
       </w:r>
     </w:p>
     <w:p>
@@ -20837,19 +21432,21 @@
         <w:pStyle w:val="ListParagraph"/>
         <w:numPr>
           <w:ilvl w:val="0"/>
-          <w:numId w:val="2"/>
+          <w:numId w:val="18"/>
         </w:numPr>
-        <w:spacing w:after="80" w:line="264" w:lineRule="auto"/>
-      </w:pPr>
-      <w:r>
-        <w:rPr>
-          <w:b/>
-          <w:bCs/>
-        </w:rPr>
-        <w:t xml:space="preserve">Пример: </w:t>
-      </w:r>
-      <w:r>
-        <w:t xml:space="preserve">радар грубоват или серво с люфтом — расширьте до 0.85–1.0, иначе зрение не найдёт цель после доворота;</w:t>
+        <w:spacing w:after="90" w:line="264" w:lineRule="auto"/>
+      </w:pPr>
+      <w:r>
+        <w:t xml:space="preserve">Соедините Pi и ESP32 обычным USB-кабелем (он же питает плату). Порт найдётся сам; при нескольких устройствах укажите явно: </w:t>
+      </w:r>
+      <w:r>
+        <w:rPr>
+          <w:rFonts w:ascii="Consolas" w:cs="Consolas" w:eastAsia="Consolas" w:hAnsi="Consolas"/>
+        </w:rPr>
+        <w:t xml:space="preserve">--port /dev/ttyUSB0</w:t>
+      </w:r>
+      <w:r>
+        <w:t xml:space="preserve">.</w:t>
       </w:r>
     </w:p>
     <w:p>
@@ -20857,105 +21454,21 @@
         <w:pStyle w:val="ListParagraph"/>
         <w:numPr>
           <w:ilvl w:val="0"/>
-          <w:numId w:val="2"/>
+          <w:numId w:val="18"/>
         </w:numPr>
-        <w:spacing w:after="80" w:line="264" w:lineRule="auto"/>
-      </w:pPr>
-      <w:r>
-        <w:rPr>
-          <w:b/>
-          <w:bCs/>
-        </w:rPr>
-        <w:t xml:space="preserve">Пример: </w:t>
-      </w:r>
-      <w:r>
-        <w:t xml:space="preserve">юстировка образцовая, фон беспокойный — сузьте до 0.5: меньше мусора.</w:t>
-      </w:r>
-    </w:p>
-    <w:p>
-      <w:pPr>
-        <w:spacing w:after="120" w:line="276" w:lineRule="auto"/>
-        <w:jc w:val="both"/>
-      </w:pPr>
-      <w:r>
-        <w:rPr>
-          <w:b/>
-          <w:bCs/>
-        </w:rPr>
-        <w:t xml:space="preserve">Рекомендации. </w:t>
-      </w:r>
-      <w:r>
-        <w:t xml:space="preserve">0.7 подходит большинству сборок. Если зрение часто «просыпается и не находит» — первым делом расширяйте ROI.</w:t>
-      </w:r>
-    </w:p>
-    <w:p>
-      <w:pPr>
-        <w:pBdr>
-          <w:bottom w:val="single" w:color="9FB6B8" w:sz="4"/>
-        </w:pBdr>
-        <w:spacing w:after="60" w:before="220"/>
-      </w:pPr>
+        <w:spacing w:after="90" w:line="264" w:lineRule="auto"/>
+      </w:pPr>
+      <w:r>
+        <w:t xml:space="preserve">Пробный запуск с окном: </w:t>
+      </w:r>
       <w:r>
         <w:rPr>
           <w:rFonts w:ascii="Consolas" w:cs="Consolas" w:eastAsia="Consolas" w:hAnsi="Consolas"/>
-          <w:b/>
-          <w:bCs/>
-          <w:color w:val="00575C"/>
-          <w:sz w:val="22"/>
-          <w:szCs w:val="22"/>
-        </w:rPr>
-        <w:t xml:space="preserve">WAKE_EVERY</w:t>
-      </w:r>
-      <w:r>
-        <w:rPr>
-          <w:color w:val="666666"/>
-          <w:sz w:val="19"/>
-          <w:szCs w:val="19"/>
-        </w:rPr>
-        <w:t xml:space="preserve">      по умолчанию: </w:t>
-      </w:r>
-      <w:r>
-        <w:rPr>
-          <w:rFonts w:ascii="Consolas" w:cs="Consolas" w:eastAsia="Consolas" w:hAnsi="Consolas"/>
-          <w:b/>
-          <w:bCs/>
-          <w:color w:val="333333"/>
-          <w:sz w:val="20"/>
-          <w:szCs w:val="20"/>
-        </w:rPr>
-        <w:t xml:space="preserve">8</w:t>
-      </w:r>
-    </w:p>
-    <w:p>
-      <w:pPr>
-        <w:spacing w:after="120" w:line="276" w:lineRule="auto"/>
-        <w:jc w:val="both"/>
-      </w:pPr>
-      <w:r>
-        <w:rPr>
-          <w:b/>
-          <w:bCs/>
-        </w:rPr>
-        <w:t xml:space="preserve">Что делает. </w:t>
-      </w:r>
-      <w:r>
-        <w:t xml:space="preserve">В дрёме обрабатывается каждый N-й кадр — остальные пропускаются ради экономии процессора (на дежурстве Pi почти не греется).</w:t>
-      </w:r>
-    </w:p>
-    <w:p>
-      <w:pPr>
-        <w:spacing w:after="120" w:line="276" w:lineRule="auto"/>
-        <w:jc w:val="both"/>
-      </w:pPr>
-      <w:r>
-        <w:rPr>
-          <w:b/>
-          <w:bCs/>
-        </w:rPr>
-        <w:t xml:space="preserve">Диапазон. </w:t>
-      </w:r>
-      <w:r>
-        <w:t xml:space="preserve">2–20.</w:t>
+        </w:rPr>
+        <w:t xml:space="preserve">python3 pvo_fusion.py --display</w:t>
+      </w:r>
+      <w:r>
+        <w:t xml:space="preserve"> — в углу кадра статус «дрёма/БОДРСТВУЮ», найденная цель обводится рамкой. Помашите рукой в 2–3 м: радар захватит, зрение проснётся и поведёт.</w:t>
       </w:r>
     </w:p>
     <w:p>
@@ -20963,19 +21476,21 @@
         <w:pStyle w:val="ListParagraph"/>
         <w:numPr>
           <w:ilvl w:val="0"/>
-          <w:numId w:val="2"/>
+          <w:numId w:val="18"/>
         </w:numPr>
-        <w:spacing w:after="80" w:line="264" w:lineRule="auto"/>
-      </w:pPr>
-      <w:r>
-        <w:rPr>
-          <w:b/>
-          <w:bCs/>
-        </w:rPr>
-        <w:t xml:space="preserve">Пример: </w:t>
-      </w:r>
-      <w:r>
-        <w:t xml:space="preserve">Pi Zero 2 W — 12–16: дрёма почти бесплатна;</w:t>
+        <w:spacing w:after="90" w:line="264" w:lineRule="auto"/>
+      </w:pPr>
+      <w:r>
+        <w:t xml:space="preserve">Режим ИК-охоты: </w:t>
+      </w:r>
+      <w:r>
+        <w:rPr>
+          <w:rFonts w:ascii="Consolas" w:cs="Consolas" w:eastAsia="Consolas" w:hAnsi="Consolas"/>
+        </w:rPr>
+        <w:t xml:space="preserve">python3 pvo_fusion.py --detector bright --display</w:t>
+      </w:r>
+      <w:r>
+        <w:t xml:space="preserve"> (методика — раздел 13.7).</w:t>
       </w:r>
     </w:p>
     <w:p>
@@ -20983,105 +21498,21 @@
         <w:pStyle w:val="ListParagraph"/>
         <w:numPr>
           <w:ilvl w:val="0"/>
-          <w:numId w:val="2"/>
+          <w:numId w:val="18"/>
         </w:numPr>
-        <w:spacing w:after="80" w:line="264" w:lineRule="auto"/>
-      </w:pPr>
-      <w:r>
-        <w:rPr>
-          <w:b/>
-          <w:bCs/>
-        </w:rPr>
-        <w:t xml:space="preserve">Пример: </w:t>
-      </w:r>
-      <w:r>
-        <w:t xml:space="preserve">настольный ПК — 2–4: мелочь замечается быстрее.</w:t>
-      </w:r>
-    </w:p>
-    <w:p>
-      <w:pPr>
-        <w:spacing w:after="120" w:line="276" w:lineRule="auto"/>
-        <w:jc w:val="both"/>
-      </w:pPr>
-      <w:r>
-        <w:rPr>
-          <w:b/>
-          <w:bCs/>
-        </w:rPr>
-        <w:t xml:space="preserve">Рекомендации. </w:t>
-      </w:r>
-      <w:r>
-        <w:t xml:space="preserve">8 на Pi 3/4 даёт реакцию дрёмы ~0,5 с при 15 кадрах/с — быстрее, чем комар пересекает кадр.</w:t>
-      </w:r>
-    </w:p>
-    <w:p>
-      <w:pPr>
-        <w:pBdr>
-          <w:bottom w:val="single" w:color="9FB6B8" w:sz="4"/>
-        </w:pBdr>
-        <w:spacing w:after="60" w:before="220"/>
-      </w:pPr>
+        <w:spacing w:after="90" w:line="264" w:lineRule="auto"/>
+      </w:pPr>
+      <w:r>
+        <w:t xml:space="preserve">ПРИСТРЕЛЯЙТЕСЬ (обязательно): </w:t>
+      </w:r>
       <w:r>
         <w:rPr>
           <w:rFonts w:ascii="Consolas" w:cs="Consolas" w:eastAsia="Consolas" w:hAnsi="Consolas"/>
-          <w:b/>
-          <w:bCs/>
-          <w:color w:val="00575C"/>
-          <w:sz w:val="22"/>
-          <w:szCs w:val="22"/>
-        </w:rPr>
-        <w:t xml:space="preserve">LOST_FRAMES</w:t>
-      </w:r>
-      <w:r>
-        <w:rPr>
-          <w:color w:val="666666"/>
-          <w:sz w:val="19"/>
-          <w:szCs w:val="19"/>
-        </w:rPr>
-        <w:t xml:space="preserve">      по умолчанию: </w:t>
-      </w:r>
-      <w:r>
-        <w:rPr>
-          <w:rFonts w:ascii="Consolas" w:cs="Consolas" w:eastAsia="Consolas" w:hAnsi="Consolas"/>
-          <w:b/>
-          <w:bCs/>
-          <w:color w:val="333333"/>
-          <w:sz w:val="20"/>
-          <w:szCs w:val="20"/>
-        </w:rPr>
-        <w:t xml:space="preserve">10</w:t>
-      </w:r>
-    </w:p>
-    <w:p>
-      <w:pPr>
-        <w:spacing w:after="120" w:line="276" w:lineRule="auto"/>
-        <w:jc w:val="both"/>
-      </w:pPr>
-      <w:r>
-        <w:rPr>
-          <w:b/>
-          <w:bCs/>
-        </w:rPr>
-        <w:t xml:space="preserve">Что делает. </w:t>
-      </w:r>
-      <w:r>
-        <w:t xml:space="preserve">Сколько «рабочих» кадров подряд без цели зрение терпит, прежде чем признать потерю. После этого, если и радар цели не видит (m=I), скрипт засыпает и гасит ИК (I0).</w:t>
-      </w:r>
-    </w:p>
-    <w:p>
-      <w:pPr>
-        <w:spacing w:after="120" w:line="276" w:lineRule="auto"/>
-        <w:jc w:val="both"/>
-      </w:pPr>
-      <w:r>
-        <w:rPr>
-          <w:b/>
-          <w:bCs/>
-        </w:rPr>
-        <w:t xml:space="preserve">Диапазон. </w:t>
-      </w:r>
-      <w:r>
-        <w:t xml:space="preserve">3–30.</w:t>
+        </w:rPr>
+        <w:t xml:space="preserve">python3 pvo_fusion.py --calibrate</w:t>
+      </w:r>
+      <w:r>
+        <w:t xml:space="preserve"> — раздел 13.5.</w:t>
       </w:r>
     </w:p>
     <w:p>
@@ -21089,39 +21520,21 @@
         <w:pStyle w:val="ListParagraph"/>
         <w:numPr>
           <w:ilvl w:val="0"/>
-          <w:numId w:val="2"/>
+          <w:numId w:val="18"/>
         </w:numPr>
-        <w:spacing w:after="80" w:line="264" w:lineRule="auto"/>
-      </w:pPr>
-      <w:r>
-        <w:rPr>
-          <w:b/>
-          <w:bCs/>
-        </w:rPr>
-        <w:t xml:space="preserve">Пример: </w:t>
-      </w:r>
-      <w:r>
-        <w:t xml:space="preserve">цель мелькает за препятствиями — поднимите до 15–20, зрение будет ждать дольше;</w:t>
-      </w:r>
-    </w:p>
-    <w:p>
-      <w:pPr>
-        <w:pStyle w:val="ListParagraph"/>
-        <w:numPr>
-          <w:ilvl w:val="0"/>
-          <w:numId w:val="2"/>
-        </w:numPr>
-        <w:spacing w:after="80" w:line="264" w:lineRule="auto"/>
-      </w:pPr>
-      <w:r>
-        <w:rPr>
-          <w:b/>
-          <w:bCs/>
-        </w:rPr>
-        <w:t xml:space="preserve">Пример: </w:t>
-      </w:r>
-      <w:r>
-        <w:t xml:space="preserve">нужен быстрый отбой — 5.</w:t>
+        <w:spacing w:after="90" w:line="264" w:lineRule="auto"/>
+      </w:pPr>
+      <w:r>
+        <w:t xml:space="preserve">Боевой запуск — без </w:t>
+      </w:r>
+      <w:r>
+        <w:rPr>
+          <w:rFonts w:ascii="Consolas" w:cs="Consolas" w:eastAsia="Consolas" w:hAnsi="Consolas"/>
+        </w:rPr>
+        <w:t xml:space="preserve">--display</w:t>
+      </w:r>
+      <w:r>
+        <w:t xml:space="preserve">; автозапуск службой: готовый файл systemd/pvo-fusion.service из папки проекта (см. раздел 5.4).</w:t>
       </w:r>
     </w:p>
     <w:p>
@@ -21130,52 +21543,7 @@
         <w:jc w:val="both"/>
       </w:pPr>
       <w:r>
-        <w:rPr>
-          <w:b/>
-          <w:bCs/>
-        </w:rPr>
-        <w:t xml:space="preserve">Рекомендации. </w:t>
-      </w:r>
-      <w:r>
-        <w:t xml:space="preserve">10 кадров ≈ 0,7 с при 15 кадрах/с — согласовано с VISTO прошивки по умолчанию.</w:t>
-      </w:r>
-    </w:p>
-    <w:p>
-      <w:pPr>
-        <w:pBdr>
-          <w:bottom w:val="single" w:color="9FB6B8" w:sz="4"/>
-        </w:pBdr>
-        <w:spacing w:after="60" w:before="220"/>
-      </w:pPr>
-      <w:r>
-        <w:rPr>
-          <w:rFonts w:ascii="Consolas" w:cs="Consolas" w:eastAsia="Consolas" w:hAnsi="Consolas"/>
-          <w:b/>
-          <w:bCs/>
-          <w:color w:val="00575C"/>
-          <w:sz w:val="22"/>
-          <w:szCs w:val="22"/>
-        </w:rPr>
-        <w:t xml:space="preserve">SEND_HZ</w:t>
-      </w:r>
-      <w:r>
-        <w:rPr>
-          <w:color w:val="666666"/>
-          <w:sz w:val="19"/>
-          <w:szCs w:val="19"/>
-        </w:rPr>
-        <w:t xml:space="preserve">      по умолчанию: </w:t>
-      </w:r>
-      <w:r>
-        <w:rPr>
-          <w:rFonts w:ascii="Consolas" w:cs="Consolas" w:eastAsia="Consolas" w:hAnsi="Consolas"/>
-          <w:b/>
-          <w:bCs/>
-          <w:color w:val="333333"/>
-          <w:sz w:val="20"/>
-          <w:szCs w:val="20"/>
-        </w:rPr>
-        <w:t xml:space="preserve">15</w:t>
+        <w:t xml:space="preserve">Ключи командной строки: --camera N и --picamera — выбор камеры; --port и --fov — порт ESP32 и угол обзора; --detector motion|bright; --display — окно отладки; --dry-run — прогон без турели (команды печатаются в консоль); --save-hits — кадры захватов в hits/; --calibrate, --aim-file и --no-aim — пристрелка (раздел 13.5); --tg-token/--tg-chat (или переменные окружения PVO_TG_TOKEN/PVO_TG_CHAT) — Telegram-уведомления, как в разделе 12.4.</w:t>
       </w:r>
     </w:p>
     <w:p>
@@ -21184,555 +21552,7 @@
         <w:jc w:val="both"/>
       </w:pPr>
       <w:r>
-        <w:rPr>
-          <w:b/>
-          <w:bCs/>
-        </w:rPr>
-        <w:t xml:space="preserve">Что делает. </w:t>
-      </w:r>
-      <w:r>
-        <w:t xml:space="preserve">Максимальная частота команд V, Гц. Каждая команда — новая цель для серво, поэтому частота напрямую определяет плавность и «нервность» ведения.</w:t>
-      </w:r>
-    </w:p>
-    <w:p>
-      <w:pPr>
-        <w:spacing w:after="120" w:line="276" w:lineRule="auto"/>
-        <w:jc w:val="both"/>
-      </w:pPr>
-      <w:r>
-        <w:rPr>
-          <w:b/>
-          <w:bCs/>
-        </w:rPr>
-        <w:t xml:space="preserve">Диапазон. </w:t>
-      </w:r>
-      <w:r>
-        <w:t xml:space="preserve">5–30.</w:t>
-      </w:r>
-    </w:p>
-    <w:p>
-      <w:pPr>
-        <w:pStyle w:val="ListParagraph"/>
-        <w:numPr>
-          <w:ilvl w:val="0"/>
-          <w:numId w:val="2"/>
-        </w:numPr>
-        <w:spacing w:after="80" w:line="264" w:lineRule="auto"/>
-      </w:pPr>
-      <w:r>
-        <w:rPr>
-          <w:b/>
-          <w:bCs/>
-        </w:rPr>
-        <w:t xml:space="preserve">Пример: </w:t>
-      </w:r>
-      <w:r>
-        <w:t xml:space="preserve">серво дёргаются и гудят — снизьте до 10 и/или уменьшите ALPHA прошивки до 0,2;</w:t>
-      </w:r>
-    </w:p>
-    <w:p>
-      <w:pPr>
-        <w:pStyle w:val="ListParagraph"/>
-        <w:numPr>
-          <w:ilvl w:val="0"/>
-          <w:numId w:val="2"/>
-        </w:numPr>
-        <w:spacing w:after="80" w:line="264" w:lineRule="auto"/>
-      </w:pPr>
-      <w:r>
-        <w:rPr>
-          <w:b/>
-          <w:bCs/>
-        </w:rPr>
-        <w:t xml:space="preserve">Пример: </w:t>
-      </w:r>
-      <w:r>
-        <w:t xml:space="preserve">цель быстрая, ведение отстаёт — поднимите до 20–25 (если камера столько выдаёт).</w:t>
-      </w:r>
-    </w:p>
-    <w:p>
-      <w:pPr>
-        <w:spacing w:after="120" w:line="276" w:lineRule="auto"/>
-        <w:jc w:val="both"/>
-      </w:pPr>
-      <w:r>
-        <w:rPr>
-          <w:b/>
-          <w:bCs/>
-        </w:rPr>
-        <w:t xml:space="preserve">Рекомендации. </w:t>
-      </w:r>
-      <w:r>
-        <w:t xml:space="preserve">15 Гц — плавно на SG90/MG90S. Выше 30 смысла нет: серво столько не отрабатывают.</w:t>
-      </w:r>
-    </w:p>
-    <w:p>
-      <w:pPr>
-        <w:pBdr>
-          <w:bottom w:val="single" w:color="9FB6B8" w:sz="4"/>
-        </w:pBdr>
-        <w:spacing w:after="60" w:before="220"/>
-      </w:pPr>
-      <w:r>
-        <w:rPr>
-          <w:rFonts w:ascii="Consolas" w:cs="Consolas" w:eastAsia="Consolas" w:hAnsi="Consolas"/>
-          <w:b/>
-          <w:bCs/>
-          <w:color w:val="00575C"/>
-          <w:sz w:val="22"/>
-          <w:szCs w:val="22"/>
-        </w:rPr>
-        <w:t xml:space="preserve">MAX_CORR_DEG</w:t>
-      </w:r>
-      <w:r>
-        <w:rPr>
-          <w:color w:val="666666"/>
-          <w:sz w:val="19"/>
-          <w:szCs w:val="19"/>
-        </w:rPr>
-        <w:t xml:space="preserve">      по умолчанию: </w:t>
-      </w:r>
-      <w:r>
-        <w:rPr>
-          <w:rFonts w:ascii="Consolas" w:cs="Consolas" w:eastAsia="Consolas" w:hAnsi="Consolas"/>
-          <w:b/>
-          <w:bCs/>
-          <w:color w:val="333333"/>
-          <w:sz w:val="20"/>
-          <w:szCs w:val="20"/>
-        </w:rPr>
-        <w:t xml:space="preserve">20.0</w:t>
-      </w:r>
-    </w:p>
-    <w:p>
-      <w:pPr>
-        <w:spacing w:after="120" w:line="276" w:lineRule="auto"/>
-        <w:jc w:val="both"/>
-      </w:pPr>
-      <w:r>
-        <w:rPr>
-          <w:b/>
-          <w:bCs/>
-        </w:rPr>
-        <w:t xml:space="preserve">Что делает. </w:t>
-      </w:r>
-      <w:r>
-        <w:t xml:space="preserve">Предохранитель: одна поправка V не может превышать этот угол. Защищает от рывка турели при ложном детекте на краю кадра или неверно указанном FOV.</w:t>
-      </w:r>
-    </w:p>
-    <w:p>
-      <w:pPr>
-        <w:spacing w:after="120" w:line="276" w:lineRule="auto"/>
-        <w:jc w:val="both"/>
-      </w:pPr>
-      <w:r>
-        <w:rPr>
-          <w:b/>
-          <w:bCs/>
-        </w:rPr>
-        <w:t xml:space="preserve">Диапазон. </w:t>
-      </w:r>
-      <w:r>
-        <w:t xml:space="preserve">5–30 (прошивка дополнительно ограничивает ±30°).</w:t>
-      </w:r>
-    </w:p>
-    <w:p>
-      <w:pPr>
-        <w:pStyle w:val="ListParagraph"/>
-        <w:numPr>
-          <w:ilvl w:val="0"/>
-          <w:numId w:val="2"/>
-        </w:numPr>
-        <w:spacing w:after="80" w:line="264" w:lineRule="auto"/>
-      </w:pPr>
-      <w:r>
-        <w:rPr>
-          <w:b/>
-          <w:bCs/>
-        </w:rPr>
-        <w:t xml:space="preserve">Пример: </w:t>
-      </w:r>
-      <w:r>
-        <w:t xml:space="preserve">узкое поле обзора камеры (&lt; 50°) — можно снизить до 10–15;</w:t>
-      </w:r>
-    </w:p>
-    <w:p>
-      <w:pPr>
-        <w:pStyle w:val="ListParagraph"/>
-        <w:numPr>
-          <w:ilvl w:val="0"/>
-          <w:numId w:val="2"/>
-        </w:numPr>
-        <w:spacing w:after="80" w:line="264" w:lineRule="auto"/>
-      </w:pPr>
-      <w:r>
-        <w:rPr>
-          <w:b/>
-          <w:bCs/>
-        </w:rPr>
-        <w:t xml:space="preserve">Пример: </w:t>
-      </w:r>
-      <w:r>
-        <w:t xml:space="preserve">цель успевает уйти к краю кадра между кадрами — поднимите до 25.</w:t>
-      </w:r>
-    </w:p>
-    <w:p>
-      <w:pPr>
-        <w:spacing w:after="120" w:line="276" w:lineRule="auto"/>
-        <w:jc w:val="both"/>
-      </w:pPr>
-      <w:r>
-        <w:rPr>
-          <w:b/>
-          <w:bCs/>
-        </w:rPr>
-        <w:t xml:space="preserve">Рекомендации. </w:t>
-      </w:r>
-      <w:r>
-        <w:t xml:space="preserve">20° при FOV 62° означает: даже цель у самой границы кадра догоняется за один-два шага, а безумный детект не развернёт турель в стену.</w:t>
-      </w:r>
-    </w:p>
-    <w:p>
-      <w:pPr>
-        <w:pBdr>
-          <w:bottom w:val="single" w:color="9FB6B8" w:sz="4"/>
-        </w:pBdr>
-        <w:spacing w:after="60" w:before="220"/>
-      </w:pPr>
-      <w:r>
-        <w:rPr>
-          <w:rFonts w:ascii="Consolas" w:cs="Consolas" w:eastAsia="Consolas" w:hAnsi="Consolas"/>
-          <w:b/>
-          <w:bCs/>
-          <w:color w:val="00575C"/>
-          <w:sz w:val="22"/>
-          <w:szCs w:val="22"/>
-        </w:rPr>
-        <w:t xml:space="preserve">PAN_MOVE_EPS</w:t>
-      </w:r>
-      <w:r>
-        <w:rPr>
-          <w:color w:val="666666"/>
-          <w:sz w:val="19"/>
-          <w:szCs w:val="19"/>
-        </w:rPr>
-        <w:t xml:space="preserve">      по умолчанию: </w:t>
-      </w:r>
-      <w:r>
-        <w:rPr>
-          <w:rFonts w:ascii="Consolas" w:cs="Consolas" w:eastAsia="Consolas" w:hAnsi="Consolas"/>
-          <w:b/>
-          <w:bCs/>
-          <w:color w:val="333333"/>
-          <w:sz w:val="20"/>
-          <w:szCs w:val="20"/>
-        </w:rPr>
-        <w:t xml:space="preserve">1.5</w:t>
-      </w:r>
-    </w:p>
-    <w:p>
-      <w:pPr>
-        <w:spacing w:after="120" w:line="276" w:lineRule="auto"/>
-        <w:jc w:val="both"/>
-      </w:pPr>
-      <w:r>
-        <w:rPr>
-          <w:b/>
-          <w:bCs/>
-        </w:rPr>
-        <w:t xml:space="preserve">Что делает. </w:t>
-      </w:r>
-      <w:r>
-        <w:t xml:space="preserve">Порог «турель движется», ° между соседними строками телеметрии. Для детектора motion движущаяся камера — катастрофа (весь кадр «плывёт»), поэтому такие кадры пропускаются, а фон переучивается. Детектору bright эта защита не нужна.</w:t>
-      </w:r>
-    </w:p>
-    <w:p>
-      <w:pPr>
-        <w:spacing w:after="120" w:line="276" w:lineRule="auto"/>
-        <w:jc w:val="both"/>
-      </w:pPr>
-      <w:r>
-        <w:rPr>
-          <w:b/>
-          <w:bCs/>
-        </w:rPr>
-        <w:t xml:space="preserve">Диапазон. </w:t>
-      </w:r>
-      <w:r>
-        <w:t xml:space="preserve">0.5–5.</w:t>
-      </w:r>
-    </w:p>
-    <w:p>
-      <w:pPr>
-        <w:pStyle w:val="ListParagraph"/>
-        <w:numPr>
-          <w:ilvl w:val="0"/>
-          <w:numId w:val="2"/>
-        </w:numPr>
-        <w:spacing w:after="80" w:line="264" w:lineRule="auto"/>
-      </w:pPr>
-      <w:r>
-        <w:rPr>
-          <w:b/>
-          <w:bCs/>
-        </w:rPr>
-        <w:t xml:space="preserve">Пример: </w:t>
-      </w:r>
-      <w:r>
-        <w:t xml:space="preserve">телеметрия редкая, повороты быстрые — поднимите до 3–4, иначе motion вечно «переучивается»;</w:t>
-      </w:r>
-    </w:p>
-    <w:p>
-      <w:pPr>
-        <w:pStyle w:val="ListParagraph"/>
-        <w:numPr>
-          <w:ilvl w:val="0"/>
-          <w:numId w:val="2"/>
-        </w:numPr>
-        <w:spacing w:after="80" w:line="264" w:lineRule="auto"/>
-      </w:pPr>
-      <w:r>
-        <w:rPr>
-          <w:b/>
-          <w:bCs/>
-        </w:rPr>
-        <w:t xml:space="preserve">Пример: </w:t>
-      </w:r>
-      <w:r>
-        <w:t xml:space="preserve">хотите жёстче отсекать смаз — 1.0.</w:t>
-      </w:r>
-    </w:p>
-    <w:p>
-      <w:pPr>
-        <w:spacing w:after="120" w:line="276" w:lineRule="auto"/>
-        <w:jc w:val="both"/>
-      </w:pPr>
-      <w:r>
-        <w:rPr>
-          <w:b/>
-          <w:bCs/>
-        </w:rPr>
-        <w:t xml:space="preserve">Рекомендации. </w:t>
-      </w:r>
-      <w:r>
-        <w:t xml:space="preserve">Со значением по умолчанию патрульное сканирование варианта B корректно распознаётся как движение.</w:t>
-      </w:r>
-    </w:p>
-    <w:p>
-      <w:pPr>
-        <w:pBdr>
-          <w:bottom w:val="single" w:color="9FB6B8" w:sz="4"/>
-        </w:pBdr>
-        <w:spacing w:after="60" w:before="220"/>
-      </w:pPr>
-      <w:r>
-        <w:rPr>
-          <w:rFonts w:ascii="Consolas" w:cs="Consolas" w:eastAsia="Consolas" w:hAnsi="Consolas"/>
-          <w:b/>
-          <w:bCs/>
-          <w:color w:val="00575C"/>
-          <w:sz w:val="22"/>
-          <w:szCs w:val="22"/>
-        </w:rPr>
-        <w:t xml:space="preserve">IR_CONTROL</w:t>
-      </w:r>
-      <w:r>
-        <w:rPr>
-          <w:color w:val="666666"/>
-          <w:sz w:val="19"/>
-          <w:szCs w:val="19"/>
-        </w:rPr>
-        <w:t xml:space="preserve">      по умолчанию: </w:t>
-      </w:r>
-      <w:r>
-        <w:rPr>
-          <w:rFonts w:ascii="Consolas" w:cs="Consolas" w:eastAsia="Consolas" w:hAnsi="Consolas"/>
-          <w:b/>
-          <w:bCs/>
-          <w:color w:val="333333"/>
-          <w:sz w:val="20"/>
-          <w:szCs w:val="20"/>
-        </w:rPr>
-        <w:t xml:space="preserve">True</w:t>
-      </w:r>
-    </w:p>
-    <w:p>
-      <w:pPr>
-        <w:spacing w:after="120" w:line="276" w:lineRule="auto"/>
-        <w:jc w:val="both"/>
-      </w:pPr>
-      <w:r>
-        <w:rPr>
-          <w:b/>
-          <w:bCs/>
-        </w:rPr>
-        <w:t xml:space="preserve">Что делает. </w:t>
-      </w:r>
-      <w:r>
-        <w:t xml:space="preserve">Управлять ли подсветкой со стороны скрипта (I1 при пробуждении, I0 при отбое). Работает вместе с IRAUTO прошивки: та зажигает ИК при радарном захвате, скрипт — при захвате зрением; двойное включение безвредно.</w:t>
-      </w:r>
-    </w:p>
-    <w:p>
-      <w:pPr>
-        <w:spacing w:after="120" w:line="276" w:lineRule="auto"/>
-        <w:jc w:val="both"/>
-      </w:pPr>
-      <w:r>
-        <w:rPr>
-          <w:b/>
-          <w:bCs/>
-        </w:rPr>
-        <w:t xml:space="preserve">Диапазон. </w:t>
-      </w:r>
-      <w:r>
-        <w:t xml:space="preserve">True / False.</w:t>
-      </w:r>
-    </w:p>
-    <w:p>
-      <w:pPr>
-        <w:pStyle w:val="ListParagraph"/>
-        <w:numPr>
-          <w:ilvl w:val="0"/>
-          <w:numId w:val="2"/>
-        </w:numPr>
-        <w:spacing w:after="80" w:line="264" w:lineRule="auto"/>
-      </w:pPr>
-      <w:r>
-        <w:rPr>
-          <w:b/>
-          <w:bCs/>
-        </w:rPr>
-        <w:t xml:space="preserve">Пример: </w:t>
-      </w:r>
-      <w:r>
-        <w:t xml:space="preserve">подсветки нет — False, чтобы не засорять консоль командами;</w:t>
-      </w:r>
-    </w:p>
-    <w:p>
-      <w:pPr>
-        <w:pStyle w:val="ListParagraph"/>
-        <w:numPr>
-          <w:ilvl w:val="0"/>
-          <w:numId w:val="2"/>
-        </w:numPr>
-        <w:spacing w:after="80" w:line="264" w:lineRule="auto"/>
-      </w:pPr>
-      <w:r>
-        <w:rPr>
-          <w:b/>
-          <w:bCs/>
-        </w:rPr>
-        <w:t xml:space="preserve">Пример: </w:t>
-      </w:r>
-      <w:r>
-        <w:t xml:space="preserve">ИК включён постоянно внешним питанием — False.</w:t>
-      </w:r>
-    </w:p>
-    <w:p>
-      <w:pPr>
-        <w:spacing w:after="120" w:line="276" w:lineRule="auto"/>
-        <w:jc w:val="both"/>
-      </w:pPr>
-      <w:r>
-        <w:rPr>
-          <w:b/>
-          <w:bCs/>
-        </w:rPr>
-        <w:t xml:space="preserve">Рекомендации. </w:t>
-      </w:r>
-      <w:r>
-        <w:t xml:space="preserve">Оставьте True: именно скрипт включает ИК в сценарии «мелочь найдена в дрёме», прошивка о цели ещё не знает.</w:t>
-      </w:r>
-    </w:p>
-    <w:p>
-      <w:pPr>
-        <w:pStyle w:val="Heading2"/>
-      </w:pPr>
-      <w:r>
-        <w:t xml:space="preserve">13.6. Методика ИК-охоты на мелочь</w:t>
-      </w:r>
-    </w:p>
-    <w:p>
-      <w:pPr>
-        <w:spacing w:after="120" w:line="276" w:lineRule="auto"/>
-        <w:jc w:val="both"/>
-      </w:pPr>
-      <w:r>
-        <w:t xml:space="preserve">Физика задачи: комар не даёт радарного отражения и почти не даёт контраста для детектора движения. ИК-подсветка меняет правила — цель освещается невидимым светом и на камере без ИК-фильтра становится яркой точкой на тёмном фоне (та же идея, что в исследовательских системах класса Photonic Fence). Отсюда три условия успеха: подсветка, камера без фильтра, тёмный фон.</w:t>
-      </w:r>
-    </w:p>
-    <w:p>
-      <w:pPr>
-        <w:pStyle w:val="ListParagraph"/>
-        <w:numPr>
-          <w:ilvl w:val="0"/>
-          <w:numId w:val="19"/>
-        </w:numPr>
-        <w:spacing w:after="90" w:line="264" w:lineRule="auto"/>
-      </w:pPr>
-      <w:r>
-        <w:t xml:space="preserve">Сцена: сумерки или затемнённая комната; фон в секторе охоты — тёмный и однородный (тёмная стена, лист чёрного картона, выключенный телевизор). Каждая лампа и блик в кадре — ложная цель.</w:t>
-      </w:r>
-    </w:p>
-    <w:p>
-      <w:pPr>
-        <w:pStyle w:val="ListParagraph"/>
-        <w:numPr>
-          <w:ilvl w:val="0"/>
-          <w:numId w:val="19"/>
-        </w:numPr>
-        <w:spacing w:after="90" w:line="264" w:lineRule="auto"/>
-      </w:pPr>
-      <w:r>
-        <w:t xml:space="preserve">Проверьте камеру: направьте в объектив пульт от телевизора и нажмите кнопку. Вспышки диода видны на экране — фильтра нет, охота возможна; не видны — камера с ИК-фильтром, нужна NoIR или снятие фильтра (раздел 13.2).</w:t>
-      </w:r>
-    </w:p>
-    <w:p>
-      <w:pPr>
-        <w:pStyle w:val="ListParagraph"/>
-        <w:numPr>
-          <w:ilvl w:val="0"/>
-          <w:numId w:val="19"/>
-        </w:numPr>
-        <w:spacing w:after="90" w:line="264" w:lineRule="auto"/>
-      </w:pPr>
-      <w:r>
-        <w:t xml:space="preserve">Запустите </w:t>
-      </w:r>
-      <w:r>
-        <w:rPr>
-          <w:rFonts w:ascii="Consolas" w:cs="Consolas" w:eastAsia="Consolas" w:hAnsi="Consolas"/>
-        </w:rPr>
-        <w:t xml:space="preserve">python3 pvo_fusion.py --detector bright --display</w:t>
-      </w:r>
-      <w:r>
-        <w:t xml:space="preserve">, включите ИК вручную (I1 в консоли пульта или веб-панели) и подберите BRIGHT_THRESH: пустой фон должен молчать, пролетающая пылинка в луче — загораться.</w:t>
-      </w:r>
-    </w:p>
-    <w:p>
-      <w:pPr>
-        <w:pStyle w:val="ListParagraph"/>
-        <w:numPr>
-          <w:ilvl w:val="0"/>
-          <w:numId w:val="19"/>
-        </w:numPr>
-        <w:spacing w:after="90" w:line="264" w:lineRule="auto"/>
-      </w:pPr>
-      <w:r>
-        <w:t xml:space="preserve">Боевой режим: ИК верните в автоматику (S IRAUTO 1, IR_CONTROL True) — подсветка будет вспыхивать в момент захвата. Мошка в зоне видна зрению как яркая точка: захват произойдёт без всякого радара, из дрёмы.</w:t>
-      </w:r>
-    </w:p>
-    <w:p>
-      <w:pPr>
-        <w:pStyle w:val="ListParagraph"/>
-        <w:numPr>
-          <w:ilvl w:val="0"/>
-          <w:numId w:val="19"/>
-        </w:numPr>
-        <w:spacing w:after="90" w:line="264" w:lineRule="auto"/>
-      </w:pPr>
-      <w:r>
-        <w:t xml:space="preserve">Оцените дистанцию честно: типовая ИК-плата на 48 диодов уверенно подсвечивает мелочь на 0,5–2 м. Дальше — только мощнее подсветка или светлее объектив.</w:t>
+        <w:t xml:space="preserve">При старте скрипт спрашивает у турели версию прошивки и честно предупреждает, если она младше 1.2: команды V и I1/I0 такая плата молча игнорирует, и внешне это выглядит как «зрение работает, а турель его не слушает». Увидели предупреждение — прошейте pvo_esp32.ino из этого проекта.</w:t>
       </w:r>
     </w:p>
     <w:tbl>
@@ -21755,6 +21575,2281 @@
           <w:tcPr>
             <w:tcW w:type="dxa" w:w="9750"/>
             <w:tcBorders>
+              <w:top w:val="single" w:color="3E7CB1" w:sz="6"/>
+              <w:left w:val="single" w:color="3E7CB1" w:sz="6"/>
+              <w:bottom w:val="single" w:color="3E7CB1" w:sz="6"/>
+              <w:right w:val="single" w:color="3E7CB1" w:sz="6"/>
+            </w:tcBorders>
+            <w:shd w:fill="D6E9F8" w:val="clear"/>
+            <w:tcMar>
+              <w:top w:type="dxa" w:w="120"/>
+              <w:left w:type="dxa" w:w="160"/>
+              <w:bottom w:type="dxa" w:w="120"/>
+              <w:right w:type="dxa" w:w="160"/>
+            </w:tcMar>
+          </w:tcPr>
+          <w:p>
+            <w:pPr>
+              <w:spacing w:line="264" w:lineRule="auto"/>
+            </w:pPr>
+            <w:r>
+              <w:rPr>
+                <w:b/>
+                <w:bCs/>
+              </w:rPr>
+              <w:t xml:space="preserve">Совместная жизнь с вариантом C: </w:t>
+            </w:r>
+            <w:r>
+              <w:t xml:space="preserve">файлы не конфликтуют, но камера и порт нужны каждому скрипту целиком. На одной Pi запускайте либо pvo_vision.py (турель варианта A), либо pvo_fusion.py (турель варианта B) — одновременно оба только с двумя камерами и двумя турелями. GUI-пульт к занятому скриптом порту тоже не подключится — это нормально: наблюдайте за турелью через веб-панель по Wi-Fi.</w:t>
+            </w:r>
+          </w:p>
+        </w:tc>
+      </w:tr>
+    </w:tbl>
+    <w:p>
+      <w:pPr>
+        <w:pStyle w:val="Heading2"/>
+      </w:pPr>
+      <w:r>
+        <w:t xml:space="preserve">13.5. Пристрелка: где на самом деле светит лазер</w:t>
+      </w:r>
+    </w:p>
+    <w:p>
+      <w:pPr>
+        <w:spacing w:after="120" w:line="276" w:lineRule="auto"/>
+        <w:jc w:val="both"/>
+      </w:pPr>
+      <w:r>
+        <w:t xml:space="preserve">Это самый важный шаг варианта D, и он занимает минуту. Зрение измеряет, насколько цель смещена от некоторой точки кадра, и просит турель довернуть на эту величину. Вопрос — от какой точки. Наивный ответ «от центра кадра» неверен: камера закреплена рядом с лазером, а не на его месте, поэтому луч светит не в центр кадра, а немного в сторону. Пока эта разница не учтена, система будет аккуратно, стабильно и уверенно ставить цель мимо луча — ровно на величину смещения.</w:t>
+      </w:r>
+    </w:p>
+    <w:p>
+      <w:pPr>
+        <w:spacing w:after="120" w:line="276" w:lineRule="auto"/>
+        <w:jc w:val="both"/>
+      </w:pPr>
+      <w:r>
+        <w:t xml:space="preserve">Поэтому точка прицеливания измеряется один раз после монтажа: скрипт зажигает лазер, находит его пятно в кадре и запоминает координаты. Дальше все поправки считаются от этой точки. Файл пристрелки — pvo_aim.json рядом со скриптом; при переносе камеры или смене объектива процедуру нужно повторить.</w:t>
+      </w:r>
+    </w:p>
+    <w:p>
+      <w:pPr>
+        <w:pStyle w:val="ListParagraph"/>
+        <w:numPr>
+          <w:ilvl w:val="0"/>
+          <w:numId w:val="19"/>
+        </w:numPr>
+        <w:spacing w:after="90" w:line="264" w:lineRule="auto"/>
+      </w:pPr>
+      <w:r>
+        <w:t xml:space="preserve">Наведите турель на матовую светлую стену в 1,5–2 м (команда C ставит серво в центр). Слишком близко нельзя: пятно будет размытым, слишком далеко — тусклым.</w:t>
+      </w:r>
+    </w:p>
+    <w:p>
+      <w:pPr>
+        <w:pStyle w:val="ListParagraph"/>
+        <w:numPr>
+          <w:ilvl w:val="0"/>
+          <w:numId w:val="19"/>
+        </w:numPr>
+        <w:spacing w:after="90" w:line="264" w:lineRule="auto"/>
+      </w:pPr>
+      <w:r>
+        <w:t xml:space="preserve">Притените помещение — днём у окна яркой точкой окажется само окно.</w:t>
+      </w:r>
+    </w:p>
+    <w:p>
+      <w:pPr>
+        <w:pStyle w:val="ListParagraph"/>
+        <w:numPr>
+          <w:ilvl w:val="0"/>
+          <w:numId w:val="19"/>
+        </w:numPr>
+        <w:spacing w:after="90" w:line="264" w:lineRule="auto"/>
+      </w:pPr>
+      <w:r>
+        <w:t xml:space="preserve">Запустите </w:t>
+      </w:r>
+      <w:r>
+        <w:rPr>
+          <w:rFonts w:ascii="Consolas" w:cs="Consolas" w:eastAsia="Consolas" w:hAnsi="Consolas"/>
+        </w:rPr>
+        <w:t xml:space="preserve">python3 pvo_fusion.py --calibrate</w:t>
+      </w:r>
+      <w:r>
+        <w:t xml:space="preserve">. Скрипт сам гасит ИК, включает лазер, снимает дюжину кадров, берёт медиану и печатает результат вида «Точка лазера: +34, -12 пикс от центра кадра (+1,6° / -0,9°)».</w:t>
+      </w:r>
+    </w:p>
+    <w:p>
+      <w:pPr>
+        <w:pStyle w:val="ListParagraph"/>
+        <w:numPr>
+          <w:ilvl w:val="0"/>
+          <w:numId w:val="19"/>
+        </w:numPr>
+        <w:spacing w:after="90" w:line="264" w:lineRule="auto"/>
+      </w:pPr>
+      <w:r>
+        <w:t xml:space="preserve">Готово: смещение записано в </w:t>
+      </w:r>
+      <w:r>
+        <w:rPr>
+          <w:rFonts w:ascii="Consolas" w:cs="Consolas" w:eastAsia="Consolas" w:hAnsi="Consolas"/>
+        </w:rPr>
+        <w:t xml:space="preserve">pvo_aim.json</w:t>
+      </w:r>
+      <w:r>
+        <w:t xml:space="preserve"> и подхватывается при каждом запуске. В окне </w:t>
+      </w:r>
+      <w:r>
+        <w:rPr>
+          <w:rFonts w:ascii="Consolas" w:cs="Consolas" w:eastAsia="Consolas" w:hAnsi="Consolas"/>
+        </w:rPr>
+        <w:t xml:space="preserve">--display</w:t>
+      </w:r>
+      <w:r>
+        <w:t xml:space="preserve"> точка прицеливания рисуется жёлтым перекрестьем — цель должна приходить именно в него.</w:t>
+      </w:r>
+    </w:p>
+    <w:tbl>
+      <w:tblPr>
+        <w:tblW w:type="dxa" w:w="9750"/>
+        <w:tblBorders>
+          <w:top w:val="single" w:color="auto" w:sz="4"/>
+          <w:left w:val="single" w:color="auto" w:sz="4"/>
+          <w:bottom w:val="single" w:color="auto" w:sz="4"/>
+          <w:right w:val="single" w:color="auto" w:sz="4"/>
+          <w:insideH w:val="single" w:color="auto" w:sz="4"/>
+          <w:insideV w:val="single" w:color="auto" w:sz="4"/>
+        </w:tblBorders>
+      </w:tblPr>
+      <w:tblGrid>
+        <w:gridCol w:w="2800"/>
+        <w:gridCol w:w="3300"/>
+        <w:gridCol w:w="3650"/>
+      </w:tblGrid>
+      <w:tr>
+        <w:trPr>
+          <w:tblHeader/>
+        </w:trPr>
+        <w:tc>
+          <w:tcPr>
+            <w:tcW w:type="dxa" w:w="2800"/>
+            <w:shd w:fill="00575C" w:val="clear"/>
+            <w:tcMar>
+              <w:top w:type="dxa" w:w="60"/>
+              <w:left w:type="dxa" w:w="100"/>
+              <w:bottom w:type="dxa" w:w="60"/>
+              <w:right w:type="dxa" w:w="100"/>
+            </w:tcMar>
+          </w:tcPr>
+          <w:p>
+            <w:pPr>
+              <w:spacing w:line="252" w:lineRule="auto"/>
+            </w:pPr>
+            <w:r>
+              <w:rPr>
+                <w:b/>
+                <w:bCs/>
+                <w:color w:val="FFFFFF"/>
+                <w:sz w:val="19"/>
+                <w:szCs w:val="19"/>
+              </w:rPr>
+              <w:t xml:space="preserve">Что говорит скрипт</w:t>
+            </w:r>
+          </w:p>
+        </w:tc>
+        <w:tc>
+          <w:tcPr>
+            <w:tcW w:type="dxa" w:w="3300"/>
+            <w:shd w:fill="00575C" w:val="clear"/>
+            <w:tcMar>
+              <w:top w:type="dxa" w:w="60"/>
+              <w:left w:type="dxa" w:w="100"/>
+              <w:bottom w:type="dxa" w:w="60"/>
+              <w:right w:type="dxa" w:w="100"/>
+            </w:tcMar>
+          </w:tcPr>
+          <w:p>
+            <w:pPr>
+              <w:spacing w:line="252" w:lineRule="auto"/>
+            </w:pPr>
+            <w:r>
+              <w:rPr>
+                <w:b/>
+                <w:bCs/>
+                <w:color w:val="FFFFFF"/>
+                <w:sz w:val="19"/>
+                <w:szCs w:val="19"/>
+              </w:rPr>
+              <w:t xml:space="preserve">Что это значит</w:t>
+            </w:r>
+          </w:p>
+        </w:tc>
+        <w:tc>
+          <w:tcPr>
+            <w:tcW w:type="dxa" w:w="3650"/>
+            <w:shd w:fill="00575C" w:val="clear"/>
+            <w:tcMar>
+              <w:top w:type="dxa" w:w="60"/>
+              <w:left w:type="dxa" w:w="100"/>
+              <w:bottom w:type="dxa" w:w="60"/>
+              <w:right w:type="dxa" w:w="100"/>
+            </w:tcMar>
+          </w:tcPr>
+          <w:p>
+            <w:pPr>
+              <w:spacing w:line="252" w:lineRule="auto"/>
+            </w:pPr>
+            <w:r>
+              <w:rPr>
+                <w:b/>
+                <w:bCs/>
+                <w:color w:val="FFFFFF"/>
+                <w:sz w:val="19"/>
+                <w:szCs w:val="19"/>
+              </w:rPr>
+              <w:t xml:space="preserve">Что делать</w:t>
+            </w:r>
+          </w:p>
+        </w:tc>
+      </w:tr>
+      <w:tr>
+        <w:tc>
+          <w:tcPr>
+            <w:tcW w:type="dxa" w:w="2800"/>
+            <w:tcMar>
+              <w:top w:type="dxa" w:w="60"/>
+              <w:left w:type="dxa" w:w="100"/>
+              <w:bottom w:type="dxa" w:w="60"/>
+              <w:right w:type="dxa" w:w="100"/>
+            </w:tcMar>
+          </w:tcPr>
+          <w:p>
+            <w:pPr>
+              <w:spacing w:line="252" w:lineRule="auto"/>
+            </w:pPr>
+            <w:r>
+              <w:rPr>
+                <w:sz w:val="20"/>
+                <w:szCs w:val="20"/>
+              </w:rPr>
+              <w:t xml:space="preserve">«Точка лазера: … пикс»</w:t>
+            </w:r>
+          </w:p>
+        </w:tc>
+        <w:tc>
+          <w:tcPr>
+            <w:tcW w:type="dxa" w:w="3300"/>
+            <w:tcMar>
+              <w:top w:type="dxa" w:w="60"/>
+              <w:left w:type="dxa" w:w="100"/>
+              <w:bottom w:type="dxa" w:w="60"/>
+              <w:right w:type="dxa" w:w="100"/>
+            </w:tcMar>
+          </w:tcPr>
+          <w:p>
+            <w:pPr>
+              <w:spacing w:line="252" w:lineRule="auto"/>
+            </w:pPr>
+            <w:r>
+              <w:rPr>
+                <w:sz w:val="20"/>
+                <w:szCs w:val="20"/>
+              </w:rPr>
+              <w:t xml:space="preserve">пристрелка удалась</w:t>
+            </w:r>
+          </w:p>
+        </w:tc>
+        <w:tc>
+          <w:tcPr>
+            <w:tcW w:type="dxa" w:w="3650"/>
+            <w:tcMar>
+              <w:top w:type="dxa" w:w="60"/>
+              <w:left w:type="dxa" w:w="100"/>
+              <w:bottom w:type="dxa" w:w="60"/>
+              <w:right w:type="dxa" w:w="100"/>
+            </w:tcMar>
+          </w:tcPr>
+          <w:p>
+            <w:pPr>
+              <w:spacing w:line="252" w:lineRule="auto"/>
+            </w:pPr>
+            <w:r>
+              <w:rPr>
+                <w:sz w:val="20"/>
+                <w:szCs w:val="20"/>
+              </w:rPr>
+              <w:t xml:space="preserve">ничего, работайте</w:t>
+            </w:r>
+          </w:p>
+        </w:tc>
+      </w:tr>
+      <w:tr>
+        <w:tc>
+          <w:tcPr>
+            <w:tcW w:type="dxa" w:w="2800"/>
+            <w:tcMar>
+              <w:top w:type="dxa" w:w="60"/>
+              <w:left w:type="dxa" w:w="100"/>
+              <w:bottom w:type="dxa" w:w="60"/>
+              <w:right w:type="dxa" w:w="100"/>
+            </w:tcMar>
+          </w:tcPr>
+          <w:p>
+            <w:pPr>
+              <w:spacing w:line="252" w:lineRule="auto"/>
+            </w:pPr>
+            <w:r>
+              <w:rPr>
+                <w:sz w:val="20"/>
+                <w:szCs w:val="20"/>
+              </w:rPr>
+              <w:t xml:space="preserve">«НЕ НАШЁЛ точку лазера»</w:t>
+            </w:r>
+          </w:p>
+        </w:tc>
+        <w:tc>
+          <w:tcPr>
+            <w:tcW w:type="dxa" w:w="3300"/>
+            <w:tcMar>
+              <w:top w:type="dxa" w:w="60"/>
+              <w:left w:type="dxa" w:w="100"/>
+              <w:bottom w:type="dxa" w:w="60"/>
+              <w:right w:type="dxa" w:w="100"/>
+            </w:tcMar>
+          </w:tcPr>
+          <w:p>
+            <w:pPr>
+              <w:spacing w:line="252" w:lineRule="auto"/>
+            </w:pPr>
+            <w:r>
+              <w:rPr>
+                <w:sz w:val="20"/>
+                <w:szCs w:val="20"/>
+              </w:rPr>
+              <w:t xml:space="preserve">пятна в кадре нет или оно тусклее фона</w:t>
+            </w:r>
+          </w:p>
+        </w:tc>
+        <w:tc>
+          <w:tcPr>
+            <w:tcW w:type="dxa" w:w="3650"/>
+            <w:tcMar>
+              <w:top w:type="dxa" w:w="60"/>
+              <w:left w:type="dxa" w:w="100"/>
+              <w:bottom w:type="dxa" w:w="60"/>
+              <w:right w:type="dxa" w:w="100"/>
+            </w:tcMar>
+          </w:tcPr>
+          <w:p>
+            <w:pPr>
+              <w:spacing w:line="252" w:lineRule="auto"/>
+            </w:pPr>
+            <w:r>
+              <w:rPr>
+                <w:sz w:val="20"/>
+                <w:szCs w:val="20"/>
+              </w:rPr>
+              <w:t xml:space="preserve">притените комнату, приблизьте стену, проверьте что лазер зажёгся (L1 работает только с дежурства), снизьте CAL_MIN_BRIGHT</w:t>
+            </w:r>
+          </w:p>
+        </w:tc>
+      </w:tr>
+      <w:tr>
+        <w:tc>
+          <w:tcPr>
+            <w:tcW w:type="dxa" w:w="2800"/>
+            <w:tcMar>
+              <w:top w:type="dxa" w:w="60"/>
+              <w:left w:type="dxa" w:w="100"/>
+              <w:bottom w:type="dxa" w:w="60"/>
+              <w:right w:type="dxa" w:w="100"/>
+            </w:tcMar>
+          </w:tcPr>
+          <w:p>
+            <w:pPr>
+              <w:spacing w:line="252" w:lineRule="auto"/>
+            </w:pPr>
+            <w:r>
+              <w:rPr>
+                <w:sz w:val="20"/>
+                <w:szCs w:val="20"/>
+              </w:rPr>
+              <w:t xml:space="preserve">«Смещение большое»</w:t>
+            </w:r>
+          </w:p>
+        </w:tc>
+        <w:tc>
+          <w:tcPr>
+            <w:tcW w:type="dxa" w:w="3300"/>
+            <w:tcMar>
+              <w:top w:type="dxa" w:w="60"/>
+              <w:left w:type="dxa" w:w="100"/>
+              <w:bottom w:type="dxa" w:w="60"/>
+              <w:right w:type="dxa" w:w="100"/>
+            </w:tcMar>
+          </w:tcPr>
+          <w:p>
+            <w:pPr>
+              <w:spacing w:line="252" w:lineRule="auto"/>
+            </w:pPr>
+            <w:r>
+              <w:rPr>
+                <w:sz w:val="20"/>
+                <w:szCs w:val="20"/>
+              </w:rPr>
+              <w:t xml:space="preserve">камера смещена от лазера сильнее, чем на 8°</w:t>
+            </w:r>
+          </w:p>
+        </w:tc>
+        <w:tc>
+          <w:tcPr>
+            <w:tcW w:type="dxa" w:w="3650"/>
+            <w:tcMar>
+              <w:top w:type="dxa" w:w="60"/>
+              <w:left w:type="dxa" w:w="100"/>
+              <w:bottom w:type="dxa" w:w="60"/>
+              <w:right w:type="dxa" w:w="100"/>
+            </w:tcMar>
+          </w:tcPr>
+          <w:p>
+            <w:pPr>
+              <w:spacing w:line="252" w:lineRule="auto"/>
+            </w:pPr>
+            <w:r>
+              <w:rPr>
+                <w:sz w:val="20"/>
+                <w:szCs w:val="20"/>
+              </w:rPr>
+              <w:t xml:space="preserve">поправьте крепление: иначе цель у края кадра окажется вне досягаемости поправок</w:t>
+            </w:r>
+          </w:p>
+        </w:tc>
+      </w:tr>
+      <w:tr>
+        <w:tc>
+          <w:tcPr>
+            <w:tcW w:type="dxa" w:w="2800"/>
+            <w:tcMar>
+              <w:top w:type="dxa" w:w="60"/>
+              <w:left w:type="dxa" w:w="100"/>
+              <w:bottom w:type="dxa" w:w="60"/>
+              <w:right w:type="dxa" w:w="100"/>
+            </w:tcMar>
+          </w:tcPr>
+          <w:p>
+            <w:pPr>
+              <w:spacing w:line="252" w:lineRule="auto"/>
+            </w:pPr>
+            <w:r>
+              <w:rPr>
+                <w:sz w:val="20"/>
+                <w:szCs w:val="20"/>
+              </w:rPr>
+              <w:t xml:space="preserve">«пристрелки нет — целюсь в центр кадра»</w:t>
+            </w:r>
+          </w:p>
+        </w:tc>
+        <w:tc>
+          <w:tcPr>
+            <w:tcW w:type="dxa" w:w="3300"/>
+            <w:tcMar>
+              <w:top w:type="dxa" w:w="60"/>
+              <w:left w:type="dxa" w:w="100"/>
+              <w:bottom w:type="dxa" w:w="60"/>
+              <w:right w:type="dxa" w:w="100"/>
+            </w:tcMar>
+          </w:tcPr>
+          <w:p>
+            <w:pPr>
+              <w:spacing w:line="252" w:lineRule="auto"/>
+            </w:pPr>
+            <w:r>
+              <w:rPr>
+                <w:sz w:val="20"/>
+                <w:szCs w:val="20"/>
+              </w:rPr>
+              <w:t xml:space="preserve">файл не найден</w:t>
+            </w:r>
+          </w:p>
+        </w:tc>
+        <w:tc>
+          <w:tcPr>
+            <w:tcW w:type="dxa" w:w="3650"/>
+            <w:tcMar>
+              <w:top w:type="dxa" w:w="60"/>
+              <w:left w:type="dxa" w:w="100"/>
+              <w:bottom w:type="dxa" w:w="60"/>
+              <w:right w:type="dxa" w:w="100"/>
+            </w:tcMar>
+          </w:tcPr>
+          <w:p>
+            <w:pPr>
+              <w:spacing w:line="252" w:lineRule="auto"/>
+            </w:pPr>
+            <w:r>
+              <w:rPr>
+                <w:sz w:val="20"/>
+                <w:szCs w:val="20"/>
+              </w:rPr>
+              <w:t xml:space="preserve">выполните --calibrate; временно можно работать так, но с систематическим промахом</w:t>
+            </w:r>
+          </w:p>
+        </w:tc>
+      </w:tr>
+    </w:tbl>
+    <w:tbl>
+      <w:tblPr>
+        <w:tblW w:type="auto" w:w="100"/>
+        <w:tblBorders>
+          <w:top w:val="single" w:color="auto" w:sz="4"/>
+          <w:left w:val="single" w:color="auto" w:sz="4"/>
+          <w:bottom w:val="single" w:color="auto" w:sz="4"/>
+          <w:right w:val="single" w:color="auto" w:sz="4"/>
+          <w:insideH w:val="single" w:color="auto" w:sz="4"/>
+          <w:insideV w:val="single" w:color="auto" w:sz="4"/>
+        </w:tblBorders>
+      </w:tblPr>
+      <w:tblGrid>
+        <w:gridCol w:w="9750"/>
+      </w:tblGrid>
+      <w:tr>
+        <w:tc>
+          <w:tcPr>
+            <w:tcW w:type="dxa" w:w="9750"/>
+            <w:tcBorders>
+              <w:top w:val="single" w:color="3E7CB1" w:sz="6"/>
+              <w:left w:val="single" w:color="3E7CB1" w:sz="6"/>
+              <w:bottom w:val="single" w:color="3E7CB1" w:sz="6"/>
+              <w:right w:val="single" w:color="3E7CB1" w:sz="6"/>
+            </w:tcBorders>
+            <w:shd w:fill="D6E9F8" w:val="clear"/>
+            <w:tcMar>
+              <w:top w:type="dxa" w:w="120"/>
+              <w:left w:type="dxa" w:w="160"/>
+              <w:bottom w:type="dxa" w:w="120"/>
+              <w:right w:type="dxa" w:w="160"/>
+            </w:tcMar>
+          </w:tcPr>
+          <w:p>
+            <w:pPr>
+              <w:spacing w:line="264" w:lineRule="auto"/>
+            </w:pPr>
+            <w:r>
+              <w:rPr>
+                <w:b/>
+                <w:bCs/>
+              </w:rPr>
+              <w:t xml:space="preserve">Проверка результата: </w:t>
+            </w:r>
+            <w:r>
+              <w:t xml:space="preserve">после пристрелки поднесите цель, дайте зрению её захватить и посмотрите, куда легло пятно лазера. Если оно стабильно смещено в одну сторону — пристрелка выполнена не по лазеру, а по чему-то другому яркому в кадре; повторите в более тёмном помещении.</w:t>
+            </w:r>
+          </w:p>
+        </w:tc>
+      </w:tr>
+    </w:tbl>
+    <w:p>
+      <w:pPr>
+        <w:pStyle w:val="Heading2"/>
+      </w:pPr>
+      <w:r>
+        <w:t xml:space="preserve">13.6. Параметры CONFIG (pvo_fusion.py): подробное описание</w:t>
+      </w:r>
+    </w:p>
+    <w:p>
+      <w:pPr>
+        <w:spacing w:after="120" w:line="276" w:lineRule="auto"/>
+        <w:jc w:val="both"/>
+      </w:pPr>
+      <w:r>
+        <w:t xml:space="preserve">Словарь CONFIG в начале файла. Камерная часть (CAMERA_INDEX, FRAME_W/H, FOV_H_DEG, FOV_V_DEG), параметры фона BG_* и блок фотофиксации/Telegram совпадают с вариантом C и описаны в разделе 5.5 — здесь только новое.</w:t>
+      </w:r>
+    </w:p>
+    <w:p>
+      <w:pPr>
+        <w:pBdr>
+          <w:bottom w:val="single" w:color="9FB6B8" w:sz="4"/>
+        </w:pBdr>
+        <w:spacing w:after="60" w:before="220"/>
+      </w:pPr>
+      <w:r>
+        <w:rPr>
+          <w:rFonts w:ascii="Consolas" w:cs="Consolas" w:eastAsia="Consolas" w:hAnsi="Consolas"/>
+          <w:b/>
+          <w:bCs/>
+          <w:color w:val="00575C"/>
+          <w:sz w:val="22"/>
+          <w:szCs w:val="22"/>
+        </w:rPr>
+        <w:t xml:space="preserve">DETECTOR</w:t>
+      </w:r>
+      <w:r>
+        <w:rPr>
+          <w:color w:val="666666"/>
+          <w:sz w:val="19"/>
+          <w:szCs w:val="19"/>
+        </w:rPr>
+        <w:t xml:space="preserve">      по умолчанию: </w:t>
+      </w:r>
+      <w:r>
+        <w:rPr>
+          <w:rFonts w:ascii="Consolas" w:cs="Consolas" w:eastAsia="Consolas" w:hAnsi="Consolas"/>
+          <w:b/>
+          <w:bCs/>
+          <w:color w:val="333333"/>
+          <w:sz w:val="20"/>
+          <w:szCs w:val="20"/>
+        </w:rPr>
+        <w:t xml:space="preserve">"motion"</w:t>
+      </w:r>
+    </w:p>
+    <w:p>
+      <w:pPr>
+        <w:spacing w:after="120" w:line="276" w:lineRule="auto"/>
+        <w:jc w:val="both"/>
+      </w:pPr>
+      <w:r>
+        <w:rPr>
+          <w:b/>
+          <w:bCs/>
+        </w:rPr>
+        <w:t xml:space="preserve">Что делает. </w:t>
+      </w:r>
+      <w:r>
+        <w:t xml:space="preserve">Выбор детектора цели. motion — вычитание фона MOG2, как в варианте C: видит любое движение при дневном свете. bright — порог яркости для ИК-охоты: цель = яркая точка на тёмном фоне; не боится движения самой турели и видит объекты в считанные пиксели.</w:t>
+      </w:r>
+    </w:p>
+    <w:p>
+      <w:pPr>
+        <w:spacing w:after="120" w:line="276" w:lineRule="auto"/>
+        <w:jc w:val="both"/>
+      </w:pPr>
+      <w:r>
+        <w:rPr>
+          <w:b/>
+          <w:bCs/>
+        </w:rPr>
+        <w:t xml:space="preserve">Диапазон. </w:t>
+      </w:r>
+      <w:r>
+        <w:t xml:space="preserve">"motion" или "bright" (или ключ запуска --detector).</w:t>
+      </w:r>
+    </w:p>
+    <w:p>
+      <w:pPr>
+        <w:pStyle w:val="ListParagraph"/>
+        <w:numPr>
+          <w:ilvl w:val="0"/>
+          <w:numId w:val="2"/>
+        </w:numPr>
+        <w:spacing w:after="80" w:line="264" w:lineRule="auto"/>
+      </w:pPr>
+      <w:r>
+        <w:rPr>
+          <w:b/>
+          <w:bCs/>
+        </w:rPr>
+        <w:t xml:space="preserve">Пример: </w:t>
+      </w:r>
+      <w:r>
+        <w:t xml:space="preserve">днём по крупным и средним целям — motion;</w:t>
+      </w:r>
+    </w:p>
+    <w:p>
+      <w:pPr>
+        <w:pStyle w:val="ListParagraph"/>
+        <w:numPr>
+          <w:ilvl w:val="0"/>
+          <w:numId w:val="2"/>
+        </w:numPr>
+        <w:spacing w:after="80" w:line="264" w:lineRule="auto"/>
+      </w:pPr>
+      <w:r>
+        <w:rPr>
+          <w:b/>
+          <w:bCs/>
+        </w:rPr>
+        <w:t xml:space="preserve">Пример: </w:t>
+      </w:r>
+      <w:r>
+        <w:t xml:space="preserve">ночью/в сумерках с ИК-подсветкой по мелочи — bright;</w:t>
+      </w:r>
+    </w:p>
+    <w:p>
+      <w:pPr>
+        <w:pStyle w:val="ListParagraph"/>
+        <w:numPr>
+          <w:ilvl w:val="0"/>
+          <w:numId w:val="2"/>
+        </w:numPr>
+        <w:spacing w:after="80" w:line="264" w:lineRule="auto"/>
+      </w:pPr>
+      <w:r>
+        <w:rPr>
+          <w:b/>
+          <w:bCs/>
+        </w:rPr>
+        <w:t xml:space="preserve">Пример: </w:t>
+      </w:r>
+      <w:r>
+        <w:t xml:space="preserve">bright днём почти бесполезен: солнце и блики дают сплошные «яркие точки».</w:t>
+      </w:r>
+    </w:p>
+    <w:p>
+      <w:pPr>
+        <w:spacing w:after="120" w:line="276" w:lineRule="auto"/>
+        <w:jc w:val="both"/>
+      </w:pPr>
+      <w:r>
+        <w:rPr>
+          <w:b/>
+          <w:bCs/>
+        </w:rPr>
+        <w:t xml:space="preserve">Рекомендации. </w:t>
+      </w:r>
+      <w:r>
+        <w:t xml:space="preserve">Начните с motion и убедитесь, что слияние работает. На мелочь переходите с тройкой «bright + ИК + тёмный фон».</w:t>
+      </w:r>
+    </w:p>
+    <w:p>
+      <w:pPr>
+        <w:pBdr>
+          <w:bottom w:val="single" w:color="9FB6B8" w:sz="4"/>
+        </w:pBdr>
+        <w:spacing w:after="60" w:before="220"/>
+      </w:pPr>
+      <w:r>
+        <w:rPr>
+          <w:rFonts w:ascii="Consolas" w:cs="Consolas" w:eastAsia="Consolas" w:hAnsi="Consolas"/>
+          <w:b/>
+          <w:bCs/>
+          <w:color w:val="00575C"/>
+          <w:sz w:val="22"/>
+          <w:szCs w:val="22"/>
+        </w:rPr>
+        <w:t xml:space="preserve">BRIGHT_THRESH</w:t>
+      </w:r>
+      <w:r>
+        <w:rPr>
+          <w:color w:val="666666"/>
+          <w:sz w:val="19"/>
+          <w:szCs w:val="19"/>
+        </w:rPr>
+        <w:t xml:space="preserve">      по умолчанию: </w:t>
+      </w:r>
+      <w:r>
+        <w:rPr>
+          <w:rFonts w:ascii="Consolas" w:cs="Consolas" w:eastAsia="Consolas" w:hAnsi="Consolas"/>
+          <w:b/>
+          <w:bCs/>
+          <w:color w:val="333333"/>
+          <w:sz w:val="20"/>
+          <w:szCs w:val="20"/>
+        </w:rPr>
+        <w:t xml:space="preserve">200</w:t>
+      </w:r>
+    </w:p>
+    <w:p>
+      <w:pPr>
+        <w:spacing w:after="120" w:line="276" w:lineRule="auto"/>
+        <w:jc w:val="both"/>
+      </w:pPr>
+      <w:r>
+        <w:rPr>
+          <w:b/>
+          <w:bCs/>
+        </w:rPr>
+        <w:t xml:space="preserve">Что делает. </w:t>
+      </w:r>
+      <w:r>
+        <w:t xml:space="preserve">Порог яркости пикселя (0–255) для детектора bright: всё ярче порога считается кандидатом в цели.</w:t>
+      </w:r>
+    </w:p>
+    <w:p>
+      <w:pPr>
+        <w:spacing w:after="120" w:line="276" w:lineRule="auto"/>
+        <w:jc w:val="both"/>
+      </w:pPr>
+      <w:r>
+        <w:rPr>
+          <w:b/>
+          <w:bCs/>
+        </w:rPr>
+        <w:t xml:space="preserve">Диапазон. </w:t>
+      </w:r>
+      <w:r>
+        <w:t xml:space="preserve">120–250.</w:t>
+      </w:r>
+    </w:p>
+    <w:p>
+      <w:pPr>
+        <w:pStyle w:val="ListParagraph"/>
+        <w:numPr>
+          <w:ilvl w:val="0"/>
+          <w:numId w:val="2"/>
+        </w:numPr>
+        <w:spacing w:after="80" w:line="264" w:lineRule="auto"/>
+      </w:pPr>
+      <w:r>
+        <w:rPr>
+          <w:b/>
+          <w:bCs/>
+        </w:rPr>
+        <w:t xml:space="preserve">Пример: </w:t>
+      </w:r>
+      <w:r>
+        <w:t xml:space="preserve">подсветка слабая или цель дальше 1,5 м — снизьте до 160–180;</w:t>
+      </w:r>
+    </w:p>
+    <w:p>
+      <w:pPr>
+        <w:pStyle w:val="ListParagraph"/>
+        <w:numPr>
+          <w:ilvl w:val="0"/>
+          <w:numId w:val="2"/>
+        </w:numPr>
+        <w:spacing w:after="80" w:line="264" w:lineRule="auto"/>
+      </w:pPr>
+      <w:r>
+        <w:rPr>
+          <w:b/>
+          <w:bCs/>
+        </w:rPr>
+        <w:t xml:space="preserve">Пример: </w:t>
+      </w:r>
+      <w:r>
+        <w:t xml:space="preserve">в кадр попадают лампы, окна, блики — поднимите до 220–240.</w:t>
+      </w:r>
+    </w:p>
+    <w:p>
+      <w:pPr>
+        <w:spacing w:after="120" w:line="276" w:lineRule="auto"/>
+        <w:jc w:val="both"/>
+      </w:pPr>
+      <w:r>
+        <w:rPr>
+          <w:b/>
+          <w:bCs/>
+        </w:rPr>
+        <w:t xml:space="preserve">Рекомендации. </w:t>
+      </w:r>
+      <w:r>
+        <w:t xml:space="preserve">Подбирайте с --display: рамка на цели должна быть стабильной, а пустой фон — молчать. Порог ниже 120 обычно означает, что фон недостаточно тёмный.</w:t>
+      </w:r>
+    </w:p>
+    <w:p>
+      <w:pPr>
+        <w:pBdr>
+          <w:bottom w:val="single" w:color="9FB6B8" w:sz="4"/>
+        </w:pBdr>
+        <w:spacing w:after="60" w:before="220"/>
+      </w:pPr>
+      <w:r>
+        <w:rPr>
+          <w:rFonts w:ascii="Consolas" w:cs="Consolas" w:eastAsia="Consolas" w:hAnsi="Consolas"/>
+          <w:b/>
+          <w:bCs/>
+          <w:color w:val="00575C"/>
+          <w:sz w:val="22"/>
+          <w:szCs w:val="22"/>
+        </w:rPr>
+        <w:t xml:space="preserve">MIN_AREA_PX</w:t>
+      </w:r>
+      <w:r>
+        <w:rPr>
+          <w:color w:val="666666"/>
+          <w:sz w:val="19"/>
+          <w:szCs w:val="19"/>
+        </w:rPr>
+        <w:t xml:space="preserve">      по умолчанию: </w:t>
+      </w:r>
+      <w:r>
+        <w:rPr>
+          <w:rFonts w:ascii="Consolas" w:cs="Consolas" w:eastAsia="Consolas" w:hAnsi="Consolas"/>
+          <w:b/>
+          <w:bCs/>
+          <w:color w:val="333333"/>
+          <w:sz w:val="20"/>
+          <w:szCs w:val="20"/>
+        </w:rPr>
+        <w:t xml:space="preserve">4</w:t>
+      </w:r>
+    </w:p>
+    <w:p>
+      <w:pPr>
+        <w:spacing w:after="120" w:line="276" w:lineRule="auto"/>
+        <w:jc w:val="both"/>
+      </w:pPr>
+      <w:r>
+        <w:rPr>
+          <w:b/>
+          <w:bCs/>
+        </w:rPr>
+        <w:t xml:space="preserve">Что делает. </w:t>
+      </w:r>
+      <w:r>
+        <w:t xml:space="preserve">Минимальная площадь цели в пикселях. У варианта C по умолчанию 25 — здесь 4: мы сознательно охотимся на мелочь.</w:t>
+      </w:r>
+    </w:p>
+    <w:p>
+      <w:pPr>
+        <w:spacing w:after="120" w:line="276" w:lineRule="auto"/>
+        <w:jc w:val="both"/>
+      </w:pPr>
+      <w:r>
+        <w:rPr>
+          <w:b/>
+          <w:bCs/>
+        </w:rPr>
+        <w:t xml:space="preserve">Диапазон. </w:t>
+      </w:r>
+      <w:r>
+        <w:t xml:space="preserve">1–50.</w:t>
+      </w:r>
+    </w:p>
+    <w:p>
+      <w:pPr>
+        <w:pStyle w:val="ListParagraph"/>
+        <w:numPr>
+          <w:ilvl w:val="0"/>
+          <w:numId w:val="2"/>
+        </w:numPr>
+        <w:spacing w:after="80" w:line="264" w:lineRule="auto"/>
+      </w:pPr>
+      <w:r>
+        <w:rPr>
+          <w:b/>
+          <w:bCs/>
+        </w:rPr>
+        <w:t xml:space="preserve">Пример: </w:t>
+      </w:r>
+      <w:r>
+        <w:t xml:space="preserve">одиночные шумовые пиксели матрицы засчитываются за цель — поднимите до 6–10;</w:t>
+      </w:r>
+    </w:p>
+    <w:p>
+      <w:pPr>
+        <w:pStyle w:val="ListParagraph"/>
+        <w:numPr>
+          <w:ilvl w:val="0"/>
+          <w:numId w:val="2"/>
+        </w:numPr>
+        <w:spacing w:after="80" w:line="264" w:lineRule="auto"/>
+      </w:pPr>
+      <w:r>
+        <w:rPr>
+          <w:b/>
+          <w:bCs/>
+        </w:rPr>
+        <w:t xml:space="preserve">Пример: </w:t>
+      </w:r>
+      <w:r>
+        <w:t xml:space="preserve">мошка на 2 м занимает 2–3 пикселя — снизьте до 2, но будьте готовы к ложным срабатываниям.</w:t>
+      </w:r>
+    </w:p>
+    <w:p>
+      <w:pPr>
+        <w:spacing w:after="120" w:line="276" w:lineRule="auto"/>
+        <w:jc w:val="both"/>
+      </w:pPr>
+      <w:r>
+        <w:rPr>
+          <w:b/>
+          <w:bCs/>
+        </w:rPr>
+        <w:t xml:space="preserve">Рекомендации. </w:t>
+      </w:r>
+      <w:r>
+        <w:t xml:space="preserve">4 — разумный компромисс для 640×480. Меняйте на единицы, не в разы.</w:t>
+      </w:r>
+    </w:p>
+    <w:p>
+      <w:pPr>
+        <w:pBdr>
+          <w:bottom w:val="single" w:color="9FB6B8" w:sz="4"/>
+        </w:pBdr>
+        <w:spacing w:after="60" w:before="220"/>
+      </w:pPr>
+      <w:r>
+        <w:rPr>
+          <w:rFonts w:ascii="Consolas" w:cs="Consolas" w:eastAsia="Consolas" w:hAnsi="Consolas"/>
+          <w:b/>
+          <w:bCs/>
+          <w:color w:val="00575C"/>
+          <w:sz w:val="22"/>
+          <w:szCs w:val="22"/>
+        </w:rPr>
+        <w:t xml:space="preserve">ROI</w:t>
+      </w:r>
+      <w:r>
+        <w:rPr>
+          <w:color w:val="666666"/>
+          <w:sz w:val="19"/>
+          <w:szCs w:val="19"/>
+        </w:rPr>
+        <w:t xml:space="preserve">      по умолчанию: </w:t>
+      </w:r>
+      <w:r>
+        <w:rPr>
+          <w:rFonts w:ascii="Consolas" w:cs="Consolas" w:eastAsia="Consolas" w:hAnsi="Consolas"/>
+          <w:b/>
+          <w:bCs/>
+          <w:color w:val="333333"/>
+          <w:sz w:val="20"/>
+          <w:szCs w:val="20"/>
+        </w:rPr>
+        <w:t xml:space="preserve">0.7</w:t>
+      </w:r>
+    </w:p>
+    <w:p>
+      <w:pPr>
+        <w:spacing w:after="120" w:line="276" w:lineRule="auto"/>
+        <w:jc w:val="both"/>
+      </w:pPr>
+      <w:r>
+        <w:rPr>
+          <w:b/>
+          <w:bCs/>
+        </w:rPr>
+        <w:t xml:space="preserve">Что делает. </w:t>
+      </w:r>
+      <w:r>
+        <w:t xml:space="preserve">Доля центра кадра, в которой бодрствующее зрение ищет цель. Радар уже довернул турель, поэтому цель почти наверняка около центра — а края кадра только поставляют ложные детекты. В дрёме просматривается весь кадр независимо от ROI.</w:t>
+      </w:r>
+    </w:p>
+    <w:p>
+      <w:pPr>
+        <w:spacing w:after="120" w:line="276" w:lineRule="auto"/>
+        <w:jc w:val="both"/>
+      </w:pPr>
+      <w:r>
+        <w:rPr>
+          <w:b/>
+          <w:bCs/>
+        </w:rPr>
+        <w:t xml:space="preserve">Диапазон. </w:t>
+      </w:r>
+      <w:r>
+        <w:t xml:space="preserve">0.2–1.0.</w:t>
+      </w:r>
+    </w:p>
+    <w:p>
+      <w:pPr>
+        <w:pStyle w:val="ListParagraph"/>
+        <w:numPr>
+          <w:ilvl w:val="0"/>
+          <w:numId w:val="2"/>
+        </w:numPr>
+        <w:spacing w:after="80" w:line="264" w:lineRule="auto"/>
+      </w:pPr>
+      <w:r>
+        <w:rPr>
+          <w:b/>
+          <w:bCs/>
+        </w:rPr>
+        <w:t xml:space="preserve">Пример: </w:t>
+      </w:r>
+      <w:r>
+        <w:t xml:space="preserve">радар грубоват или серво с люфтом — расширьте до 0.85–1.0, иначе зрение не найдёт цель после доворота;</w:t>
+      </w:r>
+    </w:p>
+    <w:p>
+      <w:pPr>
+        <w:pStyle w:val="ListParagraph"/>
+        <w:numPr>
+          <w:ilvl w:val="0"/>
+          <w:numId w:val="2"/>
+        </w:numPr>
+        <w:spacing w:after="80" w:line="264" w:lineRule="auto"/>
+      </w:pPr>
+      <w:r>
+        <w:rPr>
+          <w:b/>
+          <w:bCs/>
+        </w:rPr>
+        <w:t xml:space="preserve">Пример: </w:t>
+      </w:r>
+      <w:r>
+        <w:t xml:space="preserve">юстировка образцовая, фон беспокойный — сузьте до 0.5: меньше мусора.</w:t>
+      </w:r>
+    </w:p>
+    <w:p>
+      <w:pPr>
+        <w:spacing w:after="120" w:line="276" w:lineRule="auto"/>
+        <w:jc w:val="both"/>
+      </w:pPr>
+      <w:r>
+        <w:rPr>
+          <w:b/>
+          <w:bCs/>
+        </w:rPr>
+        <w:t xml:space="preserve">Рекомендации. </w:t>
+      </w:r>
+      <w:r>
+        <w:t xml:space="preserve">0.7 подходит большинству сборок. Если зрение часто «просыпается и не находит» — первым делом расширяйте ROI.</w:t>
+      </w:r>
+    </w:p>
+    <w:p>
+      <w:pPr>
+        <w:pBdr>
+          <w:bottom w:val="single" w:color="9FB6B8" w:sz="4"/>
+        </w:pBdr>
+        <w:spacing w:after="60" w:before="220"/>
+      </w:pPr>
+      <w:r>
+        <w:rPr>
+          <w:rFonts w:ascii="Consolas" w:cs="Consolas" w:eastAsia="Consolas" w:hAnsi="Consolas"/>
+          <w:b/>
+          <w:bCs/>
+          <w:color w:val="00575C"/>
+          <w:sz w:val="22"/>
+          <w:szCs w:val="22"/>
+        </w:rPr>
+        <w:t xml:space="preserve">WAKE_EVERY</w:t>
+      </w:r>
+      <w:r>
+        <w:rPr>
+          <w:color w:val="666666"/>
+          <w:sz w:val="19"/>
+          <w:szCs w:val="19"/>
+        </w:rPr>
+        <w:t xml:space="preserve">      по умолчанию: </w:t>
+      </w:r>
+      <w:r>
+        <w:rPr>
+          <w:rFonts w:ascii="Consolas" w:cs="Consolas" w:eastAsia="Consolas" w:hAnsi="Consolas"/>
+          <w:b/>
+          <w:bCs/>
+          <w:color w:val="333333"/>
+          <w:sz w:val="20"/>
+          <w:szCs w:val="20"/>
+        </w:rPr>
+        <w:t xml:space="preserve">8</w:t>
+      </w:r>
+    </w:p>
+    <w:p>
+      <w:pPr>
+        <w:spacing w:after="120" w:line="276" w:lineRule="auto"/>
+        <w:jc w:val="both"/>
+      </w:pPr>
+      <w:r>
+        <w:rPr>
+          <w:b/>
+          <w:bCs/>
+        </w:rPr>
+        <w:t xml:space="preserve">Что делает. </w:t>
+      </w:r>
+      <w:r>
+        <w:t xml:space="preserve">В дрёме обрабатывается каждый N-й кадр — остальные пропускаются ради экономии процессора (на дежурстве Pi почти не греется).</w:t>
+      </w:r>
+    </w:p>
+    <w:p>
+      <w:pPr>
+        <w:spacing w:after="120" w:line="276" w:lineRule="auto"/>
+        <w:jc w:val="both"/>
+      </w:pPr>
+      <w:r>
+        <w:rPr>
+          <w:b/>
+          <w:bCs/>
+        </w:rPr>
+        <w:t xml:space="preserve">Диапазон. </w:t>
+      </w:r>
+      <w:r>
+        <w:t xml:space="preserve">2–20.</w:t>
+      </w:r>
+    </w:p>
+    <w:p>
+      <w:pPr>
+        <w:pStyle w:val="ListParagraph"/>
+        <w:numPr>
+          <w:ilvl w:val="0"/>
+          <w:numId w:val="2"/>
+        </w:numPr>
+        <w:spacing w:after="80" w:line="264" w:lineRule="auto"/>
+      </w:pPr>
+      <w:r>
+        <w:rPr>
+          <w:b/>
+          <w:bCs/>
+        </w:rPr>
+        <w:t xml:space="preserve">Пример: </w:t>
+      </w:r>
+      <w:r>
+        <w:t xml:space="preserve">Pi Zero 2 W — 12–16: дрёма почти бесплатна;</w:t>
+      </w:r>
+    </w:p>
+    <w:p>
+      <w:pPr>
+        <w:pStyle w:val="ListParagraph"/>
+        <w:numPr>
+          <w:ilvl w:val="0"/>
+          <w:numId w:val="2"/>
+        </w:numPr>
+        <w:spacing w:after="80" w:line="264" w:lineRule="auto"/>
+      </w:pPr>
+      <w:r>
+        <w:rPr>
+          <w:b/>
+          <w:bCs/>
+        </w:rPr>
+        <w:t xml:space="preserve">Пример: </w:t>
+      </w:r>
+      <w:r>
+        <w:t xml:space="preserve">настольный ПК — 2–4: мелочь замечается быстрее.</w:t>
+      </w:r>
+    </w:p>
+    <w:p>
+      <w:pPr>
+        <w:spacing w:after="120" w:line="276" w:lineRule="auto"/>
+        <w:jc w:val="both"/>
+      </w:pPr>
+      <w:r>
+        <w:rPr>
+          <w:b/>
+          <w:bCs/>
+        </w:rPr>
+        <w:t xml:space="preserve">Рекомендации. </w:t>
+      </w:r>
+      <w:r>
+        <w:t xml:space="preserve">8 на Pi 3/4 даёт реакцию дрёмы ~0,5 с при 15 кадрах/с — быстрее, чем комар пересекает кадр.</w:t>
+      </w:r>
+    </w:p>
+    <w:p>
+      <w:pPr>
+        <w:pBdr>
+          <w:bottom w:val="single" w:color="9FB6B8" w:sz="4"/>
+        </w:pBdr>
+        <w:spacing w:after="60" w:before="220"/>
+      </w:pPr>
+      <w:r>
+        <w:rPr>
+          <w:rFonts w:ascii="Consolas" w:cs="Consolas" w:eastAsia="Consolas" w:hAnsi="Consolas"/>
+          <w:b/>
+          <w:bCs/>
+          <w:color w:val="00575C"/>
+          <w:sz w:val="22"/>
+          <w:szCs w:val="22"/>
+        </w:rPr>
+        <w:t xml:space="preserve">LOST_FRAMES</w:t>
+      </w:r>
+      <w:r>
+        <w:rPr>
+          <w:color w:val="666666"/>
+          <w:sz w:val="19"/>
+          <w:szCs w:val="19"/>
+        </w:rPr>
+        <w:t xml:space="preserve">      по умолчанию: </w:t>
+      </w:r>
+      <w:r>
+        <w:rPr>
+          <w:rFonts w:ascii="Consolas" w:cs="Consolas" w:eastAsia="Consolas" w:hAnsi="Consolas"/>
+          <w:b/>
+          <w:bCs/>
+          <w:color w:val="333333"/>
+          <w:sz w:val="20"/>
+          <w:szCs w:val="20"/>
+        </w:rPr>
+        <w:t xml:space="preserve">10</w:t>
+      </w:r>
+    </w:p>
+    <w:p>
+      <w:pPr>
+        <w:spacing w:after="120" w:line="276" w:lineRule="auto"/>
+        <w:jc w:val="both"/>
+      </w:pPr>
+      <w:r>
+        <w:rPr>
+          <w:b/>
+          <w:bCs/>
+        </w:rPr>
+        <w:t xml:space="preserve">Что делает. </w:t>
+      </w:r>
+      <w:r>
+        <w:t xml:space="preserve">Сколько «рабочих» кадров подряд без цели зрение терпит, прежде чем признать потерю. После этого, если и радар цели не видит (m=I), скрипт засыпает и гасит ИК (I0).</w:t>
+      </w:r>
+    </w:p>
+    <w:p>
+      <w:pPr>
+        <w:spacing w:after="120" w:line="276" w:lineRule="auto"/>
+        <w:jc w:val="both"/>
+      </w:pPr>
+      <w:r>
+        <w:rPr>
+          <w:b/>
+          <w:bCs/>
+        </w:rPr>
+        <w:t xml:space="preserve">Диапазон. </w:t>
+      </w:r>
+      <w:r>
+        <w:t xml:space="preserve">3–30.</w:t>
+      </w:r>
+    </w:p>
+    <w:p>
+      <w:pPr>
+        <w:pStyle w:val="ListParagraph"/>
+        <w:numPr>
+          <w:ilvl w:val="0"/>
+          <w:numId w:val="2"/>
+        </w:numPr>
+        <w:spacing w:after="80" w:line="264" w:lineRule="auto"/>
+      </w:pPr>
+      <w:r>
+        <w:rPr>
+          <w:b/>
+          <w:bCs/>
+        </w:rPr>
+        <w:t xml:space="preserve">Пример: </w:t>
+      </w:r>
+      <w:r>
+        <w:t xml:space="preserve">цель мелькает за препятствиями — поднимите до 15–20, зрение будет ждать дольше;</w:t>
+      </w:r>
+    </w:p>
+    <w:p>
+      <w:pPr>
+        <w:pStyle w:val="ListParagraph"/>
+        <w:numPr>
+          <w:ilvl w:val="0"/>
+          <w:numId w:val="2"/>
+        </w:numPr>
+        <w:spacing w:after="80" w:line="264" w:lineRule="auto"/>
+      </w:pPr>
+      <w:r>
+        <w:rPr>
+          <w:b/>
+          <w:bCs/>
+        </w:rPr>
+        <w:t xml:space="preserve">Пример: </w:t>
+      </w:r>
+      <w:r>
+        <w:t xml:space="preserve">нужен быстрый отбой — 5.</w:t>
+      </w:r>
+    </w:p>
+    <w:p>
+      <w:pPr>
+        <w:spacing w:after="120" w:line="276" w:lineRule="auto"/>
+        <w:jc w:val="both"/>
+      </w:pPr>
+      <w:r>
+        <w:rPr>
+          <w:b/>
+          <w:bCs/>
+        </w:rPr>
+        <w:t xml:space="preserve">Рекомендации. </w:t>
+      </w:r>
+      <w:r>
+        <w:t xml:space="preserve">10 кадров ≈ 0,7 с при 15 кадрах/с — согласовано с VISTO прошивки по умолчанию.</w:t>
+      </w:r>
+    </w:p>
+    <w:p>
+      <w:pPr>
+        <w:pBdr>
+          <w:bottom w:val="single" w:color="9FB6B8" w:sz="4"/>
+        </w:pBdr>
+        <w:spacing w:after="60" w:before="220"/>
+      </w:pPr>
+      <w:r>
+        <w:rPr>
+          <w:rFonts w:ascii="Consolas" w:cs="Consolas" w:eastAsia="Consolas" w:hAnsi="Consolas"/>
+          <w:b/>
+          <w:bCs/>
+          <w:color w:val="00575C"/>
+          <w:sz w:val="22"/>
+          <w:szCs w:val="22"/>
+        </w:rPr>
+        <w:t xml:space="preserve">SEND_HZ</w:t>
+      </w:r>
+      <w:r>
+        <w:rPr>
+          <w:color w:val="666666"/>
+          <w:sz w:val="19"/>
+          <w:szCs w:val="19"/>
+        </w:rPr>
+        <w:t xml:space="preserve">      по умолчанию: </w:t>
+      </w:r>
+      <w:r>
+        <w:rPr>
+          <w:rFonts w:ascii="Consolas" w:cs="Consolas" w:eastAsia="Consolas" w:hAnsi="Consolas"/>
+          <w:b/>
+          <w:bCs/>
+          <w:color w:val="333333"/>
+          <w:sz w:val="20"/>
+          <w:szCs w:val="20"/>
+        </w:rPr>
+        <w:t xml:space="preserve">15</w:t>
+      </w:r>
+    </w:p>
+    <w:p>
+      <w:pPr>
+        <w:spacing w:after="120" w:line="276" w:lineRule="auto"/>
+        <w:jc w:val="both"/>
+      </w:pPr>
+      <w:r>
+        <w:rPr>
+          <w:b/>
+          <w:bCs/>
+        </w:rPr>
+        <w:t xml:space="preserve">Что делает. </w:t>
+      </w:r>
+      <w:r>
+        <w:t xml:space="preserve">Максимальная частота команд V, Гц. Каждая команда — новая цель для серво, поэтому частота напрямую определяет плавность и «нервность» ведения.</w:t>
+      </w:r>
+    </w:p>
+    <w:p>
+      <w:pPr>
+        <w:spacing w:after="120" w:line="276" w:lineRule="auto"/>
+        <w:jc w:val="both"/>
+      </w:pPr>
+      <w:r>
+        <w:rPr>
+          <w:b/>
+          <w:bCs/>
+        </w:rPr>
+        <w:t xml:space="preserve">Диапазон. </w:t>
+      </w:r>
+      <w:r>
+        <w:t xml:space="preserve">5–30.</w:t>
+      </w:r>
+    </w:p>
+    <w:p>
+      <w:pPr>
+        <w:pStyle w:val="ListParagraph"/>
+        <w:numPr>
+          <w:ilvl w:val="0"/>
+          <w:numId w:val="2"/>
+        </w:numPr>
+        <w:spacing w:after="80" w:line="264" w:lineRule="auto"/>
+      </w:pPr>
+      <w:r>
+        <w:rPr>
+          <w:b/>
+          <w:bCs/>
+        </w:rPr>
+        <w:t xml:space="preserve">Пример: </w:t>
+      </w:r>
+      <w:r>
+        <w:t xml:space="preserve">серво дёргаются и гудят — снизьте до 10 и/или уменьшите ALPHA прошивки до 0,2;</w:t>
+      </w:r>
+    </w:p>
+    <w:p>
+      <w:pPr>
+        <w:pStyle w:val="ListParagraph"/>
+        <w:numPr>
+          <w:ilvl w:val="0"/>
+          <w:numId w:val="2"/>
+        </w:numPr>
+        <w:spacing w:after="80" w:line="264" w:lineRule="auto"/>
+      </w:pPr>
+      <w:r>
+        <w:rPr>
+          <w:b/>
+          <w:bCs/>
+        </w:rPr>
+        <w:t xml:space="preserve">Пример: </w:t>
+      </w:r>
+      <w:r>
+        <w:t xml:space="preserve">цель быстрая, ведение отстаёт — поднимите до 20–25 (если камера столько выдаёт).</w:t>
+      </w:r>
+    </w:p>
+    <w:p>
+      <w:pPr>
+        <w:spacing w:after="120" w:line="276" w:lineRule="auto"/>
+        <w:jc w:val="both"/>
+      </w:pPr>
+      <w:r>
+        <w:rPr>
+          <w:b/>
+          <w:bCs/>
+        </w:rPr>
+        <w:t xml:space="preserve">Рекомендации. </w:t>
+      </w:r>
+      <w:r>
+        <w:t xml:space="preserve">15 Гц — плавно на SG90/MG90S. Выше 30 смысла нет: серво столько не отрабатывают.</w:t>
+      </w:r>
+    </w:p>
+    <w:p>
+      <w:pPr>
+        <w:pBdr>
+          <w:bottom w:val="single" w:color="9FB6B8" w:sz="4"/>
+        </w:pBdr>
+        <w:spacing w:after="60" w:before="220"/>
+      </w:pPr>
+      <w:r>
+        <w:rPr>
+          <w:rFonts w:ascii="Consolas" w:cs="Consolas" w:eastAsia="Consolas" w:hAnsi="Consolas"/>
+          <w:b/>
+          <w:bCs/>
+          <w:color w:val="00575C"/>
+          <w:sz w:val="22"/>
+          <w:szCs w:val="22"/>
+        </w:rPr>
+        <w:t xml:space="preserve">MAX_CORR_DEG</w:t>
+      </w:r>
+      <w:r>
+        <w:rPr>
+          <w:color w:val="666666"/>
+          <w:sz w:val="19"/>
+          <w:szCs w:val="19"/>
+        </w:rPr>
+        <w:t xml:space="preserve">      по умолчанию: </w:t>
+      </w:r>
+      <w:r>
+        <w:rPr>
+          <w:rFonts w:ascii="Consolas" w:cs="Consolas" w:eastAsia="Consolas" w:hAnsi="Consolas"/>
+          <w:b/>
+          <w:bCs/>
+          <w:color w:val="333333"/>
+          <w:sz w:val="20"/>
+          <w:szCs w:val="20"/>
+        </w:rPr>
+        <w:t xml:space="preserve">20.0</w:t>
+      </w:r>
+    </w:p>
+    <w:p>
+      <w:pPr>
+        <w:spacing w:after="120" w:line="276" w:lineRule="auto"/>
+        <w:jc w:val="both"/>
+      </w:pPr>
+      <w:r>
+        <w:rPr>
+          <w:b/>
+          <w:bCs/>
+        </w:rPr>
+        <w:t xml:space="preserve">Что делает. </w:t>
+      </w:r>
+      <w:r>
+        <w:t xml:space="preserve">Предохранитель: одна поправка V не может превышать этот угол. Защищает от рывка турели при ложном детекте на краю кадра или неверно указанном FOV.</w:t>
+      </w:r>
+    </w:p>
+    <w:p>
+      <w:pPr>
+        <w:spacing w:after="120" w:line="276" w:lineRule="auto"/>
+        <w:jc w:val="both"/>
+      </w:pPr>
+      <w:r>
+        <w:rPr>
+          <w:b/>
+          <w:bCs/>
+        </w:rPr>
+        <w:t xml:space="preserve">Диапазон. </w:t>
+      </w:r>
+      <w:r>
+        <w:t xml:space="preserve">5–30 (прошивка дополнительно ограничивает ±30°).</w:t>
+      </w:r>
+    </w:p>
+    <w:p>
+      <w:pPr>
+        <w:pStyle w:val="ListParagraph"/>
+        <w:numPr>
+          <w:ilvl w:val="0"/>
+          <w:numId w:val="2"/>
+        </w:numPr>
+        <w:spacing w:after="80" w:line="264" w:lineRule="auto"/>
+      </w:pPr>
+      <w:r>
+        <w:rPr>
+          <w:b/>
+          <w:bCs/>
+        </w:rPr>
+        <w:t xml:space="preserve">Пример: </w:t>
+      </w:r>
+      <w:r>
+        <w:t xml:space="preserve">узкое поле обзора камеры (&lt; 50°) — можно снизить до 10–15;</w:t>
+      </w:r>
+    </w:p>
+    <w:p>
+      <w:pPr>
+        <w:pStyle w:val="ListParagraph"/>
+        <w:numPr>
+          <w:ilvl w:val="0"/>
+          <w:numId w:val="2"/>
+        </w:numPr>
+        <w:spacing w:after="80" w:line="264" w:lineRule="auto"/>
+      </w:pPr>
+      <w:r>
+        <w:rPr>
+          <w:b/>
+          <w:bCs/>
+        </w:rPr>
+        <w:t xml:space="preserve">Пример: </w:t>
+      </w:r>
+      <w:r>
+        <w:t xml:space="preserve">цель успевает уйти к краю кадра между кадрами — поднимите до 25.</w:t>
+      </w:r>
+    </w:p>
+    <w:p>
+      <w:pPr>
+        <w:spacing w:after="120" w:line="276" w:lineRule="auto"/>
+        <w:jc w:val="both"/>
+      </w:pPr>
+      <w:r>
+        <w:rPr>
+          <w:b/>
+          <w:bCs/>
+        </w:rPr>
+        <w:t xml:space="preserve">Рекомендации. </w:t>
+      </w:r>
+      <w:r>
+        <w:t xml:space="preserve">20° при FOV 62° означает: даже цель у самой границы кадра догоняется за один-два шага, а безумный детект не развернёт турель в стену.</w:t>
+      </w:r>
+    </w:p>
+    <w:p>
+      <w:pPr>
+        <w:pBdr>
+          <w:bottom w:val="single" w:color="9FB6B8" w:sz="4"/>
+        </w:pBdr>
+        <w:spacing w:after="60" w:before="220"/>
+      </w:pPr>
+      <w:r>
+        <w:rPr>
+          <w:rFonts w:ascii="Consolas" w:cs="Consolas" w:eastAsia="Consolas" w:hAnsi="Consolas"/>
+          <w:b/>
+          <w:bCs/>
+          <w:color w:val="00575C"/>
+          <w:sz w:val="22"/>
+          <w:szCs w:val="22"/>
+        </w:rPr>
+        <w:t xml:space="preserve">DEADZONE_DEG</w:t>
+      </w:r>
+      <w:r>
+        <w:rPr>
+          <w:color w:val="666666"/>
+          <w:sz w:val="19"/>
+          <w:szCs w:val="19"/>
+        </w:rPr>
+        <w:t xml:space="preserve">      по умолчанию: </w:t>
+      </w:r>
+      <w:r>
+        <w:rPr>
+          <w:rFonts w:ascii="Consolas" w:cs="Consolas" w:eastAsia="Consolas" w:hAnsi="Consolas"/>
+          <w:b/>
+          <w:bCs/>
+          <w:color w:val="333333"/>
+          <w:sz w:val="20"/>
+          <w:szCs w:val="20"/>
+        </w:rPr>
+        <w:t xml:space="preserve">0.4</w:t>
+      </w:r>
+    </w:p>
+    <w:p>
+      <w:pPr>
+        <w:spacing w:after="120" w:line="276" w:lineRule="auto"/>
+        <w:jc w:val="both"/>
+      </w:pPr>
+      <w:r>
+        <w:rPr>
+          <w:b/>
+          <w:bCs/>
+        </w:rPr>
+        <w:t xml:space="preserve">Что делает. </w:t>
+      </w:r>
+      <w:r>
+        <w:t xml:space="preserve">Мёртвая зона наведения: если цель ближе этого угла к точке прицеливания, поправка обнуляется. Скрипт при этом НЕ замолкает — он шлёт «V 0 0», что удерживает захват зрением (иначе сработал бы таймаут VISTO и цель забрал бы радар). Смысл: цель уже под лучом, дёргать серво незачем — они греются и жужжат.</w:t>
+      </w:r>
+    </w:p>
+    <w:p>
+      <w:pPr>
+        <w:spacing w:after="120" w:line="276" w:lineRule="auto"/>
+        <w:jc w:val="both"/>
+      </w:pPr>
+      <w:r>
+        <w:rPr>
+          <w:b/>
+          <w:bCs/>
+        </w:rPr>
+        <w:t xml:space="preserve">Диапазон. </w:t>
+      </w:r>
+      <w:r>
+        <w:t xml:space="preserve">0 (выключить) – 2°.</w:t>
+      </w:r>
+    </w:p>
+    <w:p>
+      <w:pPr>
+        <w:pStyle w:val="ListParagraph"/>
+        <w:numPr>
+          <w:ilvl w:val="0"/>
+          <w:numId w:val="2"/>
+        </w:numPr>
+        <w:spacing w:after="80" w:line="264" w:lineRule="auto"/>
+      </w:pPr>
+      <w:r>
+        <w:rPr>
+          <w:b/>
+          <w:bCs/>
+        </w:rPr>
+        <w:t xml:space="preserve">Пример: </w:t>
+      </w:r>
+      <w:r>
+        <w:t xml:space="preserve">серво заметно дрожат на неподвижной цели — поднимите до 0,6–0,8;</w:t>
+      </w:r>
+    </w:p>
+    <w:p>
+      <w:pPr>
+        <w:pStyle w:val="ListParagraph"/>
+        <w:numPr>
+          <w:ilvl w:val="0"/>
+          <w:numId w:val="2"/>
+        </w:numPr>
+        <w:spacing w:after="80" w:line="264" w:lineRule="auto"/>
+      </w:pPr>
+      <w:r>
+        <w:rPr>
+          <w:b/>
+          <w:bCs/>
+        </w:rPr>
+        <w:t xml:space="preserve">Пример: </w:t>
+      </w:r>
+      <w:r>
+        <w:t xml:space="preserve">нужна максимальная точность на статичной мишени — 0,2;</w:t>
+      </w:r>
+    </w:p>
+    <w:p>
+      <w:pPr>
+        <w:pStyle w:val="ListParagraph"/>
+        <w:numPr>
+          <w:ilvl w:val="0"/>
+          <w:numId w:val="2"/>
+        </w:numPr>
+        <w:spacing w:after="80" w:line="264" w:lineRule="auto"/>
+      </w:pPr>
+      <w:r>
+        <w:rPr>
+          <w:b/>
+          <w:bCs/>
+        </w:rPr>
+        <w:t xml:space="preserve">Пример: </w:t>
+      </w:r>
+      <w:r>
+        <w:t xml:space="preserve">0 — поправки идут всегда, полезно только при отладке геометрии.</w:t>
+      </w:r>
+    </w:p>
+    <w:p>
+      <w:pPr>
+        <w:spacing w:after="120" w:line="276" w:lineRule="auto"/>
+        <w:jc w:val="both"/>
+      </w:pPr>
+      <w:r>
+        <w:rPr>
+          <w:b/>
+          <w:bCs/>
+        </w:rPr>
+        <w:t xml:space="preserve">Рекомендации. </w:t>
+      </w:r>
+      <w:r>
+        <w:t xml:space="preserve">0,4° при FOV 62° и кадре 640 пикселей — это примерно ±4 пикселя: меньше, чем точность самой пристрелки, и уже достаточно, чтобы серво замолчали.</w:t>
+      </w:r>
+    </w:p>
+    <w:p>
+      <w:pPr>
+        <w:pBdr>
+          <w:bottom w:val="single" w:color="9FB6B8" w:sz="4"/>
+        </w:pBdr>
+        <w:spacing w:after="60" w:before="220"/>
+      </w:pPr>
+      <w:r>
+        <w:rPr>
+          <w:rFonts w:ascii="Consolas" w:cs="Consolas" w:eastAsia="Consolas" w:hAnsi="Consolas"/>
+          <w:b/>
+          <w:bCs/>
+          <w:color w:val="00575C"/>
+          <w:sz w:val="22"/>
+          <w:szCs w:val="22"/>
+        </w:rPr>
+        <w:t xml:space="preserve">AIM_DX_PX / AIM_DY_PX  ·  файл pvo_aim.json</w:t>
+      </w:r>
+      <w:r>
+        <w:rPr>
+          <w:color w:val="666666"/>
+          <w:sz w:val="19"/>
+          <w:szCs w:val="19"/>
+        </w:rPr>
+        <w:t xml:space="preserve">      по умолчанию: </w:t>
+      </w:r>
+      <w:r>
+        <w:rPr>
+          <w:rFonts w:ascii="Consolas" w:cs="Consolas" w:eastAsia="Consolas" w:hAnsi="Consolas"/>
+          <w:b/>
+          <w:bCs/>
+          <w:color w:val="333333"/>
+          <w:sz w:val="20"/>
+          <w:szCs w:val="20"/>
+        </w:rPr>
+        <w:t xml:space="preserve">0 / 0</w:t>
+      </w:r>
+    </w:p>
+    <w:p>
+      <w:pPr>
+        <w:spacing w:after="120" w:line="276" w:lineRule="auto"/>
+        <w:jc w:val="both"/>
+      </w:pPr>
+      <w:r>
+        <w:rPr>
+          <w:b/>
+          <w:bCs/>
+        </w:rPr>
+        <w:t xml:space="preserve">Что делает. </w:t>
+      </w:r>
+      <w:r>
+        <w:t xml:space="preserve">Точка прицеливания: смещение лазерного пятна от центра кадра в пикселях (+ вправо, + вниз). Заполняется автоматически при пристрелке (раздел 13.5) и загружается при каждом запуске; править руками обычно не нужно.</w:t>
+      </w:r>
+    </w:p>
+    <w:p>
+      <w:pPr>
+        <w:spacing w:after="120" w:line="276" w:lineRule="auto"/>
+        <w:jc w:val="both"/>
+      </w:pPr>
+      <w:r>
+        <w:rPr>
+          <w:b/>
+          <w:bCs/>
+        </w:rPr>
+        <w:t xml:space="preserve">Диапазон. </w:t>
+      </w:r>
+      <w:r>
+        <w:t xml:space="preserve">в пределах половины кадра; при |смещении| больше ~8° скрипт предупредит.</w:t>
+      </w:r>
+    </w:p>
+    <w:p>
+      <w:pPr>
+        <w:pStyle w:val="ListParagraph"/>
+        <w:numPr>
+          <w:ilvl w:val="0"/>
+          <w:numId w:val="2"/>
+        </w:numPr>
+        <w:spacing w:after="80" w:line="264" w:lineRule="auto"/>
+      </w:pPr>
+      <w:r>
+        <w:rPr>
+          <w:b/>
+          <w:bCs/>
+        </w:rPr>
+        <w:t xml:space="preserve">Пример: </w:t>
+      </w:r>
+      <w:r>
+        <w:t xml:space="preserve">перевесили камеру — повторите --calibrate, значения перезапишутся;</w:t>
+      </w:r>
+    </w:p>
+    <w:p>
+      <w:pPr>
+        <w:pStyle w:val="ListParagraph"/>
+        <w:numPr>
+          <w:ilvl w:val="0"/>
+          <w:numId w:val="2"/>
+        </w:numPr>
+        <w:spacing w:after="80" w:line="264" w:lineRule="auto"/>
+      </w:pPr>
+      <w:r>
+        <w:rPr>
+          <w:b/>
+          <w:bCs/>
+        </w:rPr>
+        <w:t xml:space="preserve">Пример: </w:t>
+      </w:r>
+      <w:r>
+        <w:t xml:space="preserve">хотите сравнить «с пристрелкой и без» — запустите с ключом --no-aim;</w:t>
+      </w:r>
+    </w:p>
+    <w:p>
+      <w:pPr>
+        <w:pStyle w:val="ListParagraph"/>
+        <w:numPr>
+          <w:ilvl w:val="0"/>
+          <w:numId w:val="2"/>
+        </w:numPr>
+        <w:spacing w:after="80" w:line="264" w:lineRule="auto"/>
+      </w:pPr>
+      <w:r>
+        <w:rPr>
+          <w:b/>
+          <w:bCs/>
+        </w:rPr>
+        <w:t xml:space="preserve">Пример: </w:t>
+      </w:r>
+      <w:r>
+        <w:t xml:space="preserve">несколько турелей на одном Pi — держите отдельные файлы через --aim-file.</w:t>
+      </w:r>
+    </w:p>
+    <w:p>
+      <w:pPr>
+        <w:spacing w:after="120" w:line="276" w:lineRule="auto"/>
+        <w:jc w:val="both"/>
+      </w:pPr>
+      <w:r>
+        <w:rPr>
+          <w:b/>
+          <w:bCs/>
+        </w:rPr>
+        <w:t xml:space="preserve">Рекомендации. </w:t>
+      </w:r>
+      <w:r>
+        <w:t xml:space="preserve">Файл маленький и человекочитаемый: в нём есть дата и разрешение кадра, при котором делалась пристрелка. Сменили разрешение — пристреляйтесь заново.</w:t>
+      </w:r>
+    </w:p>
+    <w:p>
+      <w:pPr>
+        <w:pBdr>
+          <w:bottom w:val="single" w:color="9FB6B8" w:sz="4"/>
+        </w:pBdr>
+        <w:spacing w:after="60" w:before="220"/>
+      </w:pPr>
+      <w:r>
+        <w:rPr>
+          <w:rFonts w:ascii="Consolas" w:cs="Consolas" w:eastAsia="Consolas" w:hAnsi="Consolas"/>
+          <w:b/>
+          <w:bCs/>
+          <w:color w:val="00575C"/>
+          <w:sz w:val="22"/>
+          <w:szCs w:val="22"/>
+        </w:rPr>
+        <w:t xml:space="preserve">PAN_MOVE_EPS</w:t>
+      </w:r>
+      <w:r>
+        <w:rPr>
+          <w:color w:val="666666"/>
+          <w:sz w:val="19"/>
+          <w:szCs w:val="19"/>
+        </w:rPr>
+        <w:t xml:space="preserve">      по умолчанию: </w:t>
+      </w:r>
+      <w:r>
+        <w:rPr>
+          <w:rFonts w:ascii="Consolas" w:cs="Consolas" w:eastAsia="Consolas" w:hAnsi="Consolas"/>
+          <w:b/>
+          <w:bCs/>
+          <w:color w:val="333333"/>
+          <w:sz w:val="20"/>
+          <w:szCs w:val="20"/>
+        </w:rPr>
+        <w:t xml:space="preserve">1.5</w:t>
+      </w:r>
+    </w:p>
+    <w:p>
+      <w:pPr>
+        <w:spacing w:after="120" w:line="276" w:lineRule="auto"/>
+        <w:jc w:val="both"/>
+      </w:pPr>
+      <w:r>
+        <w:rPr>
+          <w:b/>
+          <w:bCs/>
+        </w:rPr>
+        <w:t xml:space="preserve">Что делает. </w:t>
+      </w:r>
+      <w:r>
+        <w:t xml:space="preserve">Порог «турель движется», ° между соседними строками телеметрии. Для детектора motion движущаяся камера — катастрофа (весь кадр «плывёт»), поэтому такие кадры пропускаются, а фон переучивается. Детектору bright эта защита не нужна.</w:t>
+      </w:r>
+    </w:p>
+    <w:p>
+      <w:pPr>
+        <w:spacing w:after="120" w:line="276" w:lineRule="auto"/>
+        <w:jc w:val="both"/>
+      </w:pPr>
+      <w:r>
+        <w:rPr>
+          <w:b/>
+          <w:bCs/>
+        </w:rPr>
+        <w:t xml:space="preserve">Диапазон. </w:t>
+      </w:r>
+      <w:r>
+        <w:t xml:space="preserve">0.5–5.</w:t>
+      </w:r>
+    </w:p>
+    <w:p>
+      <w:pPr>
+        <w:pStyle w:val="ListParagraph"/>
+        <w:numPr>
+          <w:ilvl w:val="0"/>
+          <w:numId w:val="2"/>
+        </w:numPr>
+        <w:spacing w:after="80" w:line="264" w:lineRule="auto"/>
+      </w:pPr>
+      <w:r>
+        <w:rPr>
+          <w:b/>
+          <w:bCs/>
+        </w:rPr>
+        <w:t xml:space="preserve">Пример: </w:t>
+      </w:r>
+      <w:r>
+        <w:t xml:space="preserve">телеметрия редкая, повороты быстрые — поднимите до 3–4, иначе motion вечно «переучивается»;</w:t>
+      </w:r>
+    </w:p>
+    <w:p>
+      <w:pPr>
+        <w:pStyle w:val="ListParagraph"/>
+        <w:numPr>
+          <w:ilvl w:val="0"/>
+          <w:numId w:val="2"/>
+        </w:numPr>
+        <w:spacing w:after="80" w:line="264" w:lineRule="auto"/>
+      </w:pPr>
+      <w:r>
+        <w:rPr>
+          <w:b/>
+          <w:bCs/>
+        </w:rPr>
+        <w:t xml:space="preserve">Пример: </w:t>
+      </w:r>
+      <w:r>
+        <w:t xml:space="preserve">хотите жёстче отсекать смаз — 1.0.</w:t>
+      </w:r>
+    </w:p>
+    <w:p>
+      <w:pPr>
+        <w:spacing w:after="120" w:line="276" w:lineRule="auto"/>
+        <w:jc w:val="both"/>
+      </w:pPr>
+      <w:r>
+        <w:rPr>
+          <w:b/>
+          <w:bCs/>
+        </w:rPr>
+        <w:t xml:space="preserve">Рекомендации. </w:t>
+      </w:r>
+      <w:r>
+        <w:t xml:space="preserve">Со значением по умолчанию патрульное сканирование варианта B корректно распознаётся как движение.</w:t>
+      </w:r>
+    </w:p>
+    <w:p>
+      <w:pPr>
+        <w:pBdr>
+          <w:bottom w:val="single" w:color="9FB6B8" w:sz="4"/>
+        </w:pBdr>
+        <w:spacing w:after="60" w:before="220"/>
+      </w:pPr>
+      <w:r>
+        <w:rPr>
+          <w:rFonts w:ascii="Consolas" w:cs="Consolas" w:eastAsia="Consolas" w:hAnsi="Consolas"/>
+          <w:b/>
+          <w:bCs/>
+          <w:color w:val="00575C"/>
+          <w:sz w:val="22"/>
+          <w:szCs w:val="22"/>
+        </w:rPr>
+        <w:t xml:space="preserve">IR_CONTROL</w:t>
+      </w:r>
+      <w:r>
+        <w:rPr>
+          <w:color w:val="666666"/>
+          <w:sz w:val="19"/>
+          <w:szCs w:val="19"/>
+        </w:rPr>
+        <w:t xml:space="preserve">      по умолчанию: </w:t>
+      </w:r>
+      <w:r>
+        <w:rPr>
+          <w:rFonts w:ascii="Consolas" w:cs="Consolas" w:eastAsia="Consolas" w:hAnsi="Consolas"/>
+          <w:b/>
+          <w:bCs/>
+          <w:color w:val="333333"/>
+          <w:sz w:val="20"/>
+          <w:szCs w:val="20"/>
+        </w:rPr>
+        <w:t xml:space="preserve">True</w:t>
+      </w:r>
+    </w:p>
+    <w:p>
+      <w:pPr>
+        <w:spacing w:after="120" w:line="276" w:lineRule="auto"/>
+        <w:jc w:val="both"/>
+      </w:pPr>
+      <w:r>
+        <w:rPr>
+          <w:b/>
+          <w:bCs/>
+        </w:rPr>
+        <w:t xml:space="preserve">Что делает. </w:t>
+      </w:r>
+      <w:r>
+        <w:t xml:space="preserve">Управлять ли подсветкой со стороны скрипта (I1 при пробуждении, I0 при отбое). Работает вместе с IRAUTO прошивки: та зажигает ИК при радарном захвате, скрипт — при захвате зрением; двойное включение безвредно.</w:t>
+      </w:r>
+    </w:p>
+    <w:p>
+      <w:pPr>
+        <w:spacing w:after="120" w:line="276" w:lineRule="auto"/>
+        <w:jc w:val="both"/>
+      </w:pPr>
+      <w:r>
+        <w:rPr>
+          <w:b/>
+          <w:bCs/>
+        </w:rPr>
+        <w:t xml:space="preserve">Диапазон. </w:t>
+      </w:r>
+      <w:r>
+        <w:t xml:space="preserve">True / False.</w:t>
+      </w:r>
+    </w:p>
+    <w:p>
+      <w:pPr>
+        <w:pStyle w:val="ListParagraph"/>
+        <w:numPr>
+          <w:ilvl w:val="0"/>
+          <w:numId w:val="2"/>
+        </w:numPr>
+        <w:spacing w:after="80" w:line="264" w:lineRule="auto"/>
+      </w:pPr>
+      <w:r>
+        <w:rPr>
+          <w:b/>
+          <w:bCs/>
+        </w:rPr>
+        <w:t xml:space="preserve">Пример: </w:t>
+      </w:r>
+      <w:r>
+        <w:t xml:space="preserve">подсветки нет — False, чтобы не засорять консоль командами;</w:t>
+      </w:r>
+    </w:p>
+    <w:p>
+      <w:pPr>
+        <w:pStyle w:val="ListParagraph"/>
+        <w:numPr>
+          <w:ilvl w:val="0"/>
+          <w:numId w:val="2"/>
+        </w:numPr>
+        <w:spacing w:after="80" w:line="264" w:lineRule="auto"/>
+      </w:pPr>
+      <w:r>
+        <w:rPr>
+          <w:b/>
+          <w:bCs/>
+        </w:rPr>
+        <w:t xml:space="preserve">Пример: </w:t>
+      </w:r>
+      <w:r>
+        <w:t xml:space="preserve">ИК включён постоянно внешним питанием — False.</w:t>
+      </w:r>
+    </w:p>
+    <w:p>
+      <w:pPr>
+        <w:spacing w:after="120" w:line="276" w:lineRule="auto"/>
+        <w:jc w:val="both"/>
+      </w:pPr>
+      <w:r>
+        <w:rPr>
+          <w:b/>
+          <w:bCs/>
+        </w:rPr>
+        <w:t xml:space="preserve">Рекомендации. </w:t>
+      </w:r>
+      <w:r>
+        <w:t xml:space="preserve">Оставьте True: именно скрипт включает ИК в сценарии «мелочь найдена в дрёме», прошивка о цели ещё не знает.</w:t>
+      </w:r>
+    </w:p>
+    <w:p>
+      <w:pPr>
+        <w:pStyle w:val="Heading2"/>
+      </w:pPr>
+      <w:r>
+        <w:t xml:space="preserve">13.7. Методика ИК-охоты на мелочь</w:t>
+      </w:r>
+    </w:p>
+    <w:p>
+      <w:pPr>
+        <w:spacing w:after="120" w:line="276" w:lineRule="auto"/>
+        <w:jc w:val="both"/>
+      </w:pPr>
+      <w:r>
+        <w:t xml:space="preserve">Физика задачи: комар не даёт радарного отражения и почти не даёт контраста для детектора движения. ИК-подсветка меняет правила — цель освещается невидимым светом и на камере без ИК-фильтра становится яркой точкой на тёмном фоне (та же идея, что в исследовательских системах класса Photonic Fence). Отсюда три условия успеха: подсветка, камера без фильтра, тёмный фон.</w:t>
+      </w:r>
+    </w:p>
+    <w:p>
+      <w:pPr>
+        <w:pStyle w:val="ListParagraph"/>
+        <w:numPr>
+          <w:ilvl w:val="0"/>
+          <w:numId w:val="20"/>
+        </w:numPr>
+        <w:spacing w:after="90" w:line="264" w:lineRule="auto"/>
+      </w:pPr>
+      <w:r>
+        <w:t xml:space="preserve">Сцена: сумерки или затемнённая комната; фон в секторе охоты — тёмный и однородный (тёмная стена, лист чёрного картона, выключенный телевизор). Каждая лампа и блик в кадре — ложная цель.</w:t>
+      </w:r>
+    </w:p>
+    <w:p>
+      <w:pPr>
+        <w:pStyle w:val="ListParagraph"/>
+        <w:numPr>
+          <w:ilvl w:val="0"/>
+          <w:numId w:val="20"/>
+        </w:numPr>
+        <w:spacing w:after="90" w:line="264" w:lineRule="auto"/>
+      </w:pPr>
+      <w:r>
+        <w:t xml:space="preserve">Проверьте камеру: направьте в объектив пульт от телевизора и нажмите кнопку. Вспышки диода видны на экране — фильтра нет, охота возможна; не видны — камера с ИК-фильтром, нужна NoIR или снятие фильтра (раздел 13.2).</w:t>
+      </w:r>
+    </w:p>
+    <w:p>
+      <w:pPr>
+        <w:pStyle w:val="ListParagraph"/>
+        <w:numPr>
+          <w:ilvl w:val="0"/>
+          <w:numId w:val="20"/>
+        </w:numPr>
+        <w:spacing w:after="90" w:line="264" w:lineRule="auto"/>
+      </w:pPr>
+      <w:r>
+        <w:t xml:space="preserve">Запустите </w:t>
+      </w:r>
+      <w:r>
+        <w:rPr>
+          <w:rFonts w:ascii="Consolas" w:cs="Consolas" w:eastAsia="Consolas" w:hAnsi="Consolas"/>
+        </w:rPr>
+        <w:t xml:space="preserve">python3 pvo_fusion.py --detector bright --display</w:t>
+      </w:r>
+      <w:r>
+        <w:t xml:space="preserve">, включите ИК вручную (I1 в консоли пульта или веб-панели) и подберите BRIGHT_THRESH: пустой фон должен молчать, пролетающая пылинка в луче — загораться.</w:t>
+      </w:r>
+    </w:p>
+    <w:p>
+      <w:pPr>
+        <w:pStyle w:val="ListParagraph"/>
+        <w:numPr>
+          <w:ilvl w:val="0"/>
+          <w:numId w:val="20"/>
+        </w:numPr>
+        <w:spacing w:after="90" w:line="264" w:lineRule="auto"/>
+      </w:pPr>
+      <w:r>
+        <w:t xml:space="preserve">Боевой режим: ИК верните в автоматику (S IRAUTO 1, IR_CONTROL True) — подсветка будет вспыхивать в момент захвата. Мошка в зоне видна зрению как яркая точка: захват произойдёт без всякого радара, из дрёмы.</w:t>
+      </w:r>
+    </w:p>
+    <w:p>
+      <w:pPr>
+        <w:pStyle w:val="ListParagraph"/>
+        <w:numPr>
+          <w:ilvl w:val="0"/>
+          <w:numId w:val="20"/>
+        </w:numPr>
+        <w:spacing w:after="90" w:line="264" w:lineRule="auto"/>
+      </w:pPr>
+      <w:r>
+        <w:t xml:space="preserve">Оцените дистанцию честно: типовая ИК-плата на 48 диодов уверенно подсвечивает мелочь на 0,5–2 м. Дальше — только мощнее подсветка или светлее объектив.</w:t>
+      </w:r>
+    </w:p>
+    <w:tbl>
+      <w:tblPr>
+        <w:tblW w:type="auto" w:w="100"/>
+        <w:tblBorders>
+          <w:top w:val="single" w:color="auto" w:sz="4"/>
+          <w:left w:val="single" w:color="auto" w:sz="4"/>
+          <w:bottom w:val="single" w:color="auto" w:sz="4"/>
+          <w:right w:val="single" w:color="auto" w:sz="4"/>
+          <w:insideH w:val="single" w:color="auto" w:sz="4"/>
+          <w:insideV w:val="single" w:color="auto" w:sz="4"/>
+        </w:tblBorders>
+      </w:tblPr>
+      <w:tblGrid>
+        <w:gridCol w:w="9750"/>
+      </w:tblGrid>
+      <w:tr>
+        <w:tc>
+          <w:tcPr>
+            <w:tcW w:type="dxa" w:w="9750"/>
+            <w:tcBorders>
               <w:top w:val="single" w:color="E0A800" w:sz="6"/>
               <w:left w:val="single" w:color="E0A800" w:sz="6"/>
               <w:bottom w:val="single" w:color="E0A800" w:sz="6"/>
@@ -21791,7 +23886,7 @@
         <w:pStyle w:val="Heading2"/>
       </w:pPr>
       <w:r>
-        <w:t xml:space="preserve">13.7. Диагностика слияния</w:t>
+        <w:t xml:space="preserve">13.8. Диагностика слияния</w:t>
       </w:r>
     </w:p>
     <w:tbl>
@@ -22318,7 +24413,7 @@
                 <w:sz w:val="20"/>
                 <w:szCs w:val="20"/>
               </w:rPr>
-              <w:t xml:space="preserve">тест пультом ДУ (шаг 2 раздела 13.6); проверьте питание ИК-модуля</w:t>
+              <w:t xml:space="preserve">тест пультом ДУ (шаг 2 раздела 13.7); проверьте питание ИК-модуля</w:t>
             </w:r>
           </w:p>
         </w:tc>
@@ -22461,6 +24556,920 @@
                 <w:szCs w:val="20"/>
               </w:rPr>
               <w:t xml:space="preserve">S VISTO 1200–1500; посмотрите реальные кадры/с в [stat]</w:t>
+            </w:r>
+          </w:p>
+        </w:tc>
+      </w:tr>
+      <w:tr>
+        <w:tc>
+          <w:tcPr>
+            <w:tcW w:type="dxa" w:w="3050"/>
+            <w:tcMar>
+              <w:top w:type="dxa" w:w="60"/>
+              <w:left w:type="dxa" w:w="100"/>
+              <w:bottom w:type="dxa" w:w="60"/>
+              <w:right w:type="dxa" w:w="100"/>
+            </w:tcMar>
+          </w:tcPr>
+          <w:p>
+            <w:pPr>
+              <w:spacing w:line="252" w:lineRule="auto"/>
+            </w:pPr>
+            <w:r>
+              <w:rPr>
+                <w:sz w:val="20"/>
+                <w:szCs w:val="20"/>
+              </w:rPr>
+              <w:t xml:space="preserve">Цель ведётся ровно, но луч стабильно рядом</w:t>
+            </w:r>
+          </w:p>
+        </w:tc>
+        <w:tc>
+          <w:tcPr>
+            <w:tcW w:type="dxa" w:w="3300"/>
+            <w:tcMar>
+              <w:top w:type="dxa" w:w="60"/>
+              <w:left w:type="dxa" w:w="100"/>
+              <w:bottom w:type="dxa" w:w="60"/>
+              <w:right w:type="dxa" w:w="100"/>
+            </w:tcMar>
+          </w:tcPr>
+          <w:p>
+            <w:pPr>
+              <w:spacing w:line="252" w:lineRule="auto"/>
+            </w:pPr>
+            <w:r>
+              <w:rPr>
+                <w:sz w:val="20"/>
+                <w:szCs w:val="20"/>
+              </w:rPr>
+              <w:t xml:space="preserve">не сделана пристрелка — целимся в центр кадра, а не в лазер</w:t>
+            </w:r>
+          </w:p>
+        </w:tc>
+        <w:tc>
+          <w:tcPr>
+            <w:tcW w:type="dxa" w:w="3400"/>
+            <w:tcMar>
+              <w:top w:type="dxa" w:w="60"/>
+              <w:left w:type="dxa" w:w="100"/>
+              <w:bottom w:type="dxa" w:w="60"/>
+              <w:right w:type="dxa" w:w="100"/>
+            </w:tcMar>
+          </w:tcPr>
+          <w:p>
+            <w:pPr>
+              <w:spacing w:line="252" w:lineRule="auto"/>
+            </w:pPr>
+            <w:r>
+              <w:rPr>
+                <w:sz w:val="20"/>
+                <w:szCs w:val="20"/>
+              </w:rPr>
+              <w:t xml:space="preserve">python3 pvo_fusion.py --calibrate (раздел 13.5)</w:t>
+            </w:r>
+          </w:p>
+        </w:tc>
+      </w:tr>
+      <w:tr>
+        <w:tc>
+          <w:tcPr>
+            <w:tcW w:type="dxa" w:w="3050"/>
+            <w:tcMar>
+              <w:top w:type="dxa" w:w="60"/>
+              <w:left w:type="dxa" w:w="100"/>
+              <w:bottom w:type="dxa" w:w="60"/>
+              <w:right w:type="dxa" w:w="100"/>
+            </w:tcMar>
+          </w:tcPr>
+          <w:p>
+            <w:pPr>
+              <w:spacing w:line="252" w:lineRule="auto"/>
+            </w:pPr>
+            <w:r>
+              <w:rPr>
+                <w:sz w:val="20"/>
+                <w:szCs w:val="20"/>
+              </w:rPr>
+              <w:t xml:space="preserve">Скрипт пишет «слияние требует 1.2+»</w:t>
+            </w:r>
+          </w:p>
+        </w:tc>
+        <w:tc>
+          <w:tcPr>
+            <w:tcW w:type="dxa" w:w="3300"/>
+            <w:tcMar>
+              <w:top w:type="dxa" w:w="60"/>
+              <w:left w:type="dxa" w:w="100"/>
+              <w:bottom w:type="dxa" w:w="60"/>
+              <w:right w:type="dxa" w:w="100"/>
+            </w:tcMar>
+          </w:tcPr>
+          <w:p>
+            <w:pPr>
+              <w:spacing w:line="252" w:lineRule="auto"/>
+            </w:pPr>
+            <w:r>
+              <w:rPr>
+                <w:sz w:val="20"/>
+                <w:szCs w:val="20"/>
+              </w:rPr>
+              <w:t xml:space="preserve">на плате старая прошивка: V и I игнорируются</w:t>
+            </w:r>
+          </w:p>
+        </w:tc>
+        <w:tc>
+          <w:tcPr>
+            <w:tcW w:type="dxa" w:w="3400"/>
+            <w:tcMar>
+              <w:top w:type="dxa" w:w="60"/>
+              <w:left w:type="dxa" w:w="100"/>
+              <w:bottom w:type="dxa" w:w="60"/>
+              <w:right w:type="dxa" w:w="100"/>
+            </w:tcMar>
+          </w:tcPr>
+          <w:p>
+            <w:pPr>
+              <w:spacing w:line="252" w:lineRule="auto"/>
+            </w:pPr>
+            <w:r>
+              <w:rPr>
+                <w:sz w:val="20"/>
+                <w:szCs w:val="20"/>
+              </w:rPr>
+              <w:t xml:space="preserve">прошейте pvo_esp32.ino из проекта</w:t>
+            </w:r>
+          </w:p>
+        </w:tc>
+      </w:tr>
+      <w:tr>
+        <w:tc>
+          <w:tcPr>
+            <w:tcW w:type="dxa" w:w="3050"/>
+            <w:tcMar>
+              <w:top w:type="dxa" w:w="60"/>
+              <w:left w:type="dxa" w:w="100"/>
+              <w:bottom w:type="dxa" w:w="60"/>
+              <w:right w:type="dxa" w:w="100"/>
+            </w:tcMar>
+          </w:tcPr>
+          <w:p>
+            <w:pPr>
+              <w:spacing w:line="252" w:lineRule="auto"/>
+            </w:pPr>
+            <w:r>
+              <w:rPr>
+                <w:sz w:val="20"/>
+                <w:szCs w:val="20"/>
+              </w:rPr>
+              <w:t xml:space="preserve">Серво жужжат на неподвижной цели</w:t>
+            </w:r>
+          </w:p>
+        </w:tc>
+        <w:tc>
+          <w:tcPr>
+            <w:tcW w:type="dxa" w:w="3300"/>
+            <w:tcMar>
+              <w:top w:type="dxa" w:w="60"/>
+              <w:left w:type="dxa" w:w="100"/>
+              <w:bottom w:type="dxa" w:w="60"/>
+              <w:right w:type="dxa" w:w="100"/>
+            </w:tcMar>
+          </w:tcPr>
+          <w:p>
+            <w:pPr>
+              <w:spacing w:line="252" w:lineRule="auto"/>
+            </w:pPr>
+            <w:r>
+              <w:rPr>
+                <w:sz w:val="20"/>
+                <w:szCs w:val="20"/>
+              </w:rPr>
+              <w:t xml:space="preserve">поправки идут непрерывно</w:t>
+            </w:r>
+          </w:p>
+        </w:tc>
+        <w:tc>
+          <w:tcPr>
+            <w:tcW w:type="dxa" w:w="3400"/>
+            <w:tcMar>
+              <w:top w:type="dxa" w:w="60"/>
+              <w:left w:type="dxa" w:w="100"/>
+              <w:bottom w:type="dxa" w:w="60"/>
+              <w:right w:type="dxa" w:w="100"/>
+            </w:tcMar>
+          </w:tcPr>
+          <w:p>
+            <w:pPr>
+              <w:spacing w:line="252" w:lineRule="auto"/>
+            </w:pPr>
+            <w:r>
+              <w:rPr>
+                <w:sz w:val="20"/>
+                <w:szCs w:val="20"/>
+              </w:rPr>
+              <w:t xml:space="preserve">поднимите DEADZONE_DEG до 0,6–0,8, снизьте SEND_HZ</w:t>
+            </w:r>
+          </w:p>
+        </w:tc>
+      </w:tr>
+      <w:tr>
+        <w:tc>
+          <w:tcPr>
+            <w:tcW w:type="dxa" w:w="3050"/>
+            <w:tcMar>
+              <w:top w:type="dxa" w:w="60"/>
+              <w:left w:type="dxa" w:w="100"/>
+              <w:bottom w:type="dxa" w:w="60"/>
+              <w:right w:type="dxa" w:w="100"/>
+            </w:tcMar>
+          </w:tcPr>
+          <w:p>
+            <w:pPr>
+              <w:spacing w:line="252" w:lineRule="auto"/>
+            </w:pPr>
+            <w:r>
+              <w:rPr>
+                <w:sz w:val="20"/>
+                <w:szCs w:val="20"/>
+              </w:rPr>
+              <w:t xml:space="preserve">Турель гасит лазер через минуту</w:t>
+            </w:r>
+          </w:p>
+        </w:tc>
+        <w:tc>
+          <w:tcPr>
+            <w:tcW w:type="dxa" w:w="3300"/>
+            <w:tcMar>
+              <w:top w:type="dxa" w:w="60"/>
+              <w:left w:type="dxa" w:w="100"/>
+              <w:bottom w:type="dxa" w:w="60"/>
+              <w:right w:type="dxa" w:w="100"/>
+            </w:tcMar>
+          </w:tcPr>
+          <w:p>
+            <w:pPr>
+              <w:spacing w:line="252" w:lineRule="auto"/>
+            </w:pPr>
+            <w:r>
+              <w:rPr>
+                <w:sz w:val="20"/>
+                <w:szCs w:val="20"/>
+              </w:rPr>
+              <w:t xml:space="preserve">штатно сработал предохранитель TRACKMAX</w:t>
+            </w:r>
+          </w:p>
+        </w:tc>
+        <w:tc>
+          <w:tcPr>
+            <w:tcW w:type="dxa" w:w="3400"/>
+            <w:tcMar>
+              <w:top w:type="dxa" w:w="60"/>
+              <w:left w:type="dxa" w:w="100"/>
+              <w:bottom w:type="dxa" w:w="60"/>
+              <w:right w:type="dxa" w:w="100"/>
+            </w:tcMar>
+          </w:tcPr>
+          <w:p>
+            <w:pPr>
+              <w:spacing w:line="252" w:lineRule="auto"/>
+            </w:pPr>
+            <w:r>
+              <w:rPr>
+                <w:sz w:val="20"/>
+                <w:szCs w:val="20"/>
+              </w:rPr>
+              <w:t xml:space="preserve">так и задумано; при необходимости S TRACKMAX 120000 или 0</w:t>
+            </w:r>
+          </w:p>
+        </w:tc>
+      </w:tr>
+    </w:tbl>
+    <w:p>
+      <w:pPr>
+        <w:pStyle w:val="Heading1"/>
+        <w:pageBreakBefore/>
+      </w:pPr>
+      <w:r>
+        <w:t xml:space="preserve">14. Проверка без железа: тесты, симулятор, эмулятор</w:t>
+      </w:r>
+    </w:p>
+    <w:p>
+      <w:pPr>
+        <w:spacing w:after="120" w:line="276" w:lineRule="auto"/>
+        <w:jc w:val="both"/>
+      </w:pPr>
+      <w:r>
+        <w:t xml:space="preserve">Посылка едет неделю, а проверить хочется сегодня. Проект собран так, чтобы почти всё можно было прогнать на обычном компьютере — от логики до настоящей прошивки, исполненной по тактам. Четыре уровня, от самого лёгкого к самому «железному».</w:t>
+      </w:r>
+    </w:p>
+    <w:p>
+      <w:pPr>
+        <w:pStyle w:val="Heading2"/>
+      </w:pPr>
+      <w:r>
+        <w:t xml:space="preserve">14.1. Демо-режим пульта: пять секунд, ничего не устанавливая</w:t>
+      </w:r>
+    </w:p>
+    <w:p>
+      <w:pPr>
+        <w:spacing w:after="120" w:line="276" w:lineRule="auto"/>
+        <w:jc w:val="both"/>
+      </w:pPr>
+      <w:r>
+        <w:t xml:space="preserve">Запустите pvo_gui.py и выберите в списке портов «ДЕМО: Uno» или «ДЕМО: ESP32». Внутри пульта живёт виртуальная турель: она патрулирует, ловит цели, отвечает на все команды протокола, ведёт журнал поражений и понимает даже V и I1/I0 варианта D. Это лучший способ пощупать интерфейс и понять, какие параметры на что влияют.</w:t>
+      </w:r>
+    </w:p>
+    <w:p>
+      <w:pPr>
+        <w:pStyle w:val="Heading2"/>
+      </w:pPr>
+      <w:r>
+        <w:t xml:space="preserve">14.2. Автотесты проекта</w:t>
+      </w:r>
+    </w:p>
+    <w:p>
+      <w:pPr>
+        <w:spacing w:after="120" w:line="276" w:lineRule="auto"/>
+        <w:jc w:val="both"/>
+      </w:pPr>
+      <w:r>
+        <w:rPr>
+          <w:rFonts w:ascii="Consolas" w:cs="Consolas" w:eastAsia="Consolas" w:hAnsi="Consolas"/>
+        </w:rPr>
+        <w:t xml:space="preserve">bash tests/run_tests.sh</w:t>
+      </w:r>
+      <w:r>
+        <w:t xml:space="preserve"> — семь групп проверок примерно за полминуты. Обе прошивки компилируются обычным g++ поверх заглушек Arduino API и прогоняются по сценариям «патруль → захват → поражение → потеря → отказ датчика/радара → восстановление → протокол настройки», отдельно проверяются зрение, слияние и логика пульта. Тесты сверяют и то, что имена параметров в пульте совпадают с прошивкой: рассинхрон вылезет сразу, а не на столе.</w:t>
+      </w:r>
+    </w:p>
+    <w:p>
+      <w:pPr>
+        <w:pStyle w:val="Heading2"/>
+      </w:pPr>
+      <w:r>
+        <w:t xml:space="preserve">14.3. Симулятор турели на виртуальном порту</w:t>
+      </w:r>
+    </w:p>
+    <w:p>
+      <w:pPr>
+        <w:spacing w:after="120" w:line="276" w:lineRule="auto"/>
+        <w:jc w:val="both"/>
+      </w:pPr>
+      <w:r>
+        <w:t xml:space="preserve">Если хочется проверить именно связку «пульт ↔ порт», tests/sim_turret.py изображает прошивку на псевдотерминале: socat создаёт пару портов, симулятор садится на один конец, пульт подключается к другому. Полезно для отладки своих скриптов на Python — протокол тот же, что у настоящей платы.</w:t>
+      </w:r>
+    </w:p>
+    <w:p>
+      <w:pPr>
+        <w:pStyle w:val="Heading2"/>
+      </w:pPr>
+      <w:r>
+        <w:t xml:space="preserve">14.4. Эмулятор ATmega328P: настоящая прошивка без платы</w:t>
+      </w:r>
+    </w:p>
+    <w:p>
+      <w:pPr>
+        <w:spacing w:after="120" w:line="276" w:lineRule="auto"/>
+        <w:jc w:val="both"/>
+      </w:pPr>
+      <w:r>
+        <w:t xml:space="preserve">Всё перечисленное проверяет логику, но собирается под обычный компьютер. Эмулятор идёт дальше: avr-gcc собирает прошивку под настоящий ATmega328P, а avr8js (движок браузерного Wokwi) исполняет её по тактам вместе с таймерами, UART и EEPROM. Стенд подставляет эхо HC-SR04, меряет ширину импульсов серво и следит за пином лазера.</w:t>
+      </w:r>
+    </w:p>
+    <w:p>
+      <w:pPr>
+        <w:pStyle w:val="ListParagraph"/>
+        <w:numPr>
+          <w:ilvl w:val="0"/>
+          <w:numId w:val="21"/>
+        </w:numPr>
+        <w:spacing w:after="90" w:line="264" w:lineRule="auto"/>
+      </w:pPr>
+      <w:r>
+        <w:t xml:space="preserve">Установка (один раз): </w:t>
+      </w:r>
+      <w:r>
+        <w:rPr>
+          <w:rFonts w:ascii="Consolas" w:cs="Consolas" w:eastAsia="Consolas" w:hAnsi="Consolas"/>
+        </w:rPr>
+        <w:t xml:space="preserve">sudo apt install gcc-avr avr-libc arduino-core-avr</w:t>
+      </w:r>
+      <w:r>
+        <w:t xml:space="preserve">, затем </w:t>
+      </w:r>
+      <w:r>
+        <w:rPr>
+          <w:rFonts w:ascii="Consolas" w:cs="Consolas" w:eastAsia="Consolas" w:hAnsi="Consolas"/>
+        </w:rPr>
+        <w:t xml:space="preserve">(cd tests/avr/js &amp;&amp; npm install)</w:t>
+      </w:r>
+      <w:r>
+        <w:t xml:space="preserve">.</w:t>
+      </w:r>
+    </w:p>
+    <w:p>
+      <w:pPr>
+        <w:pStyle w:val="ListParagraph"/>
+        <w:numPr>
+          <w:ilvl w:val="0"/>
+          <w:numId w:val="21"/>
+        </w:numPr>
+        <w:spacing w:after="90" w:line="264" w:lineRule="auto"/>
+      </w:pPr>
+      <w:r>
+        <w:t xml:space="preserve">Все сценарии: </w:t>
+      </w:r>
+      <w:r>
+        <w:rPr>
+          <w:rFonts w:ascii="Consolas" w:cs="Consolas" w:eastAsia="Consolas" w:hAnsi="Consolas"/>
+        </w:rPr>
+        <w:t xml:space="preserve">bash tests/avr/run_scenarios.sh</w:t>
+      </w:r>
+      <w:r>
+        <w:t xml:space="preserve"> — около 15 секунд.</w:t>
+      </w:r>
+    </w:p>
+    <w:p>
+      <w:pPr>
+        <w:pStyle w:val="ListParagraph"/>
+        <w:numPr>
+          <w:ilvl w:val="0"/>
+          <w:numId w:val="21"/>
+        </w:numPr>
+        <w:spacing w:after="90" w:line="264" w:lineRule="auto"/>
+      </w:pPr>
+      <w:r>
+        <w:t xml:space="preserve">Свой прогон: </w:t>
+      </w:r>
+      <w:r>
+        <w:rPr>
+          <w:rFonts w:ascii="Consolas" w:cs="Consolas" w:eastAsia="Consolas" w:hAnsi="Consolas"/>
+        </w:rPr>
+        <w:t xml:space="preserve">bash tests/avr/build_avr.sh pvo.ino</w:t>
+      </w:r>
+      <w:r>
+        <w:t xml:space="preserve"> соберёт прошивку и покажет размер, а </w:t>
+      </w:r>
+      <w:r>
+        <w:rPr>
+          <w:rFonts w:ascii="Consolas" w:cs="Consolas" w:eastAsia="Consolas" w:hAnsi="Consolas"/>
+        </w:rPr>
+        <w:t xml:space="preserve">node tests/avr/js/run_avr.mjs /tmp/avrbuild/firmware.hex --seconds 14 --target-at 40,7</w:t>
+      </w:r>
+      <w:r>
+        <w:t xml:space="preserve"> прогонит её с целью на 40 см, появляющейся на седьмой секунде.</w:t>
+      </w:r>
+    </w:p>
+    <w:p>
+      <w:pPr>
+        <w:spacing w:after="120" w:line="276" w:lineRule="auto"/>
+        <w:jc w:val="both"/>
+      </w:pPr>
+      <w:r>
+        <w:t xml:space="preserve">Что это ловит, а тесты на заглушках — нет: скетч компилируется под AVR, где int 16-битный, строки в F() лежат в PROGMEM, а EEPROM — ровно 1 КБ; работают настоящие тайминги (pulseIn, delay, ШИМ серво 50 Гц); EEPROM переживает перезагрузку, так что видно, действительно ли уцелели параметры и журнал.</w:t>
+      </w:r>
+    </w:p>
+    <w:tbl>
+      <w:tblPr>
+        <w:tblW w:type="dxa" w:w="9750"/>
+        <w:tblBorders>
+          <w:top w:val="single" w:color="auto" w:sz="4"/>
+          <w:left w:val="single" w:color="auto" w:sz="4"/>
+          <w:bottom w:val="single" w:color="auto" w:sz="4"/>
+          <w:right w:val="single" w:color="auto" w:sz="4"/>
+          <w:insideH w:val="single" w:color="auto" w:sz="4"/>
+          <w:insideV w:val="single" w:color="auto" w:sz="4"/>
+        </w:tblBorders>
+      </w:tblPr>
+      <w:tblGrid>
+        <w:gridCol w:w="4200"/>
+        <w:gridCol w:w="2800"/>
+        <w:gridCol w:w="2750"/>
+      </w:tblGrid>
+      <w:tr>
+        <w:trPr>
+          <w:tblHeader/>
+        </w:trPr>
+        <w:tc>
+          <w:tcPr>
+            <w:tcW w:type="dxa" w:w="4200"/>
+            <w:shd w:fill="00575C" w:val="clear"/>
+            <w:tcMar>
+              <w:top w:type="dxa" w:w="60"/>
+              <w:left w:type="dxa" w:w="100"/>
+              <w:bottom w:type="dxa" w:w="60"/>
+              <w:right w:type="dxa" w:w="100"/>
+            </w:tcMar>
+          </w:tcPr>
+          <w:p>
+            <w:pPr>
+              <w:spacing w:line="252" w:lineRule="auto"/>
+            </w:pPr>
+            <w:r>
+              <w:rPr>
+                <w:b/>
+                <w:bCs/>
+                <w:color w:val="FFFFFF"/>
+                <w:sz w:val="19"/>
+                <w:szCs w:val="19"/>
+              </w:rPr>
+              <w:t xml:space="preserve">Прошивка</w:t>
+            </w:r>
+          </w:p>
+        </w:tc>
+        <w:tc>
+          <w:tcPr>
+            <w:tcW w:type="dxa" w:w="2800"/>
+            <w:shd w:fill="00575C" w:val="clear"/>
+            <w:tcMar>
+              <w:top w:type="dxa" w:w="60"/>
+              <w:left w:type="dxa" w:w="100"/>
+              <w:bottom w:type="dxa" w:w="60"/>
+              <w:right w:type="dxa" w:w="100"/>
+            </w:tcMar>
+          </w:tcPr>
+          <w:p>
+            <w:pPr>
+              <w:spacing w:line="252" w:lineRule="auto"/>
+            </w:pPr>
+            <w:r>
+              <w:rPr>
+                <w:b/>
+                <w:bCs/>
+                <w:color w:val="FFFFFF"/>
+                <w:sz w:val="19"/>
+                <w:szCs w:val="19"/>
+              </w:rPr>
+              <w:t xml:space="preserve">Flash (32 КБ)</w:t>
+            </w:r>
+          </w:p>
+        </w:tc>
+        <w:tc>
+          <w:tcPr>
+            <w:tcW w:type="dxa" w:w="2750"/>
+            <w:shd w:fill="00575C" w:val="clear"/>
+            <w:tcMar>
+              <w:top w:type="dxa" w:w="60"/>
+              <w:left w:type="dxa" w:w="100"/>
+              <w:bottom w:type="dxa" w:w="60"/>
+              <w:right w:type="dxa" w:w="100"/>
+            </w:tcMar>
+          </w:tcPr>
+          <w:p>
+            <w:pPr>
+              <w:spacing w:line="252" w:lineRule="auto"/>
+            </w:pPr>
+            <w:r>
+              <w:rPr>
+                <w:b/>
+                <w:bCs/>
+                <w:color w:val="FFFFFF"/>
+                <w:sz w:val="19"/>
+                <w:szCs w:val="19"/>
+              </w:rPr>
+              <w:t xml:space="preserve">RAM (2 КБ)</w:t>
+            </w:r>
+          </w:p>
+        </w:tc>
+      </w:tr>
+      <w:tr>
+        <w:tc>
+          <w:tcPr>
+            <w:tcW w:type="dxa" w:w="4200"/>
+            <w:tcMar>
+              <w:top w:type="dxa" w:w="60"/>
+              <w:left w:type="dxa" w:w="100"/>
+              <w:bottom w:type="dxa" w:w="60"/>
+              <w:right w:type="dxa" w:w="100"/>
+            </w:tcMar>
+          </w:tcPr>
+          <w:p>
+            <w:pPr>
+              <w:spacing w:line="252" w:lineRule="auto"/>
+            </w:pPr>
+            <w:r>
+              <w:rPr>
+                <w:sz w:val="20"/>
+                <w:szCs w:val="20"/>
+              </w:rPr>
+              <w:t xml:space="preserve">pvo_a_simple.ino</w:t>
+            </w:r>
+          </w:p>
+        </w:tc>
+        <w:tc>
+          <w:tcPr>
+            <w:tcW w:type="dxa" w:w="2800"/>
+            <w:tcMar>
+              <w:top w:type="dxa" w:w="60"/>
+              <w:left w:type="dxa" w:w="100"/>
+              <w:bottom w:type="dxa" w:w="60"/>
+              <w:right w:type="dxa" w:w="100"/>
+            </w:tcMar>
+          </w:tcPr>
+          <w:p>
+            <w:pPr>
+              <w:spacing w:line="252" w:lineRule="auto"/>
+            </w:pPr>
+            <w:r>
+              <w:rPr>
+                <w:sz w:val="20"/>
+                <w:szCs w:val="20"/>
+              </w:rPr>
+              <w:t xml:space="preserve">9 354 Б — 28,5%</w:t>
+            </w:r>
+          </w:p>
+        </w:tc>
+        <w:tc>
+          <w:tcPr>
+            <w:tcW w:type="dxa" w:w="2750"/>
+            <w:tcMar>
+              <w:top w:type="dxa" w:w="60"/>
+              <w:left w:type="dxa" w:w="100"/>
+              <w:bottom w:type="dxa" w:w="60"/>
+              <w:right w:type="dxa" w:w="100"/>
+            </w:tcMar>
+          </w:tcPr>
+          <w:p>
+            <w:pPr>
+              <w:spacing w:line="252" w:lineRule="auto"/>
+            </w:pPr>
+            <w:r>
+              <w:rPr>
+                <w:sz w:val="20"/>
+                <w:szCs w:val="20"/>
+              </w:rPr>
+              <w:t xml:space="preserve">363 Б — 17,7%</w:t>
+            </w:r>
+          </w:p>
+        </w:tc>
+      </w:tr>
+      <w:tr>
+        <w:tc>
+          <w:tcPr>
+            <w:tcW w:type="dxa" w:w="4200"/>
+            <w:tcMar>
+              <w:top w:type="dxa" w:w="60"/>
+              <w:left w:type="dxa" w:w="100"/>
+              <w:bottom w:type="dxa" w:w="60"/>
+              <w:right w:type="dxa" w:w="100"/>
+            </w:tcMar>
+          </w:tcPr>
+          <w:p>
+            <w:pPr>
+              <w:spacing w:line="252" w:lineRule="auto"/>
+            </w:pPr>
+            <w:r>
+              <w:rPr>
+                <w:sz w:val="20"/>
+                <w:szCs w:val="20"/>
+              </w:rPr>
+              <w:t xml:space="preserve">pvo.ino</w:t>
+            </w:r>
+          </w:p>
+        </w:tc>
+        <w:tc>
+          <w:tcPr>
+            <w:tcW w:type="dxa" w:w="2800"/>
+            <w:tcMar>
+              <w:top w:type="dxa" w:w="60"/>
+              <w:left w:type="dxa" w:w="100"/>
+              <w:bottom w:type="dxa" w:w="60"/>
+              <w:right w:type="dxa" w:w="100"/>
+            </w:tcMar>
+          </w:tcPr>
+          <w:p>
+            <w:pPr>
+              <w:spacing w:line="252" w:lineRule="auto"/>
+            </w:pPr>
+            <w:r>
+              <w:rPr>
+                <w:sz w:val="20"/>
+                <w:szCs w:val="20"/>
+              </w:rPr>
+              <w:t xml:space="preserve">14 490 Б — 44,2%</w:t>
+            </w:r>
+          </w:p>
+        </w:tc>
+        <w:tc>
+          <w:tcPr>
+            <w:tcW w:type="dxa" w:w="2750"/>
+            <w:tcMar>
+              <w:top w:type="dxa" w:w="60"/>
+              <w:left w:type="dxa" w:w="100"/>
+              <w:bottom w:type="dxa" w:w="60"/>
+              <w:right w:type="dxa" w:w="100"/>
+            </w:tcMar>
+          </w:tcPr>
+          <w:p>
+            <w:pPr>
+              <w:spacing w:line="252" w:lineRule="auto"/>
+            </w:pPr>
+            <w:r>
+              <w:rPr>
+                <w:sz w:val="20"/>
+                <w:szCs w:val="20"/>
+              </w:rPr>
+              <w:t xml:space="preserve">547 Б — 26,7%</w:t>
+            </w:r>
+          </w:p>
+        </w:tc>
+      </w:tr>
+      <w:tr>
+        <w:tc>
+          <w:tcPr>
+            <w:tcW w:type="dxa" w:w="4200"/>
+            <w:tcMar>
+              <w:top w:type="dxa" w:w="60"/>
+              <w:left w:type="dxa" w:w="100"/>
+              <w:bottom w:type="dxa" w:w="60"/>
+              <w:right w:type="dxa" w:w="100"/>
+            </w:tcMar>
+          </w:tcPr>
+          <w:p>
+            <w:pPr>
+              <w:spacing w:line="252" w:lineRule="auto"/>
+            </w:pPr>
+            <w:r>
+              <w:rPr>
+                <w:sz w:val="20"/>
+                <w:szCs w:val="20"/>
+              </w:rPr>
+              <w:t xml:space="preserve">pvo.ino + озвучка DFPlayer</w:t>
+            </w:r>
+          </w:p>
+        </w:tc>
+        <w:tc>
+          <w:tcPr>
+            <w:tcW w:type="dxa" w:w="2800"/>
+            <w:tcMar>
+              <w:top w:type="dxa" w:w="60"/>
+              <w:left w:type="dxa" w:w="100"/>
+              <w:bottom w:type="dxa" w:w="60"/>
+              <w:right w:type="dxa" w:w="100"/>
+            </w:tcMar>
+          </w:tcPr>
+          <w:p>
+            <w:pPr>
+              <w:spacing w:line="252" w:lineRule="auto"/>
+            </w:pPr>
+            <w:r>
+              <w:rPr>
+                <w:sz w:val="20"/>
+                <w:szCs w:val="20"/>
+              </w:rPr>
+              <w:t xml:space="preserve">15 798 Б — 48,2%</w:t>
+            </w:r>
+          </w:p>
+        </w:tc>
+        <w:tc>
+          <w:tcPr>
+            <w:tcW w:type="dxa" w:w="2750"/>
+            <w:tcMar>
+              <w:top w:type="dxa" w:w="60"/>
+              <w:left w:type="dxa" w:w="100"/>
+              <w:bottom w:type="dxa" w:w="60"/>
+              <w:right w:type="dxa" w:w="100"/>
+            </w:tcMar>
+          </w:tcPr>
+          <w:p>
+            <w:pPr>
+              <w:spacing w:line="252" w:lineRule="auto"/>
+            </w:pPr>
+            <w:r>
+              <w:rPr>
+                <w:sz w:val="20"/>
+                <w:szCs w:val="20"/>
+              </w:rPr>
+              <w:t xml:space="preserve">596 Б — 29,1%</w:t>
+            </w:r>
+          </w:p>
+        </w:tc>
+      </w:tr>
+    </w:tbl>
+    <w:p>
+      <w:pPr>
+        <w:spacing w:after="120" w:line="276" w:lineRule="auto"/>
+        <w:jc w:val="both"/>
+      </w:pPr>
+      <w:r>
+        <w:t xml:space="preserve">Запас достаточный: даже полная прошивка со звуком занимает меньше половины флеша Uno/Nano, а свободной оперативки хватает с большим запасом (тревожный порог — примерно 75%, дальше стек начинает драться с кучей).</w:t>
+      </w:r>
+    </w:p>
+    <w:tbl>
+      <w:tblPr>
+        <w:tblW w:type="auto" w:w="100"/>
+        <w:tblBorders>
+          <w:top w:val="single" w:color="auto" w:sz="4"/>
+          <w:left w:val="single" w:color="auto" w:sz="4"/>
+          <w:bottom w:val="single" w:color="auto" w:sz="4"/>
+          <w:right w:val="single" w:color="auto" w:sz="4"/>
+          <w:insideH w:val="single" w:color="auto" w:sz="4"/>
+          <w:insideV w:val="single" w:color="auto" w:sz="4"/>
+        </w:tblBorders>
+      </w:tblPr>
+      <w:tblGrid>
+        <w:gridCol w:w="9750"/>
+      </w:tblGrid>
+      <w:tr>
+        <w:tc>
+          <w:tcPr>
+            <w:tcW w:type="dxa" w:w="9750"/>
+            <w:tcBorders>
+              <w:top w:val="single" w:color="3E7CB1" w:sz="6"/>
+              <w:left w:val="single" w:color="3E7CB1" w:sz="6"/>
+              <w:bottom w:val="single" w:color="3E7CB1" w:sz="6"/>
+              <w:right w:val="single" w:color="3E7CB1" w:sz="6"/>
+            </w:tcBorders>
+            <w:shd w:fill="D6E9F8" w:val="clear"/>
+            <w:tcMar>
+              <w:top w:type="dxa" w:w="120"/>
+              <w:left w:type="dxa" w:w="160"/>
+              <w:bottom w:type="dxa" w:w="120"/>
+              <w:right w:type="dxa" w:w="160"/>
+            </w:tcMar>
+          </w:tcPr>
+          <w:p>
+            <w:pPr>
+              <w:spacing w:line="264" w:lineRule="auto"/>
+            </w:pPr>
+            <w:r>
+              <w:rPr>
+                <w:b/>
+                <w:bCs/>
+              </w:rPr>
+              <w:t xml:space="preserve">Про Servo: </w:t>
+            </w:r>
+            <w:r>
+              <w:t xml:space="preserve">в системном пакете arduino-core-avr библиотеки Servo нет, поэтому в tests/avr/Servo лежит совместимая реализация на Timer1 (50 Гц, импульс 544–2400 мкс) — она нужна только стенду. На плате используется штатная библиотека из Arduino IDE.</w:t>
+            </w:r>
+          </w:p>
+        </w:tc>
+      </w:tr>
+    </w:tbl>
+    <w:p>
+      <w:pPr>
+        <w:pStyle w:val="Heading2"/>
+      </w:pPr>
+      <w:r>
+        <w:t xml:space="preserve">14.5. Wokwi: браузерный эмулятор для варианта B</w:t>
+      </w:r>
+    </w:p>
+    <w:p>
+      <w:pPr>
+        <w:spacing w:after="120" w:line="276" w:lineRule="auto"/>
+        <w:jc w:val="both"/>
+      </w:pPr>
+      <w:r>
+        <w:t xml:space="preserve">ESP32 локальный стенд не эмулирует — для варианта B удобен Wokwi (wokwi.com): браузерный симулятор на том же движке, с готовыми моделями ESP32, серво, OLED SSD1306, кнопок и светодиодов. Радара LD2450 в библиотеке нет, но у Wokwi есть Custom Chip API: небольшой чип, сыплющий в UART те самые 30-байтные кадры, пишется по образцу генератора из tests/stub_esp32 — тогда прошивка не отличит его от настоящего радара.</w:t>
+      </w:r>
+    </w:p>
+    <w:tbl>
+      <w:tblPr>
+        <w:tblW w:type="auto" w:w="100"/>
+        <w:tblBorders>
+          <w:top w:val="single" w:color="auto" w:sz="4"/>
+          <w:left w:val="single" w:color="auto" w:sz="4"/>
+          <w:bottom w:val="single" w:color="auto" w:sz="4"/>
+          <w:right w:val="single" w:color="auto" w:sz="4"/>
+          <w:insideH w:val="single" w:color="auto" w:sz="4"/>
+          <w:insideV w:val="single" w:color="auto" w:sz="4"/>
+        </w:tblBorders>
+      </w:tblPr>
+      <w:tblGrid>
+        <w:gridCol w:w="9750"/>
+      </w:tblGrid>
+      <w:tr>
+        <w:tc>
+          <w:tcPr>
+            <w:tcW w:type="dxa" w:w="9750"/>
+            <w:tcBorders>
+              <w:top w:val="single" w:color="E0A800" w:sz="6"/>
+              <w:left w:val="single" w:color="E0A800" w:sz="6"/>
+              <w:bottom w:val="single" w:color="E0A800" w:sz="6"/>
+              <w:right w:val="single" w:color="E0A800" w:sz="6"/>
+            </w:tcBorders>
+            <w:shd w:fill="FFF3CD" w:val="clear"/>
+            <w:tcMar>
+              <w:top w:type="dxa" w:w="120"/>
+              <w:left w:type="dxa" w:w="160"/>
+              <w:bottom w:type="dxa" w:w="120"/>
+              <w:right w:type="dxa" w:w="160"/>
+            </w:tcMar>
+          </w:tcPr>
+          <w:p>
+            <w:pPr>
+              <w:spacing w:line="264" w:lineRule="auto"/>
+            </w:pPr>
+            <w:r>
+              <w:rPr>
+                <w:b/>
+                <w:bCs/>
+              </w:rPr>
+              <w:t xml:space="preserve">Чего не проверит ни один эмулятор: </w:t>
+            </w:r>
+            <w:r>
+              <w:t xml:space="preserve">механику (люфт качалок, вес головы, перегрев серво), физику ультразвука и радара (отражения, ложные цели, реальную дальность), лазер и ИК-подсветку — для эмулятора это просто уровни на пинах, и пристрелку варианта D, которой нужны настоящие камера и лазерное пятно. Эмулятор отвечает на вопрос «правильно ли работает прошивка», а не «попадёт ли турель по комару».</w:t>
             </w:r>
           </w:p>
         </w:tc>
@@ -23329,7 +26338,7 @@
         <w:jc w:val="both"/>
       </w:pPr>
       <w:r>
-        <w:t xml:space="preserve">Обе прошивки принимают текстовые строки с завершающим \n. Uno/Nano (pvo.ino, 9600): P&lt;угол&gt;, R, ?, G, S ИМЯ ЗНАЧ, W, D, Z, M1/M0. ESP32 (pvo_esp32.ino, 115200): ?, C, L1/L0, T, G, S ИМЯ ЗНАЧ, W, D, Z, M1/M0, а также V dPAN dTILT (поправка от зрения в десятых долях градуса, принимается в пределах ±300) и I1/I0 (ИК-подсветка) — вариант D. Формат ответов: PARAM ИМЯ=ЗНАЧ / PARAM END, OK …, ERR …, телеметрия TL с парами ключ=значение (Uno: m,a,d,k,s; ESP32: m,p,t,x,y,d,k,r,v,i). Дробные параметры ESP32 передаются ×100. Полные описания — разделы 3.9, 4.5 и глава 13.</w:t>
+        <w:t xml:space="preserve">Обе прошивки принимают текстовые строки с завершающим \n. Uno/Nano (pvo.ino, 9600): P&lt;угол&gt;, R, ?, G, S ИМЯ ЗНАЧ, W, D, Z, M1/M0. ESP32 (pvo_esp32.ino, 115200): ?, C, L1/L0, T, G, S ИМЯ ЗНАЧ, W, D, Z, M1/M0, а также V dPAN dTILT (поправка от зрения в десятых долях градуса, принимается в пределах ±300) и I1/I0 (ИК-подсветка) — вариант D. Формат ответов: PARAM ИМЯ=ЗНАЧ / PARAM END, OK …, ERR …, телеметрия TL с парами ключ=значение (Uno: m,a,d,k,s; ESP32: m,p,t,x,y,d,k,r,v,i). Дробные параметры ESP32 передаются ×100. Общие для обеих прошивок параметры-предохранители: TRACKMAX (лимит непрерывного сопровождения) и TRACKCD (пауза после лимита). Полные описания — разделы 3.7, 3.9, 4.5, 4.6 и глава 13.</w:t>
       </w:r>
     </w:p>
     <w:p>
@@ -23730,6 +26739,18 @@
     </w:lvlOverride>
   </w:num>
   <w:num w:numId="19">
+    <w:abstractNumId w:val="3"/>
+    <w:lvlOverride w:ilvl="0">
+      <w:startOverride w:val="1"/>
+    </w:lvlOverride>
+  </w:num>
+  <w:num w:numId="20">
+    <w:abstractNumId w:val="3"/>
+    <w:lvlOverride w:ilvl="0">
+      <w:startOverride w:val="1"/>
+    </w:lvlOverride>
+  </w:num>
+  <w:num w:numId="21">
     <w:abstractNumId w:val="3"/>
     <w:lvlOverride w:ilvl="0">
       <w:startOverride w:val="1"/>
